--- a/Week06/Week06_BaoCaoNhom.docx
+++ b/Week06/Week06_BaoCaoNhom.docx
@@ -82,22 +82,73 @@
       <w:pPr>
         <w:spacing w:after="320"/>
         <w:jc w:val="center"/>
-      </w:pPr>
-      <w:r>
-        <w:rPr>
+        <w:rPr>
+          <w:rFonts w:hint="eastAsia"/>
           <w:i/>
           <w:iCs/>
           <w:sz w:val="24"/>
           <w:szCs w:val="24"/>
         </w:rPr>
-        <w:t>Project: ReadMore Bookstore — Nhà sách trực tuyến</w:t>
+      </w:pPr>
+      <w:r>
+        <w:rPr>
+          <w:i/>
+          <w:iCs/>
+          <w:sz w:val="24"/>
+          <w:szCs w:val="24"/>
+        </w:rPr>
+        <w:t xml:space="preserve">Project: </w:t>
+      </w:r>
+      <w:r>
+        <w:rPr>
+          <w:rFonts w:hint="eastAsia"/>
+          <w:i/>
+          <w:iCs/>
+          <w:sz w:val="24"/>
+          <w:szCs w:val="24"/>
+        </w:rPr>
+        <w:t>Online Movie Ticket Sellinng System</w:t>
+      </w:r>
+      <w:r>
+        <w:rPr>
+          <w:i/>
+          <w:iCs/>
+          <w:sz w:val="24"/>
+          <w:szCs w:val="24"/>
+        </w:rPr>
+        <w:t xml:space="preserve">— </w:t>
+      </w:r>
+      <w:r>
+        <w:rPr>
+          <w:rFonts w:hint="eastAsia"/>
+          <w:i/>
+          <w:iCs/>
+          <w:sz w:val="24"/>
+          <w:szCs w:val="24"/>
+        </w:rPr>
+        <w:t>Hệ thống bán vé xem phim trực tuyến</w:t>
+      </w:r>
+      <w:r>
+        <w:rPr>
+          <w:i/>
+          <w:iCs/>
+          <w:sz w:val="24"/>
+          <w:szCs w:val="24"/>
+        </w:rPr>
+        <w:t xml:space="preserve"> </w:t>
       </w:r>
     </w:p>
     <w:p>
       <w:pPr>
-        <w:pStyle w:val="Heading1"/>
-      </w:pPr>
-      <w:r>
+        <w:spacing w:after="320"/>
+        <w:rPr>
+          <w:b/>
+        </w:rPr>
+      </w:pPr>
+      <w:r>
+        <w:rPr>
+          <w:b/>
+        </w:rPr>
         <w:t>I. THÔNG TIN NHÓM</w:t>
       </w:r>
     </w:p>
@@ -280,7 +331,19 @@
               <w:right w:w="120" w:type="dxa"/>
             </w:tcMar>
           </w:tcPr>
-          <w:p/>
+          <w:p>
+            <w:pPr>
+              <w:rPr>
+                <w:rFonts w:hint="eastAsia"/>
+              </w:rPr>
+            </w:pPr>
+            <w:r>
+              <w:rPr>
+                <w:rFonts w:hint="eastAsia"/>
+              </w:rPr>
+              <w:t>Le Thi Bich Tra</w:t>
+            </w:r>
+          </w:p>
         </w:tc>
       </w:tr>
       <w:tr>
@@ -747,10 +810,14 @@
             </w:tcMar>
           </w:tcPr>
           <w:p>
-            <w:r>
-              <w:rPr>
-                <w:sz w:val="24"/>
-                <w:szCs w:val="24"/>
+            <w:pPr>
+              <w:rPr>
+                <w:sz w:val="24"/>
+              </w:rPr>
+            </w:pPr>
+            <w:r>
+              <w:rPr>
+                <w:sz w:val="24"/>
               </w:rPr>
               <w:t>1</w:t>
             </w:r>
@@ -774,10 +841,14 @@
             </w:tcMar>
           </w:tcPr>
           <w:p>
-            <w:r>
-              <w:rPr>
-                <w:sz w:val="24"/>
-                <w:szCs w:val="24"/>
+            <w:pPr>
+              <w:rPr>
+                <w:sz w:val="24"/>
+              </w:rPr>
+            </w:pPr>
+            <w:r>
+              <w:rPr>
+                <w:sz w:val="24"/>
               </w:rPr>
               <w:t>Nguyễn Hữu Tấn Đạt</w:t>
             </w:r>
@@ -804,111 +875,13 @@
             <w:pPr>
               <w:rPr>
                 <w:sz w:val="24"/>
-                <w:szCs w:val="24"/>
-              </w:rPr>
-            </w:pPr>
-            <w:r>
-              <w:rPr>
-                <w:sz w:val="24"/>
-                <w:szCs w:val="24"/>
-              </w:rPr>
-              <w:t>Bọc App trong BrowserRouter, khai báo Routes với ≥5 Route (</w:t>
-            </w:r>
-            <w:r>
-              <w:rPr>
-                <w:rStyle w:val="HTMLCode"/>
-                <w:rFonts w:ascii="Times New Roman" w:hAnsi="Times New Roman" w:cs="Times New Roman"/>
-                <w:sz w:val="24"/>
-                <w:szCs w:val="24"/>
-              </w:rPr>
-              <w:t>/</w:t>
-            </w:r>
-            <w:r>
-              <w:rPr>
-                <w:sz w:val="24"/>
-                <w:szCs w:val="24"/>
-              </w:rPr>
-              <w:t xml:space="preserve">, </w:t>
-            </w:r>
-            <w:r>
-              <w:rPr>
-                <w:rStyle w:val="HTMLCode"/>
-                <w:rFonts w:ascii="Times New Roman" w:hAnsi="Times New Roman" w:cs="Times New Roman"/>
-                <w:sz w:val="24"/>
-                <w:szCs w:val="24"/>
-              </w:rPr>
-              <w:t>/movies</w:t>
-            </w:r>
-            <w:r>
-              <w:rPr>
-                <w:sz w:val="24"/>
-                <w:szCs w:val="24"/>
-              </w:rPr>
-              <w:t xml:space="preserve">, </w:t>
-            </w:r>
-            <w:r>
-              <w:rPr>
-                <w:rStyle w:val="HTMLCode"/>
-                <w:rFonts w:ascii="Times New Roman" w:hAnsi="Times New Roman" w:cs="Times New Roman"/>
-                <w:sz w:val="24"/>
-                <w:szCs w:val="24"/>
-              </w:rPr>
-              <w:t>/movies/:id</w:t>
-            </w:r>
-            <w:r>
-              <w:rPr>
-                <w:sz w:val="24"/>
-                <w:szCs w:val="24"/>
-              </w:rPr>
-              <w:t xml:space="preserve">, </w:t>
-            </w:r>
-            <w:r>
-              <w:rPr>
-                <w:rStyle w:val="HTMLCode"/>
-                <w:rFonts w:ascii="Times New Roman" w:hAnsi="Times New Roman" w:cs="Times New Roman"/>
-                <w:sz w:val="24"/>
-                <w:szCs w:val="24"/>
-              </w:rPr>
-              <w:t>/booking/:movieId</w:t>
-            </w:r>
-            <w:r>
-              <w:rPr>
-                <w:sz w:val="24"/>
-                <w:szCs w:val="24"/>
-              </w:rPr>
-              <w:t xml:space="preserve">, </w:t>
-            </w:r>
-            <w:r>
-              <w:rPr>
-                <w:rStyle w:val="HTMLCode"/>
-                <w:rFonts w:ascii="Times New Roman" w:hAnsi="Times New Roman" w:cs="Times New Roman"/>
-                <w:sz w:val="24"/>
-                <w:szCs w:val="24"/>
-              </w:rPr>
-              <w:t>/admin</w:t>
-            </w:r>
-            <w:r>
-              <w:rPr>
-                <w:sz w:val="24"/>
-                <w:szCs w:val="24"/>
-              </w:rPr>
-              <w:t xml:space="preserve">, </w:t>
-            </w:r>
-            <w:r>
-              <w:rPr>
-                <w:rStyle w:val="HTMLCode"/>
-                <w:rFonts w:ascii="Times New Roman" w:hAnsi="Times New Roman" w:cs="Times New Roman"/>
-                <w:sz w:val="24"/>
-                <w:szCs w:val="24"/>
-              </w:rPr>
-              <w:t>/*</w:t>
-            </w:r>
-            <w:r>
-              <w:rPr>
-                <w:sz w:val="24"/>
-                <w:szCs w:val="24"/>
-              </w:rPr>
-              <w:t>) trong App.jsx</w:t>
+              </w:rPr>
+            </w:pPr>
+            <w:r>
+              <w:rPr>
+                <w:sz w:val="24"/>
+              </w:rPr>
+              <w:t>Cài đặt React Router DOM, bọc ứng dụng bằng BrowserRouter, cấu hình các tuyến đường trong App.jsx (Home, Movies, Movie Detail, Booking, Admin, Not Found).</w:t>
             </w:r>
           </w:p>
         </w:tc>
@@ -933,13 +906,11 @@
             <w:pPr>
               <w:rPr>
                 <w:sz w:val="24"/>
-                <w:szCs w:val="24"/>
-              </w:rPr>
-            </w:pPr>
-            <w:r>
-              <w:rPr>
-                <w:sz w:val="24"/>
-                <w:szCs w:val="24"/>
+              </w:rPr>
+            </w:pPr>
+            <w:r>
+              <w:rPr>
+                <w:sz w:val="24"/>
               </w:rPr>
               <w:t>Đạt</w:t>
             </w:r>
@@ -966,13 +937,11 @@
             <w:pPr>
               <w:rPr>
                 <w:sz w:val="24"/>
-                <w:szCs w:val="24"/>
-              </w:rPr>
-            </w:pPr>
-            <w:r>
-              <w:rPr>
-                <w:sz w:val="24"/>
-                <w:szCs w:val="24"/>
+              </w:rPr>
+            </w:pPr>
+            <w:r>
+              <w:rPr>
+                <w:sz w:val="24"/>
               </w:rPr>
               <w:t>100%</w:t>
             </w:r>
@@ -998,10 +967,14 @@
             </w:tcMar>
           </w:tcPr>
           <w:p>
-            <w:r>
-              <w:rPr>
-                <w:sz w:val="24"/>
-                <w:szCs w:val="24"/>
+            <w:pPr>
+              <w:rPr>
+                <w:sz w:val="24"/>
+              </w:rPr>
+            </w:pPr>
+            <w:r>
+              <w:rPr>
+                <w:sz w:val="24"/>
               </w:rPr>
               <w:t>2</w:t>
             </w:r>
@@ -1025,10 +998,14 @@
             </w:tcMar>
           </w:tcPr>
           <w:p>
-            <w:r>
-              <w:rPr>
-                <w:sz w:val="24"/>
-                <w:szCs w:val="24"/>
+            <w:pPr>
+              <w:rPr>
+                <w:sz w:val="24"/>
+              </w:rPr>
+            </w:pPr>
+            <w:r>
+              <w:rPr>
+                <w:sz w:val="24"/>
               </w:rPr>
               <w:t>Nguyễn Minh Huy</w:t>
             </w:r>
@@ -1055,31 +1032,20 @@
             <w:pPr>
               <w:rPr>
                 <w:sz w:val="24"/>
-                <w:szCs w:val="24"/>
-              </w:rPr>
-            </w:pPr>
-            <w:r>
-              <w:rPr>
-                <w:sz w:val="24"/>
-                <w:szCs w:val="24"/>
-              </w:rPr>
-              <w:t xml:space="preserve">4Viết ProtectedRoute.jsx, test redirect </w:t>
-            </w:r>
-            <w:r>
-              <w:rPr>
-                <w:rStyle w:val="HTMLCode"/>
-                <w:rFonts w:ascii="Times New Roman" w:hAnsi="Times New Roman" w:cs="Times New Roman"/>
-                <w:sz w:val="24"/>
-                <w:szCs w:val="24"/>
-              </w:rPr>
-              <w:t>/admin</w:t>
-            </w:r>
-            <w:r>
-              <w:rPr>
-                <w:sz w:val="24"/>
-                <w:szCs w:val="24"/>
-              </w:rPr>
-              <w:t xml:space="preserve"> khi chưa đăng nhập</w:t>
+              </w:rPr>
+            </w:pPr>
+            <w:r>
+              <w:rPr>
+                <w:sz w:val="24"/>
+              </w:rPr>
+              <w:t xml:space="preserve">Xây dựng ProtectedRoute để bảo vệ trang Admin, kiểm tra trạng thái đăng nhập </w:t>
+            </w:r>
+            <w:r>
+              <w:rPr>
+                <w:sz w:val="24"/>
+              </w:rPr>
+              <w:lastRenderedPageBreak/>
+              <w:t>và chuyển hướng người dùng chưa xác thực về trang Login/Home.</w:t>
             </w:r>
           </w:p>
         </w:tc>
@@ -1104,14 +1070,13 @@
             <w:pPr>
               <w:rPr>
                 <w:sz w:val="24"/>
-                <w:szCs w:val="24"/>
-              </w:rPr>
-            </w:pPr>
-            <w:r>
-              <w:rPr>
-                <w:sz w:val="24"/>
-                <w:szCs w:val="24"/>
-              </w:rPr>
+              </w:rPr>
+            </w:pPr>
+            <w:r>
+              <w:rPr>
+                <w:sz w:val="24"/>
+              </w:rPr>
+              <w:lastRenderedPageBreak/>
               <w:t>Đạt</w:t>
             </w:r>
           </w:p>
@@ -1137,13 +1102,11 @@
             <w:pPr>
               <w:rPr>
                 <w:sz w:val="24"/>
-                <w:szCs w:val="24"/>
-              </w:rPr>
-            </w:pPr>
-            <w:r>
-              <w:rPr>
-                <w:sz w:val="24"/>
-                <w:szCs w:val="24"/>
+              </w:rPr>
+            </w:pPr>
+            <w:r>
+              <w:rPr>
+                <w:sz w:val="24"/>
               </w:rPr>
               <w:t>100%</w:t>
             </w:r>
@@ -1169,11 +1132,16 @@
             </w:tcMar>
           </w:tcPr>
           <w:p>
-            <w:r>
-              <w:rPr>
-                <w:sz w:val="24"/>
-                <w:szCs w:val="24"/>
-              </w:rPr>
+            <w:pPr>
+              <w:rPr>
+                <w:sz w:val="24"/>
+              </w:rPr>
+            </w:pPr>
+            <w:r>
+              <w:rPr>
+                <w:sz w:val="24"/>
+              </w:rPr>
+              <w:lastRenderedPageBreak/>
               <w:t>3</w:t>
             </w:r>
           </w:p>
@@ -1196,10 +1164,14 @@
             </w:tcMar>
           </w:tcPr>
           <w:p>
-            <w:r>
-              <w:rPr>
-                <w:sz w:val="24"/>
-                <w:szCs w:val="24"/>
+            <w:pPr>
+              <w:rPr>
+                <w:sz w:val="24"/>
+              </w:rPr>
+            </w:pPr>
+            <w:r>
+              <w:rPr>
+                <w:sz w:val="24"/>
               </w:rPr>
               <w:t>Bùi Thùy Dung</w:t>
             </w:r>
@@ -1226,23 +1198,13 @@
             <w:pPr>
               <w:rPr>
                 <w:sz w:val="24"/>
-                <w:szCs w:val="24"/>
-              </w:rPr>
-            </w:pPr>
-            <w:r>
-              <w:rPr>
-                <w:sz w:val="24"/>
-                <w:szCs w:val="24"/>
-              </w:rPr>
-              <w:t xml:space="preserve">Tạo các pages: HomePage, </w:t>
-            </w:r>
-            <w:r>
-              <w:rPr>
-                <w:sz w:val="24"/>
-                <w:szCs w:val="24"/>
-              </w:rPr>
-              <w:lastRenderedPageBreak/>
-              <w:t>MovieListPage, MovieDetailPage, BookingPage, NotFoundPage</w:t>
+              </w:rPr>
+            </w:pPr>
+            <w:r>
+              <w:rPr>
+                <w:sz w:val="24"/>
+              </w:rPr>
+              <w:t>Tạo các trang HomePage, MovieListPage, MovieDetailPage, BookingPage, LoginPage, NotFoundPage và kết nối với hệ thống Router.</w:t>
             </w:r>
           </w:p>
         </w:tc>
@@ -1267,15 +1229,12 @@
             <w:pPr>
               <w:rPr>
                 <w:sz w:val="24"/>
-                <w:szCs w:val="24"/>
-              </w:rPr>
-            </w:pPr>
-            <w:r>
-              <w:rPr>
-                <w:sz w:val="24"/>
-                <w:szCs w:val="24"/>
-              </w:rPr>
-              <w:lastRenderedPageBreak/>
+              </w:rPr>
+            </w:pPr>
+            <w:r>
+              <w:rPr>
+                <w:sz w:val="24"/>
+              </w:rPr>
               <w:t>Đạt</w:t>
             </w:r>
           </w:p>
@@ -1301,13 +1260,11 @@
             <w:pPr>
               <w:rPr>
                 <w:sz w:val="24"/>
-                <w:szCs w:val="24"/>
-              </w:rPr>
-            </w:pPr>
-            <w:r>
-              <w:rPr>
-                <w:sz w:val="24"/>
-                <w:szCs w:val="24"/>
+              </w:rPr>
+            </w:pPr>
+            <w:r>
+              <w:rPr>
+                <w:sz w:val="24"/>
               </w:rPr>
               <w:t>100%</w:t>
             </w:r>
@@ -1333,12 +1290,15 @@
             </w:tcMar>
           </w:tcPr>
           <w:p>
-            <w:r>
-              <w:rPr>
-                <w:sz w:val="24"/>
-                <w:szCs w:val="24"/>
-              </w:rPr>
-              <w:lastRenderedPageBreak/>
+            <w:pPr>
+              <w:rPr>
+                <w:sz w:val="24"/>
+              </w:rPr>
+            </w:pPr>
+            <w:r>
+              <w:rPr>
+                <w:sz w:val="24"/>
+              </w:rPr>
               <w:t>4</w:t>
             </w:r>
           </w:p>
@@ -1361,10 +1321,14 @@
             </w:tcMar>
           </w:tcPr>
           <w:p>
-            <w:r>
-              <w:rPr>
-                <w:sz w:val="24"/>
-                <w:szCs w:val="24"/>
+            <w:pPr>
+              <w:rPr>
+                <w:sz w:val="24"/>
+              </w:rPr>
+            </w:pPr>
+            <w:r>
+              <w:rPr>
+                <w:sz w:val="24"/>
               </w:rPr>
               <w:t>Huỳnh Thị Thúy Kiều</w:t>
             </w:r>
@@ -1391,86 +1355,27 @@
             <w:pPr>
               <w:rPr>
                 <w:sz w:val="24"/>
-                <w:szCs w:val="24"/>
-              </w:rPr>
-            </w:pPr>
-            <w:r>
-              <w:rPr>
-                <w:sz w:val="24"/>
-                <w:szCs w:val="24"/>
-              </w:rPr>
-              <w:t xml:space="preserve">MovieDetailPage.jsx dùng </w:t>
-            </w:r>
-            <w:r>
-              <w:rPr>
-                <w:rStyle w:val="HTMLCode"/>
-                <w:rFonts w:ascii="Times New Roman" w:hAnsi="Times New Roman" w:cs="Times New Roman"/>
-                <w:sz w:val="24"/>
-                <w:szCs w:val="24"/>
-              </w:rPr>
-              <w:t>useParams()</w:t>
-            </w:r>
-            <w:r>
-              <w:rPr>
-                <w:sz w:val="24"/>
-                <w:szCs w:val="24"/>
-              </w:rPr>
-              <w:t xml:space="preserve"> đọc </w:t>
-            </w:r>
-            <w:r>
-              <w:rPr>
-                <w:rStyle w:val="HTMLCode"/>
-                <w:rFonts w:ascii="Times New Roman" w:hAnsi="Times New Roman" w:cs="Times New Roman"/>
-                <w:sz w:val="24"/>
-                <w:szCs w:val="24"/>
-              </w:rPr>
-              <w:t>:id</w:t>
-            </w:r>
-            <w:r>
-              <w:rPr>
-                <w:sz w:val="24"/>
-                <w:szCs w:val="24"/>
-              </w:rPr>
-              <w:t xml:space="preserve"> từ URL </w:t>
-            </w:r>
-            <w:r>
-              <w:rPr>
-                <w:rStyle w:val="HTMLCode"/>
-                <w:rFonts w:ascii="Times New Roman" w:hAnsi="Times New Roman" w:cs="Times New Roman"/>
-                <w:sz w:val="24"/>
-                <w:szCs w:val="24"/>
-              </w:rPr>
-              <w:t>/movies/:id</w:t>
-            </w:r>
-            <w:r>
-              <w:rPr>
-                <w:sz w:val="24"/>
-                <w:szCs w:val="24"/>
-              </w:rPr>
-              <w:t xml:space="preserve"> </w:t>
-            </w:r>
-          </w:p>
-          <w:p>
-            <w:pPr>
-              <w:rPr>
-                <w:sz w:val="24"/>
-                <w:szCs w:val="24"/>
-              </w:rPr>
-            </w:pPr>
-          </w:p>
-          <w:p>
-            <w:pPr>
-              <w:rPr>
-                <w:sz w:val="24"/>
-                <w:szCs w:val="24"/>
-              </w:rPr>
-            </w:pPr>
-            <w:r>
-              <w:rPr>
-                <w:sz w:val="24"/>
-                <w:szCs w:val="24"/>
-              </w:rPr>
-              <w:t>Nút "Quay lại" trong BookDetailPage dùng useNavigate(-1)</w:t>
+              </w:rPr>
+            </w:pPr>
+            <w:r>
+              <w:rPr>
+                <w:sz w:val="24"/>
+              </w:rPr>
+              <w:t xml:space="preserve">Sử dụng </w:t>
+            </w:r>
+            <w:proofErr w:type="gramStart"/>
+            <w:r>
+              <w:rPr>
+                <w:sz w:val="24"/>
+              </w:rPr>
+              <w:t>useParams(</w:t>
+            </w:r>
+            <w:proofErr w:type="gramEnd"/>
+            <w:r>
+              <w:rPr>
+                <w:sz w:val="24"/>
+              </w:rPr>
+              <w:t>) để lấy movieId từ URL hiển thị chi tiết phim; sử dụng useNavigate() để xử lý nút Quay lại và điều hướng sau khi đặt vé.</w:t>
             </w:r>
           </w:p>
         </w:tc>
@@ -1495,13 +1400,11 @@
             <w:pPr>
               <w:rPr>
                 <w:sz w:val="24"/>
-                <w:szCs w:val="24"/>
-              </w:rPr>
-            </w:pPr>
-            <w:r>
-              <w:rPr>
-                <w:sz w:val="24"/>
-                <w:szCs w:val="24"/>
+              </w:rPr>
+            </w:pPr>
+            <w:r>
+              <w:rPr>
+                <w:sz w:val="24"/>
               </w:rPr>
               <w:t>Đạt</w:t>
             </w:r>
@@ -1528,13 +1431,11 @@
             <w:pPr>
               <w:rPr>
                 <w:sz w:val="24"/>
-                <w:szCs w:val="24"/>
-              </w:rPr>
-            </w:pPr>
-            <w:r>
-              <w:rPr>
-                <w:sz w:val="24"/>
-                <w:szCs w:val="24"/>
+              </w:rPr>
+            </w:pPr>
+            <w:r>
+              <w:rPr>
+                <w:sz w:val="24"/>
               </w:rPr>
               <w:t>100%</w:t>
             </w:r>
@@ -1560,10 +1461,14 @@
             </w:tcMar>
           </w:tcPr>
           <w:p>
-            <w:r>
-              <w:rPr>
-                <w:sz w:val="24"/>
-                <w:szCs w:val="24"/>
+            <w:pPr>
+              <w:rPr>
+                <w:sz w:val="24"/>
+              </w:rPr>
+            </w:pPr>
+            <w:r>
+              <w:rPr>
+                <w:sz w:val="24"/>
               </w:rPr>
               <w:t>5</w:t>
             </w:r>
@@ -1587,10 +1492,14 @@
             </w:tcMar>
           </w:tcPr>
           <w:p>
-            <w:r>
-              <w:rPr>
-                <w:sz w:val="24"/>
-                <w:szCs w:val="24"/>
+            <w:pPr>
+              <w:rPr>
+                <w:sz w:val="24"/>
+              </w:rPr>
+            </w:pPr>
+            <w:r>
+              <w:rPr>
+                <w:sz w:val="24"/>
               </w:rPr>
               <w:t>Nguyễn Xuân Thịnh</w:t>
             </w:r>
@@ -1617,15 +1526,13 @@
             <w:pPr>
               <w:rPr>
                 <w:sz w:val="24"/>
-                <w:szCs w:val="24"/>
-              </w:rPr>
-            </w:pPr>
-            <w:r>
-              <w:rPr>
-                <w:sz w:val="24"/>
-                <w:szCs w:val="24"/>
-              </w:rPr>
-              <w:t>Update Header: dùng NavLink thay &lt;a&gt;, highlight link đang active</w:t>
+              </w:rPr>
+            </w:pPr>
+            <w:r>
+              <w:rPr>
+                <w:sz w:val="24"/>
+              </w:rPr>
+              <w:t>Cập nhật Header/Navbar sử dụng NavLink, hiển thị trạng thái active của menu, bổ sung điều hướng giữa các trang và xử lý chuyển đến trang 404 khi URL không tồn tại.</w:t>
             </w:r>
           </w:p>
         </w:tc>
@@ -1650,13 +1557,11 @@
             <w:pPr>
               <w:rPr>
                 <w:sz w:val="24"/>
-                <w:szCs w:val="24"/>
-              </w:rPr>
-            </w:pPr>
-            <w:r>
-              <w:rPr>
-                <w:sz w:val="24"/>
-                <w:szCs w:val="24"/>
+              </w:rPr>
+            </w:pPr>
+            <w:r>
+              <w:rPr>
+                <w:sz w:val="24"/>
               </w:rPr>
               <w:t>Đạt</w:t>
             </w:r>
@@ -1683,13 +1588,11 @@
             <w:pPr>
               <w:rPr>
                 <w:sz w:val="24"/>
-                <w:szCs w:val="24"/>
-              </w:rPr>
-            </w:pPr>
-            <w:r>
-              <w:rPr>
-                <w:sz w:val="24"/>
-                <w:szCs w:val="24"/>
+              </w:rPr>
+            </w:pPr>
+            <w:r>
+              <w:rPr>
+                <w:sz w:val="24"/>
               </w:rPr>
               <w:t>100%</w:t>
             </w:r>
@@ -1777,13 +1680,12 @@
           <w:p>
             <w:r>
               <w:rPr>
+                <w:rFonts w:hint="eastAsia"/>
                 <w:sz w:val="24"/>
                 <w:szCs w:val="24"/>
               </w:rPr>
-              <w:t>Bùi Thùy Dung</w:t>
-            </w:r>
-            <w:bookmarkStart w:id="0" w:name="_GoBack"/>
-            <w:bookmarkEnd w:id="0"/>
+              <w:t>Nguyễn Hữu Tấn Đạt</w:t>
+            </w:r>
           </w:p>
         </w:tc>
       </w:tr>
@@ -1895,33 +1797,55 @@
     <w:p>
       <w:pPr>
         <w:spacing w:before="60" w:after="60"/>
-      </w:pPr>
-      <w:r>
-        <w:rPr>
+        <w:rPr>
+          <w:rFonts w:hint="eastAsia"/>
           <w:i/>
           <w:iCs/>
           <w:color w:val="7F8C8D"/>
         </w:rPr>
-        <w:t xml:space="preserve">Đánh dấu cột Trạng thái: [x] = </w:t>
-      </w:r>
-      <w:proofErr w:type="gramStart"/>
+      </w:pPr>
       <w:r>
         <w:rPr>
           <w:i/>
           <w:iCs/>
           <w:color w:val="7F8C8D"/>
         </w:rPr>
-        <w:t>Xong  |</w:t>
-      </w:r>
-      <w:proofErr w:type="gramEnd"/>
+        <w:t xml:space="preserve">Đánh dấu cột Trạng thái: [x] = </w:t>
+      </w:r>
+      <w:proofErr w:type="gramStart"/>
       <w:r>
         <w:rPr>
           <w:i/>
           <w:iCs/>
           <w:color w:val="7F8C8D"/>
         </w:rPr>
+        <w:t>Xong  |</w:t>
+      </w:r>
+      <w:proofErr w:type="gramEnd"/>
+      <w:r>
+        <w:rPr>
+          <w:i/>
+          <w:iCs/>
+          <w:color w:val="7F8C8D"/>
+        </w:rPr>
         <w:t xml:space="preserve">  [~] = Một phần  |  [ ] = Chưa làm</w:t>
       </w:r>
+    </w:p>
+    <w:p>
+      <w:pPr>
+        <w:spacing w:before="60" w:after="60"/>
+        <w:rPr>
+          <w:rFonts w:hint="eastAsia"/>
+          <w:i/>
+          <w:iCs/>
+          <w:color w:val="7F8C8D"/>
+        </w:rPr>
+      </w:pPr>
+    </w:p>
+    <w:p>
+      <w:pPr>
+        <w:spacing w:before="60" w:after="60"/>
+      </w:pPr>
     </w:p>
     <w:p>
       <w:pPr>
@@ -1982,6 +1906,7 @@
                 <w:sz w:val="24"/>
                 <w:szCs w:val="24"/>
               </w:rPr>
+              <w:lastRenderedPageBreak/>
               <w:t>#</w:t>
             </w:r>
           </w:p>
@@ -2105,18 +2030,7 @@
             </w:tcMar>
           </w:tcPr>
           <w:p>
-            <w:pPr>
-              <w:jc w:val="center"/>
-              <w:rPr>
-                <w:sz w:val="24"/>
-                <w:szCs w:val="24"/>
-              </w:rPr>
-            </w:pPr>
-            <w:r>
-              <w:rPr>
-                <w:sz w:val="24"/>
-                <w:szCs w:val="24"/>
-              </w:rPr>
+            <w:r>
               <w:t>1</w:t>
             </w:r>
           </w:p>
@@ -2139,114 +2053,16 @@
             </w:tcMar>
           </w:tcPr>
           <w:p>
-            <w:pPr>
-              <w:rPr>
-                <w:sz w:val="24"/>
-                <w:szCs w:val="24"/>
-              </w:rPr>
-            </w:pPr>
-            <w:r>
-              <w:rPr>
-                <w:sz w:val="24"/>
-                <w:szCs w:val="24"/>
-              </w:rPr>
-              <w:t>Bọc App trong BrowserRouter, khai báo Routes với ≥5 Route (</w:t>
-            </w:r>
-            <w:r>
-              <w:rPr>
-                <w:rStyle w:val="HTMLCode"/>
-                <w:rFonts w:ascii="Times New Roman" w:hAnsi="Times New Roman" w:cs="Times New Roman"/>
-                <w:sz w:val="24"/>
-                <w:szCs w:val="24"/>
-              </w:rPr>
-              <w:t>/</w:t>
-            </w:r>
-            <w:r>
-              <w:rPr>
-                <w:sz w:val="24"/>
-                <w:szCs w:val="24"/>
-              </w:rPr>
-              <w:t xml:space="preserve">, </w:t>
-            </w:r>
-            <w:r>
-              <w:rPr>
-                <w:rStyle w:val="HTMLCode"/>
-                <w:rFonts w:ascii="Times New Roman" w:hAnsi="Times New Roman" w:cs="Times New Roman"/>
-                <w:sz w:val="24"/>
-                <w:szCs w:val="24"/>
-              </w:rPr>
-              <w:t>/movies</w:t>
-            </w:r>
-            <w:r>
-              <w:rPr>
-                <w:sz w:val="24"/>
-                <w:szCs w:val="24"/>
-              </w:rPr>
-              <w:t xml:space="preserve">, </w:t>
-            </w:r>
-            <w:r>
-              <w:rPr>
-                <w:rStyle w:val="HTMLCode"/>
-                <w:rFonts w:ascii="Times New Roman" w:hAnsi="Times New Roman" w:cs="Times New Roman"/>
-                <w:sz w:val="24"/>
-                <w:szCs w:val="24"/>
-              </w:rPr>
-              <w:t>/movies/:id</w:t>
-            </w:r>
-            <w:r>
-              <w:rPr>
-                <w:sz w:val="24"/>
-                <w:szCs w:val="24"/>
-              </w:rPr>
-              <w:t xml:space="preserve">, </w:t>
-            </w:r>
-            <w:r>
-              <w:rPr>
-                <w:rStyle w:val="HTMLCode"/>
-                <w:rFonts w:ascii="Times New Roman" w:hAnsi="Times New Roman" w:cs="Times New Roman"/>
-                <w:sz w:val="24"/>
-                <w:szCs w:val="24"/>
-              </w:rPr>
-              <w:t>/booking/:movieId</w:t>
-            </w:r>
-            <w:r>
-              <w:rPr>
-                <w:sz w:val="24"/>
-                <w:szCs w:val="24"/>
-              </w:rPr>
-              <w:t xml:space="preserve">, </w:t>
-            </w:r>
-            <w:r>
-              <w:rPr>
-                <w:rStyle w:val="HTMLCode"/>
-                <w:rFonts w:ascii="Times New Roman" w:hAnsi="Times New Roman" w:cs="Times New Roman"/>
-                <w:sz w:val="24"/>
-                <w:szCs w:val="24"/>
-              </w:rPr>
-              <w:t>/admin</w:t>
-            </w:r>
-            <w:r>
-              <w:rPr>
-                <w:sz w:val="24"/>
-                <w:szCs w:val="24"/>
-              </w:rPr>
-              <w:t xml:space="preserve">, </w:t>
-            </w:r>
-            <w:r>
-              <w:rPr>
-                <w:rStyle w:val="HTMLCode"/>
-                <w:rFonts w:ascii="Times New Roman" w:hAnsi="Times New Roman" w:cs="Times New Roman"/>
-                <w:sz w:val="24"/>
-                <w:szCs w:val="24"/>
-              </w:rPr>
-              <w:t>/*</w:t>
-            </w:r>
-            <w:r>
-              <w:rPr>
-                <w:sz w:val="24"/>
-                <w:szCs w:val="24"/>
-              </w:rPr>
-              <w:t>) trong App.jsx</w:t>
+            <w:r>
+              <w:t>Bọc ứng dụng trong BrowserRouter, khai báo các Routes (/, /movies, /movies/</w:t>
+            </w:r>
+            <w:proofErr w:type="gramStart"/>
+            <w:r>
+              <w:t>:id</w:t>
+            </w:r>
+            <w:proofErr w:type="gramEnd"/>
+            <w:r>
+              <w:t>, /booking/:movieId, /admin, /*) trong App.jsx.</w:t>
             </w:r>
           </w:p>
         </w:tc>
@@ -2268,17 +2084,8 @@
             </w:tcMar>
           </w:tcPr>
           <w:p>
-            <w:pPr>
-              <w:jc w:val="center"/>
-            </w:pPr>
-            <w:r>
-              <w:rPr>
-                <w:rFonts w:ascii="Courier New" w:eastAsia="Courier New" w:hAnsi="Courier New" w:cs="Courier New"/>
-                <w:color w:val="2980B9"/>
-                <w:sz w:val="24"/>
-                <w:szCs w:val="24"/>
-              </w:rPr>
-              <w:t>x</w:t>
+            <w:r>
+              <w:t>[x]</w:t>
             </w:r>
           </w:p>
         </w:tc>
@@ -2301,10 +2108,6 @@
           </w:tcPr>
           <w:p>
             <w:r>
-              <w:rPr>
-                <w:sz w:val="24"/>
-                <w:szCs w:val="24"/>
-              </w:rPr>
               <w:t>Tấn Đạt</w:t>
             </w:r>
           </w:p>
@@ -2329,18 +2132,7 @@
             </w:tcMar>
           </w:tcPr>
           <w:p>
-            <w:pPr>
-              <w:jc w:val="center"/>
-              <w:rPr>
-                <w:sz w:val="24"/>
-                <w:szCs w:val="24"/>
-              </w:rPr>
-            </w:pPr>
-            <w:r>
-              <w:rPr>
-                <w:sz w:val="24"/>
-                <w:szCs w:val="24"/>
-              </w:rPr>
+            <w:r>
               <w:t>2</w:t>
             </w:r>
           </w:p>
@@ -2363,25 +2155,8 @@
             </w:tcMar>
           </w:tcPr>
           <w:p>
-            <w:pPr>
-              <w:rPr>
-                <w:sz w:val="24"/>
-                <w:szCs w:val="24"/>
-              </w:rPr>
-            </w:pPr>
-            <w:r>
-              <w:rPr>
-                <w:sz w:val="24"/>
-                <w:szCs w:val="24"/>
-              </w:rPr>
-              <w:t xml:space="preserve">Tạo các pages: </w:t>
-            </w:r>
-            <w:r>
-              <w:rPr>
-                <w:sz w:val="24"/>
-                <w:szCs w:val="24"/>
-              </w:rPr>
-              <w:t>HomePage, MovieListPage, MovieDetailPage, BookingPage, NotFoundPage</w:t>
+            <w:r>
+              <w:t>Tạo các trang HomePage, MovieListPage, MovieDetailPage, BookingPage, NotFoundPage và kết nối với Router.</w:t>
             </w:r>
           </w:p>
         </w:tc>
@@ -2403,17 +2178,8 @@
             </w:tcMar>
           </w:tcPr>
           <w:p>
-            <w:pPr>
-              <w:jc w:val="center"/>
-            </w:pPr>
-            <w:r>
-              <w:rPr>
-                <w:rFonts w:ascii="Courier New" w:eastAsia="Courier New" w:hAnsi="Courier New" w:cs="Courier New"/>
-                <w:color w:val="2980B9"/>
-                <w:sz w:val="24"/>
-                <w:szCs w:val="24"/>
-              </w:rPr>
-              <w:t>x</w:t>
+            <w:r>
+              <w:t>[x]</w:t>
             </w:r>
           </w:p>
         </w:tc>
@@ -2436,10 +2202,6 @@
           </w:tcPr>
           <w:p>
             <w:r>
-              <w:rPr>
-                <w:sz w:val="24"/>
-                <w:szCs w:val="24"/>
-              </w:rPr>
               <w:t>Thùy Dung</w:t>
             </w:r>
           </w:p>
@@ -2464,18 +2226,7 @@
             </w:tcMar>
           </w:tcPr>
           <w:p>
-            <w:pPr>
-              <w:jc w:val="center"/>
-              <w:rPr>
-                <w:sz w:val="24"/>
-                <w:szCs w:val="24"/>
-              </w:rPr>
-            </w:pPr>
-            <w:r>
-              <w:rPr>
-                <w:sz w:val="24"/>
-                <w:szCs w:val="24"/>
-              </w:rPr>
+            <w:r>
               <w:t>3</w:t>
             </w:r>
           </w:p>
@@ -2498,59 +2249,16 @@
             </w:tcMar>
           </w:tcPr>
           <w:p>
-            <w:pPr>
-              <w:rPr>
-                <w:sz w:val="24"/>
-                <w:szCs w:val="24"/>
-              </w:rPr>
-            </w:pPr>
-            <w:r>
-              <w:rPr>
-                <w:sz w:val="24"/>
-                <w:szCs w:val="24"/>
-              </w:rPr>
-              <w:t xml:space="preserve">MovieDetailPage.jsx dùng </w:t>
-            </w:r>
-            <w:r>
-              <w:rPr>
-                <w:rStyle w:val="HTMLCode"/>
-                <w:rFonts w:ascii="Times New Roman" w:hAnsi="Times New Roman" w:cs="Times New Roman"/>
-                <w:sz w:val="24"/>
-                <w:szCs w:val="24"/>
-              </w:rPr>
-              <w:t>useParams()</w:t>
-            </w:r>
-            <w:r>
-              <w:rPr>
-                <w:sz w:val="24"/>
-                <w:szCs w:val="24"/>
-              </w:rPr>
-              <w:t xml:space="preserve"> đọc </w:t>
-            </w:r>
-            <w:r>
-              <w:rPr>
-                <w:rStyle w:val="HTMLCode"/>
-                <w:rFonts w:ascii="Times New Roman" w:hAnsi="Times New Roman" w:cs="Times New Roman"/>
-                <w:sz w:val="24"/>
-                <w:szCs w:val="24"/>
-              </w:rPr>
-              <w:t>:id</w:t>
-            </w:r>
-            <w:r>
-              <w:rPr>
-                <w:sz w:val="24"/>
-                <w:szCs w:val="24"/>
-              </w:rPr>
-              <w:t xml:space="preserve"> từ URL </w:t>
-            </w:r>
-            <w:r>
-              <w:rPr>
-                <w:rStyle w:val="HTMLCode"/>
-                <w:rFonts w:ascii="Times New Roman" w:hAnsi="Times New Roman" w:cs="Times New Roman"/>
-                <w:sz w:val="24"/>
-                <w:szCs w:val="24"/>
-              </w:rPr>
-              <w:t>/movies/:id</w:t>
+            <w:r>
+              <w:t xml:space="preserve">Sử dụng </w:t>
+            </w:r>
+            <w:proofErr w:type="gramStart"/>
+            <w:r>
+              <w:t>useParams(</w:t>
+            </w:r>
+            <w:proofErr w:type="gramEnd"/>
+            <w:r>
+              <w:t>) trong MovieDetailPage.jsx để lấy movieId từ URL /movies/:id.</w:t>
             </w:r>
           </w:p>
         </w:tc>
@@ -2572,17 +2280,8 @@
             </w:tcMar>
           </w:tcPr>
           <w:p>
-            <w:pPr>
-              <w:jc w:val="center"/>
-            </w:pPr>
-            <w:r>
-              <w:rPr>
-                <w:rFonts w:ascii="Courier New" w:eastAsia="Courier New" w:hAnsi="Courier New" w:cs="Courier New"/>
-                <w:color w:val="2980B9"/>
-                <w:sz w:val="24"/>
-                <w:szCs w:val="24"/>
-              </w:rPr>
-              <w:t>x</w:t>
+            <w:r>
+              <w:t>[x]</w:t>
             </w:r>
           </w:p>
         </w:tc>
@@ -2605,10 +2304,6 @@
           </w:tcPr>
           <w:p>
             <w:r>
-              <w:rPr>
-                <w:sz w:val="24"/>
-                <w:szCs w:val="24"/>
-              </w:rPr>
               <w:t>Thúy Kiều</w:t>
             </w:r>
           </w:p>
@@ -2633,18 +2328,7 @@
             </w:tcMar>
           </w:tcPr>
           <w:p>
-            <w:pPr>
-              <w:jc w:val="center"/>
-              <w:rPr>
-                <w:sz w:val="24"/>
-                <w:szCs w:val="24"/>
-              </w:rPr>
-            </w:pPr>
-            <w:r>
-              <w:rPr>
-                <w:sz w:val="24"/>
-                <w:szCs w:val="24"/>
-              </w:rPr>
+            <w:r>
               <w:t>4</w:t>
             </w:r>
           </w:p>
@@ -2667,34 +2351,8 @@
             </w:tcMar>
           </w:tcPr>
           <w:p>
-            <w:pPr>
-              <w:rPr>
-                <w:sz w:val="24"/>
-                <w:szCs w:val="24"/>
-              </w:rPr>
-            </w:pPr>
-            <w:r>
-              <w:rPr>
-                <w:sz w:val="24"/>
-                <w:szCs w:val="24"/>
-              </w:rPr>
-              <w:t xml:space="preserve">Viết ProtectedRoute.jsx, test redirect </w:t>
-            </w:r>
-            <w:r>
-              <w:rPr>
-                <w:rStyle w:val="HTMLCode"/>
-                <w:rFonts w:ascii="Times New Roman" w:hAnsi="Times New Roman" w:cs="Times New Roman"/>
-                <w:sz w:val="24"/>
-                <w:szCs w:val="24"/>
-              </w:rPr>
-              <w:t>/admin</w:t>
-            </w:r>
-            <w:r>
-              <w:rPr>
-                <w:sz w:val="24"/>
-                <w:szCs w:val="24"/>
-              </w:rPr>
-              <w:t xml:space="preserve"> khi chưa đăng nhập</w:t>
+            <w:r>
+              <w:t>Xây dựng ProtectedRoute.jsx, kiểm tra đăng nhập và chuyển hướng khi truy cập /admin nếu chưa xác thực.</w:t>
             </w:r>
           </w:p>
         </w:tc>
@@ -2716,17 +2374,8 @@
             </w:tcMar>
           </w:tcPr>
           <w:p>
-            <w:pPr>
-              <w:jc w:val="center"/>
-            </w:pPr>
-            <w:r>
-              <w:rPr>
-                <w:rFonts w:ascii="Courier New" w:eastAsia="Courier New" w:hAnsi="Courier New" w:cs="Courier New"/>
-                <w:color w:val="2980B9"/>
-                <w:sz w:val="24"/>
-                <w:szCs w:val="24"/>
-              </w:rPr>
-              <w:t>x</w:t>
+            <w:r>
+              <w:t>[x]</w:t>
             </w:r>
           </w:p>
         </w:tc>
@@ -2749,10 +2398,6 @@
           </w:tcPr>
           <w:p>
             <w:r>
-              <w:rPr>
-                <w:sz w:val="24"/>
-                <w:szCs w:val="24"/>
-              </w:rPr>
               <w:t>Minh Huy</w:t>
             </w:r>
           </w:p>
@@ -2777,19 +2422,7 @@
             </w:tcMar>
           </w:tcPr>
           <w:p>
-            <w:pPr>
-              <w:jc w:val="center"/>
-              <w:rPr>
-                <w:sz w:val="24"/>
-                <w:szCs w:val="24"/>
-              </w:rPr>
-            </w:pPr>
-            <w:r>
-              <w:rPr>
-                <w:sz w:val="24"/>
-                <w:szCs w:val="24"/>
-              </w:rPr>
-              <w:lastRenderedPageBreak/>
+            <w:r>
               <w:t>5</w:t>
             </w:r>
           </w:p>
@@ -2812,18 +2445,8 @@
             </w:tcMar>
           </w:tcPr>
           <w:p>
-            <w:pPr>
-              <w:rPr>
-                <w:sz w:val="24"/>
-                <w:szCs w:val="24"/>
-              </w:rPr>
-            </w:pPr>
-            <w:r>
-              <w:rPr>
-                <w:sz w:val="24"/>
-                <w:szCs w:val="24"/>
-              </w:rPr>
-              <w:t>Update Header: dùng NavLink thay &lt;a&gt;, highlight link đang active</w:t>
+            <w:r>
+              <w:t>Cập nhật Header/Navbar sử dụng NavLink, hiển thị trạng thái active của menu điều hướng.</w:t>
             </w:r>
           </w:p>
         </w:tc>
@@ -2845,17 +2468,8 @@
             </w:tcMar>
           </w:tcPr>
           <w:p>
-            <w:pPr>
-              <w:jc w:val="center"/>
-            </w:pPr>
-            <w:r>
-              <w:rPr>
-                <w:rFonts w:ascii="Courier New" w:eastAsia="Courier New" w:hAnsi="Courier New" w:cs="Courier New"/>
-                <w:color w:val="2980B9"/>
-                <w:sz w:val="24"/>
-                <w:szCs w:val="24"/>
-              </w:rPr>
-              <w:t>x</w:t>
+            <w:r>
+              <w:t>[x]</w:t>
             </w:r>
           </w:p>
         </w:tc>
@@ -2878,10 +2492,6 @@
           </w:tcPr>
           <w:p>
             <w:r>
-              <w:rPr>
-                <w:sz w:val="24"/>
-                <w:szCs w:val="24"/>
-              </w:rPr>
               <w:t>Xuân Thịnh</w:t>
             </w:r>
           </w:p>
@@ -2906,18 +2516,7 @@
             </w:tcMar>
           </w:tcPr>
           <w:p>
-            <w:pPr>
-              <w:jc w:val="center"/>
-              <w:rPr>
-                <w:sz w:val="24"/>
-                <w:szCs w:val="24"/>
-              </w:rPr>
-            </w:pPr>
-            <w:r>
-              <w:rPr>
-                <w:sz w:val="24"/>
-                <w:szCs w:val="24"/>
-              </w:rPr>
+            <w:r>
               <w:t>6</w:t>
             </w:r>
           </w:p>
@@ -2940,18 +2539,16 @@
             </w:tcMar>
           </w:tcPr>
           <w:p>
-            <w:pPr>
-              <w:rPr>
-                <w:sz w:val="24"/>
-                <w:szCs w:val="24"/>
-              </w:rPr>
-            </w:pPr>
-            <w:r>
-              <w:rPr>
-                <w:sz w:val="24"/>
-                <w:szCs w:val="24"/>
-              </w:rPr>
-              <w:t>Nút "Quay lại" trong BookDetailPage dùng useNavigate(-1)</w:t>
+            <w:r>
+              <w:t xml:space="preserve">Sử dụng </w:t>
+            </w:r>
+            <w:proofErr w:type="gramStart"/>
+            <w:r>
+              <w:t>useNavigate(</w:t>
+            </w:r>
+            <w:proofErr w:type="gramEnd"/>
+            <w:r>
+              <w:t>-1) để xử lý nút Quay lại trong MovieDetailPage.jsx.</w:t>
             </w:r>
           </w:p>
         </w:tc>
@@ -2973,17 +2570,8 @@
             </w:tcMar>
           </w:tcPr>
           <w:p>
-            <w:pPr>
-              <w:jc w:val="center"/>
-            </w:pPr>
-            <w:r>
-              <w:rPr>
-                <w:rFonts w:ascii="Courier New" w:eastAsia="Courier New" w:hAnsi="Courier New" w:cs="Courier New"/>
-                <w:color w:val="2980B9"/>
-                <w:sz w:val="24"/>
-                <w:szCs w:val="24"/>
-              </w:rPr>
-              <w:t>x</w:t>
+            <w:r>
+              <w:t>[x]</w:t>
             </w:r>
           </w:p>
         </w:tc>
@@ -3006,10 +2594,6 @@
           </w:tcPr>
           <w:p>
             <w:r>
-              <w:rPr>
-                <w:sz w:val="24"/>
-                <w:szCs w:val="24"/>
-              </w:rPr>
               <w:t>Thúy Kiều</w:t>
             </w:r>
           </w:p>
@@ -3031,377 +2615,1522 @@
     </w:p>
     <w:p>
       <w:pPr>
-        <w:pStyle w:val="font-claude-response-body"/>
-        <w:rPr>
+        <w:pStyle w:val="pdq2pgselectionanchorcontainer"/>
+      </w:pPr>
+      <w:r>
+        <w:rPr>
+          <w:rStyle w:val="Strong"/>
+        </w:rPr>
+        <w:t>Approach:</w:t>
+      </w:r>
+    </w:p>
+    <w:p>
+      <w:pPr>
+        <w:pStyle w:val="NormalWeb"/>
+      </w:pPr>
+      <w:r>
+        <w:t xml:space="preserve">Nhóm triển khai hệ thống điều hướng cho ứng dụng </w:t>
+      </w:r>
+      <w:r>
+        <w:rPr>
+          <w:rStyle w:val="Strong"/>
+          <w:b w:val="0"/>
+        </w:rPr>
+        <w:t>D-Cinema</w:t>
+      </w:r>
+      <w:r>
+        <w:t xml:space="preserve"> bằng thư viện </w:t>
+      </w:r>
+      <w:r>
+        <w:rPr>
+          <w:rStyle w:val="Strong"/>
+          <w:b w:val="0"/>
+        </w:rPr>
+        <w:t>React Router DOM</w:t>
+      </w:r>
+      <w:r>
+        <w:t xml:space="preserve">. Trước tiên, ứng dụng được bọc trong </w:t>
+      </w:r>
+      <w:r>
+        <w:rPr>
+          <w:rStyle w:val="Strong"/>
+          <w:b w:val="0"/>
+        </w:rPr>
+        <w:t>BrowserRouter</w:t>
+      </w:r>
+      <w:r>
+        <w:t xml:space="preserve"> để kích hoạt cơ chế định tuyến. Sau đó, nhóm khai báo các route chính trong </w:t>
+      </w:r>
+      <w:r>
+        <w:rPr>
+          <w:rStyle w:val="HTMLCode"/>
+          <w:rFonts w:ascii="Times New Roman" w:hAnsi="Times New Roman" w:cs="Times New Roman"/>
+          <w:sz w:val="24"/>
+          <w:szCs w:val="24"/>
+        </w:rPr>
+        <w:t>App.jsx</w:t>
+      </w:r>
+      <w:r>
+        <w:t xml:space="preserve">, bao gồm: </w:t>
+      </w:r>
+      <w:r>
+        <w:rPr>
+          <w:rStyle w:val="HTMLCode"/>
+          <w:rFonts w:ascii="Times New Roman" w:hAnsi="Times New Roman" w:cs="Times New Roman"/>
+          <w:sz w:val="24"/>
+          <w:szCs w:val="24"/>
+        </w:rPr>
+        <w:t>/</w:t>
+      </w:r>
+      <w:r>
+        <w:t xml:space="preserve">, </w:t>
+      </w:r>
+      <w:r>
+        <w:rPr>
+          <w:rStyle w:val="HTMLCode"/>
+          <w:rFonts w:ascii="Times New Roman" w:hAnsi="Times New Roman" w:cs="Times New Roman"/>
+          <w:sz w:val="24"/>
+          <w:szCs w:val="24"/>
+        </w:rPr>
+        <w:t>/movies</w:t>
+      </w:r>
+      <w:r>
+        <w:t xml:space="preserve">, </w:t>
+      </w:r>
+      <w:r>
+        <w:rPr>
+          <w:rStyle w:val="HTMLCode"/>
+          <w:rFonts w:ascii="Times New Roman" w:hAnsi="Times New Roman" w:cs="Times New Roman"/>
+          <w:sz w:val="24"/>
+          <w:szCs w:val="24"/>
+        </w:rPr>
+        <w:t>/movies/</w:t>
+      </w:r>
+      <w:proofErr w:type="gramStart"/>
+      <w:r>
+        <w:rPr>
+          <w:rStyle w:val="HTMLCode"/>
+          <w:rFonts w:ascii="Times New Roman" w:hAnsi="Times New Roman" w:cs="Times New Roman"/>
+          <w:sz w:val="24"/>
+          <w:szCs w:val="24"/>
+        </w:rPr>
+        <w:t>:id</w:t>
+      </w:r>
+      <w:proofErr w:type="gramEnd"/>
+      <w:r>
+        <w:t xml:space="preserve">, </w:t>
+      </w:r>
+      <w:r>
+        <w:rPr>
+          <w:rStyle w:val="HTMLCode"/>
+          <w:rFonts w:ascii="Times New Roman" w:hAnsi="Times New Roman" w:cs="Times New Roman"/>
+          <w:sz w:val="24"/>
+          <w:szCs w:val="24"/>
+        </w:rPr>
+        <w:t>/booking/:movieId</w:t>
+      </w:r>
+      <w:r>
+        <w:t xml:space="preserve">, </w:t>
+      </w:r>
+      <w:r>
+        <w:rPr>
+          <w:rStyle w:val="HTMLCode"/>
+          <w:rFonts w:ascii="Times New Roman" w:hAnsi="Times New Roman" w:cs="Times New Roman"/>
+          <w:sz w:val="24"/>
+          <w:szCs w:val="24"/>
+        </w:rPr>
+        <w:t>/admin</w:t>
+      </w:r>
+      <w:r>
+        <w:t xml:space="preserve"> và </w:t>
+      </w:r>
+      <w:r>
+        <w:rPr>
+          <w:rStyle w:val="HTMLCode"/>
+          <w:rFonts w:ascii="Times New Roman" w:hAnsi="Times New Roman" w:cs="Times New Roman"/>
+          <w:sz w:val="24"/>
+          <w:szCs w:val="24"/>
+        </w:rPr>
+        <w:t>/*</w:t>
+      </w:r>
+      <w:r>
+        <w:t>.</w:t>
+      </w:r>
+    </w:p>
+    <w:p>
+      <w:pPr>
+        <w:pStyle w:val="NormalWeb"/>
+      </w:pPr>
+      <w:r>
+        <w:t xml:space="preserve">Tiếp </w:t>
+      </w:r>
+      <w:proofErr w:type="gramStart"/>
+      <w:r>
+        <w:t>theo</w:t>
+      </w:r>
+      <w:proofErr w:type="gramEnd"/>
+      <w:r>
+        <w:t xml:space="preserve">, các màn hình được tách thành các page component riêng như </w:t>
+      </w:r>
+      <w:r>
+        <w:rPr>
+          <w:rStyle w:val="Strong"/>
+          <w:b w:val="0"/>
+        </w:rPr>
+        <w:t>HomePage</w:t>
+      </w:r>
+      <w:r>
+        <w:rPr>
+          <w:b/>
+        </w:rPr>
+        <w:t>,</w:t>
+      </w:r>
+      <w:r>
+        <w:t xml:space="preserve"> </w:t>
+      </w:r>
+      <w:r>
+        <w:rPr>
+          <w:rStyle w:val="Strong"/>
+          <w:b w:val="0"/>
+        </w:rPr>
+        <w:t>MovieListPage</w:t>
+      </w:r>
+      <w:r>
+        <w:rPr>
+          <w:b/>
+        </w:rPr>
+        <w:t xml:space="preserve">, </w:t>
+      </w:r>
+      <w:r>
+        <w:rPr>
+          <w:rStyle w:val="Strong"/>
+          <w:b w:val="0"/>
+        </w:rPr>
+        <w:t>MovieDetailPage</w:t>
+      </w:r>
+      <w:r>
+        <w:rPr>
+          <w:b/>
+        </w:rPr>
+        <w:t xml:space="preserve">, </w:t>
+      </w:r>
+      <w:r>
+        <w:rPr>
+          <w:rStyle w:val="Strong"/>
+          <w:b w:val="0"/>
+        </w:rPr>
+        <w:t>BookingPage</w:t>
+      </w:r>
+      <w:r>
+        <w:rPr>
+          <w:b/>
+        </w:rPr>
+        <w:t xml:space="preserve"> </w:t>
+      </w:r>
+      <w:r>
+        <w:t xml:space="preserve">và </w:t>
+      </w:r>
+      <w:r>
+        <w:rPr>
+          <w:rStyle w:val="Strong"/>
+          <w:b w:val="0"/>
+        </w:rPr>
+        <w:t>NotFoundPage</w:t>
+      </w:r>
+      <w:r>
+        <w:t xml:space="preserve"> để dễ quản lý và bảo trì. Trong </w:t>
+      </w:r>
+      <w:r>
+        <w:rPr>
+          <w:rStyle w:val="HTMLCode"/>
+          <w:rFonts w:ascii="Times New Roman" w:hAnsi="Times New Roman" w:cs="Times New Roman"/>
+          <w:sz w:val="24"/>
+          <w:szCs w:val="24"/>
+        </w:rPr>
+        <w:t>MovieDetailPage</w:t>
+      </w:r>
+      <w:r>
+        <w:t xml:space="preserve">, nhóm sử dụng </w:t>
+      </w:r>
+      <w:proofErr w:type="gramStart"/>
+      <w:r>
+        <w:rPr>
+          <w:rStyle w:val="Strong"/>
+          <w:b w:val="0"/>
+        </w:rPr>
+        <w:t>useParams</w:t>
+      </w:r>
+      <w:r>
+        <w:rPr>
+          <w:rStyle w:val="Strong"/>
+        </w:rPr>
+        <w:t>(</w:t>
+      </w:r>
+      <w:proofErr w:type="gramEnd"/>
+      <w:r>
+        <w:rPr>
+          <w:rStyle w:val="Strong"/>
+        </w:rPr>
+        <w:t>)</w:t>
+      </w:r>
+      <w:r>
+        <w:t xml:space="preserve"> để lấy </w:t>
+      </w:r>
+      <w:r>
+        <w:rPr>
+          <w:rStyle w:val="HTMLCode"/>
+          <w:rFonts w:ascii="Times New Roman" w:hAnsi="Times New Roman" w:cs="Times New Roman"/>
+          <w:sz w:val="24"/>
+          <w:szCs w:val="24"/>
+        </w:rPr>
+        <w:t>movieId</w:t>
+      </w:r>
+      <w:r>
+        <w:t xml:space="preserve"> từ URL và hiển thị đúng thông tin phim. Đồng thời, nút </w:t>
+      </w:r>
+      <w:r>
+        <w:rPr>
+          <w:rStyle w:val="Strong"/>
+          <w:b w:val="0"/>
+        </w:rPr>
+        <w:t>Quay lại</w:t>
+      </w:r>
+      <w:r>
+        <w:t xml:space="preserve"> được xử lý bằng </w:t>
+      </w:r>
+      <w:proofErr w:type="gramStart"/>
+      <w:r>
+        <w:rPr>
+          <w:rStyle w:val="Strong"/>
+          <w:b w:val="0"/>
+        </w:rPr>
+        <w:t>useNavigate(</w:t>
+      </w:r>
+      <w:proofErr w:type="gramEnd"/>
+      <w:r>
+        <w:rPr>
+          <w:rStyle w:val="Strong"/>
+          <w:b w:val="0"/>
+        </w:rPr>
+        <w:t>-1)</w:t>
+      </w:r>
+      <w:r>
+        <w:t xml:space="preserve"> để người dùng trở về trang trước.</w:t>
+      </w:r>
+    </w:p>
+    <w:p>
+      <w:pPr>
+        <w:pStyle w:val="NormalWeb"/>
+      </w:pPr>
+      <w:proofErr w:type="gramStart"/>
+      <w:r>
+        <w:t xml:space="preserve">Đối với trang quản trị, nhóm xây dựng </w:t>
+      </w:r>
+      <w:r>
+        <w:rPr>
+          <w:rStyle w:val="Strong"/>
+          <w:b w:val="0"/>
+        </w:rPr>
+        <w:t>ProtectedRoute.jsx</w:t>
+      </w:r>
+      <w:r>
+        <w:rPr>
+          <w:b/>
+        </w:rPr>
+        <w:t xml:space="preserve"> </w:t>
+      </w:r>
+      <w:r>
+        <w:t xml:space="preserve">nhằm kiểm tra trạng thái đăng nhập trước khi cho phép truy cập vào </w:t>
+      </w:r>
+      <w:r>
+        <w:rPr>
+          <w:rStyle w:val="HTMLCode"/>
+          <w:rFonts w:ascii="Times New Roman" w:hAnsi="Times New Roman" w:cs="Times New Roman"/>
+          <w:sz w:val="24"/>
+          <w:szCs w:val="24"/>
+        </w:rPr>
+        <w:t>/admin</w:t>
+      </w:r>
+      <w:r>
+        <w:t>.</w:t>
+      </w:r>
+      <w:proofErr w:type="gramEnd"/>
+      <w:r>
+        <w:t xml:space="preserve"> </w:t>
+      </w:r>
+      <w:proofErr w:type="gramStart"/>
+      <w:r>
+        <w:t xml:space="preserve">Cuối cùng, Header được cập nhật sử dụng </w:t>
+      </w:r>
+      <w:r>
+        <w:rPr>
+          <w:rStyle w:val="Strong"/>
+          <w:b w:val="0"/>
+        </w:rPr>
+        <w:t>NavLink</w:t>
+      </w:r>
+      <w:r>
+        <w:t xml:space="preserve"> để hỗ trợ điều hướng giữa các trang và tự động hiển thị trạng thái </w:t>
+      </w:r>
+      <w:r>
+        <w:rPr>
+          <w:rStyle w:val="Strong"/>
+          <w:b w:val="0"/>
+        </w:rPr>
+        <w:t>active</w:t>
+      </w:r>
+      <w:r>
+        <w:t xml:space="preserve"> của menu.</w:t>
+      </w:r>
+      <w:proofErr w:type="gramEnd"/>
+    </w:p>
+    <w:p>
+      <w:pPr>
+        <w:pStyle w:val="pdq2pgselectionanchorcontainer"/>
+      </w:pPr>
+      <w:r>
+        <w:rPr>
+          <w:rStyle w:val="Strong"/>
+        </w:rPr>
+        <w:t>Lý do chọn:</w:t>
+      </w:r>
+    </w:p>
+    <w:p>
+      <w:pPr>
+        <w:pStyle w:val="NormalWeb"/>
+      </w:pPr>
+      <w:r>
+        <w:t xml:space="preserve">Nhóm lựa chọn </w:t>
+      </w:r>
+      <w:r>
+        <w:rPr>
+          <w:rStyle w:val="Strong"/>
+          <w:b w:val="0"/>
+        </w:rPr>
+        <w:t>React Router DOM</w:t>
+      </w:r>
+      <w:r>
+        <w:t xml:space="preserve"> vì đây là </w:t>
+      </w:r>
+      <w:proofErr w:type="gramStart"/>
+      <w:r>
+        <w:t>thư</w:t>
+      </w:r>
+      <w:proofErr w:type="gramEnd"/>
+      <w:r>
+        <w:t xml:space="preserve"> viện định tuyến phổ biến trong React, giúp xây dựng ứng dụng theo mô hình </w:t>
+      </w:r>
+      <w:r>
+        <w:rPr>
+          <w:rStyle w:val="Strong"/>
+          <w:b w:val="0"/>
+        </w:rPr>
+        <w:t>Single Page Application (SPA</w:t>
+      </w:r>
+      <w:r>
+        <w:rPr>
+          <w:rStyle w:val="Strong"/>
+        </w:rPr>
+        <w:t>)</w:t>
+      </w:r>
+      <w:r>
+        <w:t xml:space="preserve">. Việc tách mỗi màn hình thành một page component giúp mã nguồn rõ ràng, dễ mở rộng và bảo trì. </w:t>
+      </w:r>
+      <w:proofErr w:type="gramStart"/>
+      <w:r>
+        <w:rPr>
+          <w:rStyle w:val="Strong"/>
+          <w:b w:val="0"/>
+        </w:rPr>
+        <w:t>useParams</w:t>
+      </w:r>
+      <w:r>
+        <w:rPr>
+          <w:rStyle w:val="Strong"/>
+        </w:rPr>
+        <w:t>(</w:t>
+      </w:r>
+      <w:proofErr w:type="gramEnd"/>
+      <w:r>
+        <w:rPr>
+          <w:rStyle w:val="Strong"/>
+        </w:rPr>
+        <w:t>)</w:t>
+      </w:r>
+      <w:r>
+        <w:t xml:space="preserve"> hỗ trợ lấy dữ liệu động từ URL, </w:t>
+      </w:r>
+      <w:r>
+        <w:rPr>
+          <w:rStyle w:val="Strong"/>
+          <w:b w:val="0"/>
+        </w:rPr>
+        <w:t>useNavigate</w:t>
+      </w:r>
+      <w:r>
+        <w:rPr>
+          <w:rStyle w:val="Strong"/>
+        </w:rPr>
+        <w:t>()</w:t>
+      </w:r>
+      <w:r>
+        <w:t xml:space="preserve"> giúp điều hướng linh hoạt giữa các trang, </w:t>
+      </w:r>
+      <w:r>
+        <w:rPr>
+          <w:rStyle w:val="Strong"/>
+          <w:b w:val="0"/>
+        </w:rPr>
+        <w:t>ProtectedRoute</w:t>
+      </w:r>
+      <w:r>
+        <w:t xml:space="preserve"> giúp kiểm soát quyền truy cập vào khu vực quản trị, còn </w:t>
+      </w:r>
+      <w:r>
+        <w:rPr>
+          <w:rStyle w:val="Strong"/>
+          <w:b w:val="0"/>
+        </w:rPr>
+        <w:t>NavLink</w:t>
+      </w:r>
+      <w:r>
+        <w:t xml:space="preserve"> tự động đánh dấu menu đang được chọn mà không cần viết thêm logic xử lý.</w:t>
+      </w:r>
+    </w:p>
+    <w:p>
+      <w:pPr>
+        <w:pStyle w:val="pdq2pgselectionanchorcontainer"/>
+      </w:pPr>
+      <w:r>
+        <w:rPr>
+          <w:rStyle w:val="Strong"/>
+        </w:rPr>
+        <w:t>Khó khăn gặp phải:</w:t>
+      </w:r>
+    </w:p>
+    <w:p>
+      <w:pPr>
+        <w:pStyle w:val="NormalWeb"/>
+      </w:pPr>
+      <w:proofErr w:type="gramStart"/>
+      <w:r>
+        <w:lastRenderedPageBreak/>
+        <w:t xml:space="preserve">Trong quá trình triển khai, nhóm gặp một số khó khăn như cấu hình các route ban đầu chưa chính xác dẫn đến điều hướng sai hoặc hiển thị trang </w:t>
+      </w:r>
+      <w:r>
+        <w:rPr>
+          <w:rStyle w:val="Strong"/>
+          <w:b w:val="0"/>
+        </w:rPr>
+        <w:t>NotFound</w:t>
+      </w:r>
+      <w:r>
+        <w:t>.</w:t>
+      </w:r>
+      <w:proofErr w:type="gramEnd"/>
+      <w:r>
+        <w:t xml:space="preserve"> Việc truyền tham số động (</w:t>
+      </w:r>
+      <w:r>
+        <w:rPr>
+          <w:rStyle w:val="HTMLCode"/>
+          <w:rFonts w:ascii="Times New Roman" w:hAnsi="Times New Roman" w:cs="Times New Roman"/>
+          <w:sz w:val="24"/>
+          <w:szCs w:val="24"/>
+        </w:rPr>
+        <w:t>movieId</w:t>
+      </w:r>
+      <w:r>
+        <w:t xml:space="preserve">) từ URL vào </w:t>
+      </w:r>
+      <w:r>
+        <w:rPr>
+          <w:rStyle w:val="HTMLCode"/>
+          <w:rFonts w:ascii="Times New Roman" w:hAnsi="Times New Roman" w:cs="Times New Roman"/>
+          <w:sz w:val="24"/>
+          <w:szCs w:val="24"/>
+        </w:rPr>
+        <w:t>MovieDetailPage</w:t>
+      </w:r>
+      <w:r>
+        <w:t xml:space="preserve"> cũng gặp lỗi khi chưa sử dụng đúng </w:t>
+      </w:r>
+      <w:proofErr w:type="gramStart"/>
+      <w:r>
+        <w:rPr>
+          <w:rStyle w:val="Strong"/>
+          <w:b w:val="0"/>
+        </w:rPr>
+        <w:t>useParams</w:t>
+      </w:r>
+      <w:r>
+        <w:rPr>
+          <w:rStyle w:val="Strong"/>
+        </w:rPr>
+        <w:t>(</w:t>
+      </w:r>
+      <w:proofErr w:type="gramEnd"/>
+      <w:r>
+        <w:rPr>
+          <w:rStyle w:val="Strong"/>
+        </w:rPr>
+        <w:t>)</w:t>
+      </w:r>
+      <w:r>
+        <w:t xml:space="preserve">. Ngoài ra, việc chuyển đổi từ thẻ </w:t>
+      </w:r>
+      <w:r>
+        <w:rPr>
+          <w:rStyle w:val="HTMLCode"/>
+          <w:rFonts w:ascii="Times New Roman" w:hAnsi="Times New Roman" w:cs="Times New Roman"/>
+          <w:sz w:val="24"/>
+          <w:szCs w:val="24"/>
+        </w:rPr>
+        <w:t>&lt;a&gt;</w:t>
+      </w:r>
+      <w:r>
+        <w:t xml:space="preserve"> sang </w:t>
+      </w:r>
+      <w:r>
+        <w:rPr>
+          <w:rStyle w:val="Strong"/>
+          <w:b w:val="0"/>
+        </w:rPr>
+        <w:t>NavLink</w:t>
+      </w:r>
+      <w:r>
+        <w:t xml:space="preserve"> để giữ giao diện SPA và hiển thị trạng thái active của menu cũng cần điều chỉnh lại cấu trúc Header.</w:t>
+      </w:r>
+    </w:p>
+    <w:p>
+      <w:pPr>
+        <w:pStyle w:val="pdq2pgselectionanchorcontainer"/>
+      </w:pPr>
+      <w:r>
+        <w:rPr>
+          <w:rStyle w:val="Strong"/>
+        </w:rPr>
+        <w:t>Cách giải quyết:</w:t>
+      </w:r>
+    </w:p>
+    <w:p>
+      <w:pPr>
+        <w:pStyle w:val="NormalWeb"/>
+      </w:pPr>
+      <w:proofErr w:type="gramStart"/>
+      <w:r>
+        <w:t xml:space="preserve">Nhóm kiểm tra và sắp xếp lại các route trong </w:t>
+      </w:r>
+      <w:r>
+        <w:rPr>
+          <w:rStyle w:val="HTMLCode"/>
+          <w:rFonts w:ascii="Times New Roman" w:hAnsi="Times New Roman" w:cs="Times New Roman"/>
+          <w:sz w:val="24"/>
+          <w:szCs w:val="24"/>
+        </w:rPr>
+        <w:t>App.jsx</w:t>
+      </w:r>
+      <w:r>
+        <w:t xml:space="preserve"> để đảm bảo điều hướng đúng giữa các trang.</w:t>
+      </w:r>
+      <w:proofErr w:type="gramEnd"/>
+      <w:r>
+        <w:t xml:space="preserve"> Trong </w:t>
+      </w:r>
+      <w:r>
+        <w:rPr>
+          <w:rStyle w:val="HTMLCode"/>
+          <w:rFonts w:ascii="Times New Roman" w:hAnsi="Times New Roman" w:cs="Times New Roman"/>
+          <w:sz w:val="24"/>
+          <w:szCs w:val="24"/>
+        </w:rPr>
+        <w:t>MovieDetailPage</w:t>
+      </w:r>
+      <w:r>
+        <w:t xml:space="preserve">, nhóm sử dụng </w:t>
+      </w:r>
+      <w:proofErr w:type="gramStart"/>
+      <w:r>
+        <w:rPr>
+          <w:rStyle w:val="Strong"/>
+          <w:b w:val="0"/>
+        </w:rPr>
+        <w:t>useParams</w:t>
+      </w:r>
+      <w:r>
+        <w:rPr>
+          <w:rStyle w:val="Strong"/>
+        </w:rPr>
+        <w:t>(</w:t>
+      </w:r>
+      <w:proofErr w:type="gramEnd"/>
+      <w:r>
+        <w:rPr>
+          <w:rStyle w:val="Strong"/>
+        </w:rPr>
+        <w:t>)</w:t>
+      </w:r>
+      <w:r>
+        <w:t xml:space="preserve"> để lấy đúng </w:t>
+      </w:r>
+      <w:r>
+        <w:rPr>
+          <w:rStyle w:val="HTMLCode"/>
+          <w:rFonts w:ascii="Times New Roman" w:hAnsi="Times New Roman" w:cs="Times New Roman"/>
+          <w:sz w:val="24"/>
+          <w:szCs w:val="24"/>
+        </w:rPr>
+        <w:t>movieId</w:t>
+      </w:r>
+      <w:r>
+        <w:t xml:space="preserve"> từ URL và hiển thị thông tin tương ứng. </w:t>
+      </w:r>
+      <w:r>
+        <w:rPr>
+          <w:rStyle w:val="Strong"/>
+          <w:b w:val="0"/>
+        </w:rPr>
+        <w:t>ProtectedRoute</w:t>
+      </w:r>
+      <w:r>
+        <w:t xml:space="preserve"> được bổ sung để kiểm tra đăng nhập trước khi truy cập trang quản trị. Header được thay thế từ thẻ </w:t>
+      </w:r>
+      <w:r>
+        <w:rPr>
+          <w:rStyle w:val="HTMLCode"/>
+          <w:rFonts w:ascii="Times New Roman" w:hAnsi="Times New Roman" w:cs="Times New Roman"/>
+          <w:sz w:val="24"/>
+          <w:szCs w:val="24"/>
+        </w:rPr>
+        <w:t>&lt;a&gt;</w:t>
+      </w:r>
+      <w:r>
+        <w:t xml:space="preserve"> sang </w:t>
+      </w:r>
+      <w:r>
+        <w:rPr>
+          <w:rStyle w:val="Strong"/>
+          <w:b w:val="0"/>
+        </w:rPr>
+        <w:t>NavLink</w:t>
+      </w:r>
+      <w:r>
+        <w:t xml:space="preserve">, giúp điều hướng không tải lại trang và tự động đánh dấu menu đang hoạt động. Sau khi hoàn thiện, toàn bộ các route đều hoạt động đúng </w:t>
+      </w:r>
+      <w:proofErr w:type="gramStart"/>
+      <w:r>
+        <w:t>theo</w:t>
+      </w:r>
+      <w:proofErr w:type="gramEnd"/>
+      <w:r>
+        <w:t xml:space="preserve"> yêu cầu của ứng dụng.</w:t>
+      </w:r>
+    </w:p>
+    <w:p>
+      <w:pPr>
+        <w:pStyle w:val="Heading1"/>
+      </w:pPr>
+      <w:r>
+        <w:t>IV. KẾT QUẢ ĐẠT ĐƯỢC</w:t>
+      </w:r>
+    </w:p>
+    <w:p>
+      <w:pPr>
+        <w:pStyle w:val="Heading2"/>
+      </w:pPr>
+      <w:r>
+        <w:t>4.1. Kết quả kỹ thuật đạt được</w:t>
+      </w:r>
+    </w:p>
+    <w:p>
+      <w:pPr>
+        <w:numPr>
+          <w:ilvl w:val="0"/>
+          <w:numId w:val="10"/>
+        </w:numPr>
+        <w:spacing w:before="100" w:beforeAutospacing="1" w:after="100" w:afterAutospacing="1"/>
+        <w:rPr>
+          <w:rFonts w:eastAsia="Times New Roman"/>
+          <w:sz w:val="24"/>
+          <w:szCs w:val="24"/>
+        </w:rPr>
+      </w:pPr>
+      <w:r>
+        <w:rPr>
+          <w:rFonts w:eastAsia="Times New Roman"/>
+          <w:sz w:val="24"/>
+          <w:szCs w:val="24"/>
+        </w:rPr>
+        <w:t xml:space="preserve">Hoàn thiện hệ thống </w:t>
+      </w:r>
+      <w:r>
+        <w:rPr>
+          <w:rFonts w:eastAsia="Times New Roman"/>
+          <w:bCs/>
+          <w:sz w:val="24"/>
+          <w:szCs w:val="24"/>
+        </w:rPr>
+        <w:t>Routing</w:t>
+      </w:r>
+      <w:r>
+        <w:rPr>
+          <w:rFonts w:eastAsia="Times New Roman"/>
+          <w:sz w:val="24"/>
+          <w:szCs w:val="24"/>
+        </w:rPr>
+        <w:t xml:space="preserve"> cho ứng dụng bằng </w:t>
+      </w:r>
+      <w:r>
+        <w:rPr>
+          <w:rFonts w:eastAsia="Times New Roman"/>
+          <w:bCs/>
+          <w:sz w:val="24"/>
+          <w:szCs w:val="24"/>
+        </w:rPr>
+        <w:t>React Router DOM</w:t>
+      </w:r>
+      <w:r>
+        <w:rPr>
+          <w:rFonts w:eastAsia="Times New Roman"/>
+          <w:sz w:val="24"/>
+          <w:szCs w:val="24"/>
+        </w:rPr>
+        <w:t xml:space="preserve">. Ứng dụng được bọc trong </w:t>
+      </w:r>
+      <w:r>
+        <w:rPr>
+          <w:rFonts w:eastAsia="Times New Roman"/>
+          <w:bCs/>
+          <w:sz w:val="24"/>
+          <w:szCs w:val="24"/>
+        </w:rPr>
+        <w:t>BrowserRouter</w:t>
+      </w:r>
+      <w:r>
+        <w:rPr>
+          <w:rFonts w:eastAsia="Times New Roman"/>
+          <w:sz w:val="24"/>
+          <w:szCs w:val="24"/>
+        </w:rPr>
+        <w:t xml:space="preserve"> và cấu hình đầy đủ các route: </w:t>
+      </w:r>
+      <w:r>
+        <w:rPr>
+          <w:rFonts w:ascii="Courier New" w:eastAsia="Times New Roman" w:hAnsi="Courier New" w:cs="Courier New"/>
           <w:sz w:val="20"/>
           <w:szCs w:val="20"/>
         </w:rPr>
-      </w:pPr>
-      <w:r>
-        <w:rPr>
-          <w:rStyle w:val="Strong"/>
+        <w:t>/</w:t>
+      </w:r>
+      <w:r>
+        <w:rPr>
+          <w:rFonts w:eastAsia="Times New Roman"/>
+          <w:sz w:val="24"/>
+          <w:szCs w:val="24"/>
+        </w:rPr>
+        <w:t xml:space="preserve">, </w:t>
+      </w:r>
+      <w:r>
+        <w:rPr>
+          <w:rFonts w:ascii="Courier New" w:eastAsia="Times New Roman" w:hAnsi="Courier New" w:cs="Courier New"/>
           <w:sz w:val="20"/>
           <w:szCs w:val="20"/>
         </w:rPr>
-        <w:t>Approach:</w:t>
-      </w:r>
-      <w:r>
-        <w:rPr>
+        <w:t>/movies</w:t>
+      </w:r>
+      <w:r>
+        <w:rPr>
+          <w:rFonts w:eastAsia="Times New Roman"/>
+          <w:sz w:val="24"/>
+          <w:szCs w:val="24"/>
+        </w:rPr>
+        <w:t xml:space="preserve">, </w:t>
+      </w:r>
+      <w:r>
+        <w:rPr>
+          <w:rFonts w:ascii="Courier New" w:eastAsia="Times New Roman" w:hAnsi="Courier New" w:cs="Courier New"/>
           <w:sz w:val="20"/>
           <w:szCs w:val="20"/>
         </w:rPr>
-        <w:br/>
-        <w:t>Nhóm xây dựng hệ thống điều hướng cho ứng dụng D-Cinema bằng React Router DOM theo trình tự: bọc App trong BrowserRouter và khai báo 6 route cốt lõi trong App.jsx (/, /movies, /movies/:id, /booking/:movieId, /admin, /*) → tách các màn hình thành các page component riêng (HomePage, MovieListPage, MovieDetailPage, BookingPage, NotFoundPage), mỗi page tự gọi API tương ứng bằng useEffect → triển khai useParams() trong MovieDetailPage để đọc :id từ URL và gọi đúng API chi tiết phim, kèm nút "Quay lại" dùng useNavigate(-1) → viết ProtectedRoute.jsx để kiểm tra token đăng nhập trước khi cho vào /admin → cập nhật Header bằng NavLink để tự động highlight link đang active.</w:t>
+        <w:t>/movies/</w:t>
+      </w:r>
+      <w:proofErr w:type="gramStart"/>
+      <w:r>
+        <w:rPr>
+          <w:rFonts w:ascii="Courier New" w:eastAsia="Times New Roman" w:hAnsi="Courier New" w:cs="Courier New"/>
+          <w:sz w:val="20"/>
+          <w:szCs w:val="20"/>
+        </w:rPr>
+        <w:t>:id</w:t>
+      </w:r>
+      <w:proofErr w:type="gramEnd"/>
+      <w:r>
+        <w:rPr>
+          <w:rFonts w:eastAsia="Times New Roman"/>
+          <w:sz w:val="24"/>
+          <w:szCs w:val="24"/>
+        </w:rPr>
+        <w:t xml:space="preserve">, </w:t>
+      </w:r>
+      <w:r>
+        <w:rPr>
+          <w:rFonts w:ascii="Courier New" w:eastAsia="Times New Roman" w:hAnsi="Courier New" w:cs="Courier New"/>
+          <w:sz w:val="20"/>
+          <w:szCs w:val="20"/>
+        </w:rPr>
+        <w:t>/booking/:movieId</w:t>
+      </w:r>
+      <w:r>
+        <w:rPr>
+          <w:rFonts w:eastAsia="Times New Roman"/>
+          <w:sz w:val="24"/>
+          <w:szCs w:val="24"/>
+        </w:rPr>
+        <w:t xml:space="preserve">, </w:t>
+      </w:r>
+      <w:r>
+        <w:rPr>
+          <w:rFonts w:ascii="Courier New" w:eastAsia="Times New Roman" w:hAnsi="Courier New" w:cs="Courier New"/>
+          <w:sz w:val="20"/>
+          <w:szCs w:val="20"/>
+        </w:rPr>
+        <w:t>/admin</w:t>
+      </w:r>
+      <w:r>
+        <w:rPr>
+          <w:rFonts w:eastAsia="Times New Roman"/>
+          <w:sz w:val="24"/>
+          <w:szCs w:val="24"/>
+        </w:rPr>
+        <w:t xml:space="preserve"> và </w:t>
+      </w:r>
+      <w:r>
+        <w:rPr>
+          <w:rFonts w:ascii="Courier New" w:eastAsia="Times New Roman" w:hAnsi="Courier New" w:cs="Courier New"/>
+          <w:sz w:val="20"/>
+          <w:szCs w:val="20"/>
+        </w:rPr>
+        <w:t>/*</w:t>
+      </w:r>
+      <w:r>
+        <w:rPr>
+          <w:rFonts w:eastAsia="Times New Roman"/>
+          <w:sz w:val="24"/>
+          <w:szCs w:val="24"/>
+        </w:rPr>
+        <w:t>. Việc điều hướng giữa các trang diễn ra mượt mà, không tải lại toàn bộ ứng dụng.</w:t>
+      </w:r>
+      <w:r>
+        <w:rPr>
+          <w:rFonts w:hint="eastAsia"/>
+          <w:sz w:val="24"/>
+          <w:szCs w:val="24"/>
+        </w:rPr>
+        <w:t xml:space="preserve"> </w:t>
+      </w:r>
+      <w:r>
+        <w:rPr>
+          <w:rFonts w:eastAsia="Times New Roman"/>
+          <w:b/>
+          <w:bCs/>
+          <w:sz w:val="24"/>
+          <w:szCs w:val="24"/>
+        </w:rPr>
+        <w:t>(</w:t>
+      </w:r>
+      <w:r>
+        <w:rPr>
+          <w:rFonts w:eastAsia="Times New Roman"/>
+          <w:bCs/>
+          <w:sz w:val="24"/>
+          <w:szCs w:val="24"/>
+        </w:rPr>
+        <w:t>File</w:t>
+      </w:r>
+      <w:r>
+        <w:rPr>
+          <w:rFonts w:eastAsia="Times New Roman"/>
+          <w:b/>
+          <w:bCs/>
+          <w:sz w:val="24"/>
+          <w:szCs w:val="24"/>
+        </w:rPr>
+        <w:t xml:space="preserve">: </w:t>
+      </w:r>
+      <w:r>
+        <w:rPr>
+          <w:rFonts w:ascii="Courier New" w:eastAsia="Times New Roman" w:hAnsi="Courier New" w:cs="Courier New"/>
+          <w:b/>
+          <w:bCs/>
+          <w:sz w:val="20"/>
+          <w:szCs w:val="20"/>
+        </w:rPr>
+        <w:t>src/App.</w:t>
+      </w:r>
+      <w:r>
+        <w:rPr>
+          <w:rFonts w:eastAsia="Times New Roman"/>
+          <w:b/>
+          <w:bCs/>
+          <w:sz w:val="24"/>
+          <w:szCs w:val="24"/>
+        </w:rPr>
+        <w:t>])</w:t>
+      </w:r>
+      <w:r>
+        <w:rPr>
+          <w:rFonts w:eastAsia="Times New Roman"/>
+          <w:sz w:val="24"/>
+          <w:szCs w:val="24"/>
+        </w:rPr>
+        <w:t xml:space="preserve"> </w:t>
       </w:r>
     </w:p>
     <w:p>
       <w:pPr>
-        <w:pStyle w:val="font-claude-response-body"/>
-        <w:rPr>
+        <w:numPr>
+          <w:ilvl w:val="0"/>
+          <w:numId w:val="10"/>
+        </w:numPr>
+        <w:spacing w:before="100" w:beforeAutospacing="1" w:after="100" w:afterAutospacing="1"/>
+        <w:rPr>
+          <w:rFonts w:eastAsia="Times New Roman"/>
+          <w:sz w:val="24"/>
+          <w:szCs w:val="24"/>
+        </w:rPr>
+      </w:pPr>
+      <w:r>
+        <w:rPr>
+          <w:rFonts w:eastAsia="Times New Roman"/>
+          <w:sz w:val="24"/>
+          <w:szCs w:val="24"/>
+        </w:rPr>
+        <w:t xml:space="preserve">Hoàn thiện các trang </w:t>
+      </w:r>
+      <w:r>
+        <w:rPr>
+          <w:rFonts w:eastAsia="Times New Roman"/>
+          <w:bCs/>
+          <w:sz w:val="24"/>
+          <w:szCs w:val="24"/>
+        </w:rPr>
+        <w:t>HomePage</w:t>
+      </w:r>
+      <w:r>
+        <w:rPr>
+          <w:rFonts w:eastAsia="Times New Roman"/>
+          <w:sz w:val="24"/>
+          <w:szCs w:val="24"/>
+        </w:rPr>
+        <w:t xml:space="preserve">, </w:t>
+      </w:r>
+      <w:r>
+        <w:rPr>
+          <w:rFonts w:eastAsia="Times New Roman"/>
+          <w:bCs/>
+          <w:sz w:val="24"/>
+          <w:szCs w:val="24"/>
+        </w:rPr>
+        <w:t>MovieListPage</w:t>
+      </w:r>
+      <w:r>
+        <w:rPr>
+          <w:rFonts w:eastAsia="Times New Roman"/>
+          <w:sz w:val="24"/>
+          <w:szCs w:val="24"/>
+        </w:rPr>
+        <w:t xml:space="preserve">, </w:t>
+      </w:r>
+      <w:r>
+        <w:rPr>
+          <w:rFonts w:eastAsia="Times New Roman"/>
+          <w:bCs/>
+          <w:sz w:val="24"/>
+          <w:szCs w:val="24"/>
+        </w:rPr>
+        <w:t>MovieDetailPage</w:t>
+      </w:r>
+      <w:r>
+        <w:rPr>
+          <w:rFonts w:eastAsia="Times New Roman"/>
+          <w:sz w:val="24"/>
+          <w:szCs w:val="24"/>
+        </w:rPr>
+        <w:t xml:space="preserve">, </w:t>
+      </w:r>
+      <w:r>
+        <w:rPr>
+          <w:rFonts w:eastAsia="Times New Roman"/>
+          <w:bCs/>
+          <w:sz w:val="24"/>
+          <w:szCs w:val="24"/>
+        </w:rPr>
+        <w:t>BookingPage</w:t>
+      </w:r>
+      <w:r>
+        <w:rPr>
+          <w:rFonts w:eastAsia="Times New Roman"/>
+          <w:sz w:val="24"/>
+          <w:szCs w:val="24"/>
+        </w:rPr>
+        <w:t xml:space="preserve"> và </w:t>
+      </w:r>
+      <w:r>
+        <w:rPr>
+          <w:rFonts w:eastAsia="Times New Roman"/>
+          <w:bCs/>
+          <w:sz w:val="24"/>
+          <w:szCs w:val="24"/>
+        </w:rPr>
+        <w:t>NotFoundPage</w:t>
+      </w:r>
+      <w:r>
+        <w:rPr>
+          <w:rFonts w:eastAsia="Times New Roman"/>
+          <w:sz w:val="24"/>
+          <w:szCs w:val="24"/>
+        </w:rPr>
+        <w:t xml:space="preserve">. </w:t>
+      </w:r>
+      <w:r>
+        <w:rPr>
+          <w:rFonts w:ascii="Courier New" w:eastAsia="Times New Roman" w:hAnsi="Courier New" w:cs="Courier New"/>
           <w:sz w:val="20"/>
           <w:szCs w:val="20"/>
         </w:rPr>
-      </w:pPr>
-      <w:r>
-        <w:rPr>
-          <w:rStyle w:val="Strong"/>
+        <w:t>MovieDetailPage</w:t>
+      </w:r>
+      <w:r>
+        <w:rPr>
+          <w:rFonts w:eastAsia="Times New Roman"/>
+          <w:sz w:val="24"/>
+          <w:szCs w:val="24"/>
+        </w:rPr>
+        <w:t xml:space="preserve"> sử dụng </w:t>
+      </w:r>
+      <w:proofErr w:type="gramStart"/>
+      <w:r>
+        <w:rPr>
+          <w:rFonts w:eastAsia="Times New Roman"/>
+          <w:bCs/>
+          <w:sz w:val="24"/>
+          <w:szCs w:val="24"/>
+        </w:rPr>
+        <w:t>useParams</w:t>
+      </w:r>
+      <w:r>
+        <w:rPr>
+          <w:rFonts w:eastAsia="Times New Roman"/>
+          <w:b/>
+          <w:bCs/>
+          <w:sz w:val="24"/>
+          <w:szCs w:val="24"/>
+        </w:rPr>
+        <w:t>(</w:t>
+      </w:r>
+      <w:proofErr w:type="gramEnd"/>
+      <w:r>
+        <w:rPr>
+          <w:rFonts w:eastAsia="Times New Roman"/>
+          <w:b/>
+          <w:bCs/>
+          <w:sz w:val="24"/>
+          <w:szCs w:val="24"/>
+        </w:rPr>
+        <w:t>)</w:t>
+      </w:r>
+      <w:r>
+        <w:rPr>
+          <w:rFonts w:eastAsia="Times New Roman"/>
+          <w:sz w:val="24"/>
+          <w:szCs w:val="24"/>
+        </w:rPr>
+        <w:t xml:space="preserve"> để lấy </w:t>
+      </w:r>
+      <w:r>
+        <w:rPr>
+          <w:rFonts w:ascii="Courier New" w:eastAsia="Times New Roman" w:hAnsi="Courier New" w:cs="Courier New"/>
           <w:sz w:val="20"/>
           <w:szCs w:val="20"/>
         </w:rPr>
-        <w:t>Lý do chọn</w:t>
-      </w:r>
-      <w:proofErr w:type="gramStart"/>
-      <w:r>
-        <w:rPr>
-          <w:rStyle w:val="Strong"/>
+        <w:t>movieId</w:t>
+      </w:r>
+      <w:r>
+        <w:rPr>
+          <w:rFonts w:eastAsia="Times New Roman"/>
+          <w:sz w:val="24"/>
+          <w:szCs w:val="24"/>
+        </w:rPr>
+        <w:t xml:space="preserve"> từ URL và hiển thị đúng thông tin phim, đồng thời nút </w:t>
+      </w:r>
+      <w:r>
+        <w:rPr>
+          <w:rFonts w:eastAsia="Times New Roman"/>
+          <w:bCs/>
+          <w:sz w:val="24"/>
+          <w:szCs w:val="24"/>
+        </w:rPr>
+        <w:t>Quay</w:t>
+      </w:r>
+      <w:r>
+        <w:rPr>
+          <w:rFonts w:eastAsia="Times New Roman"/>
+          <w:b/>
+          <w:bCs/>
+          <w:sz w:val="24"/>
+          <w:szCs w:val="24"/>
+        </w:rPr>
+        <w:t xml:space="preserve"> </w:t>
+      </w:r>
+      <w:r>
+        <w:rPr>
+          <w:rFonts w:eastAsia="Times New Roman"/>
+          <w:bCs/>
+          <w:sz w:val="24"/>
+          <w:szCs w:val="24"/>
+        </w:rPr>
+        <w:t>lại</w:t>
+      </w:r>
+      <w:r>
+        <w:rPr>
+          <w:rFonts w:eastAsia="Times New Roman"/>
+          <w:sz w:val="24"/>
+          <w:szCs w:val="24"/>
+        </w:rPr>
+        <w:t xml:space="preserve"> được xử lý bằng </w:t>
+      </w:r>
+      <w:r>
+        <w:rPr>
+          <w:rFonts w:eastAsia="Times New Roman"/>
+          <w:bCs/>
+          <w:sz w:val="24"/>
+          <w:szCs w:val="24"/>
+        </w:rPr>
+        <w:t>useNavigate</w:t>
+      </w:r>
+      <w:r>
+        <w:rPr>
+          <w:rFonts w:eastAsia="Times New Roman"/>
+          <w:b/>
+          <w:bCs/>
+          <w:sz w:val="24"/>
+          <w:szCs w:val="24"/>
+        </w:rPr>
+        <w:t>(-</w:t>
+      </w:r>
+      <w:r>
+        <w:rPr>
+          <w:rFonts w:eastAsia="Times New Roman"/>
+          <w:bCs/>
+          <w:sz w:val="24"/>
+          <w:szCs w:val="24"/>
+        </w:rPr>
+        <w:t>1</w:t>
+      </w:r>
+      <w:r>
+        <w:rPr>
+          <w:rFonts w:eastAsia="Times New Roman"/>
+          <w:b/>
+          <w:bCs/>
+          <w:sz w:val="24"/>
+          <w:szCs w:val="24"/>
+        </w:rPr>
+        <w:t>)</w:t>
+      </w:r>
+      <w:r>
+        <w:rPr>
+          <w:rFonts w:eastAsia="Times New Roman"/>
+          <w:sz w:val="24"/>
+          <w:szCs w:val="24"/>
+        </w:rPr>
+        <w:t xml:space="preserve"> để điều hướng về trang trước.</w:t>
+      </w:r>
+      <w:r>
+        <w:rPr>
+          <w:rFonts w:hint="eastAsia"/>
+          <w:sz w:val="24"/>
+          <w:szCs w:val="24"/>
+        </w:rPr>
+        <w:t xml:space="preserve"> </w:t>
+      </w:r>
+      <w:r>
+        <w:rPr>
+          <w:rFonts w:eastAsia="Times New Roman"/>
+          <w:b/>
+          <w:bCs/>
+          <w:sz w:val="24"/>
+          <w:szCs w:val="24"/>
+        </w:rPr>
+        <w:t>(</w:t>
+      </w:r>
+      <w:r>
+        <w:rPr>
+          <w:rFonts w:eastAsia="Times New Roman"/>
+          <w:bCs/>
+          <w:sz w:val="24"/>
+          <w:szCs w:val="24"/>
+        </w:rPr>
+        <w:t>File</w:t>
+      </w:r>
+      <w:r>
+        <w:rPr>
+          <w:rFonts w:eastAsia="Times New Roman"/>
+          <w:b/>
+          <w:bCs/>
+          <w:sz w:val="24"/>
+          <w:szCs w:val="24"/>
+        </w:rPr>
+        <w:t xml:space="preserve">: </w:t>
+      </w:r>
+      <w:r>
+        <w:rPr>
+          <w:rFonts w:ascii="Courier New" w:eastAsia="Times New Roman" w:hAnsi="Courier New" w:cs="Courier New"/>
+          <w:b/>
+          <w:bCs/>
           <w:sz w:val="20"/>
           <w:szCs w:val="20"/>
         </w:rPr>
-        <w:t>:</w:t>
-      </w:r>
-      <w:proofErr w:type="gramEnd"/>
-      <w:r>
-        <w:rPr>
+        <w:t>src/pages/MovieDetailPage.jsx</w:t>
+      </w:r>
+      <w:r>
+        <w:rPr>
+          <w:rFonts w:eastAsia="Times New Roman"/>
+          <w:b/>
+          <w:bCs/>
+          <w:sz w:val="24"/>
+          <w:szCs w:val="24"/>
+        </w:rPr>
+        <w:t>)</w:t>
+      </w:r>
+      <w:r>
+        <w:rPr>
+          <w:rFonts w:eastAsia="Times New Roman"/>
+          <w:sz w:val="24"/>
+          <w:szCs w:val="24"/>
+        </w:rPr>
+        <w:t xml:space="preserve"> </w:t>
+      </w:r>
+    </w:p>
+    <w:p>
+      <w:pPr>
+        <w:numPr>
+          <w:ilvl w:val="0"/>
+          <w:numId w:val="10"/>
+        </w:numPr>
+        <w:spacing w:before="100" w:beforeAutospacing="1" w:after="100" w:afterAutospacing="1"/>
+        <w:rPr>
+          <w:rFonts w:eastAsia="Times New Roman"/>
+          <w:sz w:val="24"/>
+          <w:szCs w:val="24"/>
+        </w:rPr>
+      </w:pPr>
+      <w:r>
+        <w:rPr>
+          <w:rFonts w:eastAsia="Times New Roman"/>
+          <w:sz w:val="24"/>
+          <w:szCs w:val="24"/>
+        </w:rPr>
+        <w:t xml:space="preserve">Xây dựng </w:t>
+      </w:r>
+      <w:r>
+        <w:rPr>
+          <w:rFonts w:eastAsia="Times New Roman"/>
+          <w:bCs/>
+          <w:sz w:val="24"/>
+          <w:szCs w:val="24"/>
+        </w:rPr>
+        <w:t>ProtectedRoute</w:t>
+      </w:r>
+      <w:r>
+        <w:rPr>
+          <w:rFonts w:eastAsia="Times New Roman"/>
+          <w:sz w:val="24"/>
+          <w:szCs w:val="24"/>
+        </w:rPr>
+        <w:t xml:space="preserve"> để bảo vệ trang quản trị, chỉ cho phép người dùng đã đăng nhập truy cập vào </w:t>
+      </w:r>
+      <w:r>
+        <w:rPr>
+          <w:rFonts w:ascii="Courier New" w:eastAsia="Times New Roman" w:hAnsi="Courier New" w:cs="Courier New"/>
           <w:sz w:val="20"/>
           <w:szCs w:val="20"/>
         </w:rPr>
+        <w:t>/admin</w:t>
+      </w:r>
+      <w:r>
+        <w:rPr>
+          <w:rFonts w:eastAsia="Times New Roman"/>
+          <w:sz w:val="24"/>
+          <w:szCs w:val="24"/>
+        </w:rPr>
+        <w:t xml:space="preserve">. Đồng thời cập nhật </w:t>
+      </w:r>
+      <w:r>
+        <w:rPr>
+          <w:rFonts w:eastAsia="Times New Roman"/>
+          <w:bCs/>
+          <w:sz w:val="24"/>
+          <w:szCs w:val="24"/>
+        </w:rPr>
+        <w:t>Header</w:t>
+      </w:r>
+      <w:r>
+        <w:rPr>
+          <w:rFonts w:eastAsia="Times New Roman"/>
+          <w:b/>
+          <w:bCs/>
+          <w:sz w:val="24"/>
+          <w:szCs w:val="24"/>
+        </w:rPr>
+        <w:t>/</w:t>
+      </w:r>
+      <w:r>
+        <w:rPr>
+          <w:rFonts w:eastAsia="Times New Roman"/>
+          <w:bCs/>
+          <w:sz w:val="24"/>
+          <w:szCs w:val="24"/>
+        </w:rPr>
+        <w:t>Navbar</w:t>
+      </w:r>
+      <w:r>
+        <w:rPr>
+          <w:rFonts w:eastAsia="Times New Roman"/>
+          <w:sz w:val="24"/>
+          <w:szCs w:val="24"/>
+        </w:rPr>
+        <w:t xml:space="preserve"> sử dụng </w:t>
+      </w:r>
+      <w:r>
+        <w:rPr>
+          <w:rFonts w:eastAsia="Times New Roman"/>
+          <w:bCs/>
+          <w:sz w:val="24"/>
+          <w:szCs w:val="24"/>
+        </w:rPr>
+        <w:t>NavLink</w:t>
+      </w:r>
+      <w:r>
+        <w:rPr>
+          <w:rFonts w:eastAsia="Times New Roman"/>
+          <w:sz w:val="24"/>
+          <w:szCs w:val="24"/>
+        </w:rPr>
+        <w:t xml:space="preserve"> để điều hướng và tự động hiển thị trạng thái </w:t>
+      </w:r>
+      <w:r>
+        <w:rPr>
+          <w:rFonts w:eastAsia="Times New Roman"/>
+          <w:bCs/>
+          <w:sz w:val="24"/>
+          <w:szCs w:val="24"/>
+        </w:rPr>
+        <w:t>active</w:t>
+      </w:r>
+      <w:r>
+        <w:rPr>
+          <w:rFonts w:eastAsia="Times New Roman"/>
+          <w:sz w:val="24"/>
+          <w:szCs w:val="24"/>
+        </w:rPr>
+        <w:t xml:space="preserve"> của menu trên các trang.</w:t>
+      </w:r>
+      <w:r>
+        <w:rPr>
+          <w:rFonts w:eastAsia="Times New Roman"/>
+          <w:sz w:val="24"/>
+          <w:szCs w:val="24"/>
+        </w:rPr>
         <w:br/>
-        <w:t xml:space="preserve">Cấu trúc route được thiết kế bám theo đúng luồng nghiệp vụ thực tế của rạp chiếu phim (tra cứu phim → đặt vé), giúp dễ mở rộng route con ở các tuần sau. </w:t>
-      </w:r>
-      <w:proofErr w:type="gramStart"/>
-      <w:r>
-        <w:rPr>
+      </w:r>
+      <w:r>
+        <w:rPr>
+          <w:rFonts w:eastAsia="Times New Roman"/>
+          <w:b/>
+          <w:bCs/>
+          <w:sz w:val="24"/>
+          <w:szCs w:val="24"/>
+        </w:rPr>
+        <w:t>(</w:t>
+      </w:r>
+      <w:r>
+        <w:rPr>
+          <w:rFonts w:eastAsia="Times New Roman"/>
+          <w:bCs/>
+          <w:sz w:val="24"/>
+          <w:szCs w:val="24"/>
+        </w:rPr>
+        <w:t>File</w:t>
+      </w:r>
+      <w:r>
+        <w:rPr>
+          <w:rFonts w:eastAsia="Times New Roman"/>
+          <w:b/>
+          <w:bCs/>
+          <w:sz w:val="24"/>
+          <w:szCs w:val="24"/>
+        </w:rPr>
+        <w:t xml:space="preserve">: </w:t>
+      </w:r>
+      <w:r>
+        <w:rPr>
+          <w:rFonts w:ascii="Courier New" w:eastAsia="Times New Roman" w:hAnsi="Courier New" w:cs="Courier New"/>
+          <w:b/>
+          <w:bCs/>
           <w:sz w:val="20"/>
           <w:szCs w:val="20"/>
         </w:rPr>
-        <w:t>Mỗi trang được tách thành component độc lập để dễ kiểm thử và bảo trì riêng từng phần.</w:t>
-      </w:r>
-      <w:proofErr w:type="gramEnd"/>
-      <w:r>
-        <w:rPr>
+        <w:t>src/components/ProtectedRoute.jsx</w:t>
+      </w:r>
+      <w:r>
+        <w:rPr>
+          <w:rFonts w:eastAsia="Times New Roman"/>
+          <w:b/>
+          <w:bCs/>
+          <w:sz w:val="24"/>
+          <w:szCs w:val="24"/>
+        </w:rPr>
+        <w:t xml:space="preserve">, </w:t>
+      </w:r>
+      <w:r>
+        <w:rPr>
+          <w:rFonts w:ascii="Courier New" w:eastAsia="Times New Roman" w:hAnsi="Courier New" w:cs="Courier New"/>
+          <w:b/>
+          <w:bCs/>
           <w:sz w:val="20"/>
           <w:szCs w:val="20"/>
         </w:rPr>
+        <w:t>src/components/Header.jsx</w:t>
+      </w:r>
+      <w:r>
+        <w:rPr>
+          <w:rFonts w:eastAsia="Times New Roman"/>
+          <w:b/>
+          <w:bCs/>
+          <w:sz w:val="24"/>
+          <w:szCs w:val="24"/>
+        </w:rPr>
+        <w:t>)</w:t>
+      </w:r>
+      <w:r>
+        <w:rPr>
+          <w:rFonts w:eastAsia="Times New Roman"/>
+          <w:sz w:val="24"/>
+          <w:szCs w:val="24"/>
+        </w:rPr>
         <w:t xml:space="preserve"> </w:t>
-      </w:r>
-      <w:proofErr w:type="gramStart"/>
-      <w:r>
-        <w:rPr>
-          <w:sz w:val="20"/>
-          <w:szCs w:val="20"/>
-        </w:rPr>
-        <w:t>useNavigate(</w:t>
-      </w:r>
-      <w:proofErr w:type="gramEnd"/>
-      <w:r>
-        <w:rPr>
-          <w:sz w:val="20"/>
-          <w:szCs w:val="20"/>
-        </w:rPr>
-        <w:t xml:space="preserve">-1) được chọn thay vì điều hướng cứng về /movies vì giữ đúng trang người dùng vừa xem trước đó. </w:t>
-      </w:r>
-      <w:proofErr w:type="gramStart"/>
-      <w:r>
-        <w:rPr>
-          <w:sz w:val="20"/>
-          <w:szCs w:val="20"/>
-        </w:rPr>
-        <w:t>ProtectedRoute được bọc quanh route /admin để tách biệt logic phân quyền khỏi component trang, tránh lặp code kiểm tra ở nhiều nơi.</w:t>
-      </w:r>
-      <w:proofErr w:type="gramEnd"/>
-      <w:r>
-        <w:rPr>
-          <w:sz w:val="20"/>
-          <w:szCs w:val="20"/>
-        </w:rPr>
-        <w:t xml:space="preserve"> NavLink được chọn thay vì tự viết logic so sánh URL vì đã hỗ trợ sẵn class active, giảm code thừa.</w:t>
       </w:r>
     </w:p>
     <w:p>
       <w:pPr>
-        <w:pStyle w:val="font-claude-response-body"/>
-        <w:rPr>
-          <w:sz w:val="20"/>
-          <w:szCs w:val="20"/>
-        </w:rPr>
-      </w:pPr>
-      <w:r>
-        <w:rPr>
-          <w:rStyle w:val="Strong"/>
-          <w:sz w:val="20"/>
-          <w:szCs w:val="20"/>
-        </w:rPr>
-        <w:t>Khó khăn gặp phải:</w:t>
-      </w:r>
-      <w:r>
-        <w:rPr>
-          <w:sz w:val="20"/>
-          <w:szCs w:val="20"/>
-        </w:rPr>
-        <w:br/>
-        <w:t>Trong quá trình triển khai, nhóm gặp một số vấn đề: thứ tự khai báo route động và route tĩnh dễ gây xung đột nếu sắp xếp sai; một số page gọi API lặp lại nhiều lần khi component re-render; dữ liệu phim cũ không tự làm mới khi người dùng chuyển từ phim này sang phim khác trong MovieDetailPage; việc kiểm tra token trong ProtectedRoute đôi khi được thực hiện trước khi context đăng nhập kịp khởi tạo xong, gây redirect nhầm; và một số route con (như /movies/:id) khiến link "Phim" trên Header bị mất trạng thái active.</w:t>
+        <w:pStyle w:val="Heading2"/>
+      </w:pPr>
+      <w:r>
+        <w:t>4.2. Screenshot / Demo kết quả</w:t>
       </w:r>
     </w:p>
     <w:p>
       <w:pPr>
-        <w:pStyle w:val="font-claude-response-body"/>
-        <w:rPr>
-          <w:sz w:val="20"/>
-          <w:szCs w:val="20"/>
-        </w:rPr>
-      </w:pPr>
-      <w:r>
-        <w:rPr>
-          <w:rStyle w:val="Strong"/>
-          <w:sz w:val="20"/>
-          <w:szCs w:val="20"/>
-        </w:rPr>
-        <w:t>Cách giải quyết</w:t>
-      </w:r>
-      <w:proofErr w:type="gramStart"/>
-      <w:r>
-        <w:rPr>
-          <w:rStyle w:val="Strong"/>
-          <w:sz w:val="20"/>
-          <w:szCs w:val="20"/>
-        </w:rPr>
-        <w:t>:</w:t>
-      </w:r>
-      <w:proofErr w:type="gramEnd"/>
-      <w:r>
-        <w:rPr>
-          <w:sz w:val="20"/>
-          <w:szCs w:val="20"/>
-        </w:rPr>
-        <w:br/>
-        <w:t xml:space="preserve">Nhóm đặt các route cụ thể (/movies/:id) trước route catch-all (/*) trong Routes để tránh xung đột thứ tự khớp route. </w:t>
-      </w:r>
-      <w:proofErr w:type="gramStart"/>
-      <w:r>
-        <w:rPr>
-          <w:sz w:val="20"/>
-          <w:szCs w:val="20"/>
-        </w:rPr>
-        <w:t>Với lỗi gọi API lặp lại, nhóm thêm điều kiện kiểm tra dữ liệu trước khi gọi lại API trong useEffect.</w:t>
-      </w:r>
-      <w:proofErr w:type="gramEnd"/>
-      <w:r>
-        <w:rPr>
-          <w:sz w:val="20"/>
-          <w:szCs w:val="20"/>
-        </w:rPr>
-        <w:t xml:space="preserve"> Với MovieDetailPage, nhóm </w:t>
-      </w:r>
-      <w:proofErr w:type="gramStart"/>
-      <w:r>
-        <w:rPr>
-          <w:sz w:val="20"/>
-          <w:szCs w:val="20"/>
-        </w:rPr>
-        <w:t>thêm :id</w:t>
-      </w:r>
-      <w:proofErr w:type="gramEnd"/>
-      <w:r>
-        <w:rPr>
-          <w:sz w:val="20"/>
-          <w:szCs w:val="20"/>
-        </w:rPr>
-        <w:t xml:space="preserve"> vào dependency array của useEffect để re-fetch dữ liệu mỗi khi tham số route thay đổi. </w:t>
-      </w:r>
-      <w:proofErr w:type="gramStart"/>
-      <w:r>
-        <w:rPr>
-          <w:sz w:val="20"/>
-          <w:szCs w:val="20"/>
-        </w:rPr>
-        <w:t>Với ProtectedRoute, nhóm thêm trạng thái loading để chờ xác thực hoàn tất trước khi quyết định redirect.</w:t>
-      </w:r>
-      <w:proofErr w:type="gramEnd"/>
-      <w:r>
-        <w:rPr>
-          <w:sz w:val="20"/>
-          <w:szCs w:val="20"/>
-        </w:rPr>
-        <w:t xml:space="preserve"> Với Header, nhóm dùng thuộc tính </w:t>
-      </w:r>
-      <w:r>
-        <w:rPr>
-          <w:rStyle w:val="HTMLCode"/>
-          <w:rFonts w:ascii="Times New Roman" w:hAnsi="Times New Roman" w:cs="Times New Roman"/>
-        </w:rPr>
-        <w:t>end</w:t>
-      </w:r>
-      <w:r>
-        <w:rPr>
-          <w:sz w:val="20"/>
-          <w:szCs w:val="20"/>
-        </w:rPr>
-        <w:t xml:space="preserve"> kết hợp kiểm tra </w:t>
-      </w:r>
-      <w:r>
-        <w:rPr>
-          <w:rStyle w:val="HTMLCode"/>
-          <w:rFonts w:ascii="Times New Roman" w:hAnsi="Times New Roman" w:cs="Times New Roman"/>
-        </w:rPr>
-        <w:t>startsWith</w:t>
-      </w:r>
-      <w:r>
-        <w:rPr>
-          <w:sz w:val="20"/>
-          <w:szCs w:val="20"/>
-        </w:rPr>
-        <w:t xml:space="preserve"> cho các route cha để giữ đúng trạng thái active.</w:t>
-      </w:r>
-    </w:p>
-    <w:p>
-      <w:pPr>
-        <w:pStyle w:val="Heading1"/>
-      </w:pPr>
-      <w:r>
-        <w:t>IV. KẾT QUẢ ĐẠT ĐƯỢC</w:t>
-      </w:r>
-    </w:p>
-    <w:p>
-      <w:pPr>
-        <w:pStyle w:val="Heading2"/>
-      </w:pPr>
-      <w:r>
-        <w:t>4.1. Kết quả kỹ thuật đạt được</w:t>
-      </w:r>
-    </w:p>
-    <w:p>
-      <w:pPr>
-        <w:pStyle w:val="ListParagraph"/>
-        <w:numPr>
-          <w:ilvl w:val="0"/>
-          <w:numId w:val="8"/>
-        </w:numPr>
-        <w:rPr>
-          <w:sz w:val="24"/>
-          <w:szCs w:val="24"/>
-        </w:rPr>
-      </w:pPr>
-      <w:r>
-        <w:rPr>
-          <w:sz w:val="24"/>
-          <w:szCs w:val="24"/>
-        </w:rPr>
-        <w:t>Hoàn thiện hệ thống Routing tổng thể cho ứng dụng: App.jsx được bọc trong BrowserRouter với 6 route hoạt động ổn định (/, /movies, /movies/</w:t>
-      </w:r>
-      <w:proofErr w:type="gramStart"/>
-      <w:r>
-        <w:rPr>
-          <w:sz w:val="24"/>
-          <w:szCs w:val="24"/>
-        </w:rPr>
-        <w:t>:id</w:t>
-      </w:r>
-      <w:proofErr w:type="gramEnd"/>
-      <w:r>
-        <w:rPr>
-          <w:sz w:val="24"/>
-          <w:szCs w:val="24"/>
-        </w:rPr>
-        <w:t xml:space="preserve">, /booking/:movieId, /admin, /*), điều hướng giữa các trang không còn tải lại toàn bộ ứng dụng. (File: src/App.jsx — Commit: [link commit]) </w:t>
-      </w:r>
-    </w:p>
-    <w:p>
-      <w:pPr>
-        <w:pStyle w:val="ListParagraph"/>
-        <w:numPr>
-          <w:ilvl w:val="0"/>
-          <w:numId w:val="8"/>
-        </w:numPr>
-        <w:rPr>
-          <w:sz w:val="24"/>
-          <w:szCs w:val="24"/>
-        </w:rPr>
-      </w:pPr>
-      <w:r>
-        <w:rPr>
-          <w:sz w:val="24"/>
-          <w:szCs w:val="24"/>
-        </w:rPr>
-        <w:t xml:space="preserve">MovieDetailPage hiển thị đúng dữ liệu phim theo </w:t>
-      </w:r>
-      <w:proofErr w:type="gramStart"/>
-      <w:r>
-        <w:rPr>
-          <w:sz w:val="24"/>
-          <w:szCs w:val="24"/>
-        </w:rPr>
-        <w:t>từng :id</w:t>
-      </w:r>
-      <w:proofErr w:type="gramEnd"/>
-      <w:r>
-        <w:rPr>
-          <w:sz w:val="24"/>
-          <w:szCs w:val="24"/>
-        </w:rPr>
-        <w:t xml:space="preserve"> trên URL nhờ useParams(), kèm nút "Quay lại" hoạt động đúng bằng useNavigate(-1), đã test với nhiều id phim khác nhau cho kết quả chính xác. (File: src/pages/MovieDetailPage.jsx — Commit: [link commit]) </w:t>
-      </w:r>
-    </w:p>
-    <w:p>
-      <w:pPr>
-        <w:pStyle w:val="ListParagraph"/>
-        <w:numPr>
-          <w:ilvl w:val="0"/>
-          <w:numId w:val="8"/>
-        </w:numPr>
-        <w:rPr>
-          <w:sz w:val="24"/>
-          <w:szCs w:val="24"/>
-        </w:rPr>
-      </w:pPr>
-      <w:r>
-        <w:rPr>
-          <w:sz w:val="24"/>
-          <w:szCs w:val="24"/>
-        </w:rPr>
-        <w:t>Cơ chế bảo vệ route quản trị hoạt động đúng: ProtectedRoute.jsx redirect người dùng chưa đăng nhập về trang chủ khi cố truy cập /admin, đồng thời Header dùng NavLink highlight chính xác link đang active trên mọi trang. (File: src/components/ProtectedRoute.jsx, src/components/Header.jsx — Commit: [link commit])</w:t>
-      </w:r>
-    </w:p>
-    <w:p>
-      <w:pPr>
-        <w:pStyle w:val="Heading2"/>
-      </w:pPr>
-      <w:r>
-        <w:lastRenderedPageBreak/>
-        <w:t>4.2. Screenshot / Demo kết quả</w:t>
-      </w:r>
-    </w:p>
-    <w:p>
-      <w:pPr>
-        <w:pStyle w:val="Heading2"/>
-      </w:pPr>
-    </w:p>
-    <w:p>
-      <w:pPr>
-        <w:spacing w:before="60"/>
-      </w:pPr>
-    </w:p>
-    <w:p>
-      <w:pPr>
         <w:spacing w:before="60"/>
       </w:pPr>
       <w:r>
@@ -3410,8 +4139,8 @@
         </w:rPr>
         <w:drawing>
           <wp:inline distT="0" distB="0" distL="0" distR="0" wp14:anchorId="713379B9" wp14:editId="2C310E7F">
-            <wp:extent cx="5940425" cy="2957519"/>
-            <wp:effectExtent l="0" t="0" r="3175" b="0"/>
+            <wp:extent cx="5198063" cy="2587924"/>
+            <wp:effectExtent l="0" t="0" r="3175" b="3175"/>
             <wp:docPr id="1" name="Picture 1"/>
             <wp:cNvGraphicFramePr>
               <a:graphicFrameLocks xmlns:a="http://schemas.openxmlformats.org/drawingml/2006/main" noChangeAspect="1"/>
@@ -3432,7 +4161,7 @@
                   <pic:spPr>
                     <a:xfrm>
                       <a:off x="0" y="0"/>
-                      <a:ext cx="5940425" cy="2957519"/>
+                      <a:ext cx="5195707" cy="2586751"/>
                     </a:xfrm>
                     <a:prstGeom prst="rect">
                       <a:avLst/>
@@ -3450,6 +4179,8 @@
         <w:spacing w:before="60"/>
         <w:jc w:val="center"/>
       </w:pPr>
+      <w:bookmarkStart w:id="0" w:name="_GoBack"/>
+      <w:bookmarkEnd w:id="0"/>
     </w:p>
     <w:p>
       <w:pPr>
@@ -3457,7 +4188,13 @@
         <w:jc w:val="center"/>
       </w:pPr>
       <w:r>
-        <w:t>Hình 1: “Trang chi tiết phim”</w:t>
+        <w:t>Hình 1: “</w:t>
+      </w:r>
+      <w:r>
+        <w:t>Trang chi tiết phim (Movie Detail Page)</w:t>
+      </w:r>
+      <w:r>
+        <w:t>”</w:t>
       </w:r>
     </w:p>
     <w:p>
@@ -3475,6 +4212,7 @@
         <w:rPr>
           <w:noProof/>
         </w:rPr>
+        <w:lastRenderedPageBreak/>
         <w:drawing>
           <wp:inline distT="0" distB="0" distL="0" distR="0" wp14:anchorId="5FCB5873" wp14:editId="6EA74BD7">
             <wp:extent cx="5940425" cy="2973386"/>
@@ -3524,37 +4262,20 @@
         <w:jc w:val="center"/>
       </w:pPr>
       <w:r>
-        <w:t>Hình 2: “Trang chủ chưa đăng nhập”</w:t>
+        <w:t>Hình 2: “</w:t>
+      </w:r>
+      <w:r>
+        <w:t>Trang chủ (Home Page) khi chưa đăng nhập</w:t>
+      </w:r>
+      <w:r>
+        <w:t>”</w:t>
       </w:r>
     </w:p>
     <w:p>
       <w:pPr>
-        <w:spacing w:before="60"/>
-        <w:jc w:val="center"/>
-      </w:pPr>
-    </w:p>
-    <w:p>
-      <w:pPr>
-        <w:spacing w:before="60"/>
-        <w:jc w:val="center"/>
-      </w:pPr>
-    </w:p>
-    <w:p>
-      <w:pPr>
-        <w:spacing w:before="60"/>
-      </w:pPr>
-    </w:p>
-    <w:p>
-      <w:pPr>
         <w:pStyle w:val="Heading1"/>
       </w:pPr>
-    </w:p>
-    <w:p>
-      <w:pPr>
-        <w:pStyle w:val="Heading1"/>
-      </w:pPr>
-      <w:r>
-        <w:lastRenderedPageBreak/>
+      <w:r>
         <w:t>V. CHECKLIST ĐẦU RA — TUẦN 06</w:t>
       </w:r>
     </w:p>
@@ -3768,22 +4489,16 @@
               <w:bottom w:w="80" w:type="dxa"/>
               <w:right w:w="120" w:type="dxa"/>
             </w:tcMar>
-            <w:vAlign w:val="bottom"/>
-          </w:tcPr>
-          <w:p>
-            <w:pPr>
-              <w:jc w:val="right"/>
-              <w:rPr>
-                <w:rFonts w:ascii="Arial" w:hAnsi="Arial" w:cs="Arial"/>
-                <w:sz w:val="24"/>
-                <w:szCs w:val="24"/>
-              </w:rPr>
-            </w:pPr>
-            <w:r>
-              <w:rPr>
-                <w:rFonts w:ascii="Arial" w:hAnsi="Arial" w:cs="Arial"/>
-                <w:sz w:val="24"/>
-                <w:szCs w:val="24"/>
+          </w:tcPr>
+          <w:p>
+            <w:pPr>
+              <w:rPr>
+                <w:sz w:val="24"/>
+              </w:rPr>
+            </w:pPr>
+            <w:r>
+              <w:rPr>
+                <w:sz w:val="24"/>
               </w:rPr>
               <w:t>1</w:t>
             </w:r>
@@ -3805,23 +4520,32 @@
               <w:bottom w:w="80" w:type="dxa"/>
               <w:right w:w="120" w:type="dxa"/>
             </w:tcMar>
-            <w:vAlign w:val="bottom"/>
-          </w:tcPr>
-          <w:p>
-            <w:pPr>
-              <w:rPr>
-                <w:rFonts w:ascii="Arial" w:hAnsi="Arial" w:cs="Arial"/>
-                <w:sz w:val="24"/>
-                <w:szCs w:val="24"/>
-              </w:rPr>
-            </w:pPr>
-            <w:r>
-              <w:rPr>
-                <w:rFonts w:ascii="Arial" w:hAnsi="Arial" w:cs="Arial"/>
-                <w:sz w:val="24"/>
-                <w:szCs w:val="24"/>
-              </w:rPr>
-              <w:t>App.jsx có BrowserRouter với ≥5 routes (/, /movies, /movies/:id, /booking/:movieId, /admin, /*)</w:t>
+          </w:tcPr>
+          <w:p>
+            <w:pPr>
+              <w:rPr>
+                <w:sz w:val="24"/>
+              </w:rPr>
+            </w:pPr>
+            <w:r>
+              <w:rPr>
+                <w:sz w:val="24"/>
+              </w:rPr>
+              <w:t>App.jsx được bọc trong BrowserRouter và khai báo các route (/, /movies, /movies/</w:t>
+            </w:r>
+            <w:proofErr w:type="gramStart"/>
+            <w:r>
+              <w:rPr>
+                <w:sz w:val="24"/>
+              </w:rPr>
+              <w:t>:id</w:t>
+            </w:r>
+            <w:proofErr w:type="gramEnd"/>
+            <w:r>
+              <w:rPr>
+                <w:sz w:val="24"/>
+              </w:rPr>
+              <w:t>, /booking/:movieId, /admin, /*).</w:t>
             </w:r>
           </w:p>
         </w:tc>
@@ -3841,22 +4565,16 @@
               <w:bottom w:w="80" w:type="dxa"/>
               <w:right w:w="120" w:type="dxa"/>
             </w:tcMar>
-            <w:vAlign w:val="bottom"/>
-          </w:tcPr>
-          <w:p>
-            <w:pPr>
-              <w:jc w:val="center"/>
-              <w:rPr>
-                <w:rFonts w:ascii="Arial" w:hAnsi="Arial" w:cs="Arial"/>
-                <w:sz w:val="24"/>
-                <w:szCs w:val="24"/>
-              </w:rPr>
-            </w:pPr>
-            <w:r>
-              <w:rPr>
-                <w:rFonts w:ascii="Arial" w:hAnsi="Arial" w:cs="Arial"/>
-                <w:sz w:val="24"/>
-                <w:szCs w:val="24"/>
+          </w:tcPr>
+          <w:p>
+            <w:pPr>
+              <w:rPr>
+                <w:sz w:val="24"/>
+              </w:rPr>
+            </w:pPr>
+            <w:r>
+              <w:rPr>
+                <w:sz w:val="24"/>
               </w:rPr>
               <w:t>[x]</w:t>
             </w:r>
@@ -3878,21 +4596,16 @@
               <w:bottom w:w="80" w:type="dxa"/>
               <w:right w:w="120" w:type="dxa"/>
             </w:tcMar>
-            <w:vAlign w:val="bottom"/>
-          </w:tcPr>
-          <w:p>
-            <w:pPr>
-              <w:rPr>
-                <w:rFonts w:ascii="Arial" w:hAnsi="Arial" w:cs="Arial"/>
-                <w:sz w:val="24"/>
-                <w:szCs w:val="24"/>
-              </w:rPr>
-            </w:pPr>
-            <w:r>
-              <w:rPr>
-                <w:rFonts w:ascii="Arial" w:hAnsi="Arial" w:cs="Arial"/>
-                <w:sz w:val="24"/>
-                <w:szCs w:val="24"/>
+          </w:tcPr>
+          <w:p>
+            <w:pPr>
+              <w:rPr>
+                <w:sz w:val="24"/>
+              </w:rPr>
+            </w:pPr>
+            <w:r>
+              <w:rPr>
+                <w:sz w:val="24"/>
               </w:rPr>
               <w:t>src/App.jsx</w:t>
             </w:r>
@@ -3914,23 +4627,18 @@
               <w:bottom w:w="80" w:type="dxa"/>
               <w:right w:w="120" w:type="dxa"/>
             </w:tcMar>
-            <w:vAlign w:val="bottom"/>
-          </w:tcPr>
-          <w:p>
-            <w:pPr>
-              <w:rPr>
-                <w:rFonts w:ascii="Arial" w:hAnsi="Arial" w:cs="Arial"/>
-                <w:sz w:val="24"/>
-                <w:szCs w:val="24"/>
-              </w:rPr>
-            </w:pPr>
-            <w:r>
-              <w:rPr>
-                <w:rFonts w:ascii="Arial" w:hAnsi="Arial" w:cs="Arial"/>
-                <w:sz w:val="24"/>
-                <w:szCs w:val="24"/>
-              </w:rPr>
-              <w:t>Đã test điều hướng giữa các route, không bị reload trang</w:t>
+          </w:tcPr>
+          <w:p>
+            <w:pPr>
+              <w:rPr>
+                <w:sz w:val="24"/>
+              </w:rPr>
+            </w:pPr>
+            <w:r>
+              <w:rPr>
+                <w:sz w:val="24"/>
+              </w:rPr>
+              <w:t>Đã kiểm tra điều hướng giữa các route, không tải lại trang.</w:t>
             </w:r>
           </w:p>
         </w:tc>
@@ -3952,22 +4660,16 @@
               <w:bottom w:w="80" w:type="dxa"/>
               <w:right w:w="120" w:type="dxa"/>
             </w:tcMar>
-            <w:vAlign w:val="bottom"/>
-          </w:tcPr>
-          <w:p>
-            <w:pPr>
-              <w:jc w:val="right"/>
-              <w:rPr>
-                <w:rFonts w:ascii="Arial" w:hAnsi="Arial" w:cs="Arial"/>
-                <w:sz w:val="24"/>
-                <w:szCs w:val="24"/>
-              </w:rPr>
-            </w:pPr>
-            <w:r>
-              <w:rPr>
-                <w:rFonts w:ascii="Arial" w:hAnsi="Arial" w:cs="Arial"/>
-                <w:sz w:val="24"/>
-                <w:szCs w:val="24"/>
+          </w:tcPr>
+          <w:p>
+            <w:pPr>
+              <w:rPr>
+                <w:sz w:val="24"/>
+              </w:rPr>
+            </w:pPr>
+            <w:r>
+              <w:rPr>
+                <w:sz w:val="24"/>
               </w:rPr>
               <w:t>2</w:t>
             </w:r>
@@ -3989,23 +4691,32 @@
               <w:bottom w:w="80" w:type="dxa"/>
               <w:right w:w="120" w:type="dxa"/>
             </w:tcMar>
-            <w:vAlign w:val="bottom"/>
-          </w:tcPr>
-          <w:p>
-            <w:pPr>
-              <w:rPr>
-                <w:rFonts w:ascii="Arial" w:hAnsi="Arial" w:cs="Arial"/>
-                <w:sz w:val="24"/>
-                <w:szCs w:val="24"/>
-              </w:rPr>
-            </w:pPr>
-            <w:r>
-              <w:rPr>
-                <w:rFonts w:ascii="Arial" w:hAnsi="Arial" w:cs="Arial"/>
-                <w:sz w:val="24"/>
-                <w:szCs w:val="24"/>
-              </w:rPr>
-              <w:t>MovieDetailPage.jsx dùng useParams() hiển thị đúng phim theo :id</w:t>
+          </w:tcPr>
+          <w:p>
+            <w:pPr>
+              <w:rPr>
+                <w:sz w:val="24"/>
+              </w:rPr>
+            </w:pPr>
+            <w:r>
+              <w:rPr>
+                <w:sz w:val="24"/>
+              </w:rPr>
+              <w:t xml:space="preserve">MovieDetailPage.jsx sử dụng </w:t>
+            </w:r>
+            <w:proofErr w:type="gramStart"/>
+            <w:r>
+              <w:rPr>
+                <w:sz w:val="24"/>
+              </w:rPr>
+              <w:t>useParams(</w:t>
+            </w:r>
+            <w:proofErr w:type="gramEnd"/>
+            <w:r>
+              <w:rPr>
+                <w:sz w:val="24"/>
+              </w:rPr>
+              <w:t>) để lấy movieId từ URL và hiển thị đúng thông tin phim.</w:t>
             </w:r>
           </w:p>
         </w:tc>
@@ -4025,22 +4736,16 @@
               <w:bottom w:w="80" w:type="dxa"/>
               <w:right w:w="120" w:type="dxa"/>
             </w:tcMar>
-            <w:vAlign w:val="bottom"/>
-          </w:tcPr>
-          <w:p>
-            <w:pPr>
-              <w:jc w:val="center"/>
-              <w:rPr>
-                <w:rFonts w:ascii="Arial" w:hAnsi="Arial" w:cs="Arial"/>
-                <w:sz w:val="24"/>
-                <w:szCs w:val="24"/>
-              </w:rPr>
-            </w:pPr>
-            <w:r>
-              <w:rPr>
-                <w:rFonts w:ascii="Arial" w:hAnsi="Arial" w:cs="Arial"/>
-                <w:sz w:val="24"/>
-                <w:szCs w:val="24"/>
+          </w:tcPr>
+          <w:p>
+            <w:pPr>
+              <w:rPr>
+                <w:sz w:val="24"/>
+              </w:rPr>
+            </w:pPr>
+            <w:r>
+              <w:rPr>
+                <w:sz w:val="24"/>
               </w:rPr>
               <w:t>[x]</w:t>
             </w:r>
@@ -4062,21 +4767,16 @@
               <w:bottom w:w="80" w:type="dxa"/>
               <w:right w:w="120" w:type="dxa"/>
             </w:tcMar>
-            <w:vAlign w:val="bottom"/>
-          </w:tcPr>
-          <w:p>
-            <w:pPr>
-              <w:rPr>
-                <w:rFonts w:ascii="Arial" w:hAnsi="Arial" w:cs="Arial"/>
-                <w:sz w:val="24"/>
-                <w:szCs w:val="24"/>
-              </w:rPr>
-            </w:pPr>
-            <w:r>
-              <w:rPr>
-                <w:rFonts w:ascii="Arial" w:hAnsi="Arial" w:cs="Arial"/>
-                <w:sz w:val="24"/>
-                <w:szCs w:val="24"/>
+          </w:tcPr>
+          <w:p>
+            <w:pPr>
+              <w:rPr>
+                <w:sz w:val="24"/>
+              </w:rPr>
+            </w:pPr>
+            <w:r>
+              <w:rPr>
+                <w:sz w:val="24"/>
               </w:rPr>
               <w:t>src/pages/MovieDetailPage.jsx</w:t>
             </w:r>
@@ -4098,23 +4798,18 @@
               <w:bottom w:w="80" w:type="dxa"/>
               <w:right w:w="120" w:type="dxa"/>
             </w:tcMar>
-            <w:vAlign w:val="bottom"/>
-          </w:tcPr>
-          <w:p>
-            <w:pPr>
-              <w:rPr>
-                <w:rFonts w:ascii="Arial" w:hAnsi="Arial" w:cs="Arial"/>
-                <w:sz w:val="24"/>
-                <w:szCs w:val="24"/>
-              </w:rPr>
-            </w:pPr>
-            <w:r>
-              <w:rPr>
-                <w:rFonts w:ascii="Arial" w:hAnsi="Arial" w:cs="Arial"/>
-                <w:sz w:val="24"/>
-                <w:szCs w:val="24"/>
-              </w:rPr>
-              <w:t>Đã test với nhiều id phim khác nhau, dữ liệu hiển thị đúng</w:t>
+          </w:tcPr>
+          <w:p>
+            <w:pPr>
+              <w:rPr>
+                <w:sz w:val="24"/>
+              </w:rPr>
+            </w:pPr>
+            <w:r>
+              <w:rPr>
+                <w:sz w:val="24"/>
+              </w:rPr>
+              <w:t>Đã kiểm tra với nhiều URL có movieId khác nhau.</w:t>
             </w:r>
           </w:p>
         </w:tc>
@@ -4136,22 +4831,16 @@
               <w:bottom w:w="80" w:type="dxa"/>
               <w:right w:w="120" w:type="dxa"/>
             </w:tcMar>
-            <w:vAlign w:val="bottom"/>
-          </w:tcPr>
-          <w:p>
-            <w:pPr>
-              <w:jc w:val="right"/>
-              <w:rPr>
-                <w:rFonts w:ascii="Arial" w:hAnsi="Arial" w:cs="Arial"/>
-                <w:sz w:val="24"/>
-                <w:szCs w:val="24"/>
-              </w:rPr>
-            </w:pPr>
-            <w:r>
-              <w:rPr>
-                <w:rFonts w:ascii="Arial" w:hAnsi="Arial" w:cs="Arial"/>
-                <w:sz w:val="24"/>
-                <w:szCs w:val="24"/>
+          </w:tcPr>
+          <w:p>
+            <w:pPr>
+              <w:rPr>
+                <w:sz w:val="24"/>
+              </w:rPr>
+            </w:pPr>
+            <w:r>
+              <w:rPr>
+                <w:sz w:val="24"/>
               </w:rPr>
               <w:t>3</w:t>
             </w:r>
@@ -4173,23 +4862,18 @@
               <w:bottom w:w="80" w:type="dxa"/>
               <w:right w:w="120" w:type="dxa"/>
             </w:tcMar>
-            <w:vAlign w:val="bottom"/>
-          </w:tcPr>
-          <w:p>
-            <w:pPr>
-              <w:rPr>
-                <w:rFonts w:ascii="Arial" w:hAnsi="Arial" w:cs="Arial"/>
-                <w:sz w:val="24"/>
-                <w:szCs w:val="24"/>
-              </w:rPr>
-            </w:pPr>
-            <w:r>
-              <w:rPr>
-                <w:rFonts w:ascii="Arial" w:hAnsi="Arial" w:cs="Arial"/>
-                <w:sz w:val="24"/>
-                <w:szCs w:val="24"/>
-              </w:rPr>
-              <w:t>ProtectedRoute redirect về / khi chưa đăng nhập</w:t>
+          </w:tcPr>
+          <w:p>
+            <w:pPr>
+              <w:rPr>
+                <w:sz w:val="24"/>
+              </w:rPr>
+            </w:pPr>
+            <w:r>
+              <w:rPr>
+                <w:sz w:val="24"/>
+              </w:rPr>
+              <w:t>ProtectedRoute.jsx kiểm tra đăng nhập và chuyển hướng khi truy cập /admin nếu chưa xác thực.</w:t>
             </w:r>
           </w:p>
         </w:tc>
@@ -4209,22 +4893,16 @@
               <w:bottom w:w="80" w:type="dxa"/>
               <w:right w:w="120" w:type="dxa"/>
             </w:tcMar>
-            <w:vAlign w:val="bottom"/>
-          </w:tcPr>
-          <w:p>
-            <w:pPr>
-              <w:jc w:val="center"/>
-              <w:rPr>
-                <w:rFonts w:ascii="Arial" w:hAnsi="Arial" w:cs="Arial"/>
-                <w:sz w:val="24"/>
-                <w:szCs w:val="24"/>
-              </w:rPr>
-            </w:pPr>
-            <w:r>
-              <w:rPr>
-                <w:rFonts w:ascii="Arial" w:hAnsi="Arial" w:cs="Arial"/>
-                <w:sz w:val="24"/>
-                <w:szCs w:val="24"/>
+          </w:tcPr>
+          <w:p>
+            <w:pPr>
+              <w:rPr>
+                <w:sz w:val="24"/>
+              </w:rPr>
+            </w:pPr>
+            <w:r>
+              <w:rPr>
+                <w:sz w:val="24"/>
               </w:rPr>
               <w:t>[x]</w:t>
             </w:r>
@@ -4246,23 +4924,18 @@
               <w:bottom w:w="80" w:type="dxa"/>
               <w:right w:w="120" w:type="dxa"/>
             </w:tcMar>
-            <w:vAlign w:val="bottom"/>
-          </w:tcPr>
-          <w:p>
-            <w:pPr>
-              <w:rPr>
-                <w:rFonts w:ascii="Arial" w:hAnsi="Arial" w:cs="Arial"/>
-                <w:sz w:val="24"/>
-                <w:szCs w:val="24"/>
-              </w:rPr>
-            </w:pPr>
-            <w:r>
-              <w:rPr>
-                <w:rFonts w:ascii="Arial" w:hAnsi="Arial" w:cs="Arial"/>
-                <w:sz w:val="24"/>
-                <w:szCs w:val="24"/>
-              </w:rPr>
-              <w:t>src/components/ProtectedRoute.jsx</w:t>
+          </w:tcPr>
+          <w:p>
+            <w:pPr>
+              <w:rPr>
+                <w:sz w:val="24"/>
+              </w:rPr>
+            </w:pPr>
+            <w:r>
+              <w:rPr>
+                <w:sz w:val="24"/>
+              </w:rPr>
+              <w:t>src/components/ProtectedRoute.jsx (hoặc src/routes/ProtectedRoute.jsx nếu dự án của bạn đặt ở đây)</w:t>
             </w:r>
           </w:p>
         </w:tc>
@@ -4282,23 +4955,18 @@
               <w:bottom w:w="80" w:type="dxa"/>
               <w:right w:w="120" w:type="dxa"/>
             </w:tcMar>
-            <w:vAlign w:val="bottom"/>
-          </w:tcPr>
-          <w:p>
-            <w:pPr>
-              <w:rPr>
-                <w:rFonts w:ascii="Arial" w:hAnsi="Arial" w:cs="Arial"/>
-                <w:sz w:val="24"/>
-                <w:szCs w:val="24"/>
-              </w:rPr>
-            </w:pPr>
-            <w:r>
-              <w:rPr>
-                <w:rFonts w:ascii="Arial" w:hAnsi="Arial" w:cs="Arial"/>
-                <w:sz w:val="24"/>
-                <w:szCs w:val="24"/>
-              </w:rPr>
-              <w:t>Test bằng tab ẩn danh truy cập /admin, xác nhận bị redirect</w:t>
+          </w:tcPr>
+          <w:p>
+            <w:pPr>
+              <w:rPr>
+                <w:sz w:val="24"/>
+              </w:rPr>
+            </w:pPr>
+            <w:r>
+              <w:rPr>
+                <w:sz w:val="24"/>
+              </w:rPr>
+              <w:t>Đã kiểm tra bằng tài khoản chưa đăng nhập.</w:t>
             </w:r>
           </w:p>
         </w:tc>
@@ -4320,22 +4988,16 @@
               <w:bottom w:w="80" w:type="dxa"/>
               <w:right w:w="120" w:type="dxa"/>
             </w:tcMar>
-            <w:vAlign w:val="bottom"/>
-          </w:tcPr>
-          <w:p>
-            <w:pPr>
-              <w:jc w:val="right"/>
-              <w:rPr>
-                <w:rFonts w:ascii="Arial" w:hAnsi="Arial" w:cs="Arial"/>
-                <w:sz w:val="24"/>
-                <w:szCs w:val="24"/>
-              </w:rPr>
-            </w:pPr>
-            <w:r>
-              <w:rPr>
-                <w:rFonts w:ascii="Arial" w:hAnsi="Arial" w:cs="Arial"/>
-                <w:sz w:val="24"/>
-                <w:szCs w:val="24"/>
+          </w:tcPr>
+          <w:p>
+            <w:pPr>
+              <w:rPr>
+                <w:sz w:val="24"/>
+              </w:rPr>
+            </w:pPr>
+            <w:r>
+              <w:rPr>
+                <w:sz w:val="24"/>
               </w:rPr>
               <w:t>4</w:t>
             </w:r>
@@ -4357,23 +5019,18 @@
               <w:bottom w:w="80" w:type="dxa"/>
               <w:right w:w="120" w:type="dxa"/>
             </w:tcMar>
-            <w:vAlign w:val="bottom"/>
-          </w:tcPr>
-          <w:p>
-            <w:pPr>
-              <w:rPr>
-                <w:rFonts w:ascii="Arial" w:hAnsi="Arial" w:cs="Arial"/>
-                <w:sz w:val="24"/>
-                <w:szCs w:val="24"/>
-              </w:rPr>
-            </w:pPr>
-            <w:r>
-              <w:rPr>
-                <w:rFonts w:ascii="Arial" w:hAnsi="Arial" w:cs="Arial"/>
-                <w:sz w:val="24"/>
-                <w:szCs w:val="24"/>
-              </w:rPr>
-              <w:t>Header NavLink highlight đúng link đang active</w:t>
+          </w:tcPr>
+          <w:p>
+            <w:pPr>
+              <w:rPr>
+                <w:sz w:val="24"/>
+              </w:rPr>
+            </w:pPr>
+            <w:r>
+              <w:rPr>
+                <w:sz w:val="24"/>
+              </w:rPr>
+              <w:t>Header sử dụng NavLink để điều hướng và hiển thị đúng trạng thái active.</w:t>
             </w:r>
           </w:p>
         </w:tc>
@@ -4393,22 +5050,16 @@
               <w:bottom w:w="80" w:type="dxa"/>
               <w:right w:w="120" w:type="dxa"/>
             </w:tcMar>
-            <w:vAlign w:val="bottom"/>
-          </w:tcPr>
-          <w:p>
-            <w:pPr>
-              <w:jc w:val="center"/>
-              <w:rPr>
-                <w:rFonts w:ascii="Arial" w:hAnsi="Arial" w:cs="Arial"/>
-                <w:sz w:val="24"/>
-                <w:szCs w:val="24"/>
-              </w:rPr>
-            </w:pPr>
-            <w:r>
-              <w:rPr>
-                <w:rFonts w:ascii="Arial" w:hAnsi="Arial" w:cs="Arial"/>
-                <w:sz w:val="24"/>
-                <w:szCs w:val="24"/>
+          </w:tcPr>
+          <w:p>
+            <w:pPr>
+              <w:rPr>
+                <w:sz w:val="24"/>
+              </w:rPr>
+            </w:pPr>
+            <w:r>
+              <w:rPr>
+                <w:sz w:val="24"/>
               </w:rPr>
               <w:t>[x]</w:t>
             </w:r>
@@ -4430,23 +5081,18 @@
               <w:bottom w:w="80" w:type="dxa"/>
               <w:right w:w="120" w:type="dxa"/>
             </w:tcMar>
-            <w:vAlign w:val="bottom"/>
-          </w:tcPr>
-          <w:p>
-            <w:pPr>
-              <w:rPr>
-                <w:rFonts w:ascii="Arial" w:hAnsi="Arial" w:cs="Arial"/>
-                <w:sz w:val="24"/>
-                <w:szCs w:val="24"/>
-              </w:rPr>
-            </w:pPr>
-            <w:r>
-              <w:rPr>
-                <w:rFonts w:ascii="Arial" w:hAnsi="Arial" w:cs="Arial"/>
-                <w:sz w:val="24"/>
-                <w:szCs w:val="24"/>
-              </w:rPr>
-              <w:t>src/components/Header.jsx — kiểm tra class "active" trong DevTools</w:t>
+          </w:tcPr>
+          <w:p>
+            <w:pPr>
+              <w:rPr>
+                <w:sz w:val="24"/>
+              </w:rPr>
+            </w:pPr>
+            <w:r>
+              <w:rPr>
+                <w:sz w:val="24"/>
+              </w:rPr>
+              <w:t>src/components/Header.jsx (hoặc src/components/Navbar.jsx nếu dự án dùng Navbar)</w:t>
             </w:r>
           </w:p>
         </w:tc>
@@ -4466,23 +5112,18 @@
               <w:bottom w:w="80" w:type="dxa"/>
               <w:right w:w="120" w:type="dxa"/>
             </w:tcMar>
-            <w:vAlign w:val="bottom"/>
-          </w:tcPr>
-          <w:p>
-            <w:pPr>
-              <w:rPr>
-                <w:rFonts w:ascii="Arial" w:hAnsi="Arial" w:cs="Arial"/>
-                <w:sz w:val="24"/>
-                <w:szCs w:val="24"/>
-              </w:rPr>
-            </w:pPr>
-            <w:r>
-              <w:rPr>
-                <w:rFonts w:ascii="Arial" w:hAnsi="Arial" w:cs="Arial"/>
-                <w:sz w:val="24"/>
-                <w:szCs w:val="24"/>
-              </w:rPr>
-              <w:t>Đã kiểm tra trên Chrome DevTools, class active gắn đúng route</w:t>
+          </w:tcPr>
+          <w:p>
+            <w:pPr>
+              <w:rPr>
+                <w:sz w:val="24"/>
+              </w:rPr>
+            </w:pPr>
+            <w:r>
+              <w:rPr>
+                <w:sz w:val="24"/>
+              </w:rPr>
+              <w:t>Đã kiểm tra hoạt động trên các trang chính.</w:t>
             </w:r>
           </w:p>
         </w:tc>
@@ -4504,22 +5145,16 @@
               <w:bottom w:w="80" w:type="dxa"/>
               <w:right w:w="120" w:type="dxa"/>
             </w:tcMar>
-            <w:vAlign w:val="bottom"/>
-          </w:tcPr>
-          <w:p>
-            <w:pPr>
-              <w:jc w:val="right"/>
-              <w:rPr>
-                <w:rFonts w:ascii="Arial" w:hAnsi="Arial" w:cs="Arial"/>
-                <w:sz w:val="24"/>
-                <w:szCs w:val="24"/>
-              </w:rPr>
-            </w:pPr>
-            <w:r>
-              <w:rPr>
-                <w:rFonts w:ascii="Arial" w:hAnsi="Arial" w:cs="Arial"/>
-                <w:sz w:val="24"/>
-                <w:szCs w:val="24"/>
+          </w:tcPr>
+          <w:p>
+            <w:pPr>
+              <w:rPr>
+                <w:sz w:val="24"/>
+              </w:rPr>
+            </w:pPr>
+            <w:r>
+              <w:rPr>
+                <w:sz w:val="24"/>
               </w:rPr>
               <w:t>5</w:t>
             </w:r>
@@ -4541,23 +5176,18 @@
               <w:bottom w:w="80" w:type="dxa"/>
               <w:right w:w="120" w:type="dxa"/>
             </w:tcMar>
-            <w:vAlign w:val="bottom"/>
-          </w:tcPr>
-          <w:p>
-            <w:pPr>
-              <w:rPr>
-                <w:rFonts w:ascii="Arial" w:hAnsi="Arial" w:cs="Arial"/>
-                <w:sz w:val="24"/>
-                <w:szCs w:val="24"/>
-              </w:rPr>
-            </w:pPr>
-            <w:r>
-              <w:rPr>
-                <w:rFonts w:ascii="Arial" w:hAnsi="Arial" w:cs="Arial"/>
-                <w:sz w:val="24"/>
-                <w:szCs w:val="24"/>
-              </w:rPr>
-              <w:t>Sơ đồ Route Map của project (route tree diagram)</w:t>
+          </w:tcPr>
+          <w:p>
+            <w:pPr>
+              <w:rPr>
+                <w:sz w:val="24"/>
+              </w:rPr>
+            </w:pPr>
+            <w:r>
+              <w:rPr>
+                <w:sz w:val="24"/>
+              </w:rPr>
+              <w:t>Hoàn thành sơ đồ Route Map của dự án (Route Tree Diagram).</w:t>
             </w:r>
           </w:p>
         </w:tc>
@@ -4577,22 +5207,16 @@
               <w:bottom w:w="80" w:type="dxa"/>
               <w:right w:w="120" w:type="dxa"/>
             </w:tcMar>
-            <w:vAlign w:val="bottom"/>
-          </w:tcPr>
-          <w:p>
-            <w:pPr>
-              <w:jc w:val="center"/>
-              <w:rPr>
-                <w:rFonts w:ascii="Arial" w:hAnsi="Arial" w:cs="Arial"/>
-                <w:sz w:val="24"/>
-                <w:szCs w:val="24"/>
-              </w:rPr>
-            </w:pPr>
-            <w:r>
-              <w:rPr>
-                <w:rFonts w:ascii="Arial" w:hAnsi="Arial" w:cs="Arial"/>
-                <w:sz w:val="24"/>
-                <w:szCs w:val="24"/>
+          </w:tcPr>
+          <w:p>
+            <w:pPr>
+              <w:rPr>
+                <w:sz w:val="24"/>
+              </w:rPr>
+            </w:pPr>
+            <w:r>
+              <w:rPr>
+                <w:sz w:val="24"/>
               </w:rPr>
               <w:t>[x]</w:t>
             </w:r>
@@ -4614,21 +5238,16 @@
               <w:bottom w:w="80" w:type="dxa"/>
               <w:right w:w="120" w:type="dxa"/>
             </w:tcMar>
-            <w:vAlign w:val="bottom"/>
-          </w:tcPr>
-          <w:p>
-            <w:pPr>
-              <w:rPr>
-                <w:rFonts w:ascii="Arial" w:hAnsi="Arial" w:cs="Arial"/>
-                <w:sz w:val="24"/>
-                <w:szCs w:val="24"/>
-              </w:rPr>
-            </w:pPr>
-            <w:r>
-              <w:rPr>
-                <w:rFonts w:ascii="Arial" w:hAnsi="Arial" w:cs="Arial"/>
-                <w:sz w:val="24"/>
-                <w:szCs w:val="24"/>
+          </w:tcPr>
+          <w:p>
+            <w:pPr>
+              <w:rPr>
+                <w:sz w:val="24"/>
+              </w:rPr>
+            </w:pPr>
+            <w:r>
+              <w:rPr>
+                <w:sz w:val="24"/>
               </w:rPr>
               <w:t>docs/week06-routemap.png</w:t>
             </w:r>
@@ -4650,23 +5269,18 @@
               <w:bottom w:w="80" w:type="dxa"/>
               <w:right w:w="120" w:type="dxa"/>
             </w:tcMar>
-            <w:vAlign w:val="bottom"/>
-          </w:tcPr>
-          <w:p>
-            <w:pPr>
-              <w:rPr>
-                <w:rFonts w:ascii="Arial" w:hAnsi="Arial" w:cs="Arial"/>
-                <w:sz w:val="24"/>
-                <w:szCs w:val="24"/>
-              </w:rPr>
-            </w:pPr>
-            <w:r>
-              <w:rPr>
-                <w:rFonts w:ascii="Arial" w:hAnsi="Arial" w:cs="Arial"/>
-                <w:sz w:val="24"/>
-                <w:szCs w:val="24"/>
-              </w:rPr>
-              <w:t>Vẽ bằng draw.io, mô tả 6 route chính và quan hệ cha-con</w:t>
+          </w:tcPr>
+          <w:p>
+            <w:pPr>
+              <w:rPr>
+                <w:sz w:val="24"/>
+              </w:rPr>
+            </w:pPr>
+            <w:r>
+              <w:rPr>
+                <w:sz w:val="24"/>
+              </w:rPr>
+              <w:t>Thể hiện đầy đủ các route và mối quan hệ điều hướng.</w:t>
             </w:r>
           </w:p>
         </w:tc>
@@ -4736,45 +5350,56 @@
                 <w:sz w:val="20"/>
                 <w:szCs w:val="20"/>
               </w:rPr>
-              <w:t>TỔNG SỐ ĐẦU RA HOÀN THÀNH</w:t>
-            </w:r>
-          </w:p>
-        </w:tc>
-        <w:tc>
-          <w:tcPr>
-            <w:tcW w:w="851" w:type="dxa"/>
-            <w:tcBorders>
-              <w:top w:val="single" w:sz="1" w:space="0" w:color="AAB7C4"/>
-              <w:left w:val="single" w:sz="1" w:space="0" w:color="AAB7C4"/>
-              <w:bottom w:val="single" w:sz="1" w:space="0" w:color="AAB7C4"/>
-              <w:right w:val="single" w:sz="1" w:space="0" w:color="AAB7C4"/>
-            </w:tcBorders>
-            <w:shd w:val="clear" w:color="auto" w:fill="DCE8F5"/>
-            <w:tcMar>
-              <w:top w:w="80" w:type="dxa"/>
-              <w:left w:w="120" w:type="dxa"/>
-              <w:bottom w:w="80" w:type="dxa"/>
-              <w:right w:w="120" w:type="dxa"/>
-            </w:tcMar>
-            <w:vAlign w:val="bottom"/>
-          </w:tcPr>
-          <w:p>
-            <w:pPr>
-              <w:jc w:val="center"/>
+              <w:t xml:space="preserve">TỔNG SỐ ĐẦU RA </w:t>
+            </w:r>
+            <w:r>
               <w:rPr>
                 <w:rFonts w:ascii="Arial" w:hAnsi="Arial" w:cs="Arial"/>
                 <w:b/>
                 <w:sz w:val="20"/>
                 <w:szCs w:val="20"/>
               </w:rPr>
-            </w:pPr>
-            <w:r>
+              <w:lastRenderedPageBreak/>
+              <w:t>HOÀN THÀNH</w:t>
+            </w:r>
+          </w:p>
+        </w:tc>
+        <w:tc>
+          <w:tcPr>
+            <w:tcW w:w="851" w:type="dxa"/>
+            <w:tcBorders>
+              <w:top w:val="single" w:sz="1" w:space="0" w:color="AAB7C4"/>
+              <w:left w:val="single" w:sz="1" w:space="0" w:color="AAB7C4"/>
+              <w:bottom w:val="single" w:sz="1" w:space="0" w:color="AAB7C4"/>
+              <w:right w:val="single" w:sz="1" w:space="0" w:color="AAB7C4"/>
+            </w:tcBorders>
+            <w:shd w:val="clear" w:color="auto" w:fill="DCE8F5"/>
+            <w:tcMar>
+              <w:top w:w="80" w:type="dxa"/>
+              <w:left w:w="120" w:type="dxa"/>
+              <w:bottom w:w="80" w:type="dxa"/>
+              <w:right w:w="120" w:type="dxa"/>
+            </w:tcMar>
+            <w:vAlign w:val="bottom"/>
+          </w:tcPr>
+          <w:p>
+            <w:pPr>
+              <w:jc w:val="center"/>
               <w:rPr>
                 <w:rFonts w:ascii="Arial" w:hAnsi="Arial" w:cs="Arial"/>
                 <w:b/>
                 <w:sz w:val="20"/>
                 <w:szCs w:val="20"/>
               </w:rPr>
+            </w:pPr>
+            <w:r>
+              <w:rPr>
+                <w:rFonts w:ascii="Arial" w:hAnsi="Arial" w:cs="Arial"/>
+                <w:b/>
+                <w:sz w:val="20"/>
+                <w:szCs w:val="20"/>
+              </w:rPr>
+              <w:lastRenderedPageBreak/>
               <w:t>5/5</w:t>
             </w:r>
           </w:p>
@@ -4843,6 +5468,7 @@
         <w:pStyle w:val="Heading1"/>
       </w:pPr>
       <w:r>
+        <w:lastRenderedPageBreak/>
         <w:t>VI. HẠN CHẾ &amp; LỖI GẶP PHẢI</w:t>
       </w:r>
     </w:p>
@@ -4887,7 +5513,7 @@
       <w:tr>
         <w:tc>
           <w:tcPr>
-            <w:tcW w:w="400" w:type="dxa"/>
+            <w:tcW w:w="395" w:type="dxa"/>
             <w:tcBorders>
               <w:top w:val="single" w:sz="1" w:space="0" w:color="AAB7C4"/>
               <w:left w:val="single" w:sz="1" w:space="0" w:color="AAB7C4"/>
@@ -4920,7 +5546,7 @@
         </w:tc>
         <w:tc>
           <w:tcPr>
-            <w:tcW w:w="2500" w:type="dxa"/>
+            <w:tcW w:w="2406" w:type="dxa"/>
             <w:tcBorders>
               <w:top w:val="single" w:sz="1" w:space="0" w:color="AAB7C4"/>
               <w:left w:val="single" w:sz="1" w:space="0" w:color="AAB7C4"/>
@@ -4953,7 +5579,7 @@
         </w:tc>
         <w:tc>
           <w:tcPr>
-            <w:tcW w:w="2026" w:type="dxa"/>
+            <w:tcW w:w="2001" w:type="dxa"/>
             <w:tcBorders>
               <w:top w:val="single" w:sz="1" w:space="0" w:color="AAB7C4"/>
               <w:left w:val="single" w:sz="1" w:space="0" w:color="AAB7C4"/>
@@ -4986,7 +5612,7 @@
         </w:tc>
         <w:tc>
           <w:tcPr>
-            <w:tcW w:w="2100" w:type="dxa"/>
+            <w:tcW w:w="2464" w:type="dxa"/>
             <w:tcBorders>
               <w:top w:val="single" w:sz="1" w:space="0" w:color="AAB7C4"/>
               <w:left w:val="single" w:sz="1" w:space="0" w:color="AAB7C4"/>
@@ -5019,7 +5645,7 @@
         </w:tc>
         <w:tc>
           <w:tcPr>
-            <w:tcW w:w="2000" w:type="dxa"/>
+            <w:tcW w:w="1760" w:type="dxa"/>
             <w:tcBorders>
               <w:top w:val="single" w:sz="1" w:space="0" w:color="AAB7C4"/>
               <w:left w:val="single" w:sz="1" w:space="0" w:color="AAB7C4"/>
@@ -5054,7 +5680,7 @@
       <w:tr>
         <w:tc>
           <w:tcPr>
-            <w:tcW w:w="400" w:type="dxa"/>
+            <w:tcW w:w="395" w:type="dxa"/>
             <w:tcBorders>
               <w:top w:val="single" w:sz="1" w:space="0" w:color="AAB7C4"/>
               <w:left w:val="single" w:sz="1" w:space="0" w:color="AAB7C4"/>
@@ -5068,22 +5694,16 @@
               <w:bottom w:w="80" w:type="dxa"/>
               <w:right w:w="120" w:type="dxa"/>
             </w:tcMar>
-            <w:vAlign w:val="bottom"/>
-          </w:tcPr>
-          <w:p>
-            <w:pPr>
-              <w:jc w:val="center"/>
-              <w:rPr>
-                <w:rFonts w:ascii="Arial" w:hAnsi="Arial" w:cs="Arial"/>
-                <w:sz w:val="24"/>
-                <w:szCs w:val="24"/>
-              </w:rPr>
-            </w:pPr>
-            <w:r>
-              <w:rPr>
-                <w:rFonts w:ascii="Arial" w:hAnsi="Arial" w:cs="Arial"/>
-                <w:sz w:val="24"/>
-                <w:szCs w:val="24"/>
+          </w:tcPr>
+          <w:p>
+            <w:pPr>
+              <w:rPr>
+                <w:sz w:val="24"/>
+              </w:rPr>
+            </w:pPr>
+            <w:r>
+              <w:rPr>
+                <w:sz w:val="24"/>
               </w:rPr>
               <w:t>1</w:t>
             </w:r>
@@ -5091,7 +5711,7 @@
         </w:tc>
         <w:tc>
           <w:tcPr>
-            <w:tcW w:w="2500" w:type="dxa"/>
+            <w:tcW w:w="2406" w:type="dxa"/>
             <w:tcBorders>
               <w:top w:val="single" w:sz="1" w:space="0" w:color="AAB7C4"/>
               <w:left w:val="single" w:sz="1" w:space="0" w:color="AAB7C4"/>
@@ -5105,30 +5725,24 @@
               <w:bottom w:w="80" w:type="dxa"/>
               <w:right w:w="120" w:type="dxa"/>
             </w:tcMar>
-            <w:vAlign w:val="bottom"/>
-          </w:tcPr>
-          <w:p>
-            <w:pPr>
-              <w:jc w:val="center"/>
-              <w:rPr>
-                <w:rFonts w:ascii="Arial" w:hAnsi="Arial" w:cs="Arial"/>
-                <w:sz w:val="24"/>
-                <w:szCs w:val="24"/>
-              </w:rPr>
-            </w:pPr>
-            <w:r>
-              <w:rPr>
-                <w:rFonts w:ascii="Arial" w:hAnsi="Arial" w:cs="Arial"/>
-                <w:sz w:val="24"/>
-                <w:szCs w:val="24"/>
-              </w:rPr>
-              <w:t>Route /movies/:id không khớp, luôn rơi vào trang 404 dù URL đúng</w:t>
-            </w:r>
-          </w:p>
-        </w:tc>
-        <w:tc>
-          <w:tcPr>
-            <w:tcW w:w="2026" w:type="dxa"/>
+          </w:tcPr>
+          <w:p>
+            <w:pPr>
+              <w:rPr>
+                <w:sz w:val="24"/>
+              </w:rPr>
+            </w:pPr>
+            <w:r>
+              <w:rPr>
+                <w:sz w:val="24"/>
+              </w:rPr>
+              <w:t>Khi truy cập một số URL, ứng dụng hiển thị trang NotFound (404) dù đường dẫn hợp lệ.</w:t>
+            </w:r>
+          </w:p>
+        </w:tc>
+        <w:tc>
+          <w:tcPr>
+            <w:tcW w:w="2001" w:type="dxa"/>
             <w:tcBorders>
               <w:top w:val="single" w:sz="1" w:space="0" w:color="AAB7C4"/>
               <w:left w:val="single" w:sz="1" w:space="0" w:color="AAB7C4"/>
@@ -5142,30 +5756,24 @@
               <w:bottom w:w="80" w:type="dxa"/>
               <w:right w:w="120" w:type="dxa"/>
             </w:tcMar>
-            <w:vAlign w:val="bottom"/>
-          </w:tcPr>
-          <w:p>
-            <w:pPr>
-              <w:jc w:val="center"/>
-              <w:rPr>
-                <w:rFonts w:ascii="Arial" w:hAnsi="Arial" w:cs="Arial"/>
-                <w:sz w:val="24"/>
-                <w:szCs w:val="24"/>
-              </w:rPr>
-            </w:pPr>
-            <w:r>
-              <w:rPr>
-                <w:rFonts w:ascii="Arial" w:hAnsi="Arial" w:cs="Arial"/>
-                <w:sz w:val="24"/>
-                <w:szCs w:val="24"/>
-              </w:rPr>
-              <w:t>Route catch-all (/*) được khai báo trước route động (/movies/:id) trong &lt;Routes&gt;, nên React Router khớp nhầm /* trước</w:t>
-            </w:r>
-          </w:p>
-        </w:tc>
-        <w:tc>
-          <w:tcPr>
-            <w:tcW w:w="2100" w:type="dxa"/>
+          </w:tcPr>
+          <w:p>
+            <w:pPr>
+              <w:rPr>
+                <w:sz w:val="24"/>
+              </w:rPr>
+            </w:pPr>
+            <w:r>
+              <w:rPr>
+                <w:sz w:val="24"/>
+              </w:rPr>
+              <w:t>Một số route chưa được khai báo hoặc khai báo chưa đúng trong App.jsx.</w:t>
+            </w:r>
+          </w:p>
+        </w:tc>
+        <w:tc>
+          <w:tcPr>
+            <w:tcW w:w="2464" w:type="dxa"/>
             <w:tcBorders>
               <w:top w:val="single" w:sz="1" w:space="0" w:color="AAB7C4"/>
               <w:left w:val="single" w:sz="1" w:space="0" w:color="AAB7C4"/>
@@ -5179,30 +5787,24 @@
               <w:bottom w:w="80" w:type="dxa"/>
               <w:right w:w="120" w:type="dxa"/>
             </w:tcMar>
-            <w:vAlign w:val="bottom"/>
-          </w:tcPr>
-          <w:p>
-            <w:pPr>
-              <w:jc w:val="center"/>
-              <w:rPr>
-                <w:rFonts w:ascii="Arial" w:hAnsi="Arial" w:cs="Arial"/>
-                <w:sz w:val="24"/>
-                <w:szCs w:val="24"/>
-              </w:rPr>
-            </w:pPr>
-            <w:r>
-              <w:rPr>
-                <w:rFonts w:ascii="Arial" w:hAnsi="Arial" w:cs="Arial"/>
-                <w:sz w:val="24"/>
-                <w:szCs w:val="24"/>
-              </w:rPr>
-              <w:t>Sắp xếp lại thứ tự khai báo, đặt các route cụ thể/động lên trước, route catch-all (/*) xuống cuối cùng</w:t>
-            </w:r>
-          </w:p>
-        </w:tc>
-        <w:tc>
-          <w:tcPr>
-            <w:tcW w:w="2000" w:type="dxa"/>
+          </w:tcPr>
+          <w:p>
+            <w:pPr>
+              <w:rPr>
+                <w:sz w:val="24"/>
+              </w:rPr>
+            </w:pPr>
+            <w:r>
+              <w:rPr>
+                <w:sz w:val="24"/>
+              </w:rPr>
+              <w:t>Kiểm tra và bổ sung đầy đủ các route trong &lt;Routes&gt;, đặt route /* ở cuối danh sách.</w:t>
+            </w:r>
+          </w:p>
+        </w:tc>
+        <w:tc>
+          <w:tcPr>
+            <w:tcW w:w="1760" w:type="dxa"/>
             <w:tcBorders>
               <w:top w:val="single" w:sz="1" w:space="0" w:color="AAB7C4"/>
               <w:left w:val="single" w:sz="1" w:space="0" w:color="AAB7C4"/>
@@ -5216,22 +5818,16 @@
               <w:bottom w:w="80" w:type="dxa"/>
               <w:right w:w="120" w:type="dxa"/>
             </w:tcMar>
-            <w:vAlign w:val="bottom"/>
-          </w:tcPr>
-          <w:p>
-            <w:pPr>
-              <w:jc w:val="center"/>
-              <w:rPr>
-                <w:rFonts w:ascii="Arial" w:hAnsi="Arial" w:cs="Arial"/>
-                <w:sz w:val="24"/>
-                <w:szCs w:val="24"/>
-              </w:rPr>
-            </w:pPr>
-            <w:r>
-              <w:rPr>
-                <w:rFonts w:ascii="Arial" w:hAnsi="Arial" w:cs="Arial"/>
-                <w:sz w:val="24"/>
-                <w:szCs w:val="24"/>
+          </w:tcPr>
+          <w:p>
+            <w:pPr>
+              <w:rPr>
+                <w:sz w:val="24"/>
+              </w:rPr>
+            </w:pPr>
+            <w:r>
+              <w:rPr>
+                <w:sz w:val="24"/>
               </w:rPr>
               <w:t>Đã fix</w:t>
             </w:r>
@@ -5241,7 +5837,7 @@
       <w:tr>
         <w:tc>
           <w:tcPr>
-            <w:tcW w:w="400" w:type="dxa"/>
+            <w:tcW w:w="395" w:type="dxa"/>
             <w:tcBorders>
               <w:top w:val="single" w:sz="1" w:space="0" w:color="AAB7C4"/>
               <w:left w:val="single" w:sz="1" w:space="0" w:color="AAB7C4"/>
@@ -5255,22 +5851,16 @@
               <w:bottom w:w="80" w:type="dxa"/>
               <w:right w:w="120" w:type="dxa"/>
             </w:tcMar>
-            <w:vAlign w:val="bottom"/>
-          </w:tcPr>
-          <w:p>
-            <w:pPr>
-              <w:jc w:val="center"/>
-              <w:rPr>
-                <w:rFonts w:ascii="Arial" w:hAnsi="Arial" w:cs="Arial"/>
-                <w:sz w:val="24"/>
-                <w:szCs w:val="24"/>
-              </w:rPr>
-            </w:pPr>
-            <w:r>
-              <w:rPr>
-                <w:rFonts w:ascii="Arial" w:hAnsi="Arial" w:cs="Arial"/>
-                <w:sz w:val="24"/>
-                <w:szCs w:val="24"/>
+          </w:tcPr>
+          <w:p>
+            <w:pPr>
+              <w:rPr>
+                <w:sz w:val="24"/>
+              </w:rPr>
+            </w:pPr>
+            <w:r>
+              <w:rPr>
+                <w:sz w:val="24"/>
               </w:rPr>
               <w:t>2</w:t>
             </w:r>
@@ -5278,7 +5868,7 @@
         </w:tc>
         <w:tc>
           <w:tcPr>
-            <w:tcW w:w="2500" w:type="dxa"/>
+            <w:tcW w:w="2406" w:type="dxa"/>
             <w:tcBorders>
               <w:top w:val="single" w:sz="1" w:space="0" w:color="AAB7C4"/>
               <w:left w:val="single" w:sz="1" w:space="0" w:color="AAB7C4"/>
@@ -5292,39 +5882,24 @@
               <w:bottom w:w="80" w:type="dxa"/>
               <w:right w:w="120" w:type="dxa"/>
             </w:tcMar>
-            <w:vAlign w:val="bottom"/>
-          </w:tcPr>
-          <w:p>
-            <w:pPr>
-              <w:jc w:val="center"/>
-              <w:rPr>
-                <w:rFonts w:ascii="Arial" w:hAnsi="Arial" w:cs="Arial"/>
-                <w:sz w:val="24"/>
-                <w:szCs w:val="24"/>
-              </w:rPr>
-            </w:pPr>
-            <w:r>
-              <w:rPr>
-                <w:rFonts w:ascii="Arial" w:hAnsi="Arial" w:cs="Arial"/>
-                <w:sz w:val="24"/>
-                <w:szCs w:val="24"/>
-              </w:rPr>
-              <w:t xml:space="preserve">MovieDetailPage hiển thị dữ liệu phim </w:t>
-            </w:r>
-            <w:r>
-              <w:rPr>
-                <w:rFonts w:ascii="Arial" w:hAnsi="Arial" w:cs="Arial"/>
-                <w:sz w:val="24"/>
-                <w:szCs w:val="24"/>
-              </w:rPr>
-              <w:lastRenderedPageBreak/>
-              <w:t>cũ khi chuyển từ phim A sang phim B (URL đổi nhưng nội dung không đổi)</w:t>
-            </w:r>
-          </w:p>
-        </w:tc>
-        <w:tc>
-          <w:tcPr>
-            <w:tcW w:w="2026" w:type="dxa"/>
+          </w:tcPr>
+          <w:p>
+            <w:pPr>
+              <w:rPr>
+                <w:sz w:val="24"/>
+              </w:rPr>
+            </w:pPr>
+            <w:r>
+              <w:rPr>
+                <w:sz w:val="24"/>
+              </w:rPr>
+              <w:t>MovieDetailPage không hiển thị đúng thông tin phim theo URL.</w:t>
+            </w:r>
+          </w:p>
+        </w:tc>
+        <w:tc>
+          <w:tcPr>
+            <w:tcW w:w="2001" w:type="dxa"/>
             <w:tcBorders>
               <w:top w:val="single" w:sz="1" w:space="0" w:color="AAB7C4"/>
               <w:left w:val="single" w:sz="1" w:space="0" w:color="AAB7C4"/>
@@ -5338,40 +5913,38 @@
               <w:bottom w:w="80" w:type="dxa"/>
               <w:right w:w="120" w:type="dxa"/>
             </w:tcMar>
-            <w:vAlign w:val="bottom"/>
-          </w:tcPr>
-          <w:p>
-            <w:pPr>
-              <w:jc w:val="center"/>
-              <w:rPr>
-                <w:rFonts w:ascii="Arial" w:hAnsi="Arial" w:cs="Arial"/>
-                <w:sz w:val="24"/>
-                <w:szCs w:val="24"/>
-              </w:rPr>
-            </w:pPr>
-            <w:r>
-              <w:rPr>
-                <w:rFonts w:ascii="Arial" w:hAnsi="Arial" w:cs="Arial"/>
-                <w:sz w:val="24"/>
-                <w:szCs w:val="24"/>
-              </w:rPr>
-              <w:lastRenderedPageBreak/>
-              <w:t xml:space="preserve">useEffect gọi API chỉ chạy 1 </w:t>
-            </w:r>
-            <w:r>
-              <w:rPr>
-                <w:rFonts w:ascii="Arial" w:hAnsi="Arial" w:cs="Arial"/>
-                <w:sz w:val="24"/>
-                <w:szCs w:val="24"/>
-              </w:rPr>
-              <w:lastRenderedPageBreak/>
-              <w:t>lần khi mount, dependency array để rỗng [] nên không re-run khi tham số :id thay đổi</w:t>
-            </w:r>
-          </w:p>
-        </w:tc>
-        <w:tc>
-          <w:tcPr>
-            <w:tcW w:w="2100" w:type="dxa"/>
+          </w:tcPr>
+          <w:p>
+            <w:pPr>
+              <w:rPr>
+                <w:sz w:val="24"/>
+              </w:rPr>
+            </w:pPr>
+            <w:r>
+              <w:rPr>
+                <w:sz w:val="24"/>
+              </w:rPr>
+              <w:t xml:space="preserve">Chưa sử dụng đúng </w:t>
+            </w:r>
+            <w:proofErr w:type="gramStart"/>
+            <w:r>
+              <w:rPr>
+                <w:sz w:val="24"/>
+              </w:rPr>
+              <w:t>useParams(</w:t>
+            </w:r>
+            <w:proofErr w:type="gramEnd"/>
+            <w:r>
+              <w:rPr>
+                <w:sz w:val="24"/>
+              </w:rPr>
+              <w:t>) để lấy movieId từ URL.</w:t>
+            </w:r>
+          </w:p>
+        </w:tc>
+        <w:tc>
+          <w:tcPr>
+            <w:tcW w:w="2464" w:type="dxa"/>
             <w:tcBorders>
               <w:top w:val="single" w:sz="1" w:space="0" w:color="AAB7C4"/>
               <w:left w:val="single" w:sz="1" w:space="0" w:color="AAB7C4"/>
@@ -5385,40 +5958,38 @@
               <w:bottom w:w="80" w:type="dxa"/>
               <w:right w:w="120" w:type="dxa"/>
             </w:tcMar>
-            <w:vAlign w:val="bottom"/>
-          </w:tcPr>
-          <w:p>
-            <w:pPr>
-              <w:jc w:val="center"/>
-              <w:rPr>
-                <w:rFonts w:ascii="Arial" w:hAnsi="Arial" w:cs="Arial"/>
-                <w:sz w:val="24"/>
-                <w:szCs w:val="24"/>
-              </w:rPr>
-            </w:pPr>
-            <w:r>
-              <w:rPr>
-                <w:rFonts w:ascii="Arial" w:hAnsi="Arial" w:cs="Arial"/>
-                <w:sz w:val="24"/>
-                <w:szCs w:val="24"/>
-              </w:rPr>
-              <w:lastRenderedPageBreak/>
-              <w:t xml:space="preserve">Thêm id (lấy từ useParams()) vào </w:t>
-            </w:r>
-            <w:r>
-              <w:rPr>
-                <w:rFonts w:ascii="Arial" w:hAnsi="Arial" w:cs="Arial"/>
-                <w:sz w:val="24"/>
-                <w:szCs w:val="24"/>
-              </w:rPr>
-              <w:lastRenderedPageBreak/>
-              <w:t>dependency array của useEffect để fetch lại dữ liệu mỗi khi route param thay đổi</w:t>
-            </w:r>
-          </w:p>
-        </w:tc>
-        <w:tc>
-          <w:tcPr>
-            <w:tcW w:w="2000" w:type="dxa"/>
+          </w:tcPr>
+          <w:p>
+            <w:pPr>
+              <w:rPr>
+                <w:sz w:val="24"/>
+              </w:rPr>
+            </w:pPr>
+            <w:r>
+              <w:rPr>
+                <w:sz w:val="24"/>
+              </w:rPr>
+              <w:t xml:space="preserve">Sử dụng </w:t>
+            </w:r>
+            <w:proofErr w:type="gramStart"/>
+            <w:r>
+              <w:rPr>
+                <w:sz w:val="24"/>
+              </w:rPr>
+              <w:t>useParams(</w:t>
+            </w:r>
+            <w:proofErr w:type="gramEnd"/>
+            <w:r>
+              <w:rPr>
+                <w:sz w:val="24"/>
+              </w:rPr>
+              <w:t>) và truyền movieId vào phần lấy dữ liệu của trang chi tiết phim.</w:t>
+            </w:r>
+          </w:p>
+        </w:tc>
+        <w:tc>
+          <w:tcPr>
+            <w:tcW w:w="1760" w:type="dxa"/>
             <w:tcBorders>
               <w:top w:val="single" w:sz="1" w:space="0" w:color="AAB7C4"/>
               <w:left w:val="single" w:sz="1" w:space="0" w:color="AAB7C4"/>
@@ -5432,24 +6003,17 @@
               <w:bottom w:w="80" w:type="dxa"/>
               <w:right w:w="120" w:type="dxa"/>
             </w:tcMar>
-            <w:vAlign w:val="bottom"/>
-          </w:tcPr>
-          <w:p>
-            <w:pPr>
-              <w:jc w:val="center"/>
-              <w:rPr>
-                <w:rFonts w:ascii="Arial" w:hAnsi="Arial" w:cs="Arial"/>
-                <w:sz w:val="24"/>
-                <w:szCs w:val="24"/>
-              </w:rPr>
-            </w:pPr>
-            <w:r>
-              <w:rPr>
-                <w:rFonts w:ascii="Arial" w:hAnsi="Arial" w:cs="Arial"/>
-                <w:sz w:val="24"/>
-                <w:szCs w:val="24"/>
-              </w:rPr>
-              <w:lastRenderedPageBreak/>
+          </w:tcPr>
+          <w:p>
+            <w:pPr>
+              <w:rPr>
+                <w:sz w:val="24"/>
+              </w:rPr>
+            </w:pPr>
+            <w:r>
+              <w:rPr>
+                <w:sz w:val="24"/>
+              </w:rPr>
               <w:t>Đã fix</w:t>
             </w:r>
           </w:p>
@@ -5458,7 +6022,7 @@
       <w:tr>
         <w:tc>
           <w:tcPr>
-            <w:tcW w:w="400" w:type="dxa"/>
+            <w:tcW w:w="395" w:type="dxa"/>
             <w:tcBorders>
               <w:top w:val="single" w:sz="1" w:space="0" w:color="AAB7C4"/>
               <w:left w:val="single" w:sz="1" w:space="0" w:color="AAB7C4"/>
@@ -5472,31 +6036,24 @@
               <w:bottom w:w="80" w:type="dxa"/>
               <w:right w:w="120" w:type="dxa"/>
             </w:tcMar>
-            <w:vAlign w:val="bottom"/>
-          </w:tcPr>
-          <w:p>
-            <w:pPr>
-              <w:jc w:val="center"/>
-              <w:rPr>
-                <w:rFonts w:ascii="Arial" w:hAnsi="Arial" w:cs="Arial"/>
-                <w:sz w:val="24"/>
-                <w:szCs w:val="24"/>
-              </w:rPr>
-            </w:pPr>
-            <w:r>
-              <w:rPr>
-                <w:rFonts w:ascii="Arial" w:hAnsi="Arial" w:cs="Arial"/>
-                <w:sz w:val="24"/>
-                <w:szCs w:val="24"/>
-              </w:rPr>
-              <w:lastRenderedPageBreak/>
+          </w:tcPr>
+          <w:p>
+            <w:pPr>
+              <w:rPr>
+                <w:sz w:val="24"/>
+              </w:rPr>
+            </w:pPr>
+            <w:r>
+              <w:rPr>
+                <w:sz w:val="24"/>
+              </w:rPr>
               <w:t>3</w:t>
             </w:r>
           </w:p>
         </w:tc>
         <w:tc>
           <w:tcPr>
-            <w:tcW w:w="2500" w:type="dxa"/>
+            <w:tcW w:w="2406" w:type="dxa"/>
             <w:tcBorders>
               <w:top w:val="single" w:sz="1" w:space="0" w:color="AAB7C4"/>
               <w:left w:val="single" w:sz="1" w:space="0" w:color="AAB7C4"/>
@@ -5510,30 +6067,24 @@
               <w:bottom w:w="80" w:type="dxa"/>
               <w:right w:w="120" w:type="dxa"/>
             </w:tcMar>
-            <w:vAlign w:val="bottom"/>
-          </w:tcPr>
-          <w:p>
-            <w:pPr>
-              <w:jc w:val="center"/>
-              <w:rPr>
-                <w:rFonts w:ascii="Arial" w:hAnsi="Arial" w:cs="Arial"/>
-                <w:sz w:val="24"/>
-                <w:szCs w:val="24"/>
-              </w:rPr>
-            </w:pPr>
-            <w:r>
-              <w:rPr>
-                <w:rFonts w:ascii="Arial" w:hAnsi="Arial" w:cs="Arial"/>
-                <w:sz w:val="24"/>
-                <w:szCs w:val="24"/>
-              </w:rPr>
-              <w:t>"Warning: Maximum update depth exceeded" xuất hiện trong console ở trang MovieListPage</w:t>
-            </w:r>
-          </w:p>
-        </w:tc>
-        <w:tc>
-          <w:tcPr>
-            <w:tcW w:w="2026" w:type="dxa"/>
+          </w:tcPr>
+          <w:p>
+            <w:pPr>
+              <w:rPr>
+                <w:sz w:val="24"/>
+              </w:rPr>
+            </w:pPr>
+            <w:r>
+              <w:rPr>
+                <w:sz w:val="24"/>
+              </w:rPr>
+              <w:t>Nút Quay lại không điều hướng về trang trước.</w:t>
+            </w:r>
+          </w:p>
+        </w:tc>
+        <w:tc>
+          <w:tcPr>
+            <w:tcW w:w="2001" w:type="dxa"/>
             <w:tcBorders>
               <w:top w:val="single" w:sz="1" w:space="0" w:color="AAB7C4"/>
               <w:left w:val="single" w:sz="1" w:space="0" w:color="AAB7C4"/>
@@ -5547,30 +6098,38 @@
               <w:bottom w:w="80" w:type="dxa"/>
               <w:right w:w="120" w:type="dxa"/>
             </w:tcMar>
-            <w:vAlign w:val="bottom"/>
-          </w:tcPr>
-          <w:p>
-            <w:pPr>
-              <w:jc w:val="center"/>
-              <w:rPr>
-                <w:rFonts w:ascii="Arial" w:hAnsi="Arial" w:cs="Arial"/>
-                <w:sz w:val="24"/>
-                <w:szCs w:val="24"/>
-              </w:rPr>
-            </w:pPr>
-            <w:r>
-              <w:rPr>
-                <w:rFonts w:ascii="Arial" w:hAnsi="Arial" w:cs="Arial"/>
-                <w:sz w:val="24"/>
-                <w:szCs w:val="24"/>
-              </w:rPr>
-              <w:t>setState được gọi trực tiếp trong thân component (ngoài useEffect), gây re-render liên tục</w:t>
-            </w:r>
-          </w:p>
-        </w:tc>
-        <w:tc>
-          <w:tcPr>
-            <w:tcW w:w="2100" w:type="dxa"/>
+          </w:tcPr>
+          <w:p>
+            <w:pPr>
+              <w:rPr>
+                <w:sz w:val="24"/>
+              </w:rPr>
+            </w:pPr>
+            <w:r>
+              <w:rPr>
+                <w:sz w:val="24"/>
+              </w:rPr>
+              <w:t xml:space="preserve">Chưa sử dụng </w:t>
+            </w:r>
+            <w:proofErr w:type="gramStart"/>
+            <w:r>
+              <w:rPr>
+                <w:sz w:val="24"/>
+              </w:rPr>
+              <w:t>useNavigate(</w:t>
+            </w:r>
+            <w:proofErr w:type="gramEnd"/>
+            <w:r>
+              <w:rPr>
+                <w:sz w:val="24"/>
+              </w:rPr>
+              <w:t>) hoặc điều hướng chưa đúng.</w:t>
+            </w:r>
+          </w:p>
+        </w:tc>
+        <w:tc>
+          <w:tcPr>
+            <w:tcW w:w="2464" w:type="dxa"/>
             <w:tcBorders>
               <w:top w:val="single" w:sz="1" w:space="0" w:color="AAB7C4"/>
               <w:left w:val="single" w:sz="1" w:space="0" w:color="AAB7C4"/>
@@ -5584,30 +6143,38 @@
               <w:bottom w:w="80" w:type="dxa"/>
               <w:right w:w="120" w:type="dxa"/>
             </w:tcMar>
-            <w:vAlign w:val="bottom"/>
-          </w:tcPr>
-          <w:p>
-            <w:pPr>
-              <w:jc w:val="center"/>
-              <w:rPr>
-                <w:rFonts w:ascii="Arial" w:hAnsi="Arial" w:cs="Arial"/>
-                <w:sz w:val="24"/>
-                <w:szCs w:val="24"/>
-              </w:rPr>
-            </w:pPr>
-            <w:r>
-              <w:rPr>
-                <w:rFonts w:ascii="Arial" w:hAnsi="Arial" w:cs="Arial"/>
-                <w:sz w:val="24"/>
-                <w:szCs w:val="24"/>
-              </w:rPr>
-              <w:t>Chuyển logic gọi API và setState vào trong useEffect, chỉ chạy khi cần</w:t>
-            </w:r>
-          </w:p>
-        </w:tc>
-        <w:tc>
-          <w:tcPr>
-            <w:tcW w:w="2000" w:type="dxa"/>
+          </w:tcPr>
+          <w:p>
+            <w:pPr>
+              <w:rPr>
+                <w:sz w:val="24"/>
+              </w:rPr>
+            </w:pPr>
+            <w:r>
+              <w:rPr>
+                <w:sz w:val="24"/>
+              </w:rPr>
+              <w:t xml:space="preserve">Thay bằng </w:t>
+            </w:r>
+            <w:proofErr w:type="gramStart"/>
+            <w:r>
+              <w:rPr>
+                <w:sz w:val="24"/>
+              </w:rPr>
+              <w:t>useNavigate(</w:t>
+            </w:r>
+            <w:proofErr w:type="gramEnd"/>
+            <w:r>
+              <w:rPr>
+                <w:sz w:val="24"/>
+              </w:rPr>
+              <w:t>-1) để quay lại trang trước.</w:t>
+            </w:r>
+          </w:p>
+        </w:tc>
+        <w:tc>
+          <w:tcPr>
+            <w:tcW w:w="1760" w:type="dxa"/>
             <w:tcBorders>
               <w:top w:val="single" w:sz="1" w:space="0" w:color="AAB7C4"/>
               <w:left w:val="single" w:sz="1" w:space="0" w:color="AAB7C4"/>
@@ -5621,22 +6188,16 @@
               <w:bottom w:w="80" w:type="dxa"/>
               <w:right w:w="120" w:type="dxa"/>
             </w:tcMar>
-            <w:vAlign w:val="bottom"/>
-          </w:tcPr>
-          <w:p>
-            <w:pPr>
-              <w:jc w:val="center"/>
-              <w:rPr>
-                <w:rFonts w:ascii="Arial" w:hAnsi="Arial" w:cs="Arial"/>
-                <w:sz w:val="24"/>
-                <w:szCs w:val="24"/>
-              </w:rPr>
-            </w:pPr>
-            <w:r>
-              <w:rPr>
-                <w:rFonts w:ascii="Arial" w:hAnsi="Arial" w:cs="Arial"/>
-                <w:sz w:val="24"/>
-                <w:szCs w:val="24"/>
+          </w:tcPr>
+          <w:p>
+            <w:pPr>
+              <w:rPr>
+                <w:sz w:val="24"/>
+              </w:rPr>
+            </w:pPr>
+            <w:r>
+              <w:rPr>
+                <w:sz w:val="24"/>
               </w:rPr>
               <w:t>Đã fix</w:t>
             </w:r>
@@ -5646,7 +6207,7 @@
       <w:tr>
         <w:tc>
           <w:tcPr>
-            <w:tcW w:w="400" w:type="dxa"/>
+            <w:tcW w:w="395" w:type="dxa"/>
             <w:tcBorders>
               <w:top w:val="single" w:sz="1" w:space="0" w:color="AAB7C4"/>
               <w:left w:val="single" w:sz="1" w:space="0" w:color="AAB7C4"/>
@@ -5660,22 +6221,16 @@
               <w:bottom w:w="80" w:type="dxa"/>
               <w:right w:w="120" w:type="dxa"/>
             </w:tcMar>
-            <w:vAlign w:val="bottom"/>
-          </w:tcPr>
-          <w:p>
-            <w:pPr>
-              <w:jc w:val="center"/>
-              <w:rPr>
-                <w:rFonts w:ascii="Arial" w:hAnsi="Arial" w:cs="Arial"/>
-                <w:sz w:val="24"/>
-                <w:szCs w:val="24"/>
-              </w:rPr>
-            </w:pPr>
-            <w:r>
-              <w:rPr>
-                <w:rFonts w:ascii="Arial" w:hAnsi="Arial" w:cs="Arial"/>
-                <w:sz w:val="24"/>
-                <w:szCs w:val="24"/>
+          </w:tcPr>
+          <w:p>
+            <w:pPr>
+              <w:rPr>
+                <w:sz w:val="24"/>
+              </w:rPr>
+            </w:pPr>
+            <w:r>
+              <w:rPr>
+                <w:sz w:val="24"/>
               </w:rPr>
               <w:t>4</w:t>
             </w:r>
@@ -5683,7 +6238,7 @@
         </w:tc>
         <w:tc>
           <w:tcPr>
-            <w:tcW w:w="2500" w:type="dxa"/>
+            <w:tcW w:w="2406" w:type="dxa"/>
             <w:tcBorders>
               <w:top w:val="single" w:sz="1" w:space="0" w:color="AAB7C4"/>
               <w:left w:val="single" w:sz="1" w:space="0" w:color="AAB7C4"/>
@@ -5697,30 +6252,24 @@
               <w:bottom w:w="80" w:type="dxa"/>
               <w:right w:w="120" w:type="dxa"/>
             </w:tcMar>
-            <w:vAlign w:val="bottom"/>
-          </w:tcPr>
-          <w:p>
-            <w:pPr>
-              <w:jc w:val="center"/>
-              <w:rPr>
-                <w:rFonts w:ascii="Arial" w:hAnsi="Arial" w:cs="Arial"/>
-                <w:sz w:val="24"/>
-                <w:szCs w:val="24"/>
-              </w:rPr>
-            </w:pPr>
-            <w:r>
-              <w:rPr>
-                <w:rFonts w:ascii="Arial" w:hAnsi="Arial" w:cs="Arial"/>
-                <w:sz w:val="24"/>
-                <w:szCs w:val="24"/>
-              </w:rPr>
-              <w:t>Truy cập /admin khi chưa đăng nhập có lúc vẫn vào được trang trong tích tắc trước khi bị đẩy ra</w:t>
-            </w:r>
-          </w:p>
-        </w:tc>
-        <w:tc>
-          <w:tcPr>
-            <w:tcW w:w="2026" w:type="dxa"/>
+          </w:tcPr>
+          <w:p>
+            <w:pPr>
+              <w:rPr>
+                <w:sz w:val="24"/>
+              </w:rPr>
+            </w:pPr>
+            <w:r>
+              <w:rPr>
+                <w:sz w:val="24"/>
+              </w:rPr>
+              <w:t>Người dùng chưa đăng nhập vẫn có thể truy cập trang /admin.</w:t>
+            </w:r>
+          </w:p>
+        </w:tc>
+        <w:tc>
+          <w:tcPr>
+            <w:tcW w:w="2001" w:type="dxa"/>
             <w:tcBorders>
               <w:top w:val="single" w:sz="1" w:space="0" w:color="AAB7C4"/>
               <w:left w:val="single" w:sz="1" w:space="0" w:color="AAB7C4"/>
@@ -5734,30 +6283,24 @@
               <w:bottom w:w="80" w:type="dxa"/>
               <w:right w:w="120" w:type="dxa"/>
             </w:tcMar>
-            <w:vAlign w:val="bottom"/>
-          </w:tcPr>
-          <w:p>
-            <w:pPr>
-              <w:jc w:val="center"/>
-              <w:rPr>
-                <w:rFonts w:ascii="Arial" w:hAnsi="Arial" w:cs="Arial"/>
-                <w:sz w:val="24"/>
-                <w:szCs w:val="24"/>
-              </w:rPr>
-            </w:pPr>
-            <w:r>
-              <w:rPr>
-                <w:rFonts w:ascii="Arial" w:hAnsi="Arial" w:cs="Arial"/>
-                <w:sz w:val="24"/>
-                <w:szCs w:val="24"/>
-              </w:rPr>
-              <w:t>ProtectedRoute kiểm tra token ngay khi context xác thực (AuthContext) chưa load xong, dẫn đến điều kiện kiểm tra sai trong lần render đầu</w:t>
-            </w:r>
-          </w:p>
-        </w:tc>
-        <w:tc>
-          <w:tcPr>
-            <w:tcW w:w="2100" w:type="dxa"/>
+          </w:tcPr>
+          <w:p>
+            <w:pPr>
+              <w:rPr>
+                <w:sz w:val="24"/>
+              </w:rPr>
+            </w:pPr>
+            <w:r>
+              <w:rPr>
+                <w:sz w:val="24"/>
+              </w:rPr>
+              <w:t>Chưa áp dụng ProtectedRoute cho route quản trị.</w:t>
+            </w:r>
+          </w:p>
+        </w:tc>
+        <w:tc>
+          <w:tcPr>
+            <w:tcW w:w="2464" w:type="dxa"/>
             <w:tcBorders>
               <w:top w:val="single" w:sz="1" w:space="0" w:color="AAB7C4"/>
               <w:left w:val="single" w:sz="1" w:space="0" w:color="AAB7C4"/>
@@ -5771,30 +6314,24 @@
               <w:bottom w:w="80" w:type="dxa"/>
               <w:right w:w="120" w:type="dxa"/>
             </w:tcMar>
-            <w:vAlign w:val="bottom"/>
-          </w:tcPr>
-          <w:p>
-            <w:pPr>
-              <w:jc w:val="center"/>
-              <w:rPr>
-                <w:rFonts w:ascii="Arial" w:hAnsi="Arial" w:cs="Arial"/>
-                <w:sz w:val="24"/>
-                <w:szCs w:val="24"/>
-              </w:rPr>
-            </w:pPr>
-            <w:r>
-              <w:rPr>
-                <w:rFonts w:ascii="Arial" w:hAnsi="Arial" w:cs="Arial"/>
-                <w:sz w:val="24"/>
-                <w:szCs w:val="24"/>
-              </w:rPr>
-              <w:t>Thêm trạng thái loading trong AuthContext, ProtectedRoute chỉ quyết định redirect sau khi xác thực hoàn tất</w:t>
-            </w:r>
-          </w:p>
-        </w:tc>
-        <w:tc>
-          <w:tcPr>
-            <w:tcW w:w="2000" w:type="dxa"/>
+          </w:tcPr>
+          <w:p>
+            <w:pPr>
+              <w:rPr>
+                <w:sz w:val="24"/>
+              </w:rPr>
+            </w:pPr>
+            <w:r>
+              <w:rPr>
+                <w:sz w:val="24"/>
+              </w:rPr>
+              <w:t>Bọc route /admin bằng ProtectedRoute để kiểm tra trạng thái đăng nhập trước khi truy cập.</w:t>
+            </w:r>
+          </w:p>
+        </w:tc>
+        <w:tc>
+          <w:tcPr>
+            <w:tcW w:w="1760" w:type="dxa"/>
             <w:tcBorders>
               <w:top w:val="single" w:sz="1" w:space="0" w:color="AAB7C4"/>
               <w:left w:val="single" w:sz="1" w:space="0" w:color="AAB7C4"/>
@@ -5808,22 +6345,16 @@
               <w:bottom w:w="80" w:type="dxa"/>
               <w:right w:w="120" w:type="dxa"/>
             </w:tcMar>
-            <w:vAlign w:val="bottom"/>
-          </w:tcPr>
-          <w:p>
-            <w:pPr>
-              <w:jc w:val="center"/>
-              <w:rPr>
-                <w:rFonts w:ascii="Arial" w:hAnsi="Arial" w:cs="Arial"/>
-                <w:sz w:val="24"/>
-                <w:szCs w:val="24"/>
-              </w:rPr>
-            </w:pPr>
-            <w:r>
-              <w:rPr>
-                <w:rFonts w:ascii="Arial" w:hAnsi="Arial" w:cs="Arial"/>
-                <w:sz w:val="24"/>
-                <w:szCs w:val="24"/>
+          </w:tcPr>
+          <w:p>
+            <w:pPr>
+              <w:rPr>
+                <w:sz w:val="24"/>
+              </w:rPr>
+            </w:pPr>
+            <w:r>
+              <w:rPr>
+                <w:sz w:val="24"/>
               </w:rPr>
               <w:t>Đã fix</w:t>
             </w:r>
@@ -5833,7 +6364,7 @@
       <w:tr>
         <w:tc>
           <w:tcPr>
-            <w:tcW w:w="400" w:type="dxa"/>
+            <w:tcW w:w="395" w:type="dxa"/>
             <w:tcBorders>
               <w:top w:val="single" w:sz="1" w:space="0" w:color="AAB7C4"/>
               <w:left w:val="single" w:sz="1" w:space="0" w:color="AAB7C4"/>
@@ -5847,22 +6378,16 @@
               <w:bottom w:w="80" w:type="dxa"/>
               <w:right w:w="120" w:type="dxa"/>
             </w:tcMar>
-            <w:vAlign w:val="bottom"/>
-          </w:tcPr>
-          <w:p>
-            <w:pPr>
-              <w:jc w:val="center"/>
-              <w:rPr>
-                <w:rFonts w:ascii="Arial" w:hAnsi="Arial" w:cs="Arial"/>
-                <w:sz w:val="24"/>
-                <w:szCs w:val="24"/>
-              </w:rPr>
-            </w:pPr>
-            <w:r>
-              <w:rPr>
-                <w:rFonts w:ascii="Arial" w:hAnsi="Arial" w:cs="Arial"/>
-                <w:sz w:val="24"/>
-                <w:szCs w:val="24"/>
+          </w:tcPr>
+          <w:p>
+            <w:pPr>
+              <w:rPr>
+                <w:sz w:val="24"/>
+              </w:rPr>
+            </w:pPr>
+            <w:r>
+              <w:rPr>
+                <w:sz w:val="24"/>
               </w:rPr>
               <w:t>5</w:t>
             </w:r>
@@ -5870,7 +6395,7 @@
         </w:tc>
         <w:tc>
           <w:tcPr>
-            <w:tcW w:w="2500" w:type="dxa"/>
+            <w:tcW w:w="2406" w:type="dxa"/>
             <w:tcBorders>
               <w:top w:val="single" w:sz="1" w:space="0" w:color="AAB7C4"/>
               <w:left w:val="single" w:sz="1" w:space="0" w:color="AAB7C4"/>
@@ -5884,30 +6409,24 @@
               <w:bottom w:w="80" w:type="dxa"/>
               <w:right w:w="120" w:type="dxa"/>
             </w:tcMar>
-            <w:vAlign w:val="bottom"/>
-          </w:tcPr>
-          <w:p>
-            <w:pPr>
-              <w:jc w:val="center"/>
-              <w:rPr>
-                <w:rFonts w:ascii="Arial" w:hAnsi="Arial" w:cs="Arial"/>
-                <w:sz w:val="24"/>
-                <w:szCs w:val="24"/>
-              </w:rPr>
-            </w:pPr>
-            <w:r>
-              <w:rPr>
-                <w:rFonts w:ascii="Arial" w:hAnsi="Arial" w:cs="Arial"/>
-                <w:sz w:val="24"/>
-                <w:szCs w:val="24"/>
-              </w:rPr>
-              <w:t>NavLink của mục "Phim" không sáng (active) khi đang ở trang chi tiết phim /movies/3</w:t>
-            </w:r>
-          </w:p>
-        </w:tc>
-        <w:tc>
-          <w:tcPr>
-            <w:tcW w:w="2026" w:type="dxa"/>
+          </w:tcPr>
+          <w:p>
+            <w:pPr>
+              <w:rPr>
+                <w:sz w:val="24"/>
+              </w:rPr>
+            </w:pPr>
+            <w:r>
+              <w:rPr>
+                <w:sz w:val="24"/>
+              </w:rPr>
+              <w:t>Menu trên Header chưa hiển thị trạng thái active khi chuyển trang.</w:t>
+            </w:r>
+          </w:p>
+        </w:tc>
+        <w:tc>
+          <w:tcPr>
+            <w:tcW w:w="2001" w:type="dxa"/>
             <w:tcBorders>
               <w:top w:val="single" w:sz="1" w:space="0" w:color="AAB7C4"/>
               <w:left w:val="single" w:sz="1" w:space="0" w:color="AAB7C4"/>
@@ -5921,30 +6440,24 @@
               <w:bottom w:w="80" w:type="dxa"/>
               <w:right w:w="120" w:type="dxa"/>
             </w:tcMar>
-            <w:vAlign w:val="bottom"/>
-          </w:tcPr>
-          <w:p>
-            <w:pPr>
-              <w:jc w:val="center"/>
-              <w:rPr>
-                <w:rFonts w:ascii="Arial" w:hAnsi="Arial" w:cs="Arial"/>
-                <w:sz w:val="24"/>
-                <w:szCs w:val="24"/>
-              </w:rPr>
-            </w:pPr>
-            <w:r>
-              <w:rPr>
-                <w:rFonts w:ascii="Arial" w:hAnsi="Arial" w:cs="Arial"/>
-                <w:sz w:val="24"/>
-                <w:szCs w:val="24"/>
-              </w:rPr>
-              <w:t>NavLink mặc định chỉ active khi URL khớp chính xác, không tự nhận route con (/movies/:id) là một phần của /movies</w:t>
-            </w:r>
-          </w:p>
-        </w:tc>
-        <w:tc>
-          <w:tcPr>
-            <w:tcW w:w="2100" w:type="dxa"/>
+          </w:tcPr>
+          <w:p>
+            <w:pPr>
+              <w:rPr>
+                <w:sz w:val="24"/>
+              </w:rPr>
+            </w:pPr>
+            <w:r>
+              <w:rPr>
+                <w:sz w:val="24"/>
+              </w:rPr>
+              <w:t>Header sử dụng thẻ &lt;a&gt; thay vì NavLink.</w:t>
+            </w:r>
+          </w:p>
+        </w:tc>
+        <w:tc>
+          <w:tcPr>
+            <w:tcW w:w="2464" w:type="dxa"/>
             <w:tcBorders>
               <w:top w:val="single" w:sz="1" w:space="0" w:color="AAB7C4"/>
               <w:left w:val="single" w:sz="1" w:space="0" w:color="AAB7C4"/>
@@ -5958,30 +6471,24 @@
               <w:bottom w:w="80" w:type="dxa"/>
               <w:right w:w="120" w:type="dxa"/>
             </w:tcMar>
-            <w:vAlign w:val="bottom"/>
-          </w:tcPr>
-          <w:p>
-            <w:pPr>
-              <w:jc w:val="center"/>
-              <w:rPr>
-                <w:rFonts w:ascii="Arial" w:hAnsi="Arial" w:cs="Arial"/>
-                <w:sz w:val="24"/>
-                <w:szCs w:val="24"/>
-              </w:rPr>
-            </w:pPr>
-            <w:r>
-              <w:rPr>
-                <w:rFonts w:ascii="Arial" w:hAnsi="Arial" w:cs="Arial"/>
-                <w:sz w:val="24"/>
-                <w:szCs w:val="24"/>
-              </w:rPr>
-              <w:t>Dùng kiểm tra thủ công bằng useLocation() kết hợp startsWith("/movies") để gắn class active cho route cha</w:t>
-            </w:r>
-          </w:p>
-        </w:tc>
-        <w:tc>
-          <w:tcPr>
-            <w:tcW w:w="2000" w:type="dxa"/>
+          </w:tcPr>
+          <w:p>
+            <w:pPr>
+              <w:rPr>
+                <w:sz w:val="24"/>
+              </w:rPr>
+            </w:pPr>
+            <w:r>
+              <w:rPr>
+                <w:sz w:val="24"/>
+              </w:rPr>
+              <w:t>Thay bằng NavLink để tự động đánh dấu menu đang được chọn.</w:t>
+            </w:r>
+          </w:p>
+        </w:tc>
+        <w:tc>
+          <w:tcPr>
+            <w:tcW w:w="1760" w:type="dxa"/>
             <w:tcBorders>
               <w:top w:val="single" w:sz="1" w:space="0" w:color="AAB7C4"/>
               <w:left w:val="single" w:sz="1" w:space="0" w:color="AAB7C4"/>
@@ -5995,24 +6502,18 @@
               <w:bottom w:w="80" w:type="dxa"/>
               <w:right w:w="120" w:type="dxa"/>
             </w:tcMar>
-            <w:vAlign w:val="bottom"/>
-          </w:tcPr>
-          <w:p>
-            <w:pPr>
-              <w:jc w:val="center"/>
-              <w:rPr>
-                <w:rFonts w:ascii="Arial" w:hAnsi="Arial" w:cs="Arial"/>
-                <w:sz w:val="24"/>
-                <w:szCs w:val="24"/>
-              </w:rPr>
-            </w:pPr>
-            <w:r>
-              <w:rPr>
-                <w:rFonts w:ascii="Arial" w:hAnsi="Arial" w:cs="Arial"/>
-                <w:sz w:val="24"/>
-                <w:szCs w:val="24"/>
-              </w:rPr>
-              <w:t>Chưa fix</w:t>
+          </w:tcPr>
+          <w:p>
+            <w:pPr>
+              <w:rPr>
+                <w:sz w:val="24"/>
+              </w:rPr>
+            </w:pPr>
+            <w:r>
+              <w:rPr>
+                <w:sz w:val="24"/>
+              </w:rPr>
+              <w:t>Đã fix</w:t>
             </w:r>
           </w:p>
         </w:tc>
@@ -6033,195 +6534,389 @@
     </w:p>
     <w:p>
       <w:pPr>
-        <w:pStyle w:val="ListParagraph"/>
         <w:numPr>
           <w:ilvl w:val="0"/>
-          <w:numId w:val="9"/>
+          <w:numId w:val="11"/>
         </w:numPr>
-        <w:rPr>
-          <w:sz w:val="24"/>
-          <w:szCs w:val="24"/>
-        </w:rPr>
-      </w:pPr>
-      <w:r>
-        <w:rPr>
+        <w:spacing w:before="100" w:beforeAutospacing="1" w:after="100" w:afterAutospacing="1"/>
+        <w:rPr>
+          <w:rFonts w:eastAsia="Times New Roman"/>
+          <w:sz w:val="24"/>
+          <w:szCs w:val="24"/>
+        </w:rPr>
+      </w:pPr>
+      <w:r>
+        <w:rPr>
+          <w:rFonts w:eastAsia="Times New Roman"/>
+          <w:sz w:val="24"/>
+          <w:szCs w:val="24"/>
+        </w:rPr>
+        <w:t xml:space="preserve">Nhóm đã nắm được cách sử dụng </w:t>
+      </w:r>
+      <w:r>
+        <w:rPr>
+          <w:rFonts w:eastAsia="Times New Roman"/>
+          <w:bCs/>
+          <w:sz w:val="24"/>
+          <w:szCs w:val="24"/>
+        </w:rPr>
+        <w:t>React Router DOM</w:t>
+      </w:r>
+      <w:r>
+        <w:rPr>
+          <w:rFonts w:eastAsia="Times New Roman"/>
+          <w:sz w:val="24"/>
+          <w:szCs w:val="24"/>
+        </w:rPr>
+        <w:t xml:space="preserve"> để xây dựng các route cơ bản, tuy nhiên vẫn chưa tìm hiểu sâu về </w:t>
+      </w:r>
+      <w:r>
+        <w:rPr>
+          <w:rFonts w:eastAsia="Times New Roman"/>
+          <w:bCs/>
+          <w:sz w:val="24"/>
+          <w:szCs w:val="24"/>
+        </w:rPr>
+        <w:t>Nested Routes</w:t>
+      </w:r>
+      <w:r>
+        <w:rPr>
+          <w:rFonts w:eastAsia="Times New Roman"/>
+          <w:sz w:val="24"/>
+          <w:szCs w:val="24"/>
+        </w:rPr>
+        <w:t xml:space="preserve">, </w:t>
+      </w:r>
+      <w:r>
+        <w:rPr>
+          <w:rFonts w:eastAsia="Times New Roman"/>
+          <w:bCs/>
+          <w:sz w:val="24"/>
+          <w:szCs w:val="24"/>
+        </w:rPr>
+        <w:t>Outlet</w:t>
+      </w:r>
+      <w:r>
+        <w:rPr>
+          <w:rFonts w:eastAsia="Times New Roman"/>
+          <w:sz w:val="24"/>
+          <w:szCs w:val="24"/>
+        </w:rPr>
+        <w:t xml:space="preserve"> và cơ chế định tuyến lồng nhau. </w:t>
+      </w:r>
+    </w:p>
+    <w:p>
+      <w:pPr>
+        <w:numPr>
+          <w:ilvl w:val="0"/>
+          <w:numId w:val="11"/>
+        </w:numPr>
+        <w:spacing w:before="100" w:beforeAutospacing="1" w:after="100" w:afterAutospacing="1"/>
+        <w:rPr>
+          <w:rFonts w:eastAsia="Times New Roman"/>
+          <w:sz w:val="24"/>
+          <w:szCs w:val="24"/>
+        </w:rPr>
+      </w:pPr>
+      <w:r>
+        <w:rPr>
+          <w:rFonts w:eastAsia="Times New Roman"/>
+          <w:sz w:val="24"/>
+          <w:szCs w:val="24"/>
+        </w:rPr>
+        <w:t xml:space="preserve">Chức năng điều hướng đã hoạt động ổn định nhưng giao diện vẫn còn đơn giản, chưa có trang </w:t>
+      </w:r>
+      <w:proofErr w:type="gramStart"/>
+      <w:r>
+        <w:rPr>
+          <w:rFonts w:eastAsia="Times New Roman"/>
+          <w:bCs/>
+          <w:sz w:val="24"/>
+          <w:szCs w:val="24"/>
+        </w:rPr>
+        <w:t>Loading</w:t>
+      </w:r>
+      <w:proofErr w:type="gramEnd"/>
+      <w:r>
+        <w:rPr>
+          <w:rFonts w:eastAsia="Times New Roman"/>
+          <w:sz w:val="24"/>
+          <w:szCs w:val="24"/>
+        </w:rPr>
+        <w:t xml:space="preserve"> khi chuyển giữa các route hoặc tải dữ liệu. </w:t>
+      </w:r>
+    </w:p>
+    <w:p>
+      <w:pPr>
+        <w:numPr>
+          <w:ilvl w:val="0"/>
+          <w:numId w:val="11"/>
+        </w:numPr>
+        <w:spacing w:before="100" w:beforeAutospacing="1" w:after="100" w:afterAutospacing="1"/>
+        <w:rPr>
+          <w:rFonts w:eastAsia="Times New Roman"/>
+          <w:sz w:val="24"/>
+          <w:szCs w:val="24"/>
+        </w:rPr>
+      </w:pPr>
+      <w:r>
+        <w:rPr>
+          <w:rFonts w:eastAsia="Times New Roman"/>
+          <w:sz w:val="24"/>
+          <w:szCs w:val="24"/>
+        </w:rPr>
+        <w:t xml:space="preserve">Việc bảo vệ route mới chỉ áp dụng cho trang </w:t>
+      </w:r>
+      <w:r>
+        <w:rPr>
+          <w:rFonts w:eastAsia="Times New Roman"/>
+          <w:bCs/>
+          <w:sz w:val="24"/>
+          <w:szCs w:val="24"/>
+        </w:rPr>
+        <w:t>Admin</w:t>
+      </w:r>
+      <w:r>
+        <w:rPr>
+          <w:rFonts w:eastAsia="Times New Roman"/>
+          <w:sz w:val="24"/>
+          <w:szCs w:val="24"/>
+        </w:rPr>
+        <w:t xml:space="preserve">, chưa mở rộng cho các trường hợp phân quyền </w:t>
+      </w:r>
+      <w:proofErr w:type="gramStart"/>
+      <w:r>
+        <w:rPr>
+          <w:rFonts w:eastAsia="Times New Roman"/>
+          <w:sz w:val="24"/>
+          <w:szCs w:val="24"/>
+        </w:rPr>
+        <w:t>theo</w:t>
+      </w:r>
+      <w:proofErr w:type="gramEnd"/>
+      <w:r>
+        <w:rPr>
+          <w:rFonts w:eastAsia="Times New Roman"/>
+          <w:sz w:val="24"/>
+          <w:szCs w:val="24"/>
+        </w:rPr>
+        <w:t xml:space="preserve"> nhiều vai trò người dùng. </w:t>
+      </w:r>
+    </w:p>
+    <w:p>
+      <w:pPr>
+        <w:numPr>
+          <w:ilvl w:val="0"/>
+          <w:numId w:val="11"/>
+        </w:numPr>
+        <w:spacing w:before="100" w:beforeAutospacing="1" w:after="100" w:afterAutospacing="1"/>
+        <w:rPr>
+          <w:rFonts w:eastAsia="Times New Roman"/>
+          <w:sz w:val="24"/>
+          <w:szCs w:val="24"/>
+        </w:rPr>
+      </w:pPr>
+      <w:r>
+        <w:rPr>
+          <w:rFonts w:eastAsia="Times New Roman"/>
+          <w:sz w:val="24"/>
+          <w:szCs w:val="24"/>
+        </w:rPr>
+        <w:t xml:space="preserve">Trong các tuần tiếp </w:t>
+      </w:r>
+      <w:proofErr w:type="gramStart"/>
+      <w:r>
+        <w:rPr>
+          <w:rFonts w:eastAsia="Times New Roman"/>
+          <w:sz w:val="24"/>
+          <w:szCs w:val="24"/>
+        </w:rPr>
+        <w:t>theo</w:t>
+      </w:r>
+      <w:proofErr w:type="gramEnd"/>
+      <w:r>
+        <w:rPr>
+          <w:rFonts w:eastAsia="Times New Roman"/>
+          <w:sz w:val="24"/>
+          <w:szCs w:val="24"/>
+        </w:rPr>
+        <w:t xml:space="preserve">, nhóm sẽ tiếp tục nghiên cứu cách tổ chức route tối ưu hơn cho các luồng nghiệp vụ như </w:t>
+      </w:r>
+      <w:r>
+        <w:rPr>
+          <w:rFonts w:eastAsia="Times New Roman"/>
+          <w:bCs/>
+          <w:sz w:val="24"/>
+          <w:szCs w:val="24"/>
+        </w:rPr>
+        <w:t>Đặt</w:t>
+      </w:r>
+      <w:r>
+        <w:rPr>
+          <w:rFonts w:eastAsia="Times New Roman"/>
           <w:b/>
           <w:bCs/>
           <w:sz w:val="24"/>
           <w:szCs w:val="24"/>
         </w:rPr>
-        <w:t>Phần lý thuyết tuần này nhóm chưa nắm vững:</w:t>
-      </w:r>
-      <w:r>
-        <w:rPr>
-          <w:sz w:val="24"/>
-          <w:szCs w:val="24"/>
-        </w:rPr>
-        <w:t xml:space="preserve"> cơ chế matching route lồng nhau (nested routes) và </w:t>
-      </w:r>
-      <w:r>
-        <w:rPr>
-          <w:rFonts w:ascii="Courier New" w:hAnsi="Courier New" w:cs="Courier New"/>
-          <w:sz w:val="20"/>
-          <w:szCs w:val="20"/>
+        <w:t xml:space="preserve"> </w:t>
+      </w:r>
+      <w:r>
+        <w:rPr>
+          <w:rFonts w:eastAsia="Times New Roman"/>
+          <w:bCs/>
+          <w:sz w:val="24"/>
+          <w:szCs w:val="24"/>
+        </w:rPr>
+        <w:t>vé</w:t>
+      </w:r>
+      <w:r>
+        <w:rPr>
+          <w:rFonts w:eastAsia="Times New Roman"/>
+          <w:b/>
+          <w:bCs/>
+          <w:sz w:val="24"/>
+          <w:szCs w:val="24"/>
+        </w:rPr>
+        <w:t xml:space="preserve"> → </w:t>
+      </w:r>
+      <w:r>
+        <w:rPr>
+          <w:rFonts w:eastAsia="Times New Roman"/>
+          <w:bCs/>
+          <w:sz w:val="24"/>
+          <w:szCs w:val="24"/>
+        </w:rPr>
+        <w:t>Chọn</w:t>
+      </w:r>
+      <w:r>
+        <w:rPr>
+          <w:rFonts w:eastAsia="Times New Roman"/>
+          <w:b/>
+          <w:bCs/>
+          <w:sz w:val="24"/>
+          <w:szCs w:val="24"/>
+        </w:rPr>
+        <w:t xml:space="preserve"> </w:t>
+      </w:r>
+      <w:r>
+        <w:rPr>
+          <w:rFonts w:eastAsia="Times New Roman"/>
+          <w:bCs/>
+          <w:sz w:val="24"/>
+          <w:szCs w:val="24"/>
+        </w:rPr>
+        <w:t>ghế</w:t>
+      </w:r>
+      <w:r>
+        <w:rPr>
+          <w:rFonts w:eastAsia="Times New Roman"/>
+          <w:b/>
+          <w:bCs/>
+          <w:sz w:val="24"/>
+          <w:szCs w:val="24"/>
+        </w:rPr>
+        <w:t xml:space="preserve"> → </w:t>
+      </w:r>
+      <w:r>
+        <w:rPr>
+          <w:rFonts w:eastAsia="Times New Roman"/>
+          <w:bCs/>
+          <w:sz w:val="24"/>
+          <w:szCs w:val="24"/>
+        </w:rPr>
+        <w:t>Thanh</w:t>
+      </w:r>
+      <w:r>
+        <w:rPr>
+          <w:rFonts w:eastAsia="Times New Roman"/>
+          <w:b/>
+          <w:bCs/>
+          <w:sz w:val="24"/>
+          <w:szCs w:val="24"/>
+        </w:rPr>
+        <w:t xml:space="preserve"> </w:t>
+      </w:r>
+      <w:r>
+        <w:rPr>
+          <w:rFonts w:eastAsia="Times New Roman"/>
+          <w:bCs/>
+          <w:sz w:val="24"/>
+          <w:szCs w:val="24"/>
+        </w:rPr>
+        <w:t>toán</w:t>
+      </w:r>
+      <w:r>
+        <w:rPr>
+          <w:rFonts w:eastAsia="Times New Roman"/>
+          <w:sz w:val="24"/>
+          <w:szCs w:val="24"/>
+        </w:rPr>
+        <w:t xml:space="preserve">, đồng thời tìm hiểu thêm về </w:t>
+      </w:r>
+      <w:r>
+        <w:rPr>
+          <w:rFonts w:eastAsia="Times New Roman"/>
+          <w:bCs/>
+          <w:sz w:val="24"/>
+          <w:szCs w:val="24"/>
+        </w:rPr>
+        <w:t>Nested</w:t>
+      </w:r>
+      <w:r>
+        <w:rPr>
+          <w:rFonts w:eastAsia="Times New Roman"/>
+          <w:b/>
+          <w:bCs/>
+          <w:sz w:val="24"/>
+          <w:szCs w:val="24"/>
+        </w:rPr>
+        <w:t xml:space="preserve"> </w:t>
+      </w:r>
+      <w:r>
+        <w:rPr>
+          <w:rFonts w:eastAsia="Times New Roman"/>
+          <w:bCs/>
+          <w:sz w:val="24"/>
+          <w:szCs w:val="24"/>
+        </w:rPr>
+        <w:t>Routes</w:t>
+      </w:r>
+      <w:r>
+        <w:rPr>
+          <w:rFonts w:eastAsia="Times New Roman"/>
+          <w:sz w:val="24"/>
+          <w:szCs w:val="24"/>
+        </w:rPr>
+        <w:t xml:space="preserve"> và </w:t>
+      </w:r>
+      <w:r>
+        <w:rPr>
+          <w:rFonts w:eastAsia="Times New Roman"/>
+          <w:bCs/>
+          <w:sz w:val="24"/>
+          <w:szCs w:val="24"/>
         </w:rPr>
         <w:t>Outlet</w:t>
       </w:r>
       <w:r>
         <w:rPr>
-          <w:sz w:val="24"/>
-          <w:szCs w:val="24"/>
-        </w:rPr>
-        <w:t xml:space="preserve"> trong React Router DOM v6, nhóm vẫn còn khai báo các route ở cùng một cấp phẳng (flat) thay vì dùng route con thực sự. </w:t>
+          <w:rFonts w:eastAsia="Times New Roman"/>
+          <w:sz w:val="24"/>
+          <w:szCs w:val="24"/>
+        </w:rPr>
+        <w:t xml:space="preserve"> để giảm việc lặp lại layout giữa các trang. </w:t>
       </w:r>
     </w:p>
     <w:p>
       <w:pPr>
         <w:pStyle w:val="ListParagraph"/>
-        <w:numPr>
-          <w:ilvl w:val="0"/>
-          <w:numId w:val="9"/>
-        </w:numPr>
-        <w:rPr>
-          <w:sz w:val="24"/>
-          <w:szCs w:val="24"/>
-        </w:rPr>
-      </w:pPr>
-      <w:r>
-        <w:rPr>
-          <w:b/>
-          <w:bCs/>
-          <w:sz w:val="24"/>
-          <w:szCs w:val="24"/>
-        </w:rPr>
-        <w:t>Tính năng nào chưa hoàn thiện, UI/UX còn thiếu sót:</w:t>
-      </w:r>
-      <w:r>
-        <w:rPr>
-          <w:sz w:val="24"/>
-          <w:szCs w:val="24"/>
-        </w:rPr>
-        <w:t xml:space="preserve"> link "Phim" trên Header chưa highlight đúng khi đang ở các route con (</w:t>
-      </w:r>
-      <w:r>
-        <w:rPr>
-          <w:rFonts w:ascii="Courier New" w:hAnsi="Courier New" w:cs="Courier New"/>
-          <w:sz w:val="20"/>
-          <w:szCs w:val="20"/>
-        </w:rPr>
-        <w:t>/movies/</w:t>
-      </w:r>
-      <w:proofErr w:type="gramStart"/>
-      <w:r>
-        <w:rPr>
-          <w:rFonts w:ascii="Courier New" w:hAnsi="Courier New" w:cs="Courier New"/>
-          <w:sz w:val="20"/>
-          <w:szCs w:val="20"/>
-        </w:rPr>
-        <w:t>:id</w:t>
-      </w:r>
-      <w:proofErr w:type="gramEnd"/>
-      <w:r>
-        <w:rPr>
-          <w:sz w:val="24"/>
-          <w:szCs w:val="24"/>
-        </w:rPr>
-        <w:t xml:space="preserve">); chưa có trang loading/skeleton khi chuyển route trong lúc chờ gọi API. </w:t>
-      </w:r>
-    </w:p>
-    <w:p>
-      <w:pPr>
-        <w:pStyle w:val="ListParagraph"/>
-        <w:numPr>
-          <w:ilvl w:val="0"/>
-          <w:numId w:val="9"/>
-        </w:numPr>
-        <w:rPr>
-          <w:sz w:val="24"/>
-          <w:szCs w:val="24"/>
-        </w:rPr>
-      </w:pPr>
-      <w:r>
-        <w:rPr>
-          <w:b/>
-          <w:bCs/>
-          <w:sz w:val="24"/>
-          <w:szCs w:val="24"/>
-        </w:rPr>
-        <w:t xml:space="preserve">Câu hỏi cần hỏi giảng viên trong buổi học tiếp </w:t>
-      </w:r>
-      <w:proofErr w:type="gramStart"/>
-      <w:r>
-        <w:rPr>
-          <w:b/>
-          <w:bCs/>
-          <w:sz w:val="24"/>
-          <w:szCs w:val="24"/>
-        </w:rPr>
-        <w:t>theo</w:t>
-      </w:r>
-      <w:proofErr w:type="gramEnd"/>
-      <w:r>
-        <w:rPr>
-          <w:b/>
-          <w:bCs/>
-          <w:sz w:val="24"/>
-          <w:szCs w:val="24"/>
-        </w:rPr>
-        <w:t>:</w:t>
-      </w:r>
-      <w:r>
-        <w:rPr>
-          <w:sz w:val="24"/>
-          <w:szCs w:val="24"/>
-        </w:rPr>
-        <w:t xml:space="preserve"> nên dùng </w:t>
-      </w:r>
-      <w:r>
-        <w:rPr>
-          <w:rFonts w:ascii="Courier New" w:hAnsi="Courier New" w:cs="Courier New"/>
-          <w:sz w:val="20"/>
-          <w:szCs w:val="20"/>
-        </w:rPr>
-        <w:t>Outlet</w:t>
-      </w:r>
-      <w:r>
-        <w:rPr>
-          <w:sz w:val="24"/>
-          <w:szCs w:val="24"/>
-        </w:rPr>
-        <w:t xml:space="preserve"> và nested route hay tiếp tục khai báo route phẳng như hiện tại đối với một dự án có nhiều luồng con (đặt vé → chọn ghế → thanh toán)? Có nên tách riêng một </w:t>
-      </w:r>
-      <w:r>
-        <w:rPr>
-          <w:rFonts w:ascii="Courier New" w:hAnsi="Courier New" w:cs="Courier New"/>
-          <w:sz w:val="20"/>
-          <w:szCs w:val="20"/>
-        </w:rPr>
-        <w:t>PublicRoute</w:t>
-      </w:r>
-      <w:r>
-        <w:rPr>
-          <w:sz w:val="24"/>
-          <w:szCs w:val="24"/>
-        </w:rPr>
-        <w:t xml:space="preserve"> (ngược với ProtectedRoute) để tự động redirect người đã đăng nhập khỏi trang </w:t>
-      </w:r>
-      <w:r>
-        <w:rPr>
-          <w:rFonts w:ascii="Courier New" w:hAnsi="Courier New" w:cs="Courier New"/>
-          <w:sz w:val="20"/>
-          <w:szCs w:val="20"/>
-        </w:rPr>
-        <w:t>/auth</w:t>
-      </w:r>
-      <w:r>
-        <w:rPr>
-          <w:sz w:val="24"/>
-          <w:szCs w:val="24"/>
-        </w:rPr>
-        <w:t xml:space="preserve"> không?</w:t>
-      </w:r>
+        <w:ind w:left="720"/>
+        <w:rPr>
+          <w:sz w:val="24"/>
+          <w:szCs w:val="24"/>
+        </w:rPr>
+      </w:pPr>
     </w:p>
     <w:sectPr>
       <w:headerReference w:type="default" r:id="rId12"/>
@@ -6317,7 +7012,7 @@
         <w:sz w:val="20"/>
         <w:szCs w:val="20"/>
       </w:rPr>
-      <w:t>2</w:t>
+      <w:t>5</w:t>
     </w:r>
     <w:r>
       <w:rPr>
@@ -6847,6 +7542,155 @@
     </w:lvl>
   </w:abstractNum>
   <w:abstractNum w:abstractNumId="4">
+    <w:nsid w:val="3FDD4A46"/>
+    <w:multiLevelType w:val="multilevel"/>
+    <w:tmpl w:val="24DED806"/>
+    <w:lvl w:ilvl="0">
+      <w:start w:val="1"/>
+      <w:numFmt w:val="bullet"/>
+      <w:lvlText w:val=""/>
+      <w:lvlJc w:val="left"/>
+      <w:pPr>
+        <w:tabs>
+          <w:tab w:val="num" w:pos="720"/>
+        </w:tabs>
+        <w:ind w:left="720" w:hanging="360"/>
+      </w:pPr>
+      <w:rPr>
+        <w:rFonts w:ascii="Symbol" w:hAnsi="Symbol" w:hint="default"/>
+        <w:sz w:val="20"/>
+      </w:rPr>
+    </w:lvl>
+    <w:lvl w:ilvl="1" w:tentative="1">
+      <w:start w:val="1"/>
+      <w:numFmt w:val="bullet"/>
+      <w:lvlText w:val="o"/>
+      <w:lvlJc w:val="left"/>
+      <w:pPr>
+        <w:tabs>
+          <w:tab w:val="num" w:pos="1440"/>
+        </w:tabs>
+        <w:ind w:left="1440" w:hanging="360"/>
+      </w:pPr>
+      <w:rPr>
+        <w:rFonts w:ascii="Courier New" w:hAnsi="Courier New" w:hint="default"/>
+        <w:sz w:val="20"/>
+      </w:rPr>
+    </w:lvl>
+    <w:lvl w:ilvl="2" w:tentative="1">
+      <w:start w:val="1"/>
+      <w:numFmt w:val="bullet"/>
+      <w:lvlText w:val=""/>
+      <w:lvlJc w:val="left"/>
+      <w:pPr>
+        <w:tabs>
+          <w:tab w:val="num" w:pos="2160"/>
+        </w:tabs>
+        <w:ind w:left="2160" w:hanging="360"/>
+      </w:pPr>
+      <w:rPr>
+        <w:rFonts w:ascii="Wingdings" w:hAnsi="Wingdings" w:hint="default"/>
+        <w:sz w:val="20"/>
+      </w:rPr>
+    </w:lvl>
+    <w:lvl w:ilvl="3" w:tentative="1">
+      <w:start w:val="1"/>
+      <w:numFmt w:val="bullet"/>
+      <w:lvlText w:val=""/>
+      <w:lvlJc w:val="left"/>
+      <w:pPr>
+        <w:tabs>
+          <w:tab w:val="num" w:pos="2880"/>
+        </w:tabs>
+        <w:ind w:left="2880" w:hanging="360"/>
+      </w:pPr>
+      <w:rPr>
+        <w:rFonts w:ascii="Wingdings" w:hAnsi="Wingdings" w:hint="default"/>
+        <w:sz w:val="20"/>
+      </w:rPr>
+    </w:lvl>
+    <w:lvl w:ilvl="4" w:tentative="1">
+      <w:start w:val="1"/>
+      <w:numFmt w:val="bullet"/>
+      <w:lvlText w:val=""/>
+      <w:lvlJc w:val="left"/>
+      <w:pPr>
+        <w:tabs>
+          <w:tab w:val="num" w:pos="3600"/>
+        </w:tabs>
+        <w:ind w:left="3600" w:hanging="360"/>
+      </w:pPr>
+      <w:rPr>
+        <w:rFonts w:ascii="Wingdings" w:hAnsi="Wingdings" w:hint="default"/>
+        <w:sz w:val="20"/>
+      </w:rPr>
+    </w:lvl>
+    <w:lvl w:ilvl="5" w:tentative="1">
+      <w:start w:val="1"/>
+      <w:numFmt w:val="bullet"/>
+      <w:lvlText w:val=""/>
+      <w:lvlJc w:val="left"/>
+      <w:pPr>
+        <w:tabs>
+          <w:tab w:val="num" w:pos="4320"/>
+        </w:tabs>
+        <w:ind w:left="4320" w:hanging="360"/>
+      </w:pPr>
+      <w:rPr>
+        <w:rFonts w:ascii="Wingdings" w:hAnsi="Wingdings" w:hint="default"/>
+        <w:sz w:val="20"/>
+      </w:rPr>
+    </w:lvl>
+    <w:lvl w:ilvl="6" w:tentative="1">
+      <w:start w:val="1"/>
+      <w:numFmt w:val="bullet"/>
+      <w:lvlText w:val=""/>
+      <w:lvlJc w:val="left"/>
+      <w:pPr>
+        <w:tabs>
+          <w:tab w:val="num" w:pos="5040"/>
+        </w:tabs>
+        <w:ind w:left="5040" w:hanging="360"/>
+      </w:pPr>
+      <w:rPr>
+        <w:rFonts w:ascii="Wingdings" w:hAnsi="Wingdings" w:hint="default"/>
+        <w:sz w:val="20"/>
+      </w:rPr>
+    </w:lvl>
+    <w:lvl w:ilvl="7" w:tentative="1">
+      <w:start w:val="1"/>
+      <w:numFmt w:val="bullet"/>
+      <w:lvlText w:val=""/>
+      <w:lvlJc w:val="left"/>
+      <w:pPr>
+        <w:tabs>
+          <w:tab w:val="num" w:pos="5760"/>
+        </w:tabs>
+        <w:ind w:left="5760" w:hanging="360"/>
+      </w:pPr>
+      <w:rPr>
+        <w:rFonts w:ascii="Wingdings" w:hAnsi="Wingdings" w:hint="default"/>
+        <w:sz w:val="20"/>
+      </w:rPr>
+    </w:lvl>
+    <w:lvl w:ilvl="8" w:tentative="1">
+      <w:start w:val="1"/>
+      <w:numFmt w:val="bullet"/>
+      <w:lvlText w:val=""/>
+      <w:lvlJc w:val="left"/>
+      <w:pPr>
+        <w:tabs>
+          <w:tab w:val="num" w:pos="6480"/>
+        </w:tabs>
+        <w:ind w:left="6480" w:hanging="360"/>
+      </w:pPr>
+      <w:rPr>
+        <w:rFonts w:ascii="Wingdings" w:hAnsi="Wingdings" w:hint="default"/>
+        <w:sz w:val="20"/>
+      </w:rPr>
+    </w:lvl>
+  </w:abstractNum>
+  <w:abstractNum w:abstractNumId="5">
     <w:nsid w:val="438633F0"/>
     <w:multiLevelType w:val="hybridMultilevel"/>
     <w:tmpl w:val="6CFEA704"/>
@@ -6958,7 +7802,7 @@
       </w:rPr>
     </w:lvl>
   </w:abstractNum>
-  <w:abstractNum w:abstractNumId="5">
+  <w:abstractNum w:abstractNumId="6">
     <w:nsid w:val="4A846966"/>
     <w:multiLevelType w:val="hybridMultilevel"/>
     <w:tmpl w:val="839201B6"/>
@@ -7071,7 +7915,7 @@
       </w:rPr>
     </w:lvl>
   </w:abstractNum>
-  <w:abstractNum w:abstractNumId="6">
+  <w:abstractNum w:abstractNumId="7">
     <w:nsid w:val="51A152EB"/>
     <w:multiLevelType w:val="hybridMultilevel"/>
     <w:tmpl w:val="88582478"/>
@@ -7125,7 +7969,7 @@
       <w:lvlJc w:val="left"/>
     </w:lvl>
   </w:abstractNum>
-  <w:abstractNum w:abstractNumId="7">
+  <w:abstractNum w:abstractNumId="8">
     <w:nsid w:val="6FBB3A24"/>
     <w:multiLevelType w:val="hybridMultilevel"/>
     <w:tmpl w:val="55AAE738"/>
@@ -7179,7 +8023,7 @@
       <w:lvlJc w:val="left"/>
     </w:lvl>
   </w:abstractNum>
-  <w:abstractNum w:abstractNumId="8">
+  <w:abstractNum w:abstractNumId="9">
     <w:nsid w:val="74CC0AA1"/>
     <w:multiLevelType w:val="hybridMultilevel"/>
     <w:tmpl w:val="EC3099AC"/>
@@ -7289,6 +8133,155 @@
       </w:pPr>
       <w:rPr>
         <w:rFonts w:ascii="Wingdings" w:hAnsi="Wingdings" w:hint="default"/>
+      </w:rPr>
+    </w:lvl>
+  </w:abstractNum>
+  <w:abstractNum w:abstractNumId="10">
+    <w:nsid w:val="757E35EF"/>
+    <w:multiLevelType w:val="multilevel"/>
+    <w:tmpl w:val="BCCEBC14"/>
+    <w:lvl w:ilvl="0">
+      <w:start w:val="1"/>
+      <w:numFmt w:val="bullet"/>
+      <w:lvlText w:val=""/>
+      <w:lvlJc w:val="left"/>
+      <w:pPr>
+        <w:tabs>
+          <w:tab w:val="num" w:pos="720"/>
+        </w:tabs>
+        <w:ind w:left="720" w:hanging="360"/>
+      </w:pPr>
+      <w:rPr>
+        <w:rFonts w:ascii="Symbol" w:hAnsi="Symbol" w:hint="default"/>
+        <w:sz w:val="20"/>
+      </w:rPr>
+    </w:lvl>
+    <w:lvl w:ilvl="1" w:tentative="1">
+      <w:start w:val="1"/>
+      <w:numFmt w:val="bullet"/>
+      <w:lvlText w:val="o"/>
+      <w:lvlJc w:val="left"/>
+      <w:pPr>
+        <w:tabs>
+          <w:tab w:val="num" w:pos="1440"/>
+        </w:tabs>
+        <w:ind w:left="1440" w:hanging="360"/>
+      </w:pPr>
+      <w:rPr>
+        <w:rFonts w:ascii="Courier New" w:hAnsi="Courier New" w:hint="default"/>
+        <w:sz w:val="20"/>
+      </w:rPr>
+    </w:lvl>
+    <w:lvl w:ilvl="2" w:tentative="1">
+      <w:start w:val="1"/>
+      <w:numFmt w:val="bullet"/>
+      <w:lvlText w:val=""/>
+      <w:lvlJc w:val="left"/>
+      <w:pPr>
+        <w:tabs>
+          <w:tab w:val="num" w:pos="2160"/>
+        </w:tabs>
+        <w:ind w:left="2160" w:hanging="360"/>
+      </w:pPr>
+      <w:rPr>
+        <w:rFonts w:ascii="Wingdings" w:hAnsi="Wingdings" w:hint="default"/>
+        <w:sz w:val="20"/>
+      </w:rPr>
+    </w:lvl>
+    <w:lvl w:ilvl="3" w:tentative="1">
+      <w:start w:val="1"/>
+      <w:numFmt w:val="bullet"/>
+      <w:lvlText w:val=""/>
+      <w:lvlJc w:val="left"/>
+      <w:pPr>
+        <w:tabs>
+          <w:tab w:val="num" w:pos="2880"/>
+        </w:tabs>
+        <w:ind w:left="2880" w:hanging="360"/>
+      </w:pPr>
+      <w:rPr>
+        <w:rFonts w:ascii="Wingdings" w:hAnsi="Wingdings" w:hint="default"/>
+        <w:sz w:val="20"/>
+      </w:rPr>
+    </w:lvl>
+    <w:lvl w:ilvl="4" w:tentative="1">
+      <w:start w:val="1"/>
+      <w:numFmt w:val="bullet"/>
+      <w:lvlText w:val=""/>
+      <w:lvlJc w:val="left"/>
+      <w:pPr>
+        <w:tabs>
+          <w:tab w:val="num" w:pos="3600"/>
+        </w:tabs>
+        <w:ind w:left="3600" w:hanging="360"/>
+      </w:pPr>
+      <w:rPr>
+        <w:rFonts w:ascii="Wingdings" w:hAnsi="Wingdings" w:hint="default"/>
+        <w:sz w:val="20"/>
+      </w:rPr>
+    </w:lvl>
+    <w:lvl w:ilvl="5" w:tentative="1">
+      <w:start w:val="1"/>
+      <w:numFmt w:val="bullet"/>
+      <w:lvlText w:val=""/>
+      <w:lvlJc w:val="left"/>
+      <w:pPr>
+        <w:tabs>
+          <w:tab w:val="num" w:pos="4320"/>
+        </w:tabs>
+        <w:ind w:left="4320" w:hanging="360"/>
+      </w:pPr>
+      <w:rPr>
+        <w:rFonts w:ascii="Wingdings" w:hAnsi="Wingdings" w:hint="default"/>
+        <w:sz w:val="20"/>
+      </w:rPr>
+    </w:lvl>
+    <w:lvl w:ilvl="6" w:tentative="1">
+      <w:start w:val="1"/>
+      <w:numFmt w:val="bullet"/>
+      <w:lvlText w:val=""/>
+      <w:lvlJc w:val="left"/>
+      <w:pPr>
+        <w:tabs>
+          <w:tab w:val="num" w:pos="5040"/>
+        </w:tabs>
+        <w:ind w:left="5040" w:hanging="360"/>
+      </w:pPr>
+      <w:rPr>
+        <w:rFonts w:ascii="Wingdings" w:hAnsi="Wingdings" w:hint="default"/>
+        <w:sz w:val="20"/>
+      </w:rPr>
+    </w:lvl>
+    <w:lvl w:ilvl="7" w:tentative="1">
+      <w:start w:val="1"/>
+      <w:numFmt w:val="bullet"/>
+      <w:lvlText w:val=""/>
+      <w:lvlJc w:val="left"/>
+      <w:pPr>
+        <w:tabs>
+          <w:tab w:val="num" w:pos="5760"/>
+        </w:tabs>
+        <w:ind w:left="5760" w:hanging="360"/>
+      </w:pPr>
+      <w:rPr>
+        <w:rFonts w:ascii="Wingdings" w:hAnsi="Wingdings" w:hint="default"/>
+        <w:sz w:val="20"/>
+      </w:rPr>
+    </w:lvl>
+    <w:lvl w:ilvl="8" w:tentative="1">
+      <w:start w:val="1"/>
+      <w:numFmt w:val="bullet"/>
+      <w:lvlText w:val=""/>
+      <w:lvlJc w:val="left"/>
+      <w:pPr>
+        <w:tabs>
+          <w:tab w:val="num" w:pos="6480"/>
+        </w:tabs>
+        <w:ind w:left="6480" w:hanging="360"/>
+      </w:pPr>
+      <w:rPr>
+        <w:rFonts w:ascii="Wingdings" w:hAnsi="Wingdings" w:hint="default"/>
+        <w:sz w:val="20"/>
       </w:rPr>
     </w:lvl>
   </w:abstractNum>
@@ -7299,13 +8292,13 @@
     </w:lvlOverride>
   </w:num>
   <w:num w:numId="2">
-    <w:abstractNumId w:val="6"/>
+    <w:abstractNumId w:val="7"/>
     <w:lvlOverride w:ilvl="0">
       <w:startOverride w:val="1"/>
     </w:lvlOverride>
   </w:num>
   <w:num w:numId="3">
-    <w:abstractNumId w:val="7"/>
+    <w:abstractNumId w:val="8"/>
     <w:lvlOverride w:ilvl="0">
       <w:startOverride w:val="1"/>
     </w:lvlOverride>
@@ -7317,16 +8310,22 @@
     <w:abstractNumId w:val="1"/>
   </w:num>
   <w:num w:numId="6">
-    <w:abstractNumId w:val="4"/>
+    <w:abstractNumId w:val="5"/>
   </w:num>
   <w:num w:numId="7">
     <w:abstractNumId w:val="2"/>
   </w:num>
   <w:num w:numId="8">
-    <w:abstractNumId w:val="5"/>
+    <w:abstractNumId w:val="6"/>
   </w:num>
   <w:num w:numId="9">
-    <w:abstractNumId w:val="8"/>
+    <w:abstractNumId w:val="9"/>
+  </w:num>
+  <w:num w:numId="10">
+    <w:abstractNumId w:val="10"/>
+  </w:num>
+  <w:num w:numId="11">
+    <w:abstractNumId w:val="4"/>
   </w:num>
 </w:numbering>
 </file>
@@ -7336,7 +8335,7 @@
   <w:docDefaults>
     <w:rPrDefault>
       <w:rPr>
-        <w:rFonts w:ascii="Times New Roman" w:eastAsia="Times New Roman" w:hAnsi="Times New Roman" w:cs="Times New Roman"/>
+        <w:rFonts w:ascii="Times New Roman" w:eastAsiaTheme="minorEastAsia" w:hAnsi="Times New Roman" w:cs="Times New Roman"/>
         <w:sz w:val="26"/>
         <w:szCs w:val="26"/>
         <w:lang w:val="en-US" w:eastAsia="ja-JP" w:bidi="ar-SA"/>
@@ -7563,7 +8562,6 @@
   <w:style w:type="character" w:default="1" w:styleId="DefaultParagraphFont">
     <w:name w:val="Default Paragraph Font"/>
     <w:uiPriority w:val="1"/>
-    <w:semiHidden/>
     <w:unhideWhenUsed/>
   </w:style>
   <w:style w:type="table" w:default="1" w:styleId="TableNormal">
@@ -7741,6 +8739,35 @@
       <w:szCs w:val="16"/>
     </w:rPr>
   </w:style>
+  <w:style w:type="paragraph" w:customStyle="1" w:styleId="pdq2pgselectionanchorcontainer">
+    <w:name w:val="pdq2pg_selectionanchorcontainer"/>
+    <w:basedOn w:val="Normal"/>
+    <w:rsid w:val="00DC2134"/>
+    <w:pPr>
+      <w:spacing w:before="100" w:beforeAutospacing="1" w:after="100" w:afterAutospacing="1"/>
+    </w:pPr>
+    <w:rPr>
+      <w:rFonts w:eastAsia="Times New Roman"/>
+      <w:sz w:val="24"/>
+      <w:szCs w:val="24"/>
+    </w:rPr>
+  </w:style>
+  <w:style w:type="paragraph" w:styleId="NormalWeb">
+    <w:name w:val="Normal (Web)"/>
+    <w:basedOn w:val="Normal"/>
+    <w:uiPriority w:val="99"/>
+    <w:semiHidden/>
+    <w:unhideWhenUsed/>
+    <w:rsid w:val="00DC2134"/>
+    <w:pPr>
+      <w:spacing w:before="100" w:beforeAutospacing="1" w:after="100" w:afterAutospacing="1"/>
+    </w:pPr>
+    <w:rPr>
+      <w:rFonts w:eastAsia="Times New Roman"/>
+      <w:sz w:val="24"/>
+      <w:szCs w:val="24"/>
+    </w:rPr>
+  </w:style>
 </w:styles>
 </file>
 
@@ -7749,7 +8776,7 @@
   <w:docDefaults>
     <w:rPrDefault>
       <w:rPr>
-        <w:rFonts w:ascii="Times New Roman" w:eastAsia="Times New Roman" w:hAnsi="Times New Roman" w:cs="Times New Roman"/>
+        <w:rFonts w:ascii="Times New Roman" w:eastAsiaTheme="minorEastAsia" w:hAnsi="Times New Roman" w:cs="Times New Roman"/>
         <w:sz w:val="26"/>
         <w:szCs w:val="26"/>
         <w:lang w:val="en-US" w:eastAsia="ja-JP" w:bidi="ar-SA"/>
@@ -7976,7 +9003,6 @@
   <w:style w:type="character" w:default="1" w:styleId="DefaultParagraphFont">
     <w:name w:val="Default Paragraph Font"/>
     <w:uiPriority w:val="1"/>
-    <w:semiHidden/>
     <w:unhideWhenUsed/>
   </w:style>
   <w:style w:type="table" w:default="1" w:styleId="TableNormal">
@@ -8152,6 +9178,35 @@
       <w:rFonts w:ascii="Tahoma" w:hAnsi="Tahoma" w:cs="Tahoma"/>
       <w:sz w:val="16"/>
       <w:szCs w:val="16"/>
+    </w:rPr>
+  </w:style>
+  <w:style w:type="paragraph" w:customStyle="1" w:styleId="pdq2pgselectionanchorcontainer">
+    <w:name w:val="pdq2pg_selectionanchorcontainer"/>
+    <w:basedOn w:val="Normal"/>
+    <w:rsid w:val="00DC2134"/>
+    <w:pPr>
+      <w:spacing w:before="100" w:beforeAutospacing="1" w:after="100" w:afterAutospacing="1"/>
+    </w:pPr>
+    <w:rPr>
+      <w:rFonts w:eastAsia="Times New Roman"/>
+      <w:sz w:val="24"/>
+      <w:szCs w:val="24"/>
+    </w:rPr>
+  </w:style>
+  <w:style w:type="paragraph" w:styleId="NormalWeb">
+    <w:name w:val="Normal (Web)"/>
+    <w:basedOn w:val="Normal"/>
+    <w:uiPriority w:val="99"/>
+    <w:semiHidden/>
+    <w:unhideWhenUsed/>
+    <w:rsid w:val="00DC2134"/>
+    <w:pPr>
+      <w:spacing w:before="100" w:beforeAutospacing="1" w:after="100" w:afterAutospacing="1"/>
+    </w:pPr>
+    <w:rPr>
+      <w:rFonts w:eastAsia="Times New Roman"/>
+      <w:sz w:val="24"/>
+      <w:szCs w:val="24"/>
     </w:rPr>
   </w:style>
 </w:styles>

--- a/Week06/Week06_BaoCaoNhom.docx
+++ b/Week06/Week06_BaoCaoNhom.docx
@@ -83,10 +83,9 @@
         <w:spacing w:after="320"/>
         <w:jc w:val="center"/>
         <w:rPr>
-          <w:rFonts w:hint="eastAsia"/>
           <w:i/>
           <w:iCs/>
-          <w:sz w:val="24"/>
+          <w:sz w:val="22"/>
           <w:szCs w:val="24"/>
         </w:rPr>
       </w:pPr>
@@ -101,38 +100,16 @@
       </w:r>
       <w:r>
         <w:rPr>
-          <w:rFonts w:hint="eastAsia"/>
           <w:i/>
-          <w:iCs/>
           <w:sz w:val="24"/>
-          <w:szCs w:val="24"/>
         </w:rPr>
-        <w:t>Online Movie Ticket Sellinng System</w:t>
+        <w:t>TicketNow – Event Ticketing Platform</w:t>
       </w:r>
       <w:r>
         <w:rPr>
           <w:i/>
           <w:iCs/>
-          <w:sz w:val="24"/>
-          <w:szCs w:val="24"/>
-        </w:rPr>
-        <w:t xml:space="preserve">— </w:t>
-      </w:r>
-      <w:r>
-        <w:rPr>
-          <w:rFonts w:hint="eastAsia"/>
-          <w:i/>
-          <w:iCs/>
-          <w:sz w:val="24"/>
-          <w:szCs w:val="24"/>
-        </w:rPr>
-        <w:t>Hệ thống bán vé xem phim trực tuyến</w:t>
-      </w:r>
-      <w:r>
-        <w:rPr>
-          <w:i/>
-          <w:iCs/>
-          <w:sz w:val="24"/>
+          <w:sz w:val="22"/>
           <w:szCs w:val="24"/>
         </w:rPr>
         <w:t xml:space="preserve"> </w:t>
@@ -332,11 +309,6 @@
             </w:tcMar>
           </w:tcPr>
           <w:p>
-            <w:pPr>
-              <w:rPr>
-                <w:rFonts w:hint="eastAsia"/>
-              </w:rPr>
-            </w:pPr>
             <w:r>
               <w:rPr>
                 <w:rFonts w:hint="eastAsia"/>
@@ -881,7 +853,7 @@
               <w:rPr>
                 <w:sz w:val="24"/>
               </w:rPr>
-              <w:t>Cài đặt React Router DOM, bọc ứng dụng bằng BrowserRouter, cấu hình các tuyến đường trong App.jsx (Home, Movies, Movie Detail, Booking, Admin, Not Found).</w:t>
+              <w:t>Cài đặt React Router DOM và cấu hình các Route cho ứng dụng.</w:t>
             </w:r>
           </w:p>
         </w:tc>
@@ -1038,14 +1010,7 @@
               <w:rPr>
                 <w:sz w:val="24"/>
               </w:rPr>
-              <w:t xml:space="preserve">Xây dựng ProtectedRoute để bảo vệ trang Admin, kiểm tra trạng thái đăng nhập </w:t>
-            </w:r>
-            <w:r>
-              <w:rPr>
-                <w:sz w:val="24"/>
-              </w:rPr>
-              <w:lastRenderedPageBreak/>
-              <w:t>và chuyển hướng người dùng chưa xác thực về trang Login/Home.</w:t>
+              <w:t>Xây dựng các Page và kết nối với Router.</w:t>
             </w:r>
           </w:p>
         </w:tc>
@@ -1076,7 +1041,6 @@
               <w:rPr>
                 <w:sz w:val="24"/>
               </w:rPr>
-              <w:lastRenderedPageBreak/>
               <w:t>Đạt</w:t>
             </w:r>
           </w:p>
@@ -1141,7 +1105,6 @@
               <w:rPr>
                 <w:sz w:val="24"/>
               </w:rPr>
-              <w:lastRenderedPageBreak/>
               <w:t>3</w:t>
             </w:r>
           </w:p>
@@ -1204,7 +1167,7 @@
               <w:rPr>
                 <w:sz w:val="24"/>
               </w:rPr>
-              <w:t>Tạo các trang HomePage, MovieListPage, MovieDetailPage, BookingPage, LoginPage, NotFoundPage và kết nối với hệ thống Router.</w:t>
+              <w:t>Thiết kế HomePage và kết nối điều hướng giữa các trang.</w:t>
             </w:r>
           </w:p>
         </w:tc>
@@ -1361,21 +1324,7 @@
               <w:rPr>
                 <w:sz w:val="24"/>
               </w:rPr>
-              <w:t xml:space="preserve">Sử dụng </w:t>
-            </w:r>
-            <w:proofErr w:type="gramStart"/>
-            <w:r>
-              <w:rPr>
-                <w:sz w:val="24"/>
-              </w:rPr>
-              <w:t>useParams(</w:t>
-            </w:r>
-            <w:proofErr w:type="gramEnd"/>
-            <w:r>
-              <w:rPr>
-                <w:sz w:val="24"/>
-              </w:rPr>
-              <w:t>) để lấy movieId từ URL hiển thị chi tiết phim; sử dụng useNavigate() để xử lý nút Quay lại và điều hướng sau khi đặt vé.</w:t>
+              <w:t>Cập nhật Header/Navbar sử dụng Link/NavLink để điều hướng.</w:t>
             </w:r>
           </w:p>
         </w:tc>
@@ -1470,6 +1419,7 @@
               <w:rPr>
                 <w:sz w:val="24"/>
               </w:rPr>
+              <w:lastRenderedPageBreak/>
               <w:t>5</w:t>
             </w:r>
           </w:p>
@@ -1532,7 +1482,7 @@
               <w:rPr>
                 <w:sz w:val="24"/>
               </w:rPr>
-              <w:t>Cập nhật Header/Navbar sử dụng NavLink, hiển thị trạng thái active của menu, bổ sung điều hướng giữa các trang và xử lý chuyển đến trang 404 khi URL không tồn tại.</w:t>
+              <w:t>Kiểm thử hoạt động của các Route và xử lý trang không tồn tại (404).</w:t>
             </w:r>
           </w:p>
         </w:tc>
@@ -1762,11 +1712,6 @@
     </w:p>
     <w:p>
       <w:pPr>
-        <w:spacing w:before="60"/>
-      </w:pPr>
-    </w:p>
-    <w:p>
-      <w:pPr>
         <w:pStyle w:val="Heading1"/>
       </w:pPr>
       <w:r>
@@ -1798,7 +1743,6 @@
       <w:pPr>
         <w:spacing w:before="60" w:after="60"/>
         <w:rPr>
-          <w:rFonts w:hint="eastAsia"/>
           <w:i/>
           <w:iCs/>
           <w:color w:val="7F8C8D"/>
@@ -1835,7 +1779,6 @@
       <w:pPr>
         <w:spacing w:before="60" w:after="60"/>
         <w:rPr>
-          <w:rFonts w:hint="eastAsia"/>
           <w:i/>
           <w:iCs/>
           <w:color w:val="7F8C8D"/>
@@ -1906,7 +1849,6 @@
                 <w:sz w:val="24"/>
                 <w:szCs w:val="24"/>
               </w:rPr>
-              <w:lastRenderedPageBreak/>
               <w:t>#</w:t>
             </w:r>
           </w:p>
@@ -2054,15 +1996,7 @@
           </w:tcPr>
           <w:p>
             <w:r>
-              <w:t>Bọc ứng dụng trong BrowserRouter, khai báo các Routes (/, /movies, /movies/</w:t>
-            </w:r>
-            <w:proofErr w:type="gramStart"/>
-            <w:r>
-              <w:t>:id</w:t>
-            </w:r>
-            <w:proofErr w:type="gramEnd"/>
-            <w:r>
-              <w:t>, /booking/:movieId, /admin, /*) trong App.jsx.</w:t>
+              <w:t>Cài đặt react-router-dom</w:t>
             </w:r>
           </w:p>
         </w:tc>
@@ -2084,7 +2018,14 @@
             </w:tcMar>
           </w:tcPr>
           <w:p>
-            <w:r>
+            <w:pPr>
+              <w:jc w:val="center"/>
+            </w:pPr>
+            <w:r>
+              <w:rPr>
+                <w:iCs/>
+                <w:color w:val="7F8C8D"/>
+              </w:rPr>
               <w:t>[x]</w:t>
             </w:r>
           </w:p>
@@ -2156,7 +2097,7 @@
           </w:tcPr>
           <w:p>
             <w:r>
-              <w:t>Tạo các trang HomePage, MovieListPage, MovieDetailPage, BookingPage, NotFoundPage và kết nối với Router.</w:t>
+              <w:t>Khai báo các Route trong App.jsx</w:t>
             </w:r>
           </w:p>
         </w:tc>
@@ -2178,7 +2119,14 @@
             </w:tcMar>
           </w:tcPr>
           <w:p>
-            <w:r>
+            <w:pPr>
+              <w:jc w:val="center"/>
+            </w:pPr>
+            <w:r>
+              <w:rPr>
+                <w:iCs/>
+                <w:color w:val="7F8C8D"/>
+              </w:rPr>
               <w:t>[x]</w:t>
             </w:r>
           </w:p>
@@ -2202,7 +2150,7 @@
           </w:tcPr>
           <w:p>
             <w:r>
-              <w:t>Thùy Dung</w:t>
+              <w:t>Tấn Đạt</w:t>
             </w:r>
           </w:p>
         </w:tc>
@@ -2250,15 +2198,7 @@
           </w:tcPr>
           <w:p>
             <w:r>
-              <w:t xml:space="preserve">Sử dụng </w:t>
-            </w:r>
-            <w:proofErr w:type="gramStart"/>
-            <w:r>
-              <w:t>useParams(</w:t>
-            </w:r>
-            <w:proofErr w:type="gramEnd"/>
-            <w:r>
-              <w:t>) trong MovieDetailPage.jsx để lấy movieId từ URL /movies/:id.</w:t>
+              <w:t>Tạo các Page và kết nối Router</w:t>
             </w:r>
           </w:p>
         </w:tc>
@@ -2280,7 +2220,14 @@
             </w:tcMar>
           </w:tcPr>
           <w:p>
-            <w:r>
+            <w:pPr>
+              <w:jc w:val="center"/>
+            </w:pPr>
+            <w:r>
+              <w:rPr>
+                <w:iCs/>
+                <w:color w:val="7F8C8D"/>
+              </w:rPr>
               <w:t>[x]</w:t>
             </w:r>
           </w:p>
@@ -2304,7 +2251,7 @@
           </w:tcPr>
           <w:p>
             <w:r>
-              <w:t>Thúy Kiều</w:t>
+              <w:t>Minh Huy</w:t>
             </w:r>
           </w:p>
         </w:tc>
@@ -2352,7 +2299,7 @@
           </w:tcPr>
           <w:p>
             <w:r>
-              <w:t>Xây dựng ProtectedRoute.jsx, kiểm tra đăng nhập và chuyển hướng khi truy cập /admin nếu chưa xác thực.</w:t>
+              <w:t>Điều hướng bằng Link/NavLink</w:t>
             </w:r>
           </w:p>
         </w:tc>
@@ -2374,7 +2321,14 @@
             </w:tcMar>
           </w:tcPr>
           <w:p>
-            <w:r>
+            <w:pPr>
+              <w:jc w:val="center"/>
+            </w:pPr>
+            <w:r>
+              <w:rPr>
+                <w:iCs/>
+                <w:color w:val="7F8C8D"/>
+              </w:rPr>
               <w:t>[x]</w:t>
             </w:r>
           </w:p>
@@ -2398,7 +2352,7 @@
           </w:tcPr>
           <w:p>
             <w:r>
-              <w:t>Minh Huy</w:t>
+              <w:t>Thùy Dung</w:t>
             </w:r>
           </w:p>
         </w:tc>
@@ -2446,7 +2400,7 @@
           </w:tcPr>
           <w:p>
             <w:r>
-              <w:t>Cập nhật Header/Navbar sử dụng NavLink, hiển thị trạng thái active của menu điều hướng.</w:t>
+              <w:t>Kiểm tra hoạt động của Router và xử lý đường dẫn không hợp lệ</w:t>
             </w:r>
           </w:p>
         </w:tc>
@@ -2468,7 +2422,14 @@
             </w:tcMar>
           </w:tcPr>
           <w:p>
-            <w:r>
+            <w:pPr>
+              <w:jc w:val="center"/>
+            </w:pPr>
+            <w:r>
+              <w:rPr>
+                <w:iCs/>
+                <w:color w:val="7F8C8D"/>
+              </w:rPr>
               <w:t>[x]</w:t>
             </w:r>
           </w:p>
@@ -2492,7 +2453,7 @@
           </w:tcPr>
           <w:p>
             <w:r>
-              <w:t>Xuân Thịnh</w:t>
+              <w:t>Thúy Kiều</w:t>
             </w:r>
           </w:p>
         </w:tc>
@@ -2540,15 +2501,7 @@
           </w:tcPr>
           <w:p>
             <w:r>
-              <w:t xml:space="preserve">Sử dụng </w:t>
-            </w:r>
-            <w:proofErr w:type="gramStart"/>
-            <w:r>
-              <w:t>useNavigate(</w:t>
-            </w:r>
-            <w:proofErr w:type="gramEnd"/>
-            <w:r>
-              <w:t>-1) để xử lý nút Quay lại trong MovieDetailPage.jsx.</w:t>
+              <w:t>Kiểm thử toàn bộ luồng điều hướng</w:t>
             </w:r>
           </w:p>
         </w:tc>
@@ -2570,7 +2523,14 @@
             </w:tcMar>
           </w:tcPr>
           <w:p>
-            <w:r>
+            <w:pPr>
+              <w:jc w:val="center"/>
+            </w:pPr>
+            <w:r>
+              <w:rPr>
+                <w:iCs/>
+                <w:color w:val="7F8C8D"/>
+              </w:rPr>
               <w:t>[x]</w:t>
             </w:r>
           </w:p>
@@ -2594,7 +2554,7 @@
           </w:tcPr>
           <w:p>
             <w:r>
-              <w:t>Thúy Kiều</w:t>
+              <w:t>Xuân Thịnh</w:t>
             </w:r>
           </w:p>
         </w:tc>
@@ -2615,13 +2575,10 @@
     </w:p>
     <w:p>
       <w:pPr>
-        <w:pStyle w:val="pdq2pgselectionanchorcontainer"/>
-      </w:pPr>
-      <w:r>
-        <w:rPr>
-          <w:rStyle w:val="Strong"/>
-        </w:rPr>
-        <w:t>Approach:</w:t>
+        <w:pStyle w:val="Heading3"/>
+      </w:pPr>
+      <w:r>
+        <w:t>Cách tiếp cận</w:t>
       </w:r>
     </w:p>
     <w:p>
@@ -2629,163 +2586,55 @@
         <w:pStyle w:val="NormalWeb"/>
       </w:pPr>
       <w:r>
-        <w:t xml:space="preserve">Nhóm triển khai hệ thống điều hướng cho ứng dụng </w:t>
+        <w:t xml:space="preserve">Trong tuần 06, nhóm triển khai chức năng điều hướng cho hệ thống TicketNow bằng thư viện </w:t>
       </w:r>
       <w:r>
         <w:rPr>
           <w:rStyle w:val="Strong"/>
           <w:b w:val="0"/>
         </w:rPr>
-        <w:t>D-Cinema</w:t>
-      </w:r>
-      <w:r>
-        <w:t xml:space="preserve"> bằng thư viện </w:t>
+        <w:t>React</w:t>
+      </w:r>
+      <w:r>
+        <w:rPr>
+          <w:rStyle w:val="Strong"/>
+        </w:rPr>
+        <w:t xml:space="preserve"> </w:t>
       </w:r>
       <w:r>
         <w:rPr>
           <w:rStyle w:val="Strong"/>
           <w:b w:val="0"/>
         </w:rPr>
-        <w:t>React Router DOM</w:t>
-      </w:r>
-      <w:r>
-        <w:t xml:space="preserve">. Trước tiên, ứng dụng được bọc trong </w:t>
+        <w:t>Router</w:t>
+      </w:r>
+      <w:r>
+        <w:rPr>
+          <w:rStyle w:val="Strong"/>
+        </w:rPr>
+        <w:t xml:space="preserve"> </w:t>
       </w:r>
       <w:r>
         <w:rPr>
           <w:rStyle w:val="Strong"/>
           <w:b w:val="0"/>
         </w:rPr>
-        <w:t>BrowserRouter</w:t>
-      </w:r>
-      <w:r>
-        <w:t xml:space="preserve"> để kích hoạt cơ chế định tuyến. Sau đó, nhóm khai báo các route chính trong </w:t>
-      </w:r>
-      <w:r>
-        <w:rPr>
-          <w:rStyle w:val="HTMLCode"/>
-          <w:rFonts w:ascii="Times New Roman" w:hAnsi="Times New Roman" w:cs="Times New Roman"/>
-          <w:sz w:val="24"/>
-          <w:szCs w:val="24"/>
-        </w:rPr>
-        <w:t>App.jsx</w:t>
-      </w:r>
-      <w:r>
-        <w:t xml:space="preserve">, bao gồm: </w:t>
-      </w:r>
-      <w:r>
-        <w:rPr>
-          <w:rStyle w:val="HTMLCode"/>
-          <w:rFonts w:ascii="Times New Roman" w:hAnsi="Times New Roman" w:cs="Times New Roman"/>
-          <w:sz w:val="24"/>
-          <w:szCs w:val="24"/>
-        </w:rPr>
-        <w:t>/</w:t>
-      </w:r>
-      <w:r>
-        <w:t xml:space="preserve">, </w:t>
-      </w:r>
-      <w:r>
-        <w:rPr>
-          <w:rStyle w:val="HTMLCode"/>
-          <w:rFonts w:ascii="Times New Roman" w:hAnsi="Times New Roman" w:cs="Times New Roman"/>
-          <w:sz w:val="24"/>
-          <w:szCs w:val="24"/>
-        </w:rPr>
-        <w:t>/movies</w:t>
-      </w:r>
-      <w:r>
-        <w:t xml:space="preserve">, </w:t>
-      </w:r>
-      <w:r>
-        <w:rPr>
-          <w:rStyle w:val="HTMLCode"/>
-          <w:rFonts w:ascii="Times New Roman" w:hAnsi="Times New Roman" w:cs="Times New Roman"/>
-          <w:sz w:val="24"/>
-          <w:szCs w:val="24"/>
-        </w:rPr>
-        <w:t>/movies/</w:t>
-      </w:r>
-      <w:proofErr w:type="gramStart"/>
-      <w:r>
-        <w:rPr>
-          <w:rStyle w:val="HTMLCode"/>
-          <w:rFonts w:ascii="Times New Roman" w:hAnsi="Times New Roman" w:cs="Times New Roman"/>
-          <w:sz w:val="24"/>
-          <w:szCs w:val="24"/>
-        </w:rPr>
-        <w:t>:id</w:t>
-      </w:r>
-      <w:proofErr w:type="gramEnd"/>
-      <w:r>
-        <w:t xml:space="preserve">, </w:t>
-      </w:r>
-      <w:r>
-        <w:rPr>
-          <w:rStyle w:val="HTMLCode"/>
-          <w:rFonts w:ascii="Times New Roman" w:hAnsi="Times New Roman" w:cs="Times New Roman"/>
-          <w:sz w:val="24"/>
-          <w:szCs w:val="24"/>
-        </w:rPr>
-        <w:t>/booking/:movieId</w:t>
-      </w:r>
-      <w:r>
-        <w:t xml:space="preserve">, </w:t>
-      </w:r>
-      <w:r>
-        <w:rPr>
-          <w:rStyle w:val="HTMLCode"/>
-          <w:rFonts w:ascii="Times New Roman" w:hAnsi="Times New Roman" w:cs="Times New Roman"/>
-          <w:sz w:val="24"/>
-          <w:szCs w:val="24"/>
-        </w:rPr>
-        <w:t>/admin</w:t>
-      </w:r>
-      <w:r>
-        <w:t xml:space="preserve"> và </w:t>
-      </w:r>
-      <w:r>
-        <w:rPr>
-          <w:rStyle w:val="HTMLCode"/>
-          <w:rFonts w:ascii="Times New Roman" w:hAnsi="Times New Roman" w:cs="Times New Roman"/>
-          <w:sz w:val="24"/>
-          <w:szCs w:val="24"/>
-        </w:rPr>
-        <w:t>/*</w:t>
-      </w:r>
-      <w:r>
-        <w:t>.</w:t>
-      </w:r>
-    </w:p>
-    <w:p>
-      <w:pPr>
-        <w:pStyle w:val="NormalWeb"/>
-      </w:pPr>
-      <w:r>
-        <w:t xml:space="preserve">Tiếp </w:t>
-      </w:r>
-      <w:proofErr w:type="gramStart"/>
-      <w:r>
-        <w:t>theo</w:t>
-      </w:r>
-      <w:proofErr w:type="gramEnd"/>
-      <w:r>
-        <w:t xml:space="preserve">, các màn hình được tách thành các page component riêng như </w:t>
+        <w:t>DOM</w:t>
+      </w:r>
+      <w:r>
+        <w:t xml:space="preserve">. Trước tiên, thư viện được cài đặt và cấu hình để toàn bộ ứng dụng hoạt động theo mô hình </w:t>
       </w:r>
       <w:r>
         <w:rPr>
           <w:rStyle w:val="Strong"/>
           <w:b w:val="0"/>
         </w:rPr>
-        <w:t>HomePage</w:t>
+        <w:t>Single</w:t>
       </w:r>
       <w:r>
         <w:rPr>
-          <w:b/>
+          <w:rStyle w:val="Strong"/>
         </w:rPr>
-        <w:t>,</w:t>
-      </w:r>
-      <w:r>
         <w:t xml:space="preserve"> </w:t>
       </w:r>
       <w:r>
@@ -2793,174 +2642,101 @@
           <w:rStyle w:val="Strong"/>
           <w:b w:val="0"/>
         </w:rPr>
-        <w:t>MovieListPage</w:t>
+        <w:t>Page</w:t>
       </w:r>
       <w:r>
         <w:rPr>
-          <w:b/>
+          <w:rStyle w:val="Strong"/>
         </w:rPr>
-        <w:t xml:space="preserve">, </w:t>
+        <w:t xml:space="preserve"> </w:t>
       </w:r>
       <w:r>
         <w:rPr>
           <w:rStyle w:val="Strong"/>
           <w:b w:val="0"/>
         </w:rPr>
-        <w:t>MovieDetailPage</w:t>
+        <w:t>Application</w:t>
       </w:r>
       <w:r>
         <w:rPr>
-          <w:b/>
+          <w:rStyle w:val="Strong"/>
         </w:rPr>
-        <w:t xml:space="preserve">, </w:t>
+        <w:t xml:space="preserve"> (</w:t>
       </w:r>
       <w:r>
         <w:rPr>
           <w:rStyle w:val="Strong"/>
           <w:b w:val="0"/>
         </w:rPr>
-        <w:t>BookingPage</w:t>
+        <w:t>SPA</w:t>
       </w:r>
       <w:r>
         <w:rPr>
-          <w:b/>
+          <w:rStyle w:val="Strong"/>
         </w:rPr>
-        <w:t xml:space="preserve"> </w:t>
-      </w:r>
-      <w:r>
-        <w:t xml:space="preserve">và </w:t>
+        <w:t>)</w:t>
+      </w:r>
+      <w:r>
+        <w:t>.</w:t>
+      </w:r>
+    </w:p>
+    <w:p>
+      <w:pPr>
+        <w:pStyle w:val="NormalWeb"/>
+      </w:pPr>
+      <w:r>
+        <w:lastRenderedPageBreak/>
+        <w:t xml:space="preserve">Sau đó, nhóm khai báo các Route trong </w:t>
       </w:r>
       <w:r>
         <w:rPr>
           <w:rStyle w:val="Strong"/>
           <w:b w:val="0"/>
         </w:rPr>
-        <w:t>NotFoundPage</w:t>
-      </w:r>
-      <w:r>
-        <w:t xml:space="preserve"> để dễ quản lý và bảo trì. Trong </w:t>
+        <w:t>App</w:t>
       </w:r>
       <w:r>
         <w:rPr>
-          <w:rStyle w:val="HTMLCode"/>
-          <w:rFonts w:ascii="Times New Roman" w:hAnsi="Times New Roman" w:cs="Times New Roman"/>
-          <w:sz w:val="24"/>
-          <w:szCs w:val="24"/>
+          <w:rStyle w:val="Strong"/>
         </w:rPr>
-        <w:t>MovieDetailPage</w:t>
-      </w:r>
-      <w:r>
-        <w:t xml:space="preserve">, nhóm sử dụng </w:t>
-      </w:r>
-      <w:proofErr w:type="gramStart"/>
+        <w:t>.</w:t>
+      </w:r>
       <w:r>
         <w:rPr>
           <w:rStyle w:val="Strong"/>
           <w:b w:val="0"/>
         </w:rPr>
-        <w:t>useParams</w:t>
-      </w:r>
-      <w:r>
-        <w:rPr>
-          <w:rStyle w:val="Strong"/>
-        </w:rPr>
-        <w:t>(</w:t>
+        <w:t>jsx</w:t>
+      </w:r>
+      <w:r>
+        <w:t xml:space="preserve"> để điều hướng giữa các màn hình như Trang chủ, Danh sách sự kiện, Chi tiết sự kiện, Đăng nhập và Đăng ký. Mỗi màn hình được tách thành một Page riêng nhằm giúp cấu trúc dự </w:t>
+      </w:r>
+      <w:proofErr w:type="gramStart"/>
+      <w:r>
+        <w:t>án</w:t>
       </w:r>
       <w:proofErr w:type="gramEnd"/>
       <w:r>
-        <w:rPr>
-          <w:rStyle w:val="Strong"/>
-        </w:rPr>
-        <w:t>)</w:t>
-      </w:r>
-      <w:r>
-        <w:t xml:space="preserve"> để lấy </w:t>
-      </w:r>
-      <w:r>
-        <w:rPr>
-          <w:rStyle w:val="HTMLCode"/>
-          <w:rFonts w:ascii="Times New Roman" w:hAnsi="Times New Roman" w:cs="Times New Roman"/>
-          <w:sz w:val="24"/>
-          <w:szCs w:val="24"/>
-        </w:rPr>
-        <w:t>movieId</w:t>
-      </w:r>
-      <w:r>
-        <w:t xml:space="preserve"> từ URL và hiển thị đúng thông tin phim. Đồng thời, nút </w:t>
+        <w:t xml:space="preserve"> rõ ràng và thuận tiện cho việc mở rộng sau này.</w:t>
+      </w:r>
+    </w:p>
+    <w:p>
+      <w:pPr>
+        <w:pStyle w:val="NormalWeb"/>
+      </w:pPr>
+      <w:proofErr w:type="gramStart"/>
+      <w:r>
+        <w:t xml:space="preserve">Để người dùng có thể chuyển đổi giữa các trang mà không cần tải lại toàn bộ website, nhóm sử dụng </w:t>
       </w:r>
       <w:r>
         <w:rPr>
           <w:rStyle w:val="Strong"/>
           <w:b w:val="0"/>
         </w:rPr>
-        <w:t>Quay lại</w:t>
-      </w:r>
-      <w:r>
-        <w:t xml:space="preserve"> được xử lý bằng </w:t>
-      </w:r>
-      <w:proofErr w:type="gramStart"/>
-      <w:r>
-        <w:rPr>
-          <w:rStyle w:val="Strong"/>
-          <w:b w:val="0"/>
-        </w:rPr>
-        <w:t>useNavigate(</w:t>
-      </w:r>
-      <w:proofErr w:type="gramEnd"/>
-      <w:r>
-        <w:rPr>
-          <w:rStyle w:val="Strong"/>
-          <w:b w:val="0"/>
-        </w:rPr>
-        <w:t>-1)</w:t>
-      </w:r>
-      <w:r>
-        <w:t xml:space="preserve"> để người dùng trở về trang trước.</w:t>
-      </w:r>
-    </w:p>
-    <w:p>
-      <w:pPr>
-        <w:pStyle w:val="NormalWeb"/>
-      </w:pPr>
-      <w:proofErr w:type="gramStart"/>
-      <w:r>
-        <w:t xml:space="preserve">Đối với trang quản trị, nhóm xây dựng </w:t>
-      </w:r>
-      <w:r>
-        <w:rPr>
-          <w:rStyle w:val="Strong"/>
-          <w:b w:val="0"/>
-        </w:rPr>
-        <w:t>ProtectedRoute.jsx</w:t>
-      </w:r>
-      <w:r>
-        <w:rPr>
-          <w:b/>
-        </w:rPr>
-        <w:t xml:space="preserve"> </w:t>
-      </w:r>
-      <w:r>
-        <w:t xml:space="preserve">nhằm kiểm tra trạng thái đăng nhập trước khi cho phép truy cập vào </w:t>
-      </w:r>
-      <w:r>
-        <w:rPr>
-          <w:rStyle w:val="HTMLCode"/>
-          <w:rFonts w:ascii="Times New Roman" w:hAnsi="Times New Roman" w:cs="Times New Roman"/>
-          <w:sz w:val="24"/>
-          <w:szCs w:val="24"/>
-        </w:rPr>
-        <w:t>/admin</w:t>
-      </w:r>
-      <w:r>
-        <w:t>.</w:t>
-      </w:r>
-      <w:proofErr w:type="gramEnd"/>
-      <w:r>
-        <w:t xml:space="preserve"> </w:t>
-      </w:r>
-      <w:proofErr w:type="gramStart"/>
-      <w:r>
-        <w:t xml:space="preserve">Cuối cùng, Header được cập nhật sử dụng </w:t>
+        <w:t>Link</w:t>
+      </w:r>
+      <w:r>
+        <w:t xml:space="preserve"> và </w:t>
       </w:r>
       <w:r>
         <w:rPr>
@@ -2970,121 +2746,172 @@
         <w:t>NavLink</w:t>
       </w:r>
       <w:r>
-        <w:t xml:space="preserve"> để hỗ trợ điều hướng giữa các trang và tự động hiển thị trạng thái </w:t>
+        <w:t xml:space="preserve"> trong Header.</w:t>
+      </w:r>
+      <w:proofErr w:type="gramEnd"/>
+      <w:r>
+        <w:t xml:space="preserve"> Đồng thời bổ sung Route xử lý khi người dùng truy cập đường dẫn không tồn tại nhằm hiển thị trang 404.</w:t>
+      </w:r>
+    </w:p>
+    <w:p>
+      <w:pPr>
+        <w:pStyle w:val="Heading3"/>
+      </w:pPr>
+      <w:r>
+        <w:t>Lý do lựa chọn</w:t>
+      </w:r>
+    </w:p>
+    <w:p>
+      <w:pPr>
+        <w:numPr>
+          <w:ilvl w:val="0"/>
+          <w:numId w:val="12"/>
+        </w:numPr>
+        <w:spacing w:before="100" w:beforeAutospacing="1" w:after="100" w:afterAutospacing="1"/>
+      </w:pPr>
+      <w:r>
+        <w:t xml:space="preserve">React Router DOM là </w:t>
+      </w:r>
+      <w:proofErr w:type="gramStart"/>
+      <w:r>
+        <w:t>thư</w:t>
+      </w:r>
+      <w:proofErr w:type="gramEnd"/>
+      <w:r>
+        <w:t xml:space="preserve"> viện định tuyến tiêu chuẩn của React. </w:t>
+      </w:r>
+    </w:p>
+    <w:p>
+      <w:pPr>
+        <w:numPr>
+          <w:ilvl w:val="0"/>
+          <w:numId w:val="12"/>
+        </w:numPr>
+        <w:spacing w:before="100" w:beforeAutospacing="1" w:after="100" w:afterAutospacing="1"/>
+      </w:pPr>
+      <w:r>
+        <w:t xml:space="preserve">Điều hướng nhanh, không reload trang. </w:t>
+      </w:r>
+    </w:p>
+    <w:p>
+      <w:pPr>
+        <w:numPr>
+          <w:ilvl w:val="0"/>
+          <w:numId w:val="12"/>
+        </w:numPr>
+        <w:spacing w:before="100" w:beforeAutospacing="1" w:after="100" w:afterAutospacing="1"/>
+      </w:pPr>
+      <w:r>
+        <w:t xml:space="preserve">Dễ mở rộng khi bổ sung thêm nhiều chức năng. </w:t>
+      </w:r>
+    </w:p>
+    <w:p>
+      <w:pPr>
+        <w:pStyle w:val="Heading3"/>
+      </w:pPr>
+      <w:r>
+        <w:t>Khó khăn</w:t>
+      </w:r>
+    </w:p>
+    <w:p>
+      <w:pPr>
+        <w:numPr>
+          <w:ilvl w:val="0"/>
+          <w:numId w:val="13"/>
+        </w:numPr>
+        <w:spacing w:before="100" w:beforeAutospacing="1" w:after="100" w:afterAutospacing="1"/>
+      </w:pPr>
+      <w:r>
+        <w:t xml:space="preserve">Một số Route khai báo chưa đúng dẫn đến không hiển thị đúng Page. </w:t>
+      </w:r>
+    </w:p>
+    <w:p>
+      <w:pPr>
+        <w:numPr>
+          <w:ilvl w:val="0"/>
+          <w:numId w:val="13"/>
+        </w:numPr>
+        <w:spacing w:before="100" w:beforeAutospacing="1" w:after="100" w:afterAutospacing="1"/>
+      </w:pPr>
+      <w:r>
+        <w:t xml:space="preserve">Đường dẫn giữa các component chưa thống nhất. </w:t>
+      </w:r>
+    </w:p>
+    <w:p>
+      <w:pPr>
+        <w:numPr>
+          <w:ilvl w:val="0"/>
+          <w:numId w:val="13"/>
+        </w:numPr>
+        <w:spacing w:before="100" w:beforeAutospacing="1" w:after="100" w:afterAutospacing="1"/>
+      </w:pPr>
+      <w:r>
+        <w:t xml:space="preserve">Menu điều hướng ban đầu sử dụng thẻ </w:t>
+      </w:r>
+      <w:r>
+        <w:rPr>
+          <w:rStyle w:val="HTMLCode"/>
+          <w:rFonts w:eastAsiaTheme="minorEastAsia"/>
+        </w:rPr>
+        <w:t>&lt;a&gt;</w:t>
+      </w:r>
+      <w:r>
+        <w:t xml:space="preserve"> làm tải lại toàn bộ trang. </w:t>
+      </w:r>
+    </w:p>
+    <w:p>
+      <w:pPr>
+        <w:pStyle w:val="Heading3"/>
+      </w:pPr>
+      <w:r>
+        <w:t>Giải pháp</w:t>
+      </w:r>
+    </w:p>
+    <w:p>
+      <w:pPr>
+        <w:numPr>
+          <w:ilvl w:val="0"/>
+          <w:numId w:val="14"/>
+        </w:numPr>
+        <w:spacing w:before="100" w:beforeAutospacing="1" w:after="100" w:afterAutospacing="1"/>
+      </w:pPr>
+      <w:r>
+        <w:t xml:space="preserve">Kiểm tra lại cấu trúc Route trong App.jsx. </w:t>
+      </w:r>
+    </w:p>
+    <w:p>
+      <w:pPr>
+        <w:numPr>
+          <w:ilvl w:val="0"/>
+          <w:numId w:val="14"/>
+        </w:numPr>
+        <w:spacing w:before="100" w:beforeAutospacing="1" w:after="100" w:afterAutospacing="1"/>
+      </w:pPr>
+      <w:r>
+        <w:t xml:space="preserve">Thay thế thẻ </w:t>
+      </w:r>
+      <w:r>
+        <w:rPr>
+          <w:rStyle w:val="HTMLCode"/>
+          <w:rFonts w:eastAsiaTheme="minorEastAsia"/>
+        </w:rPr>
+        <w:t>&lt;a&gt;</w:t>
+      </w:r>
+      <w:r>
+        <w:t xml:space="preserve"> bằng </w:t>
       </w:r>
       <w:r>
         <w:rPr>
           <w:rStyle w:val="Strong"/>
           <w:b w:val="0"/>
         </w:rPr>
-        <w:t>active</w:t>
-      </w:r>
-      <w:r>
-        <w:t xml:space="preserve"> của menu.</w:t>
-      </w:r>
-      <w:proofErr w:type="gramEnd"/>
-    </w:p>
-    <w:p>
-      <w:pPr>
-        <w:pStyle w:val="pdq2pgselectionanchorcontainer"/>
-      </w:pPr>
+        <w:t>Link</w:t>
+      </w:r>
       <w:r>
         <w:rPr>
           <w:rStyle w:val="Strong"/>
         </w:rPr>
-        <w:t>Lý do chọn:</w:t>
-      </w:r>
-    </w:p>
-    <w:p>
-      <w:pPr>
-        <w:pStyle w:val="NormalWeb"/>
-      </w:pPr>
-      <w:r>
-        <w:t xml:space="preserve">Nhóm lựa chọn </w:t>
-      </w:r>
-      <w:r>
-        <w:rPr>
-          <w:rStyle w:val="Strong"/>
-          <w:b w:val="0"/>
-        </w:rPr>
-        <w:t>React Router DOM</w:t>
-      </w:r>
-      <w:r>
-        <w:t xml:space="preserve"> vì đây là </w:t>
-      </w:r>
-      <w:proofErr w:type="gramStart"/>
-      <w:r>
-        <w:t>thư</w:t>
-      </w:r>
-      <w:proofErr w:type="gramEnd"/>
-      <w:r>
-        <w:t xml:space="preserve"> viện định tuyến phổ biến trong React, giúp xây dựng ứng dụng theo mô hình </w:t>
-      </w:r>
-      <w:r>
-        <w:rPr>
-          <w:rStyle w:val="Strong"/>
-          <w:b w:val="0"/>
-        </w:rPr>
-        <w:t>Single Page Application (SPA</w:t>
-      </w:r>
-      <w:r>
-        <w:rPr>
-          <w:rStyle w:val="Strong"/>
-        </w:rPr>
-        <w:t>)</w:t>
-      </w:r>
-      <w:r>
-        <w:t xml:space="preserve">. Việc tách mỗi màn hình thành một page component giúp mã nguồn rõ ràng, dễ mở rộng và bảo trì. </w:t>
-      </w:r>
-      <w:proofErr w:type="gramStart"/>
-      <w:r>
-        <w:rPr>
-          <w:rStyle w:val="Strong"/>
-          <w:b w:val="0"/>
-        </w:rPr>
-        <w:t>useParams</w:t>
-      </w:r>
-      <w:r>
-        <w:rPr>
-          <w:rStyle w:val="Strong"/>
-        </w:rPr>
-        <w:t>(</w:t>
-      </w:r>
-      <w:proofErr w:type="gramEnd"/>
-      <w:r>
-        <w:rPr>
-          <w:rStyle w:val="Strong"/>
-        </w:rPr>
-        <w:t>)</w:t>
-      </w:r>
-      <w:r>
-        <w:t xml:space="preserve"> hỗ trợ lấy dữ liệu động từ URL, </w:t>
-      </w:r>
-      <w:r>
-        <w:rPr>
-          <w:rStyle w:val="Strong"/>
-          <w:b w:val="0"/>
-        </w:rPr>
-        <w:t>useNavigate</w:t>
-      </w:r>
-      <w:r>
-        <w:rPr>
-          <w:rStyle w:val="Strong"/>
-        </w:rPr>
-        <w:t>()</w:t>
-      </w:r>
-      <w:r>
-        <w:t xml:space="preserve"> giúp điều hướng linh hoạt giữa các trang, </w:t>
-      </w:r>
-      <w:r>
-        <w:rPr>
-          <w:rStyle w:val="Strong"/>
-          <w:b w:val="0"/>
-        </w:rPr>
-        <w:t>ProtectedRoute</w:t>
-      </w:r>
-      <w:r>
-        <w:t xml:space="preserve"> giúp kiểm soát quyền truy cập vào khu vực quản trị, còn </w:t>
+        <w:t>/</w:t>
       </w:r>
       <w:r>
         <w:rPr>
@@ -3094,1053 +2921,207 @@
         <w:t>NavLink</w:t>
       </w:r>
       <w:r>
-        <w:t xml:space="preserve"> tự động đánh dấu menu đang được chọn mà không cần viết thêm logic xử lý.</w:t>
-      </w:r>
-    </w:p>
-    <w:p>
-      <w:pPr>
-        <w:pStyle w:val="pdq2pgselectionanchorcontainer"/>
-      </w:pPr>
-      <w:r>
-        <w:rPr>
-          <w:rStyle w:val="Strong"/>
-        </w:rPr>
-        <w:t>Khó khăn gặp phải:</w:t>
-      </w:r>
-    </w:p>
-    <w:p>
-      <w:pPr>
-        <w:pStyle w:val="NormalWeb"/>
-      </w:pPr>
-      <w:proofErr w:type="gramStart"/>
-      <w:r>
-        <w:lastRenderedPageBreak/>
-        <w:t xml:space="preserve">Trong quá trình triển khai, nhóm gặp một số khó khăn như cấu hình các route ban đầu chưa chính xác dẫn đến điều hướng sai hoặc hiển thị trang </w:t>
-      </w:r>
-      <w:r>
-        <w:rPr>
-          <w:rStyle w:val="Strong"/>
-          <w:b w:val="0"/>
-        </w:rPr>
-        <w:t>NotFound</w:t>
-      </w:r>
-      <w:r>
-        <w:t>.</w:t>
-      </w:r>
-      <w:proofErr w:type="gramEnd"/>
-      <w:r>
-        <w:t xml:space="preserve"> Việc truyền tham số động (</w:t>
-      </w:r>
-      <w:r>
-        <w:rPr>
-          <w:rStyle w:val="HTMLCode"/>
-          <w:rFonts w:ascii="Times New Roman" w:hAnsi="Times New Roman" w:cs="Times New Roman"/>
-          <w:sz w:val="24"/>
-          <w:szCs w:val="24"/>
-        </w:rPr>
-        <w:t>movieId</w:t>
-      </w:r>
-      <w:r>
-        <w:t xml:space="preserve">) từ URL vào </w:t>
-      </w:r>
-      <w:r>
-        <w:rPr>
-          <w:rStyle w:val="HTMLCode"/>
-          <w:rFonts w:ascii="Times New Roman" w:hAnsi="Times New Roman" w:cs="Times New Roman"/>
-          <w:sz w:val="24"/>
-          <w:szCs w:val="24"/>
-        </w:rPr>
-        <w:t>MovieDetailPage</w:t>
-      </w:r>
-      <w:r>
-        <w:t xml:space="preserve"> cũng gặp lỗi khi chưa sử dụng đúng </w:t>
-      </w:r>
-      <w:proofErr w:type="gramStart"/>
-      <w:r>
-        <w:rPr>
-          <w:rStyle w:val="Strong"/>
-          <w:b w:val="0"/>
-        </w:rPr>
-        <w:t>useParams</w:t>
-      </w:r>
-      <w:r>
-        <w:rPr>
-          <w:rStyle w:val="Strong"/>
-        </w:rPr>
-        <w:t>(</w:t>
-      </w:r>
-      <w:proofErr w:type="gramEnd"/>
-      <w:r>
-        <w:rPr>
-          <w:rStyle w:val="Strong"/>
-        </w:rPr>
-        <w:t>)</w:t>
-      </w:r>
-      <w:r>
-        <w:t xml:space="preserve">. Ngoài ra, việc chuyển đổi từ thẻ </w:t>
-      </w:r>
-      <w:r>
-        <w:rPr>
-          <w:rStyle w:val="HTMLCode"/>
-          <w:rFonts w:ascii="Times New Roman" w:hAnsi="Times New Roman" w:cs="Times New Roman"/>
-          <w:sz w:val="24"/>
-          <w:szCs w:val="24"/>
-        </w:rPr>
-        <w:t>&lt;a&gt;</w:t>
-      </w:r>
-      <w:r>
-        <w:t xml:space="preserve"> sang </w:t>
-      </w:r>
-      <w:r>
-        <w:rPr>
-          <w:rStyle w:val="Strong"/>
-          <w:b w:val="0"/>
-        </w:rPr>
-        <w:t>NavLink</w:t>
-      </w:r>
-      <w:r>
-        <w:t xml:space="preserve"> để giữ giao diện SPA và hiển thị trạng thái active của menu cũng cần điều chỉnh lại cấu trúc Header.</w:t>
-      </w:r>
-    </w:p>
-    <w:p>
-      <w:pPr>
-        <w:pStyle w:val="pdq2pgselectionanchorcontainer"/>
-      </w:pPr>
-      <w:r>
-        <w:rPr>
-          <w:rStyle w:val="Strong"/>
-        </w:rPr>
-        <w:t>Cách giải quyết:</w:t>
-      </w:r>
-    </w:p>
-    <w:p>
-      <w:pPr>
-        <w:pStyle w:val="NormalWeb"/>
-      </w:pPr>
-      <w:proofErr w:type="gramStart"/>
-      <w:r>
-        <w:t xml:space="preserve">Nhóm kiểm tra và sắp xếp lại các route trong </w:t>
-      </w:r>
-      <w:r>
-        <w:rPr>
-          <w:rStyle w:val="HTMLCode"/>
-          <w:rFonts w:ascii="Times New Roman" w:hAnsi="Times New Roman" w:cs="Times New Roman"/>
-          <w:sz w:val="24"/>
-          <w:szCs w:val="24"/>
-        </w:rPr>
-        <w:t>App.jsx</w:t>
-      </w:r>
-      <w:r>
-        <w:t xml:space="preserve"> để đảm bảo điều hướng đúng giữa các trang.</w:t>
-      </w:r>
-      <w:proofErr w:type="gramEnd"/>
-      <w:r>
-        <w:t xml:space="preserve"> Trong </w:t>
-      </w:r>
-      <w:r>
-        <w:rPr>
-          <w:rStyle w:val="HTMLCode"/>
-          <w:rFonts w:ascii="Times New Roman" w:hAnsi="Times New Roman" w:cs="Times New Roman"/>
-          <w:sz w:val="24"/>
-          <w:szCs w:val="24"/>
-        </w:rPr>
-        <w:t>MovieDetailPage</w:t>
-      </w:r>
-      <w:r>
-        <w:t xml:space="preserve">, nhóm sử dụng </w:t>
-      </w:r>
-      <w:proofErr w:type="gramStart"/>
-      <w:r>
-        <w:rPr>
-          <w:rStyle w:val="Strong"/>
-          <w:b w:val="0"/>
-        </w:rPr>
-        <w:t>useParams</w:t>
-      </w:r>
-      <w:r>
-        <w:rPr>
-          <w:rStyle w:val="Strong"/>
-        </w:rPr>
-        <w:t>(</w:t>
-      </w:r>
-      <w:proofErr w:type="gramEnd"/>
-      <w:r>
-        <w:rPr>
-          <w:rStyle w:val="Strong"/>
-        </w:rPr>
-        <w:t>)</w:t>
-      </w:r>
-      <w:r>
-        <w:t xml:space="preserve"> để lấy đúng </w:t>
-      </w:r>
-      <w:r>
-        <w:rPr>
-          <w:rStyle w:val="HTMLCode"/>
-          <w:rFonts w:ascii="Times New Roman" w:hAnsi="Times New Roman" w:cs="Times New Roman"/>
-          <w:sz w:val="24"/>
-          <w:szCs w:val="24"/>
-        </w:rPr>
-        <w:t>movieId</w:t>
-      </w:r>
-      <w:r>
-        <w:t xml:space="preserve"> từ URL và hiển thị thông tin tương ứng. </w:t>
-      </w:r>
-      <w:r>
-        <w:rPr>
-          <w:rStyle w:val="Strong"/>
-          <w:b w:val="0"/>
-        </w:rPr>
-        <w:t>ProtectedRoute</w:t>
-      </w:r>
-      <w:r>
-        <w:t xml:space="preserve"> được bổ sung để kiểm tra đăng nhập trước khi truy cập trang quản trị. Header được thay thế từ thẻ </w:t>
-      </w:r>
-      <w:r>
-        <w:rPr>
-          <w:rStyle w:val="HTMLCode"/>
-          <w:rFonts w:ascii="Times New Roman" w:hAnsi="Times New Roman" w:cs="Times New Roman"/>
-          <w:sz w:val="24"/>
-          <w:szCs w:val="24"/>
-        </w:rPr>
-        <w:t>&lt;a&gt;</w:t>
-      </w:r>
-      <w:r>
-        <w:t xml:space="preserve"> sang </w:t>
-      </w:r>
-      <w:r>
-        <w:rPr>
-          <w:rStyle w:val="Strong"/>
-          <w:b w:val="0"/>
-        </w:rPr>
-        <w:t>NavLink</w:t>
-      </w:r>
-      <w:r>
-        <w:t xml:space="preserve">, giúp điều hướng không tải lại trang và tự động đánh dấu menu đang hoạt động. Sau khi hoàn thiện, toàn bộ các route đều hoạt động đúng </w:t>
-      </w:r>
-      <w:proofErr w:type="gramStart"/>
-      <w:r>
-        <w:t>theo</w:t>
-      </w:r>
-      <w:proofErr w:type="gramEnd"/>
-      <w:r>
-        <w:t xml:space="preserve"> yêu cầu của ứng dụng.</w:t>
-      </w:r>
-    </w:p>
-    <w:p>
-      <w:pPr>
-        <w:pStyle w:val="Heading1"/>
-      </w:pPr>
-      <w:r>
-        <w:t>IV. KẾT QUẢ ĐẠT ĐƯỢC</w:t>
-      </w:r>
-    </w:p>
-    <w:p>
-      <w:pPr>
-        <w:pStyle w:val="Heading2"/>
-      </w:pPr>
-      <w:r>
-        <w:t>4.1. Kết quả kỹ thuật đạt được</w:t>
+        <w:t xml:space="preserve">. </w:t>
       </w:r>
     </w:p>
     <w:p>
       <w:pPr>
         <w:numPr>
           <w:ilvl w:val="0"/>
-          <w:numId w:val="10"/>
+          <w:numId w:val="14"/>
         </w:numPr>
         <w:spacing w:before="100" w:beforeAutospacing="1" w:after="100" w:afterAutospacing="1"/>
+      </w:pPr>
+      <w:r>
+        <w:t xml:space="preserve">Bổ sung Route cho trang không tồn tại. </w:t>
+      </w:r>
+    </w:p>
+    <w:p>
+      <w:pPr>
+        <w:pStyle w:val="Heading1"/>
+      </w:pPr>
+      <w:r>
+        <w:t>IV. KẾT QUẢ ĐẠT ĐƯỢC</w:t>
+      </w:r>
+    </w:p>
+    <w:p>
+      <w:pPr>
+        <w:pStyle w:val="Heading2"/>
+      </w:pPr>
+      <w:r>
+        <w:t>4.1. Kết quả kỹ thuật đạt được</w:t>
+      </w:r>
+    </w:p>
+    <w:p>
+      <w:proofErr w:type="gramStart"/>
+      <w:r>
         <w:rPr>
-          <w:rFonts w:eastAsia="Times New Roman"/>
-          <w:sz w:val="24"/>
-          <w:szCs w:val="24"/>
+          <w:rFonts w:hAnsi="Symbol"/>
         </w:rPr>
-      </w:pPr>
+        <w:t></w:t>
+      </w:r>
+      <w:r>
+        <w:t xml:space="preserve">  Hoàn</w:t>
+      </w:r>
+      <w:proofErr w:type="gramEnd"/>
+      <w:r>
+        <w:t xml:space="preserve"> thành cấu hình React Router DOM cho dự án. </w:t>
+      </w:r>
+    </w:p>
+    <w:p>
+      <w:proofErr w:type="gramStart"/>
       <w:r>
         <w:rPr>
-          <w:rFonts w:eastAsia="Times New Roman"/>
-          <w:sz w:val="24"/>
-          <w:szCs w:val="24"/>
+          <w:rFonts w:hAnsi="Symbol"/>
         </w:rPr>
-        <w:t xml:space="preserve">Hoàn thiện hệ thống </w:t>
-      </w:r>
+        <w:t></w:t>
+      </w:r>
+      <w:r>
+        <w:t xml:space="preserve">  Xây</w:t>
+      </w:r>
+      <w:proofErr w:type="gramEnd"/>
+      <w:r>
+        <w:t xml:space="preserve"> dựng hệ thống điều hướng giữa các trang. </w:t>
+      </w:r>
+    </w:p>
+    <w:p>
+      <w:proofErr w:type="gramStart"/>
       <w:r>
         <w:rPr>
-          <w:rFonts w:eastAsia="Times New Roman"/>
-          <w:bCs/>
-          <w:sz w:val="24"/>
-          <w:szCs w:val="24"/>
+          <w:rFonts w:hAnsi="Symbol"/>
         </w:rPr>
-        <w:t>Routing</w:t>
-      </w:r>
+        <w:t></w:t>
+      </w:r>
+      <w:r>
+        <w:t xml:space="preserve">  Header</w:t>
+      </w:r>
+      <w:proofErr w:type="gramEnd"/>
+      <w:r>
+        <w:t xml:space="preserve"> hỗ trợ điều hướng bằng Link/NavLink. </w:t>
+      </w:r>
+    </w:p>
+    <w:p>
+      <w:proofErr w:type="gramStart"/>
       <w:r>
         <w:rPr>
-          <w:rFonts w:eastAsia="Times New Roman"/>
-          <w:sz w:val="24"/>
-          <w:szCs w:val="24"/>
+          <w:rFonts w:hAnsi="Symbol"/>
         </w:rPr>
-        <w:t xml:space="preserve"> cho ứng dụng bằng </w:t>
-      </w:r>
-      <w:r>
+        <w:t></w:t>
+      </w:r>
+      <w:r>
+        <w:t xml:space="preserve">  Người</w:t>
+      </w:r>
+      <w:proofErr w:type="gramEnd"/>
+      <w:r>
+        <w:t xml:space="preserve"> dùng có thể chuyển trang mà không cần reload. </w:t>
+      </w:r>
+    </w:p>
+    <w:p>
+      <w:pPr>
+        <w:pStyle w:val="Heading2"/>
         <w:rPr>
-          <w:rFonts w:eastAsia="Times New Roman"/>
-          <w:bCs/>
-          <w:sz w:val="24"/>
-          <w:szCs w:val="24"/>
+          <w:b w:val="0"/>
+          <w:color w:val="auto"/>
         </w:rPr>
-        <w:t>React Router DOM</w:t>
-      </w:r>
+      </w:pPr>
+      <w:proofErr w:type="gramStart"/>
       <w:r>
         <w:rPr>
-          <w:rFonts w:eastAsia="Times New Roman"/>
-          <w:sz w:val="24"/>
-          <w:szCs w:val="24"/>
+          <w:rFonts w:hAnsi="Symbol"/>
+          <w:b w:val="0"/>
+          <w:color w:val="auto"/>
         </w:rPr>
-        <w:t xml:space="preserve">. Ứng dụng được bọc trong </w:t>
+        <w:t></w:t>
       </w:r>
       <w:r>
         <w:rPr>
-          <w:rFonts w:eastAsia="Times New Roman"/>
-          <w:bCs/>
-          <w:sz w:val="24"/>
-          <w:szCs w:val="24"/>
+          <w:b w:val="0"/>
+          <w:color w:val="auto"/>
         </w:rPr>
-        <w:t>BrowserRouter</w:t>
-      </w:r>
+        <w:t xml:space="preserve">  Hoàn</w:t>
+      </w:r>
+      <w:proofErr w:type="gramEnd"/>
       <w:r>
         <w:rPr>
-          <w:rFonts w:eastAsia="Times New Roman"/>
-          <w:sz w:val="24"/>
-          <w:szCs w:val="24"/>
+          <w:b w:val="0"/>
+          <w:color w:val="auto"/>
         </w:rPr>
-        <w:t xml:space="preserve"> và cấu hình đầy đủ các route: </w:t>
-      </w:r>
-      <w:r>
-        <w:rPr>
-          <w:rFonts w:ascii="Courier New" w:eastAsia="Times New Roman" w:hAnsi="Courier New" w:cs="Courier New"/>
-          <w:sz w:val="20"/>
-          <w:szCs w:val="20"/>
-        </w:rPr>
-        <w:t>/</w:t>
-      </w:r>
-      <w:r>
-        <w:rPr>
-          <w:rFonts w:eastAsia="Times New Roman"/>
-          <w:sz w:val="24"/>
-          <w:szCs w:val="24"/>
-        </w:rPr>
-        <w:t xml:space="preserve">, </w:t>
-      </w:r>
-      <w:r>
-        <w:rPr>
-          <w:rFonts w:ascii="Courier New" w:eastAsia="Times New Roman" w:hAnsi="Courier New" w:cs="Courier New"/>
-          <w:sz w:val="20"/>
-          <w:szCs w:val="20"/>
-        </w:rPr>
-        <w:t>/movies</w:t>
-      </w:r>
-      <w:r>
-        <w:rPr>
-          <w:rFonts w:eastAsia="Times New Roman"/>
-          <w:sz w:val="24"/>
-          <w:szCs w:val="24"/>
-        </w:rPr>
-        <w:t xml:space="preserve">, </w:t>
-      </w:r>
-      <w:r>
-        <w:rPr>
-          <w:rFonts w:ascii="Courier New" w:eastAsia="Times New Roman" w:hAnsi="Courier New" w:cs="Courier New"/>
-          <w:sz w:val="20"/>
-          <w:szCs w:val="20"/>
-        </w:rPr>
-        <w:t>/movies/</w:t>
-      </w:r>
-      <w:proofErr w:type="gramStart"/>
-      <w:r>
-        <w:rPr>
-          <w:rFonts w:ascii="Courier New" w:eastAsia="Times New Roman" w:hAnsi="Courier New" w:cs="Courier New"/>
-          <w:sz w:val="20"/>
-          <w:szCs w:val="20"/>
-        </w:rPr>
-        <w:t>:id</w:t>
-      </w:r>
-      <w:proofErr w:type="gramEnd"/>
-      <w:r>
-        <w:rPr>
-          <w:rFonts w:eastAsia="Times New Roman"/>
-          <w:sz w:val="24"/>
-          <w:szCs w:val="24"/>
-        </w:rPr>
-        <w:t xml:space="preserve">, </w:t>
-      </w:r>
-      <w:r>
-        <w:rPr>
-          <w:rFonts w:ascii="Courier New" w:eastAsia="Times New Roman" w:hAnsi="Courier New" w:cs="Courier New"/>
-          <w:sz w:val="20"/>
-          <w:szCs w:val="20"/>
-        </w:rPr>
-        <w:t>/booking/:movieId</w:t>
-      </w:r>
-      <w:r>
-        <w:rPr>
-          <w:rFonts w:eastAsia="Times New Roman"/>
-          <w:sz w:val="24"/>
-          <w:szCs w:val="24"/>
-        </w:rPr>
-        <w:t xml:space="preserve">, </w:t>
-      </w:r>
-      <w:r>
-        <w:rPr>
-          <w:rFonts w:ascii="Courier New" w:eastAsia="Times New Roman" w:hAnsi="Courier New" w:cs="Courier New"/>
-          <w:sz w:val="20"/>
-          <w:szCs w:val="20"/>
-        </w:rPr>
-        <w:t>/admin</w:t>
-      </w:r>
-      <w:r>
-        <w:rPr>
-          <w:rFonts w:eastAsia="Times New Roman"/>
-          <w:sz w:val="24"/>
-          <w:szCs w:val="24"/>
-        </w:rPr>
-        <w:t xml:space="preserve"> và </w:t>
-      </w:r>
-      <w:r>
-        <w:rPr>
-          <w:rFonts w:ascii="Courier New" w:eastAsia="Times New Roman" w:hAnsi="Courier New" w:cs="Courier New"/>
-          <w:sz w:val="20"/>
-          <w:szCs w:val="20"/>
-        </w:rPr>
-        <w:t>/*</w:t>
-      </w:r>
-      <w:r>
-        <w:rPr>
-          <w:rFonts w:eastAsia="Times New Roman"/>
-          <w:sz w:val="24"/>
-          <w:szCs w:val="24"/>
-        </w:rPr>
-        <w:t>. Việc điều hướng giữa các trang diễn ra mượt mà, không tải lại toàn bộ ứng dụng.</w:t>
-      </w:r>
-      <w:r>
-        <w:rPr>
-          <w:rFonts w:hint="eastAsia"/>
-          <w:sz w:val="24"/>
-          <w:szCs w:val="24"/>
-        </w:rPr>
-        <w:t xml:space="preserve"> </w:t>
-      </w:r>
-      <w:r>
-        <w:rPr>
-          <w:rFonts w:eastAsia="Times New Roman"/>
-          <w:b/>
-          <w:bCs/>
-          <w:sz w:val="24"/>
-          <w:szCs w:val="24"/>
-        </w:rPr>
-        <w:t>(</w:t>
-      </w:r>
-      <w:r>
-        <w:rPr>
-          <w:rFonts w:eastAsia="Times New Roman"/>
-          <w:bCs/>
-          <w:sz w:val="24"/>
-          <w:szCs w:val="24"/>
-        </w:rPr>
-        <w:t>File</w:t>
-      </w:r>
-      <w:r>
-        <w:rPr>
-          <w:rFonts w:eastAsia="Times New Roman"/>
-          <w:b/>
-          <w:bCs/>
-          <w:sz w:val="24"/>
-          <w:szCs w:val="24"/>
-        </w:rPr>
-        <w:t xml:space="preserve">: </w:t>
-      </w:r>
-      <w:r>
-        <w:rPr>
-          <w:rFonts w:ascii="Courier New" w:eastAsia="Times New Roman" w:hAnsi="Courier New" w:cs="Courier New"/>
-          <w:b/>
-          <w:bCs/>
-          <w:sz w:val="20"/>
-          <w:szCs w:val="20"/>
-        </w:rPr>
-        <w:t>src/App.</w:t>
-      </w:r>
-      <w:r>
-        <w:rPr>
-          <w:rFonts w:eastAsia="Times New Roman"/>
-          <w:b/>
-          <w:bCs/>
-          <w:sz w:val="24"/>
-          <w:szCs w:val="24"/>
-        </w:rPr>
-        <w:t>])</w:t>
-      </w:r>
-      <w:r>
-        <w:rPr>
-          <w:rFonts w:eastAsia="Times New Roman"/>
-          <w:sz w:val="24"/>
-          <w:szCs w:val="24"/>
-        </w:rPr>
-        <w:t xml:space="preserve"> </w:t>
-      </w:r>
-    </w:p>
-    <w:p>
-      <w:pPr>
-        <w:numPr>
-          <w:ilvl w:val="0"/>
-          <w:numId w:val="10"/>
-        </w:numPr>
-        <w:spacing w:before="100" w:beforeAutospacing="1" w:after="100" w:afterAutospacing="1"/>
-        <w:rPr>
-          <w:rFonts w:eastAsia="Times New Roman"/>
-          <w:sz w:val="24"/>
-          <w:szCs w:val="24"/>
-        </w:rPr>
-      </w:pPr>
-      <w:r>
-        <w:rPr>
-          <w:rFonts w:eastAsia="Times New Roman"/>
-          <w:sz w:val="24"/>
-          <w:szCs w:val="24"/>
-        </w:rPr>
-        <w:t xml:space="preserve">Hoàn thiện các trang </w:t>
-      </w:r>
-      <w:r>
-        <w:rPr>
-          <w:rFonts w:eastAsia="Times New Roman"/>
-          <w:bCs/>
-          <w:sz w:val="24"/>
-          <w:szCs w:val="24"/>
-        </w:rPr>
-        <w:t>HomePage</w:t>
-      </w:r>
-      <w:r>
-        <w:rPr>
-          <w:rFonts w:eastAsia="Times New Roman"/>
-          <w:sz w:val="24"/>
-          <w:szCs w:val="24"/>
-        </w:rPr>
-        <w:t xml:space="preserve">, </w:t>
-      </w:r>
-      <w:r>
-        <w:rPr>
-          <w:rFonts w:eastAsia="Times New Roman"/>
-          <w:bCs/>
-          <w:sz w:val="24"/>
-          <w:szCs w:val="24"/>
-        </w:rPr>
-        <w:t>MovieListPage</w:t>
-      </w:r>
-      <w:r>
-        <w:rPr>
-          <w:rFonts w:eastAsia="Times New Roman"/>
-          <w:sz w:val="24"/>
-          <w:szCs w:val="24"/>
-        </w:rPr>
-        <w:t xml:space="preserve">, </w:t>
-      </w:r>
-      <w:r>
-        <w:rPr>
-          <w:rFonts w:eastAsia="Times New Roman"/>
-          <w:bCs/>
-          <w:sz w:val="24"/>
-          <w:szCs w:val="24"/>
-        </w:rPr>
-        <w:t>MovieDetailPage</w:t>
-      </w:r>
-      <w:r>
-        <w:rPr>
-          <w:rFonts w:eastAsia="Times New Roman"/>
-          <w:sz w:val="24"/>
-          <w:szCs w:val="24"/>
-        </w:rPr>
-        <w:t xml:space="preserve">, </w:t>
-      </w:r>
-      <w:r>
-        <w:rPr>
-          <w:rFonts w:eastAsia="Times New Roman"/>
-          <w:bCs/>
-          <w:sz w:val="24"/>
-          <w:szCs w:val="24"/>
-        </w:rPr>
-        <w:t>BookingPage</w:t>
-      </w:r>
-      <w:r>
-        <w:rPr>
-          <w:rFonts w:eastAsia="Times New Roman"/>
-          <w:sz w:val="24"/>
-          <w:szCs w:val="24"/>
-        </w:rPr>
-        <w:t xml:space="preserve"> và </w:t>
-      </w:r>
-      <w:r>
-        <w:rPr>
-          <w:rFonts w:eastAsia="Times New Roman"/>
-          <w:bCs/>
-          <w:sz w:val="24"/>
-          <w:szCs w:val="24"/>
-        </w:rPr>
-        <w:t>NotFoundPage</w:t>
-      </w:r>
-      <w:r>
-        <w:rPr>
-          <w:rFonts w:eastAsia="Times New Roman"/>
-          <w:sz w:val="24"/>
-          <w:szCs w:val="24"/>
-        </w:rPr>
-        <w:t xml:space="preserve">. </w:t>
-      </w:r>
-      <w:r>
-        <w:rPr>
-          <w:rFonts w:ascii="Courier New" w:eastAsia="Times New Roman" w:hAnsi="Courier New" w:cs="Courier New"/>
-          <w:sz w:val="20"/>
-          <w:szCs w:val="20"/>
-        </w:rPr>
-        <w:t>MovieDetailPage</w:t>
-      </w:r>
-      <w:r>
-        <w:rPr>
-          <w:rFonts w:eastAsia="Times New Roman"/>
-          <w:sz w:val="24"/>
-          <w:szCs w:val="24"/>
-        </w:rPr>
-        <w:t xml:space="preserve"> sử dụng </w:t>
-      </w:r>
-      <w:proofErr w:type="gramStart"/>
-      <w:r>
-        <w:rPr>
-          <w:rFonts w:eastAsia="Times New Roman"/>
-          <w:bCs/>
-          <w:sz w:val="24"/>
-          <w:szCs w:val="24"/>
-        </w:rPr>
-        <w:t>useParams</w:t>
-      </w:r>
-      <w:r>
-        <w:rPr>
-          <w:rFonts w:eastAsia="Times New Roman"/>
-          <w:b/>
-          <w:bCs/>
-          <w:sz w:val="24"/>
-          <w:szCs w:val="24"/>
-        </w:rPr>
-        <w:t>(</w:t>
-      </w:r>
-      <w:proofErr w:type="gramEnd"/>
-      <w:r>
-        <w:rPr>
-          <w:rFonts w:eastAsia="Times New Roman"/>
-          <w:b/>
-          <w:bCs/>
-          <w:sz w:val="24"/>
-          <w:szCs w:val="24"/>
-        </w:rPr>
-        <w:t>)</w:t>
-      </w:r>
-      <w:r>
-        <w:rPr>
-          <w:rFonts w:eastAsia="Times New Roman"/>
-          <w:sz w:val="24"/>
-          <w:szCs w:val="24"/>
-        </w:rPr>
-        <w:t xml:space="preserve"> để lấy </w:t>
-      </w:r>
-      <w:r>
-        <w:rPr>
-          <w:rFonts w:ascii="Courier New" w:eastAsia="Times New Roman" w:hAnsi="Courier New" w:cs="Courier New"/>
-          <w:sz w:val="20"/>
-          <w:szCs w:val="20"/>
-        </w:rPr>
-        <w:t>movieId</w:t>
-      </w:r>
-      <w:r>
-        <w:rPr>
-          <w:rFonts w:eastAsia="Times New Roman"/>
-          <w:sz w:val="24"/>
-          <w:szCs w:val="24"/>
-        </w:rPr>
-        <w:t xml:space="preserve"> từ URL và hiển thị đúng thông tin phim, đồng thời nút </w:t>
-      </w:r>
-      <w:r>
-        <w:rPr>
-          <w:rFonts w:eastAsia="Times New Roman"/>
-          <w:bCs/>
-          <w:sz w:val="24"/>
-          <w:szCs w:val="24"/>
-        </w:rPr>
-        <w:t>Quay</w:t>
-      </w:r>
-      <w:r>
-        <w:rPr>
-          <w:rFonts w:eastAsia="Times New Roman"/>
-          <w:b/>
-          <w:bCs/>
-          <w:sz w:val="24"/>
-          <w:szCs w:val="24"/>
-        </w:rPr>
-        <w:t xml:space="preserve"> </w:t>
-      </w:r>
-      <w:r>
-        <w:rPr>
-          <w:rFonts w:eastAsia="Times New Roman"/>
-          <w:bCs/>
-          <w:sz w:val="24"/>
-          <w:szCs w:val="24"/>
-        </w:rPr>
-        <w:t>lại</w:t>
-      </w:r>
-      <w:r>
-        <w:rPr>
-          <w:rFonts w:eastAsia="Times New Roman"/>
-          <w:sz w:val="24"/>
-          <w:szCs w:val="24"/>
-        </w:rPr>
-        <w:t xml:space="preserve"> được xử lý bằng </w:t>
-      </w:r>
-      <w:r>
-        <w:rPr>
-          <w:rFonts w:eastAsia="Times New Roman"/>
-          <w:bCs/>
-          <w:sz w:val="24"/>
-          <w:szCs w:val="24"/>
-        </w:rPr>
-        <w:t>useNavigate</w:t>
-      </w:r>
-      <w:r>
-        <w:rPr>
-          <w:rFonts w:eastAsia="Times New Roman"/>
-          <w:b/>
-          <w:bCs/>
-          <w:sz w:val="24"/>
-          <w:szCs w:val="24"/>
-        </w:rPr>
-        <w:t>(-</w:t>
-      </w:r>
-      <w:r>
-        <w:rPr>
-          <w:rFonts w:eastAsia="Times New Roman"/>
-          <w:bCs/>
-          <w:sz w:val="24"/>
-          <w:szCs w:val="24"/>
-        </w:rPr>
-        <w:t>1</w:t>
-      </w:r>
-      <w:r>
-        <w:rPr>
-          <w:rFonts w:eastAsia="Times New Roman"/>
-          <w:b/>
-          <w:bCs/>
-          <w:sz w:val="24"/>
-          <w:szCs w:val="24"/>
-        </w:rPr>
-        <w:t>)</w:t>
-      </w:r>
-      <w:r>
-        <w:rPr>
-          <w:rFonts w:eastAsia="Times New Roman"/>
-          <w:sz w:val="24"/>
-          <w:szCs w:val="24"/>
-        </w:rPr>
-        <w:t xml:space="preserve"> để điều hướng về trang trước.</w:t>
-      </w:r>
-      <w:r>
-        <w:rPr>
-          <w:rFonts w:hint="eastAsia"/>
-          <w:sz w:val="24"/>
-          <w:szCs w:val="24"/>
-        </w:rPr>
-        <w:t xml:space="preserve"> </w:t>
-      </w:r>
-      <w:r>
-        <w:rPr>
-          <w:rFonts w:eastAsia="Times New Roman"/>
-          <w:b/>
-          <w:bCs/>
-          <w:sz w:val="24"/>
-          <w:szCs w:val="24"/>
-        </w:rPr>
-        <w:t>(</w:t>
-      </w:r>
-      <w:r>
-        <w:rPr>
-          <w:rFonts w:eastAsia="Times New Roman"/>
-          <w:bCs/>
-          <w:sz w:val="24"/>
-          <w:szCs w:val="24"/>
-        </w:rPr>
-        <w:t>File</w:t>
-      </w:r>
-      <w:r>
-        <w:rPr>
-          <w:rFonts w:eastAsia="Times New Roman"/>
-          <w:b/>
-          <w:bCs/>
-          <w:sz w:val="24"/>
-          <w:szCs w:val="24"/>
-        </w:rPr>
-        <w:t xml:space="preserve">: </w:t>
-      </w:r>
-      <w:r>
-        <w:rPr>
-          <w:rFonts w:ascii="Courier New" w:eastAsia="Times New Roman" w:hAnsi="Courier New" w:cs="Courier New"/>
-          <w:b/>
-          <w:bCs/>
-          <w:sz w:val="20"/>
-          <w:szCs w:val="20"/>
-        </w:rPr>
-        <w:t>src/pages/MovieDetailPage.jsx</w:t>
-      </w:r>
-      <w:r>
-        <w:rPr>
-          <w:rFonts w:eastAsia="Times New Roman"/>
-          <w:b/>
-          <w:bCs/>
-          <w:sz w:val="24"/>
-          <w:szCs w:val="24"/>
-        </w:rPr>
-        <w:t>)</w:t>
-      </w:r>
-      <w:r>
-        <w:rPr>
-          <w:rFonts w:eastAsia="Times New Roman"/>
-          <w:sz w:val="24"/>
-          <w:szCs w:val="24"/>
-        </w:rPr>
-        <w:t xml:space="preserve"> </w:t>
-      </w:r>
-    </w:p>
-    <w:p>
-      <w:pPr>
-        <w:numPr>
-          <w:ilvl w:val="0"/>
-          <w:numId w:val="10"/>
-        </w:numPr>
-        <w:spacing w:before="100" w:beforeAutospacing="1" w:after="100" w:afterAutospacing="1"/>
-        <w:rPr>
-          <w:rFonts w:eastAsia="Times New Roman"/>
-          <w:sz w:val="24"/>
-          <w:szCs w:val="24"/>
-        </w:rPr>
-      </w:pPr>
-      <w:r>
-        <w:rPr>
-          <w:rFonts w:eastAsia="Times New Roman"/>
-          <w:sz w:val="24"/>
-          <w:szCs w:val="24"/>
-        </w:rPr>
-        <w:t xml:space="preserve">Xây dựng </w:t>
-      </w:r>
-      <w:r>
-        <w:rPr>
-          <w:rFonts w:eastAsia="Times New Roman"/>
-          <w:bCs/>
-          <w:sz w:val="24"/>
-          <w:szCs w:val="24"/>
-        </w:rPr>
-        <w:t>ProtectedRoute</w:t>
-      </w:r>
-      <w:r>
-        <w:rPr>
-          <w:rFonts w:eastAsia="Times New Roman"/>
-          <w:sz w:val="24"/>
-          <w:szCs w:val="24"/>
-        </w:rPr>
-        <w:t xml:space="preserve"> để bảo vệ trang quản trị, chỉ cho phép người dùng đã đăng nhập truy cập vào </w:t>
-      </w:r>
-      <w:r>
-        <w:rPr>
-          <w:rFonts w:ascii="Courier New" w:eastAsia="Times New Roman" w:hAnsi="Courier New" w:cs="Courier New"/>
-          <w:sz w:val="20"/>
-          <w:szCs w:val="20"/>
-        </w:rPr>
-        <w:t>/admin</w:t>
-      </w:r>
-      <w:r>
-        <w:rPr>
-          <w:rFonts w:eastAsia="Times New Roman"/>
-          <w:sz w:val="24"/>
-          <w:szCs w:val="24"/>
-        </w:rPr>
-        <w:t xml:space="preserve">. Đồng thời cập nhật </w:t>
-      </w:r>
-      <w:r>
-        <w:rPr>
-          <w:rFonts w:eastAsia="Times New Roman"/>
-          <w:bCs/>
-          <w:sz w:val="24"/>
-          <w:szCs w:val="24"/>
-        </w:rPr>
-        <w:t>Header</w:t>
-      </w:r>
-      <w:r>
-        <w:rPr>
-          <w:rFonts w:eastAsia="Times New Roman"/>
-          <w:b/>
-          <w:bCs/>
-          <w:sz w:val="24"/>
-          <w:szCs w:val="24"/>
-        </w:rPr>
-        <w:t>/</w:t>
-      </w:r>
-      <w:r>
-        <w:rPr>
-          <w:rFonts w:eastAsia="Times New Roman"/>
-          <w:bCs/>
-          <w:sz w:val="24"/>
-          <w:szCs w:val="24"/>
-        </w:rPr>
-        <w:t>Navbar</w:t>
-      </w:r>
-      <w:r>
-        <w:rPr>
-          <w:rFonts w:eastAsia="Times New Roman"/>
-          <w:sz w:val="24"/>
-          <w:szCs w:val="24"/>
-        </w:rPr>
-        <w:t xml:space="preserve"> sử dụng </w:t>
-      </w:r>
-      <w:r>
-        <w:rPr>
-          <w:rFonts w:eastAsia="Times New Roman"/>
-          <w:bCs/>
-          <w:sz w:val="24"/>
-          <w:szCs w:val="24"/>
-        </w:rPr>
-        <w:t>NavLink</w:t>
-      </w:r>
-      <w:r>
-        <w:rPr>
-          <w:rFonts w:eastAsia="Times New Roman"/>
-          <w:sz w:val="24"/>
-          <w:szCs w:val="24"/>
-        </w:rPr>
-        <w:t xml:space="preserve"> để điều hướng và tự động hiển thị trạng thái </w:t>
-      </w:r>
-      <w:r>
-        <w:rPr>
-          <w:rFonts w:eastAsia="Times New Roman"/>
-          <w:bCs/>
-          <w:sz w:val="24"/>
-          <w:szCs w:val="24"/>
-        </w:rPr>
-        <w:t>active</w:t>
-      </w:r>
-      <w:r>
-        <w:rPr>
-          <w:rFonts w:eastAsia="Times New Roman"/>
-          <w:sz w:val="24"/>
-          <w:szCs w:val="24"/>
-        </w:rPr>
-        <w:t xml:space="preserve"> của menu trên các trang.</w:t>
-      </w:r>
-      <w:r>
-        <w:rPr>
-          <w:rFonts w:eastAsia="Times New Roman"/>
-          <w:sz w:val="24"/>
-          <w:szCs w:val="24"/>
-        </w:rPr>
-        <w:br/>
-      </w:r>
-      <w:r>
-        <w:rPr>
-          <w:rFonts w:eastAsia="Times New Roman"/>
-          <w:b/>
-          <w:bCs/>
-          <w:sz w:val="24"/>
-          <w:szCs w:val="24"/>
-        </w:rPr>
-        <w:t>(</w:t>
-      </w:r>
-      <w:r>
-        <w:rPr>
-          <w:rFonts w:eastAsia="Times New Roman"/>
-          <w:bCs/>
-          <w:sz w:val="24"/>
-          <w:szCs w:val="24"/>
-        </w:rPr>
-        <w:t>File</w:t>
-      </w:r>
-      <w:r>
-        <w:rPr>
-          <w:rFonts w:eastAsia="Times New Roman"/>
-          <w:b/>
-          <w:bCs/>
-          <w:sz w:val="24"/>
-          <w:szCs w:val="24"/>
-        </w:rPr>
-        <w:t xml:space="preserve">: </w:t>
-      </w:r>
-      <w:r>
-        <w:rPr>
-          <w:rFonts w:ascii="Courier New" w:eastAsia="Times New Roman" w:hAnsi="Courier New" w:cs="Courier New"/>
-          <w:b/>
-          <w:bCs/>
-          <w:sz w:val="20"/>
-          <w:szCs w:val="20"/>
-        </w:rPr>
-        <w:t>src/components/ProtectedRoute.jsx</w:t>
-      </w:r>
-      <w:r>
-        <w:rPr>
-          <w:rFonts w:eastAsia="Times New Roman"/>
-          <w:b/>
-          <w:bCs/>
-          <w:sz w:val="24"/>
-          <w:szCs w:val="24"/>
-        </w:rPr>
-        <w:t xml:space="preserve">, </w:t>
-      </w:r>
-      <w:r>
-        <w:rPr>
-          <w:rFonts w:ascii="Courier New" w:eastAsia="Times New Roman" w:hAnsi="Courier New" w:cs="Courier New"/>
-          <w:b/>
-          <w:bCs/>
-          <w:sz w:val="20"/>
-          <w:szCs w:val="20"/>
-        </w:rPr>
-        <w:t>src/components/Header.jsx</w:t>
-      </w:r>
-      <w:r>
-        <w:rPr>
-          <w:rFonts w:eastAsia="Times New Roman"/>
-          <w:b/>
-          <w:bCs/>
-          <w:sz w:val="24"/>
-          <w:szCs w:val="24"/>
-        </w:rPr>
-        <w:t>)</w:t>
-      </w:r>
-      <w:r>
-        <w:rPr>
-          <w:rFonts w:eastAsia="Times New Roman"/>
-          <w:sz w:val="24"/>
-          <w:szCs w:val="24"/>
-        </w:rPr>
-        <w:t xml:space="preserve"> </w:t>
+        <w:t xml:space="preserve"> thiện Route xử lý đường dẫn không hợp lệ.</w:t>
       </w:r>
     </w:p>
     <w:p>
       <w:pPr>
         <w:pStyle w:val="Heading2"/>
       </w:pPr>
-      <w:r>
+    </w:p>
+    <w:p>
+      <w:pPr>
+        <w:pStyle w:val="Heading2"/>
+      </w:pPr>
+    </w:p>
+    <w:p>
+      <w:pPr>
+        <w:pStyle w:val="Heading2"/>
+      </w:pPr>
+    </w:p>
+    <w:p>
+      <w:pPr>
+        <w:pStyle w:val="Heading2"/>
+      </w:pPr>
+    </w:p>
+    <w:p>
+      <w:pPr>
+        <w:pStyle w:val="Heading2"/>
+      </w:pPr>
+    </w:p>
+    <w:p>
+      <w:pPr>
+        <w:pStyle w:val="Heading2"/>
+      </w:pPr>
+    </w:p>
+    <w:p>
+      <w:pPr>
+        <w:pStyle w:val="Heading2"/>
+      </w:pPr>
+    </w:p>
+    <w:p>
+      <w:pPr>
+        <w:pStyle w:val="Heading2"/>
+      </w:pPr>
+    </w:p>
+    <w:p>
+      <w:pPr>
+        <w:pStyle w:val="Heading2"/>
+      </w:pPr>
+      <w:r>
+        <w:lastRenderedPageBreak/>
         <w:t>4.2. Screenshot / Demo kết quả</w:t>
       </w:r>
     </w:p>
     <w:p>
       <w:pPr>
         <w:spacing w:before="60"/>
-      </w:pPr>
-      <w:r>
+        <w:jc w:val="center"/>
         <w:rPr>
           <w:noProof/>
         </w:rPr>
+      </w:pPr>
+    </w:p>
+    <w:p>
+      <w:pPr>
+        <w:spacing w:before="60"/>
+      </w:pPr>
+    </w:p>
+    <w:p>
+      <w:pPr>
+        <w:spacing w:before="60"/>
+        <w:jc w:val="center"/>
+      </w:pPr>
+      <w:r>
         <w:drawing>
-          <wp:inline distT="0" distB="0" distL="0" distR="0" wp14:anchorId="713379B9" wp14:editId="2C310E7F">
-            <wp:extent cx="5198063" cy="2587924"/>
-            <wp:effectExtent l="0" t="0" r="3175" b="3175"/>
+          <wp:inline distT="0" distB="0" distL="0" distR="0" wp14:anchorId="6A170C79" wp14:editId="496181D4">
+            <wp:extent cx="5940425" cy="2829318"/>
+            <wp:effectExtent l="0" t="0" r="3175" b="9525"/>
             <wp:docPr id="1" name="Picture 1"/>
             <wp:cNvGraphicFramePr>
               <a:graphicFrameLocks xmlns:a="http://schemas.openxmlformats.org/drawingml/2006/main" noChangeAspect="1"/>
@@ -4161,7 +3142,7 @@
                   <pic:spPr>
                     <a:xfrm>
                       <a:off x="0" y="0"/>
-                      <a:ext cx="5195707" cy="2586751"/>
+                      <a:ext cx="5940425" cy="2829318"/>
                     </a:xfrm>
                     <a:prstGeom prst="rect">
                       <a:avLst/>
@@ -4179,45 +3160,42 @@
         <w:spacing w:before="60"/>
         <w:jc w:val="center"/>
       </w:pPr>
-      <w:bookmarkStart w:id="0" w:name="_GoBack"/>
-      <w:bookmarkEnd w:id="0"/>
+      <w:r>
+        <w:t>Hình 1: “</w:t>
+      </w:r>
+      <w:r>
+        <w:t xml:space="preserve">Trang chi tiết </w:t>
+      </w:r>
+      <w:r>
+        <w:t>vé”</w:t>
+      </w:r>
     </w:p>
     <w:p>
       <w:pPr>
         <w:spacing w:before="60"/>
         <w:jc w:val="center"/>
       </w:pPr>
-      <w:r>
-        <w:t>Hình 1: “</w:t>
-      </w:r>
-      <w:r>
-        <w:t>Trang chi tiết phim (Movie Detail Page)</w:t>
-      </w:r>
-      <w:r>
-        <w:t>”</w:t>
-      </w:r>
     </w:p>
     <w:p>
       <w:pPr>
         <w:spacing w:before="60"/>
         <w:jc w:val="center"/>
-      </w:pPr>
-    </w:p>
-    <w:p>
-      <w:pPr>
-        <w:spacing w:before="60"/>
-        <w:jc w:val="center"/>
-      </w:pPr>
-      <w:r>
         <w:rPr>
           <w:noProof/>
         </w:rPr>
-        <w:lastRenderedPageBreak/>
+      </w:pPr>
+    </w:p>
+    <w:p>
+      <w:pPr>
+        <w:spacing w:before="60"/>
+        <w:jc w:val="center"/>
+      </w:pPr>
+      <w:r>
         <w:drawing>
-          <wp:inline distT="0" distB="0" distL="0" distR="0" wp14:anchorId="5FCB5873" wp14:editId="6EA74BD7">
-            <wp:extent cx="5940425" cy="2973386"/>
-            <wp:effectExtent l="0" t="0" r="3175" b="0"/>
-            <wp:docPr id="2" name="Picture 2"/>
+          <wp:inline distT="0" distB="0" distL="0" distR="0" wp14:anchorId="36C25F5C" wp14:editId="45966274">
+            <wp:extent cx="5940425" cy="2704924"/>
+            <wp:effectExtent l="0" t="0" r="3175" b="635"/>
+            <wp:docPr id="3" name="Picture 3"/>
             <wp:cNvGraphicFramePr>
               <a:graphicFrameLocks xmlns:a="http://schemas.openxmlformats.org/drawingml/2006/main" noChangeAspect="1"/>
             </wp:cNvGraphicFramePr>
@@ -4237,7 +3215,7 @@
                   <pic:spPr>
                     <a:xfrm>
                       <a:off x="0" y="0"/>
-                      <a:ext cx="5940425" cy="2973386"/>
+                      <a:ext cx="5940425" cy="2704924"/>
                     </a:xfrm>
                     <a:prstGeom prst="rect">
                       <a:avLst/>
@@ -4249,6 +3227,8 @@
           </wp:inline>
         </w:drawing>
       </w:r>
+      <w:bookmarkStart w:id="0" w:name="_GoBack"/>
+      <w:bookmarkEnd w:id="0"/>
     </w:p>
     <w:p>
       <w:pPr>
@@ -4265,7 +3245,7 @@
         <w:t>Hình 2: “</w:t>
       </w:r>
       <w:r>
-        <w:t>Trang chủ (Home Page) khi chưa đăng nhập</w:t>
+        <w:t>Trang chủ khi chưa đăng nhập</w:t>
       </w:r>
       <w:r>
         <w:t>”</w:t>
@@ -4491,15 +3471,7 @@
             </w:tcMar>
           </w:tcPr>
           <w:p>
-            <w:pPr>
-              <w:rPr>
-                <w:sz w:val="24"/>
-              </w:rPr>
-            </w:pPr>
-            <w:r>
-              <w:rPr>
-                <w:sz w:val="24"/>
-              </w:rPr>
+            <w:r>
               <w:t>1</w:t>
             </w:r>
           </w:p>
@@ -4522,30 +3494,8 @@
             </w:tcMar>
           </w:tcPr>
           <w:p>
-            <w:pPr>
-              <w:rPr>
-                <w:sz w:val="24"/>
-              </w:rPr>
-            </w:pPr>
-            <w:r>
-              <w:rPr>
-                <w:sz w:val="24"/>
-              </w:rPr>
-              <w:t>App.jsx được bọc trong BrowserRouter và khai báo các route (/, /movies, /movies/</w:t>
-            </w:r>
-            <w:proofErr w:type="gramStart"/>
-            <w:r>
-              <w:rPr>
-                <w:sz w:val="24"/>
-              </w:rPr>
-              <w:t>:id</w:t>
-            </w:r>
-            <w:proofErr w:type="gramEnd"/>
-            <w:r>
-              <w:rPr>
-                <w:sz w:val="24"/>
-              </w:rPr>
-              <w:t>, /booking/:movieId, /admin, /*).</w:t>
+            <w:r>
+              <w:t>Cài đặt React Router DOM</w:t>
             </w:r>
           </w:p>
         </w:tc>
@@ -4567,16 +3517,11 @@
             </w:tcMar>
           </w:tcPr>
           <w:p>
-            <w:pPr>
-              <w:rPr>
-                <w:sz w:val="24"/>
-              </w:rPr>
-            </w:pPr>
-            <w:r>
-              <w:rPr>
-                <w:sz w:val="24"/>
-              </w:rPr>
-              <w:t>[x]</w:t>
+            <w:r>
+              <w:rPr>
+                <w:rFonts w:ascii="MS Mincho" w:eastAsia="MS Mincho" w:hAnsi="MS Mincho" w:cs="MS Mincho" w:hint="eastAsia"/>
+              </w:rPr>
+              <w:t>☑</w:t>
             </w:r>
           </w:p>
         </w:tc>
@@ -4598,16 +3543,8 @@
             </w:tcMar>
           </w:tcPr>
           <w:p>
-            <w:pPr>
-              <w:rPr>
-                <w:sz w:val="24"/>
-              </w:rPr>
-            </w:pPr>
-            <w:r>
-              <w:rPr>
-                <w:sz w:val="24"/>
-              </w:rPr>
-              <w:t>src/App.jsx</w:t>
+            <w:r>
+              <w:t>package.json</w:t>
             </w:r>
           </w:p>
         </w:tc>
@@ -4629,16 +3566,8 @@
             </w:tcMar>
           </w:tcPr>
           <w:p>
-            <w:pPr>
-              <w:rPr>
-                <w:sz w:val="24"/>
-              </w:rPr>
-            </w:pPr>
-            <w:r>
-              <w:rPr>
-                <w:sz w:val="24"/>
-              </w:rPr>
-              <w:t>Đã kiểm tra điều hướng giữa các route, không tải lại trang.</w:t>
+            <w:r>
+              <w:t>Đã cài đặt thành công</w:t>
             </w:r>
           </w:p>
         </w:tc>
@@ -4662,15 +3591,7 @@
             </w:tcMar>
           </w:tcPr>
           <w:p>
-            <w:pPr>
-              <w:rPr>
-                <w:sz w:val="24"/>
-              </w:rPr>
-            </w:pPr>
-            <w:r>
-              <w:rPr>
-                <w:sz w:val="24"/>
-              </w:rPr>
+            <w:r>
               <w:t>2</w:t>
             </w:r>
           </w:p>
@@ -4693,30 +3614,12 @@
             </w:tcMar>
           </w:tcPr>
           <w:p>
-            <w:pPr>
-              <w:rPr>
-                <w:sz w:val="24"/>
-              </w:rPr>
-            </w:pPr>
-            <w:r>
-              <w:rPr>
-                <w:sz w:val="24"/>
-              </w:rPr>
-              <w:t xml:space="preserve">MovieDetailPage.jsx sử dụng </w:t>
-            </w:r>
-            <w:proofErr w:type="gramStart"/>
-            <w:r>
-              <w:rPr>
-                <w:sz w:val="24"/>
-              </w:rPr>
-              <w:t>useParams(</w:t>
-            </w:r>
-            <w:proofErr w:type="gramEnd"/>
-            <w:r>
-              <w:rPr>
-                <w:sz w:val="24"/>
-              </w:rPr>
-              <w:t>) để lấy movieId từ URL và hiển thị đúng thông tin phim.</w:t>
+            <w:r>
+              <w:t xml:space="preserve">Khai báo Route cho </w:t>
+            </w:r>
+            <w:r>
+              <w:lastRenderedPageBreak/>
+              <w:t>các trang</w:t>
             </w:r>
           </w:p>
         </w:tc>
@@ -4738,16 +3641,12 @@
             </w:tcMar>
           </w:tcPr>
           <w:p>
-            <w:pPr>
-              <w:rPr>
-                <w:sz w:val="24"/>
-              </w:rPr>
-            </w:pPr>
-            <w:r>
-              <w:rPr>
-                <w:sz w:val="24"/>
-              </w:rPr>
-              <w:t>[x]</w:t>
+            <w:r>
+              <w:rPr>
+                <w:rFonts w:ascii="MS Mincho" w:eastAsia="MS Mincho" w:hAnsi="MS Mincho" w:cs="MS Mincho" w:hint="eastAsia"/>
+              </w:rPr>
+              <w:lastRenderedPageBreak/>
+              <w:t>☑</w:t>
             </w:r>
           </w:p>
         </w:tc>
@@ -4769,16 +3668,8 @@
             </w:tcMar>
           </w:tcPr>
           <w:p>
-            <w:pPr>
-              <w:rPr>
-                <w:sz w:val="24"/>
-              </w:rPr>
-            </w:pPr>
-            <w:r>
-              <w:rPr>
-                <w:sz w:val="24"/>
-              </w:rPr>
-              <w:t>src/pages/MovieDetailPage.jsx</w:t>
+            <w:r>
+              <w:t>src/App.jsx</w:t>
             </w:r>
           </w:p>
         </w:tc>
@@ -4800,16 +3691,12 @@
             </w:tcMar>
           </w:tcPr>
           <w:p>
-            <w:pPr>
-              <w:rPr>
-                <w:sz w:val="24"/>
-              </w:rPr>
-            </w:pPr>
-            <w:r>
-              <w:rPr>
-                <w:sz w:val="24"/>
-              </w:rPr>
-              <w:t>Đã kiểm tra với nhiều URL có movieId khác nhau.</w:t>
+            <w:r>
+              <w:t xml:space="preserve">Điều hướng hoạt </w:t>
+            </w:r>
+            <w:r>
+              <w:lastRenderedPageBreak/>
+              <w:t>động ổn định</w:t>
             </w:r>
           </w:p>
         </w:tc>
@@ -4833,15 +3720,8 @@
             </w:tcMar>
           </w:tcPr>
           <w:p>
-            <w:pPr>
-              <w:rPr>
-                <w:sz w:val="24"/>
-              </w:rPr>
-            </w:pPr>
-            <w:r>
-              <w:rPr>
-                <w:sz w:val="24"/>
-              </w:rPr>
+            <w:r>
+              <w:lastRenderedPageBreak/>
               <w:t>3</w:t>
             </w:r>
           </w:p>
@@ -4864,16 +3744,8 @@
             </w:tcMar>
           </w:tcPr>
           <w:p>
-            <w:pPr>
-              <w:rPr>
-                <w:sz w:val="24"/>
-              </w:rPr>
-            </w:pPr>
-            <w:r>
-              <w:rPr>
-                <w:sz w:val="24"/>
-              </w:rPr>
-              <w:t>ProtectedRoute.jsx kiểm tra đăng nhập và chuyển hướng khi truy cập /admin nếu chưa xác thực.</w:t>
+            <w:r>
+              <w:t>Sử dụng Link/NavLink</w:t>
             </w:r>
           </w:p>
         </w:tc>
@@ -4895,16 +3767,11 @@
             </w:tcMar>
           </w:tcPr>
           <w:p>
-            <w:pPr>
-              <w:rPr>
-                <w:sz w:val="24"/>
-              </w:rPr>
-            </w:pPr>
-            <w:r>
-              <w:rPr>
-                <w:sz w:val="24"/>
-              </w:rPr>
-              <w:t>[x]</w:t>
+            <w:r>
+              <w:rPr>
+                <w:rFonts w:ascii="MS Mincho" w:eastAsia="MS Mincho" w:hAnsi="MS Mincho" w:cs="MS Mincho" w:hint="eastAsia"/>
+              </w:rPr>
+              <w:t>☑</w:t>
             </w:r>
           </w:p>
         </w:tc>
@@ -4926,16 +3793,8 @@
             </w:tcMar>
           </w:tcPr>
           <w:p>
-            <w:pPr>
-              <w:rPr>
-                <w:sz w:val="24"/>
-              </w:rPr>
-            </w:pPr>
-            <w:r>
-              <w:rPr>
-                <w:sz w:val="24"/>
-              </w:rPr>
-              <w:t>src/components/ProtectedRoute.jsx (hoặc src/routes/ProtectedRoute.jsx nếu dự án của bạn đặt ở đây)</w:t>
+            <w:r>
+              <w:t>src/components/Header.jsx</w:t>
             </w:r>
           </w:p>
         </w:tc>
@@ -4957,16 +3816,8 @@
             </w:tcMar>
           </w:tcPr>
           <w:p>
-            <w:pPr>
-              <w:rPr>
-                <w:sz w:val="24"/>
-              </w:rPr>
-            </w:pPr>
-            <w:r>
-              <w:rPr>
-                <w:sz w:val="24"/>
-              </w:rPr>
-              <w:t>Đã kiểm tra bằng tài khoản chưa đăng nhập.</w:t>
+            <w:r>
+              <w:t>Không reload khi chuyển trang</w:t>
             </w:r>
           </w:p>
         </w:tc>
@@ -4990,15 +3841,7 @@
             </w:tcMar>
           </w:tcPr>
           <w:p>
-            <w:pPr>
-              <w:rPr>
-                <w:sz w:val="24"/>
-              </w:rPr>
-            </w:pPr>
-            <w:r>
-              <w:rPr>
-                <w:sz w:val="24"/>
-              </w:rPr>
+            <w:r>
               <w:t>4</w:t>
             </w:r>
           </w:p>
@@ -5021,16 +3864,8 @@
             </w:tcMar>
           </w:tcPr>
           <w:p>
-            <w:pPr>
-              <w:rPr>
-                <w:sz w:val="24"/>
-              </w:rPr>
-            </w:pPr>
-            <w:r>
-              <w:rPr>
-                <w:sz w:val="24"/>
-              </w:rPr>
-              <w:t>Header sử dụng NavLink để điều hướng và hiển thị đúng trạng thái active.</w:t>
+            <w:r>
+              <w:t>Tạo các Page riêng</w:t>
             </w:r>
           </w:p>
         </w:tc>
@@ -5052,16 +3887,11 @@
             </w:tcMar>
           </w:tcPr>
           <w:p>
-            <w:pPr>
-              <w:rPr>
-                <w:sz w:val="24"/>
-              </w:rPr>
-            </w:pPr>
-            <w:r>
-              <w:rPr>
-                <w:sz w:val="24"/>
-              </w:rPr>
-              <w:t>[x]</w:t>
+            <w:r>
+              <w:rPr>
+                <w:rFonts w:ascii="MS Mincho" w:eastAsia="MS Mincho" w:hAnsi="MS Mincho" w:cs="MS Mincho" w:hint="eastAsia"/>
+              </w:rPr>
+              <w:t>☑</w:t>
             </w:r>
           </w:p>
         </w:tc>
@@ -5083,16 +3913,8 @@
             </w:tcMar>
           </w:tcPr>
           <w:p>
-            <w:pPr>
-              <w:rPr>
-                <w:sz w:val="24"/>
-              </w:rPr>
-            </w:pPr>
-            <w:r>
-              <w:rPr>
-                <w:sz w:val="24"/>
-              </w:rPr>
-              <w:t>src/components/Header.jsx (hoặc src/components/Navbar.jsx nếu dự án dùng Navbar)</w:t>
+            <w:r>
+              <w:t>src/pages</w:t>
             </w:r>
           </w:p>
         </w:tc>
@@ -5114,16 +3936,8 @@
             </w:tcMar>
           </w:tcPr>
           <w:p>
-            <w:pPr>
-              <w:rPr>
-                <w:sz w:val="24"/>
-              </w:rPr>
-            </w:pPr>
-            <w:r>
-              <w:rPr>
-                <w:sz w:val="24"/>
-              </w:rPr>
-              <w:t>Đã kiểm tra hoạt động trên các trang chính.</w:t>
+            <w:r>
+              <w:t>Dễ quản lý và mở rộng</w:t>
             </w:r>
           </w:p>
         </w:tc>
@@ -5147,15 +3961,7 @@
             </w:tcMar>
           </w:tcPr>
           <w:p>
-            <w:pPr>
-              <w:rPr>
-                <w:sz w:val="24"/>
-              </w:rPr>
-            </w:pPr>
-            <w:r>
-              <w:rPr>
-                <w:sz w:val="24"/>
-              </w:rPr>
+            <w:r>
               <w:t>5</w:t>
             </w:r>
           </w:p>
@@ -5178,16 +3984,8 @@
             </w:tcMar>
           </w:tcPr>
           <w:p>
-            <w:pPr>
-              <w:rPr>
-                <w:sz w:val="24"/>
-              </w:rPr>
-            </w:pPr>
-            <w:r>
-              <w:rPr>
-                <w:sz w:val="24"/>
-              </w:rPr>
-              <w:t>Hoàn thành sơ đồ Route Map của dự án (Route Tree Diagram).</w:t>
+            <w:r>
+              <w:t>Kiểm thử điều hướng toàn bộ ứng dụng</w:t>
             </w:r>
           </w:p>
         </w:tc>
@@ -5209,16 +4007,11 @@
             </w:tcMar>
           </w:tcPr>
           <w:p>
-            <w:pPr>
-              <w:rPr>
-                <w:sz w:val="24"/>
-              </w:rPr>
-            </w:pPr>
-            <w:r>
-              <w:rPr>
-                <w:sz w:val="24"/>
-              </w:rPr>
-              <w:t>[x]</w:t>
+            <w:r>
+              <w:rPr>
+                <w:rFonts w:ascii="MS Mincho" w:eastAsia="MS Mincho" w:hAnsi="MS Mincho" w:cs="MS Mincho" w:hint="eastAsia"/>
+              </w:rPr>
+              <w:t>☑</w:t>
             </w:r>
           </w:p>
         </w:tc>
@@ -5240,16 +4033,8 @@
             </w:tcMar>
           </w:tcPr>
           <w:p>
-            <w:pPr>
-              <w:rPr>
-                <w:sz w:val="24"/>
-              </w:rPr>
-            </w:pPr>
-            <w:r>
-              <w:rPr>
-                <w:sz w:val="24"/>
-              </w:rPr>
-              <w:t>docs/week06-routemap.png</w:t>
+            <w:r>
+              <w:t>Toàn bộ project</w:t>
             </w:r>
           </w:p>
         </w:tc>
@@ -5271,16 +4056,8 @@
             </w:tcMar>
           </w:tcPr>
           <w:p>
-            <w:pPr>
-              <w:rPr>
-                <w:sz w:val="24"/>
-              </w:rPr>
-            </w:pPr>
-            <w:r>
-              <w:rPr>
-                <w:sz w:val="24"/>
-              </w:rPr>
-              <w:t>Thể hiện đầy đủ các route và mối quan hệ điều hướng.</w:t>
+            <w:r>
+              <w:t>Các Route hoạt động đúng</w:t>
             </w:r>
           </w:p>
         </w:tc>
@@ -5350,56 +4127,45 @@
                 <w:sz w:val="20"/>
                 <w:szCs w:val="20"/>
               </w:rPr>
-              <w:t xml:space="preserve">TỔNG SỐ ĐẦU RA </w:t>
-            </w:r>
-            <w:r>
+              <w:t>TỔNG SỐ ĐẦU RA HOÀN THÀNH</w:t>
+            </w:r>
+          </w:p>
+        </w:tc>
+        <w:tc>
+          <w:tcPr>
+            <w:tcW w:w="851" w:type="dxa"/>
+            <w:tcBorders>
+              <w:top w:val="single" w:sz="1" w:space="0" w:color="AAB7C4"/>
+              <w:left w:val="single" w:sz="1" w:space="0" w:color="AAB7C4"/>
+              <w:bottom w:val="single" w:sz="1" w:space="0" w:color="AAB7C4"/>
+              <w:right w:val="single" w:sz="1" w:space="0" w:color="AAB7C4"/>
+            </w:tcBorders>
+            <w:shd w:val="clear" w:color="auto" w:fill="DCE8F5"/>
+            <w:tcMar>
+              <w:top w:w="80" w:type="dxa"/>
+              <w:left w:w="120" w:type="dxa"/>
+              <w:bottom w:w="80" w:type="dxa"/>
+              <w:right w:w="120" w:type="dxa"/>
+            </w:tcMar>
+            <w:vAlign w:val="bottom"/>
+          </w:tcPr>
+          <w:p>
+            <w:pPr>
+              <w:jc w:val="center"/>
               <w:rPr>
                 <w:rFonts w:ascii="Arial" w:hAnsi="Arial" w:cs="Arial"/>
                 <w:b/>
                 <w:sz w:val="20"/>
                 <w:szCs w:val="20"/>
               </w:rPr>
-              <w:lastRenderedPageBreak/>
-              <w:t>HOÀN THÀNH</w:t>
-            </w:r>
-          </w:p>
-        </w:tc>
-        <w:tc>
-          <w:tcPr>
-            <w:tcW w:w="851" w:type="dxa"/>
-            <w:tcBorders>
-              <w:top w:val="single" w:sz="1" w:space="0" w:color="AAB7C4"/>
-              <w:left w:val="single" w:sz="1" w:space="0" w:color="AAB7C4"/>
-              <w:bottom w:val="single" w:sz="1" w:space="0" w:color="AAB7C4"/>
-              <w:right w:val="single" w:sz="1" w:space="0" w:color="AAB7C4"/>
-            </w:tcBorders>
-            <w:shd w:val="clear" w:color="auto" w:fill="DCE8F5"/>
-            <w:tcMar>
-              <w:top w:w="80" w:type="dxa"/>
-              <w:left w:w="120" w:type="dxa"/>
-              <w:bottom w:w="80" w:type="dxa"/>
-              <w:right w:w="120" w:type="dxa"/>
-            </w:tcMar>
-            <w:vAlign w:val="bottom"/>
-          </w:tcPr>
-          <w:p>
-            <w:pPr>
-              <w:jc w:val="center"/>
+            </w:pPr>
+            <w:r>
               <w:rPr>
                 <w:rFonts w:ascii="Arial" w:hAnsi="Arial" w:cs="Arial"/>
                 <w:b/>
                 <w:sz w:val="20"/>
                 <w:szCs w:val="20"/>
               </w:rPr>
-            </w:pPr>
-            <w:r>
-              <w:rPr>
-                <w:rFonts w:ascii="Arial" w:hAnsi="Arial" w:cs="Arial"/>
-                <w:b/>
-                <w:sz w:val="20"/>
-                <w:szCs w:val="20"/>
-              </w:rPr>
-              <w:lastRenderedPageBreak/>
               <w:t>5/5</w:t>
             </w:r>
           </w:p>
@@ -5468,7 +4234,6 @@
         <w:pStyle w:val="Heading1"/>
       </w:pPr>
       <w:r>
-        <w:lastRenderedPageBreak/>
         <w:t>VI. HẠN CHẾ &amp; LỖI GẶP PHẢI</w:t>
       </w:r>
     </w:p>
@@ -5696,15 +4461,7 @@
             </w:tcMar>
           </w:tcPr>
           <w:p>
-            <w:pPr>
-              <w:rPr>
-                <w:sz w:val="24"/>
-              </w:rPr>
-            </w:pPr>
-            <w:r>
-              <w:rPr>
-                <w:sz w:val="24"/>
-              </w:rPr>
+            <w:r>
               <w:t>1</w:t>
             </w:r>
           </w:p>
@@ -5727,16 +4484,8 @@
             </w:tcMar>
           </w:tcPr>
           <w:p>
-            <w:pPr>
-              <w:rPr>
-                <w:sz w:val="24"/>
-              </w:rPr>
-            </w:pPr>
-            <w:r>
-              <w:rPr>
-                <w:sz w:val="24"/>
-              </w:rPr>
-              <w:t>Khi truy cập một số URL, ứng dụng hiển thị trang NotFound (404) dù đường dẫn hợp lệ.</w:t>
+            <w:r>
+              <w:t>Không hiển thị đúng Page khi chuyển Route</w:t>
             </w:r>
           </w:p>
         </w:tc>
@@ -5758,16 +4507,8 @@
             </w:tcMar>
           </w:tcPr>
           <w:p>
-            <w:pPr>
-              <w:rPr>
-                <w:sz w:val="24"/>
-              </w:rPr>
-            </w:pPr>
-            <w:r>
-              <w:rPr>
-                <w:sz w:val="24"/>
-              </w:rPr>
-              <w:t>Một số route chưa được khai báo hoặc khai báo chưa đúng trong App.jsx.</w:t>
+            <w:r>
+              <w:t>Sai đường dẫn Route</w:t>
             </w:r>
           </w:p>
         </w:tc>
@@ -5789,16 +4530,8 @@
             </w:tcMar>
           </w:tcPr>
           <w:p>
-            <w:pPr>
-              <w:rPr>
-                <w:sz w:val="24"/>
-              </w:rPr>
-            </w:pPr>
-            <w:r>
-              <w:rPr>
-                <w:sz w:val="24"/>
-              </w:rPr>
-              <w:t>Kiểm tra và bổ sung đầy đủ các route trong &lt;Routes&gt;, đặt route /* ở cuối danh sách.</w:t>
+            <w:r>
+              <w:t>Kiểm tra lại cấu hình App.jsx</w:t>
             </w:r>
           </w:p>
         </w:tc>
@@ -5820,15 +4553,7 @@
             </w:tcMar>
           </w:tcPr>
           <w:p>
-            <w:pPr>
-              <w:rPr>
-                <w:sz w:val="24"/>
-              </w:rPr>
-            </w:pPr>
-            <w:r>
-              <w:rPr>
-                <w:sz w:val="24"/>
-              </w:rPr>
+            <w:r>
               <w:t>Đã fix</w:t>
             </w:r>
           </w:p>
@@ -5853,15 +4578,7 @@
             </w:tcMar>
           </w:tcPr>
           <w:p>
-            <w:pPr>
-              <w:rPr>
-                <w:sz w:val="24"/>
-              </w:rPr>
-            </w:pPr>
-            <w:r>
-              <w:rPr>
-                <w:sz w:val="24"/>
-              </w:rPr>
+            <w:r>
               <w:t>2</w:t>
             </w:r>
           </w:p>
@@ -5884,16 +4601,8 @@
             </w:tcMar>
           </w:tcPr>
           <w:p>
-            <w:pPr>
-              <w:rPr>
-                <w:sz w:val="24"/>
-              </w:rPr>
-            </w:pPr>
-            <w:r>
-              <w:rPr>
-                <w:sz w:val="24"/>
-              </w:rPr>
-              <w:t>MovieDetailPage không hiển thị đúng thông tin phim theo URL.</w:t>
+            <w:r>
+              <w:t>Menu điều hướng làm tải lại trang</w:t>
             </w:r>
           </w:p>
         </w:tc>
@@ -5915,30 +4624,8 @@
             </w:tcMar>
           </w:tcPr>
           <w:p>
-            <w:pPr>
-              <w:rPr>
-                <w:sz w:val="24"/>
-              </w:rPr>
-            </w:pPr>
-            <w:r>
-              <w:rPr>
-                <w:sz w:val="24"/>
-              </w:rPr>
-              <w:t xml:space="preserve">Chưa sử dụng đúng </w:t>
-            </w:r>
-            <w:proofErr w:type="gramStart"/>
-            <w:r>
-              <w:rPr>
-                <w:sz w:val="24"/>
-              </w:rPr>
-              <w:t>useParams(</w:t>
-            </w:r>
-            <w:proofErr w:type="gramEnd"/>
-            <w:r>
-              <w:rPr>
-                <w:sz w:val="24"/>
-              </w:rPr>
-              <w:t>) để lấy movieId từ URL.</w:t>
+            <w:r>
+              <w:t>Sử dụng thẻ &lt;a&gt;</w:t>
             </w:r>
           </w:p>
         </w:tc>
@@ -5960,30 +4647,8 @@
             </w:tcMar>
           </w:tcPr>
           <w:p>
-            <w:pPr>
-              <w:rPr>
-                <w:sz w:val="24"/>
-              </w:rPr>
-            </w:pPr>
-            <w:r>
-              <w:rPr>
-                <w:sz w:val="24"/>
-              </w:rPr>
-              <w:t xml:space="preserve">Sử dụng </w:t>
-            </w:r>
-            <w:proofErr w:type="gramStart"/>
-            <w:r>
-              <w:rPr>
-                <w:sz w:val="24"/>
-              </w:rPr>
-              <w:t>useParams(</w:t>
-            </w:r>
-            <w:proofErr w:type="gramEnd"/>
-            <w:r>
-              <w:rPr>
-                <w:sz w:val="24"/>
-              </w:rPr>
-              <w:t>) và truyền movieId vào phần lấy dữ liệu của trang chi tiết phim.</w:t>
+            <w:r>
+              <w:t>Đổi sang Link/NavLink</w:t>
             </w:r>
           </w:p>
         </w:tc>
@@ -6005,15 +4670,7 @@
             </w:tcMar>
           </w:tcPr>
           <w:p>
-            <w:pPr>
-              <w:rPr>
-                <w:sz w:val="24"/>
-              </w:rPr>
-            </w:pPr>
-            <w:r>
-              <w:rPr>
-                <w:sz w:val="24"/>
-              </w:rPr>
+            <w:r>
               <w:t>Đã fix</w:t>
             </w:r>
           </w:p>
@@ -6038,15 +4695,7 @@
             </w:tcMar>
           </w:tcPr>
           <w:p>
-            <w:pPr>
-              <w:rPr>
-                <w:sz w:val="24"/>
-              </w:rPr>
-            </w:pPr>
-            <w:r>
-              <w:rPr>
-                <w:sz w:val="24"/>
-              </w:rPr>
+            <w:r>
               <w:t>3</w:t>
             </w:r>
           </w:p>
@@ -6069,16 +4718,8 @@
             </w:tcMar>
           </w:tcPr>
           <w:p>
-            <w:pPr>
-              <w:rPr>
-                <w:sz w:val="24"/>
-              </w:rPr>
-            </w:pPr>
-            <w:r>
-              <w:rPr>
-                <w:sz w:val="24"/>
-              </w:rPr>
-              <w:t>Nút Quay lại không điều hướng về trang trước.</w:t>
+            <w:r>
+              <w:t>Trang trắng khi nhập URL không tồn tại</w:t>
             </w:r>
           </w:p>
         </w:tc>
@@ -6100,30 +4741,8 @@
             </w:tcMar>
           </w:tcPr>
           <w:p>
-            <w:pPr>
-              <w:rPr>
-                <w:sz w:val="24"/>
-              </w:rPr>
-            </w:pPr>
-            <w:r>
-              <w:rPr>
-                <w:sz w:val="24"/>
-              </w:rPr>
-              <w:t xml:space="preserve">Chưa sử dụng </w:t>
-            </w:r>
-            <w:proofErr w:type="gramStart"/>
-            <w:r>
-              <w:rPr>
-                <w:sz w:val="24"/>
-              </w:rPr>
-              <w:t>useNavigate(</w:t>
-            </w:r>
-            <w:proofErr w:type="gramEnd"/>
-            <w:r>
-              <w:rPr>
-                <w:sz w:val="24"/>
-              </w:rPr>
-              <w:t>) hoặc điều hướng chưa đúng.</w:t>
+            <w:r>
+              <w:t>Chưa có Route mặc định</w:t>
             </w:r>
           </w:p>
         </w:tc>
@@ -6145,30 +4764,8 @@
             </w:tcMar>
           </w:tcPr>
           <w:p>
-            <w:pPr>
-              <w:rPr>
-                <w:sz w:val="24"/>
-              </w:rPr>
-            </w:pPr>
-            <w:r>
-              <w:rPr>
-                <w:sz w:val="24"/>
-              </w:rPr>
-              <w:t xml:space="preserve">Thay bằng </w:t>
-            </w:r>
-            <w:proofErr w:type="gramStart"/>
-            <w:r>
-              <w:rPr>
-                <w:sz w:val="24"/>
-              </w:rPr>
-              <w:t>useNavigate(</w:t>
-            </w:r>
-            <w:proofErr w:type="gramEnd"/>
-            <w:r>
-              <w:rPr>
-                <w:sz w:val="24"/>
-              </w:rPr>
-              <w:t>-1) để quay lại trang trước.</w:t>
+            <w:r>
+              <w:t>Thêm Route *</w:t>
             </w:r>
           </w:p>
         </w:tc>
@@ -6190,329 +4787,7 @@
             </w:tcMar>
           </w:tcPr>
           <w:p>
-            <w:pPr>
-              <w:rPr>
-                <w:sz w:val="24"/>
-              </w:rPr>
-            </w:pPr>
-            <w:r>
-              <w:rPr>
-                <w:sz w:val="24"/>
-              </w:rPr>
-              <w:t>Đã fix</w:t>
-            </w:r>
-          </w:p>
-        </w:tc>
-      </w:tr>
-      <w:tr>
-        <w:tc>
-          <w:tcPr>
-            <w:tcW w:w="395" w:type="dxa"/>
-            <w:tcBorders>
-              <w:top w:val="single" w:sz="1" w:space="0" w:color="AAB7C4"/>
-              <w:left w:val="single" w:sz="1" w:space="0" w:color="AAB7C4"/>
-              <w:bottom w:val="single" w:sz="1" w:space="0" w:color="AAB7C4"/>
-              <w:right w:val="single" w:sz="1" w:space="0" w:color="AAB7C4"/>
-            </w:tcBorders>
-            <w:shd w:val="clear" w:color="auto" w:fill="F8F9FA"/>
-            <w:tcMar>
-              <w:top w:w="80" w:type="dxa"/>
-              <w:left w:w="120" w:type="dxa"/>
-              <w:bottom w:w="80" w:type="dxa"/>
-              <w:right w:w="120" w:type="dxa"/>
-            </w:tcMar>
-          </w:tcPr>
-          <w:p>
-            <w:pPr>
-              <w:rPr>
-                <w:sz w:val="24"/>
-              </w:rPr>
-            </w:pPr>
-            <w:r>
-              <w:rPr>
-                <w:sz w:val="24"/>
-              </w:rPr>
-              <w:t>4</w:t>
-            </w:r>
-          </w:p>
-        </w:tc>
-        <w:tc>
-          <w:tcPr>
-            <w:tcW w:w="2406" w:type="dxa"/>
-            <w:tcBorders>
-              <w:top w:val="single" w:sz="1" w:space="0" w:color="AAB7C4"/>
-              <w:left w:val="single" w:sz="1" w:space="0" w:color="AAB7C4"/>
-              <w:bottom w:val="single" w:sz="1" w:space="0" w:color="AAB7C4"/>
-              <w:right w:val="single" w:sz="1" w:space="0" w:color="AAB7C4"/>
-            </w:tcBorders>
-            <w:shd w:val="clear" w:color="auto" w:fill="F8F9FA"/>
-            <w:tcMar>
-              <w:top w:w="80" w:type="dxa"/>
-              <w:left w:w="120" w:type="dxa"/>
-              <w:bottom w:w="80" w:type="dxa"/>
-              <w:right w:w="120" w:type="dxa"/>
-            </w:tcMar>
-          </w:tcPr>
-          <w:p>
-            <w:pPr>
-              <w:rPr>
-                <w:sz w:val="24"/>
-              </w:rPr>
-            </w:pPr>
-            <w:r>
-              <w:rPr>
-                <w:sz w:val="24"/>
-              </w:rPr>
-              <w:t>Người dùng chưa đăng nhập vẫn có thể truy cập trang /admin.</w:t>
-            </w:r>
-          </w:p>
-        </w:tc>
-        <w:tc>
-          <w:tcPr>
-            <w:tcW w:w="2001" w:type="dxa"/>
-            <w:tcBorders>
-              <w:top w:val="single" w:sz="1" w:space="0" w:color="AAB7C4"/>
-              <w:left w:val="single" w:sz="1" w:space="0" w:color="AAB7C4"/>
-              <w:bottom w:val="single" w:sz="1" w:space="0" w:color="AAB7C4"/>
-              <w:right w:val="single" w:sz="1" w:space="0" w:color="AAB7C4"/>
-            </w:tcBorders>
-            <w:shd w:val="clear" w:color="auto" w:fill="F8F9FA"/>
-            <w:tcMar>
-              <w:top w:w="80" w:type="dxa"/>
-              <w:left w:w="120" w:type="dxa"/>
-              <w:bottom w:w="80" w:type="dxa"/>
-              <w:right w:w="120" w:type="dxa"/>
-            </w:tcMar>
-          </w:tcPr>
-          <w:p>
-            <w:pPr>
-              <w:rPr>
-                <w:sz w:val="24"/>
-              </w:rPr>
-            </w:pPr>
-            <w:r>
-              <w:rPr>
-                <w:sz w:val="24"/>
-              </w:rPr>
-              <w:t>Chưa áp dụng ProtectedRoute cho route quản trị.</w:t>
-            </w:r>
-          </w:p>
-        </w:tc>
-        <w:tc>
-          <w:tcPr>
-            <w:tcW w:w="2464" w:type="dxa"/>
-            <w:tcBorders>
-              <w:top w:val="single" w:sz="1" w:space="0" w:color="AAB7C4"/>
-              <w:left w:val="single" w:sz="1" w:space="0" w:color="AAB7C4"/>
-              <w:bottom w:val="single" w:sz="1" w:space="0" w:color="AAB7C4"/>
-              <w:right w:val="single" w:sz="1" w:space="0" w:color="AAB7C4"/>
-            </w:tcBorders>
-            <w:shd w:val="clear" w:color="auto" w:fill="F8F9FA"/>
-            <w:tcMar>
-              <w:top w:w="80" w:type="dxa"/>
-              <w:left w:w="120" w:type="dxa"/>
-              <w:bottom w:w="80" w:type="dxa"/>
-              <w:right w:w="120" w:type="dxa"/>
-            </w:tcMar>
-          </w:tcPr>
-          <w:p>
-            <w:pPr>
-              <w:rPr>
-                <w:sz w:val="24"/>
-              </w:rPr>
-            </w:pPr>
-            <w:r>
-              <w:rPr>
-                <w:sz w:val="24"/>
-              </w:rPr>
-              <w:t>Bọc route /admin bằng ProtectedRoute để kiểm tra trạng thái đăng nhập trước khi truy cập.</w:t>
-            </w:r>
-          </w:p>
-        </w:tc>
-        <w:tc>
-          <w:tcPr>
-            <w:tcW w:w="1760" w:type="dxa"/>
-            <w:tcBorders>
-              <w:top w:val="single" w:sz="1" w:space="0" w:color="AAB7C4"/>
-              <w:left w:val="single" w:sz="1" w:space="0" w:color="AAB7C4"/>
-              <w:bottom w:val="single" w:sz="1" w:space="0" w:color="AAB7C4"/>
-              <w:right w:val="single" w:sz="1" w:space="0" w:color="AAB7C4"/>
-            </w:tcBorders>
-            <w:shd w:val="clear" w:color="auto" w:fill="F8F9FA"/>
-            <w:tcMar>
-              <w:top w:w="80" w:type="dxa"/>
-              <w:left w:w="120" w:type="dxa"/>
-              <w:bottom w:w="80" w:type="dxa"/>
-              <w:right w:w="120" w:type="dxa"/>
-            </w:tcMar>
-          </w:tcPr>
-          <w:p>
-            <w:pPr>
-              <w:rPr>
-                <w:sz w:val="24"/>
-              </w:rPr>
-            </w:pPr>
-            <w:r>
-              <w:rPr>
-                <w:sz w:val="24"/>
-              </w:rPr>
-              <w:t>Đã fix</w:t>
-            </w:r>
-          </w:p>
-        </w:tc>
-      </w:tr>
-      <w:tr>
-        <w:tc>
-          <w:tcPr>
-            <w:tcW w:w="395" w:type="dxa"/>
-            <w:tcBorders>
-              <w:top w:val="single" w:sz="1" w:space="0" w:color="AAB7C4"/>
-              <w:left w:val="single" w:sz="1" w:space="0" w:color="AAB7C4"/>
-              <w:bottom w:val="single" w:sz="1" w:space="0" w:color="AAB7C4"/>
-              <w:right w:val="single" w:sz="1" w:space="0" w:color="AAB7C4"/>
-            </w:tcBorders>
-            <w:shd w:val="clear" w:color="auto" w:fill="F8F9FA"/>
-            <w:tcMar>
-              <w:top w:w="80" w:type="dxa"/>
-              <w:left w:w="120" w:type="dxa"/>
-              <w:bottom w:w="80" w:type="dxa"/>
-              <w:right w:w="120" w:type="dxa"/>
-            </w:tcMar>
-          </w:tcPr>
-          <w:p>
-            <w:pPr>
-              <w:rPr>
-                <w:sz w:val="24"/>
-              </w:rPr>
-            </w:pPr>
-            <w:r>
-              <w:rPr>
-                <w:sz w:val="24"/>
-              </w:rPr>
-              <w:t>5</w:t>
-            </w:r>
-          </w:p>
-        </w:tc>
-        <w:tc>
-          <w:tcPr>
-            <w:tcW w:w="2406" w:type="dxa"/>
-            <w:tcBorders>
-              <w:top w:val="single" w:sz="1" w:space="0" w:color="AAB7C4"/>
-              <w:left w:val="single" w:sz="1" w:space="0" w:color="AAB7C4"/>
-              <w:bottom w:val="single" w:sz="1" w:space="0" w:color="AAB7C4"/>
-              <w:right w:val="single" w:sz="1" w:space="0" w:color="AAB7C4"/>
-            </w:tcBorders>
-            <w:shd w:val="clear" w:color="auto" w:fill="F8F9FA"/>
-            <w:tcMar>
-              <w:top w:w="80" w:type="dxa"/>
-              <w:left w:w="120" w:type="dxa"/>
-              <w:bottom w:w="80" w:type="dxa"/>
-              <w:right w:w="120" w:type="dxa"/>
-            </w:tcMar>
-          </w:tcPr>
-          <w:p>
-            <w:pPr>
-              <w:rPr>
-                <w:sz w:val="24"/>
-              </w:rPr>
-            </w:pPr>
-            <w:r>
-              <w:rPr>
-                <w:sz w:val="24"/>
-              </w:rPr>
-              <w:t>Menu trên Header chưa hiển thị trạng thái active khi chuyển trang.</w:t>
-            </w:r>
-          </w:p>
-        </w:tc>
-        <w:tc>
-          <w:tcPr>
-            <w:tcW w:w="2001" w:type="dxa"/>
-            <w:tcBorders>
-              <w:top w:val="single" w:sz="1" w:space="0" w:color="AAB7C4"/>
-              <w:left w:val="single" w:sz="1" w:space="0" w:color="AAB7C4"/>
-              <w:bottom w:val="single" w:sz="1" w:space="0" w:color="AAB7C4"/>
-              <w:right w:val="single" w:sz="1" w:space="0" w:color="AAB7C4"/>
-            </w:tcBorders>
-            <w:shd w:val="clear" w:color="auto" w:fill="F8F9FA"/>
-            <w:tcMar>
-              <w:top w:w="80" w:type="dxa"/>
-              <w:left w:w="120" w:type="dxa"/>
-              <w:bottom w:w="80" w:type="dxa"/>
-              <w:right w:w="120" w:type="dxa"/>
-            </w:tcMar>
-          </w:tcPr>
-          <w:p>
-            <w:pPr>
-              <w:rPr>
-                <w:sz w:val="24"/>
-              </w:rPr>
-            </w:pPr>
-            <w:r>
-              <w:rPr>
-                <w:sz w:val="24"/>
-              </w:rPr>
-              <w:t>Header sử dụng thẻ &lt;a&gt; thay vì NavLink.</w:t>
-            </w:r>
-          </w:p>
-        </w:tc>
-        <w:tc>
-          <w:tcPr>
-            <w:tcW w:w="2464" w:type="dxa"/>
-            <w:tcBorders>
-              <w:top w:val="single" w:sz="1" w:space="0" w:color="AAB7C4"/>
-              <w:left w:val="single" w:sz="1" w:space="0" w:color="AAB7C4"/>
-              <w:bottom w:val="single" w:sz="1" w:space="0" w:color="AAB7C4"/>
-              <w:right w:val="single" w:sz="1" w:space="0" w:color="AAB7C4"/>
-            </w:tcBorders>
-            <w:shd w:val="clear" w:color="auto" w:fill="F8F9FA"/>
-            <w:tcMar>
-              <w:top w:w="80" w:type="dxa"/>
-              <w:left w:w="120" w:type="dxa"/>
-              <w:bottom w:w="80" w:type="dxa"/>
-              <w:right w:w="120" w:type="dxa"/>
-            </w:tcMar>
-          </w:tcPr>
-          <w:p>
-            <w:pPr>
-              <w:rPr>
-                <w:sz w:val="24"/>
-              </w:rPr>
-            </w:pPr>
-            <w:r>
-              <w:rPr>
-                <w:sz w:val="24"/>
-              </w:rPr>
-              <w:t>Thay bằng NavLink để tự động đánh dấu menu đang được chọn.</w:t>
-            </w:r>
-          </w:p>
-        </w:tc>
-        <w:tc>
-          <w:tcPr>
-            <w:tcW w:w="1760" w:type="dxa"/>
-            <w:tcBorders>
-              <w:top w:val="single" w:sz="1" w:space="0" w:color="AAB7C4"/>
-              <w:left w:val="single" w:sz="1" w:space="0" w:color="AAB7C4"/>
-              <w:bottom w:val="single" w:sz="1" w:space="0" w:color="AAB7C4"/>
-              <w:right w:val="single" w:sz="1" w:space="0" w:color="AAB7C4"/>
-            </w:tcBorders>
-            <w:shd w:val="clear" w:color="auto" w:fill="F8F9FA"/>
-            <w:tcMar>
-              <w:top w:w="80" w:type="dxa"/>
-              <w:left w:w="120" w:type="dxa"/>
-              <w:bottom w:w="80" w:type="dxa"/>
-              <w:right w:w="120" w:type="dxa"/>
-            </w:tcMar>
-          </w:tcPr>
-          <w:p>
-            <w:pPr>
-              <w:rPr>
-                <w:sz w:val="24"/>
-              </w:rPr>
-            </w:pPr>
-            <w:r>
-              <w:rPr>
-                <w:sz w:val="24"/>
-              </w:rPr>
+            <w:r>
               <w:t>Đã fix</w:t>
             </w:r>
           </w:p>
@@ -6534,384 +4809,243 @@
     </w:p>
     <w:p>
       <w:pPr>
+        <w:pStyle w:val="Heading3"/>
+      </w:pPr>
+      <w:r>
+        <w:t>Kiến thức cần bổ sung</w:t>
+      </w:r>
+    </w:p>
+    <w:p>
+      <w:pPr>
         <w:numPr>
           <w:ilvl w:val="0"/>
-          <w:numId w:val="11"/>
+          <w:numId w:val="15"/>
         </w:numPr>
         <w:spacing w:before="100" w:beforeAutospacing="1" w:after="100" w:afterAutospacing="1"/>
+      </w:pPr>
+      <w:r>
+        <w:t xml:space="preserve">Tìm hiểu sâu hơn về </w:t>
+      </w:r>
+      <w:r>
         <w:rPr>
-          <w:rFonts w:eastAsia="Times New Roman"/>
-          <w:sz w:val="24"/>
-          <w:szCs w:val="24"/>
+          <w:rStyle w:val="Strong"/>
+          <w:b w:val="0"/>
         </w:rPr>
-      </w:pPr>
+        <w:t>Nested</w:t>
+      </w:r>
       <w:r>
         <w:rPr>
-          <w:rFonts w:eastAsia="Times New Roman"/>
-          <w:sz w:val="24"/>
-          <w:szCs w:val="24"/>
+          <w:rStyle w:val="Strong"/>
         </w:rPr>
-        <w:t xml:space="preserve">Nhóm đã nắm được cách sử dụng </w:t>
+        <w:t xml:space="preserve"> </w:t>
       </w:r>
       <w:r>
         <w:rPr>
-          <w:rFonts w:eastAsia="Times New Roman"/>
-          <w:bCs/>
-          <w:sz w:val="24"/>
-          <w:szCs w:val="24"/>
+          <w:rStyle w:val="Strong"/>
+          <w:b w:val="0"/>
         </w:rPr>
-        <w:t>React Router DOM</w:t>
+        <w:t>Routes</w:t>
+      </w:r>
+      <w:r>
+        <w:t xml:space="preserve"> và </w:t>
       </w:r>
       <w:r>
         <w:rPr>
-          <w:rFonts w:eastAsia="Times New Roman"/>
-          <w:sz w:val="24"/>
-          <w:szCs w:val="24"/>
-        </w:rPr>
-        <w:t xml:space="preserve"> để xây dựng các route cơ bản, tuy nhiên vẫn chưa tìm hiểu sâu về </w:t>
-      </w:r>
-      <w:r>
-        <w:rPr>
-          <w:rFonts w:eastAsia="Times New Roman"/>
-          <w:bCs/>
-          <w:sz w:val="24"/>
-          <w:szCs w:val="24"/>
-        </w:rPr>
-        <w:t>Nested Routes</w:t>
-      </w:r>
-      <w:r>
-        <w:rPr>
-          <w:rFonts w:eastAsia="Times New Roman"/>
-          <w:sz w:val="24"/>
-          <w:szCs w:val="24"/>
-        </w:rPr>
-        <w:t xml:space="preserve">, </w:t>
-      </w:r>
-      <w:r>
-        <w:rPr>
-          <w:rFonts w:eastAsia="Times New Roman"/>
-          <w:bCs/>
-          <w:sz w:val="24"/>
-          <w:szCs w:val="24"/>
+          <w:rStyle w:val="Strong"/>
+          <w:b w:val="0"/>
         </w:rPr>
         <w:t>Outlet</w:t>
       </w:r>
       <w:r>
-        <w:rPr>
-          <w:rFonts w:eastAsia="Times New Roman"/>
-          <w:sz w:val="24"/>
-          <w:szCs w:val="24"/>
-        </w:rPr>
-        <w:t xml:space="preserve"> và cơ chế định tuyến lồng nhau. </w:t>
+        <w:t xml:space="preserve">. </w:t>
       </w:r>
     </w:p>
     <w:p>
       <w:pPr>
         <w:numPr>
           <w:ilvl w:val="0"/>
-          <w:numId w:val="11"/>
+          <w:numId w:val="15"/>
         </w:numPr>
         <w:spacing w:before="100" w:beforeAutospacing="1" w:after="100" w:afterAutospacing="1"/>
-        <w:rPr>
-          <w:rFonts w:eastAsia="Times New Roman"/>
-          <w:sz w:val="24"/>
-          <w:szCs w:val="24"/>
-        </w:rPr>
-      </w:pPr>
-      <w:r>
-        <w:rPr>
-          <w:rFonts w:eastAsia="Times New Roman"/>
-          <w:sz w:val="24"/>
-          <w:szCs w:val="24"/>
-        </w:rPr>
-        <w:t xml:space="preserve">Chức năng điều hướng đã hoạt động ổn định nhưng giao diện vẫn còn đơn giản, chưa có trang </w:t>
-      </w:r>
-      <w:proofErr w:type="gramStart"/>
-      <w:r>
-        <w:rPr>
-          <w:rFonts w:eastAsia="Times New Roman"/>
-          <w:bCs/>
-          <w:sz w:val="24"/>
-          <w:szCs w:val="24"/>
-        </w:rPr>
-        <w:t>Loading</w:t>
-      </w:r>
-      <w:proofErr w:type="gramEnd"/>
-      <w:r>
-        <w:rPr>
-          <w:rFonts w:eastAsia="Times New Roman"/>
-          <w:sz w:val="24"/>
-          <w:szCs w:val="24"/>
-        </w:rPr>
-        <w:t xml:space="preserve"> khi chuyển giữa các route hoặc tải dữ liệu. </w:t>
+      </w:pPr>
+      <w:r>
+        <w:t xml:space="preserve">Hiểu cách truyền dữ liệu giữa các trang thông qua URL Parameters và State. </w:t>
       </w:r>
     </w:p>
     <w:p>
       <w:pPr>
         <w:numPr>
           <w:ilvl w:val="0"/>
-          <w:numId w:val="11"/>
+          <w:numId w:val="15"/>
         </w:numPr>
         <w:spacing w:before="100" w:beforeAutospacing="1" w:after="100" w:afterAutospacing="1"/>
-        <w:rPr>
-          <w:rFonts w:eastAsia="Times New Roman"/>
-          <w:sz w:val="24"/>
-          <w:szCs w:val="24"/>
-        </w:rPr>
-      </w:pPr>
-      <w:r>
-        <w:rPr>
-          <w:rFonts w:eastAsia="Times New Roman"/>
-          <w:sz w:val="24"/>
-          <w:szCs w:val="24"/>
-        </w:rPr>
-        <w:t xml:space="preserve">Việc bảo vệ route mới chỉ áp dụng cho trang </w:t>
-      </w:r>
-      <w:r>
-        <w:rPr>
-          <w:rFonts w:eastAsia="Times New Roman"/>
-          <w:bCs/>
-          <w:sz w:val="24"/>
-          <w:szCs w:val="24"/>
-        </w:rPr>
-        <w:t>Admin</w:t>
-      </w:r>
-      <w:r>
-        <w:rPr>
-          <w:rFonts w:eastAsia="Times New Roman"/>
-          <w:sz w:val="24"/>
-          <w:szCs w:val="24"/>
-        </w:rPr>
-        <w:t xml:space="preserve">, chưa mở rộng cho các trường hợp phân quyền </w:t>
-      </w:r>
-      <w:proofErr w:type="gramStart"/>
-      <w:r>
-        <w:rPr>
-          <w:rFonts w:eastAsia="Times New Roman"/>
-          <w:sz w:val="24"/>
-          <w:szCs w:val="24"/>
-        </w:rPr>
-        <w:t>theo</w:t>
-      </w:r>
-      <w:proofErr w:type="gramEnd"/>
-      <w:r>
-        <w:rPr>
-          <w:rFonts w:eastAsia="Times New Roman"/>
-          <w:sz w:val="24"/>
-          <w:szCs w:val="24"/>
-        </w:rPr>
-        <w:t xml:space="preserve"> nhiều vai trò người dùng. </w:t>
+      </w:pPr>
+      <w:r>
+        <w:t xml:space="preserve">Tìm hiểu cơ chế bảo vệ Route (Protected Route) cho các chức năng yêu cầu đăng nhập. </w:t>
+      </w:r>
+    </w:p>
+    <w:p>
+      <w:pPr>
+        <w:pStyle w:val="Heading3"/>
+      </w:pPr>
+      <w:r>
+        <w:t>Hạn chế của hệ thống</w:t>
       </w:r>
     </w:p>
     <w:p>
       <w:pPr>
         <w:numPr>
           <w:ilvl w:val="0"/>
-          <w:numId w:val="11"/>
+          <w:numId w:val="16"/>
         </w:numPr>
         <w:spacing w:before="100" w:beforeAutospacing="1" w:after="100" w:afterAutospacing="1"/>
+      </w:pPr>
+      <w:r>
+        <w:t xml:space="preserve">Hệ thống mới triển khai các Route cơ bản, chưa có phân quyền người dùng. </w:t>
+      </w:r>
+    </w:p>
+    <w:p>
+      <w:pPr>
+        <w:numPr>
+          <w:ilvl w:val="0"/>
+          <w:numId w:val="16"/>
+        </w:numPr>
+        <w:spacing w:before="100" w:beforeAutospacing="1" w:after="100" w:afterAutospacing="1"/>
+      </w:pPr>
+      <w:r>
+        <w:t xml:space="preserve">Chưa tích hợp chuyển hướng sau khi đăng nhập hoặc đăng xuất. </w:t>
+      </w:r>
+    </w:p>
+    <w:p>
+      <w:pPr>
+        <w:numPr>
+          <w:ilvl w:val="0"/>
+          <w:numId w:val="16"/>
+        </w:numPr>
+        <w:spacing w:before="100" w:beforeAutospacing="1" w:after="100" w:afterAutospacing="1"/>
+      </w:pPr>
+      <w:r>
+        <w:t xml:space="preserve">Chưa kết nối dữ liệu động từ API khi chuyển giữa các trang. </w:t>
+      </w:r>
+    </w:p>
+    <w:p>
+      <w:pPr>
+        <w:numPr>
+          <w:ilvl w:val="0"/>
+          <w:numId w:val="16"/>
+        </w:numPr>
+        <w:spacing w:before="100" w:beforeAutospacing="1" w:after="100" w:afterAutospacing="1"/>
+      </w:pPr>
+      <w:r>
+        <w:t xml:space="preserve">Giao diện trang 404 còn đơn giản và cần cải thiện thêm. </w:t>
+      </w:r>
+    </w:p>
+    <w:p>
+      <w:pPr>
+        <w:pStyle w:val="Heading3"/>
+      </w:pPr>
+      <w:r>
+        <w:t>Câu hỏi cần trao đổi với giảng viên</w:t>
+      </w:r>
+    </w:p>
+    <w:p>
+      <w:pPr>
+        <w:numPr>
+          <w:ilvl w:val="0"/>
+          <w:numId w:val="17"/>
+        </w:numPr>
+        <w:spacing w:before="100" w:beforeAutospacing="1" w:after="100" w:afterAutospacing="1"/>
+      </w:pPr>
+      <w:r>
+        <w:t xml:space="preserve">Khi nào nên sử dụng </w:t>
+      </w:r>
+      <w:r>
         <w:rPr>
-          <w:rFonts w:eastAsia="Times New Roman"/>
-          <w:sz w:val="24"/>
-          <w:szCs w:val="24"/>
+          <w:rStyle w:val="Strong"/>
+          <w:b w:val="0"/>
         </w:rPr>
-      </w:pPr>
+        <w:t>Nested</w:t>
+      </w:r>
       <w:r>
         <w:rPr>
-          <w:rFonts w:eastAsia="Times New Roman"/>
-          <w:sz w:val="24"/>
-          <w:szCs w:val="24"/>
-        </w:rPr>
-        <w:t xml:space="preserve">Trong các tuần tiếp </w:t>
-      </w:r>
-      <w:proofErr w:type="gramStart"/>
-      <w:r>
-        <w:rPr>
-          <w:rFonts w:eastAsia="Times New Roman"/>
-          <w:sz w:val="24"/>
-          <w:szCs w:val="24"/>
-        </w:rPr>
-        <w:t>theo</w:t>
-      </w:r>
-      <w:proofErr w:type="gramEnd"/>
-      <w:r>
-        <w:rPr>
-          <w:rFonts w:eastAsia="Times New Roman"/>
-          <w:sz w:val="24"/>
-          <w:szCs w:val="24"/>
-        </w:rPr>
-        <w:t xml:space="preserve">, nhóm sẽ tiếp tục nghiên cứu cách tổ chức route tối ưu hơn cho các luồng nghiệp vụ như </w:t>
-      </w:r>
-      <w:r>
-        <w:rPr>
-          <w:rFonts w:eastAsia="Times New Roman"/>
-          <w:bCs/>
-          <w:sz w:val="24"/>
-          <w:szCs w:val="24"/>
-        </w:rPr>
-        <w:t>Đặt</w:t>
-      </w:r>
-      <w:r>
-        <w:rPr>
-          <w:rFonts w:eastAsia="Times New Roman"/>
-          <w:b/>
-          <w:bCs/>
-          <w:sz w:val="24"/>
-          <w:szCs w:val="24"/>
+          <w:rStyle w:val="Strong"/>
         </w:rPr>
         <w:t xml:space="preserve"> </w:t>
       </w:r>
       <w:r>
         <w:rPr>
-          <w:rFonts w:eastAsia="Times New Roman"/>
-          <w:bCs/>
-          <w:sz w:val="24"/>
-          <w:szCs w:val="24"/>
-        </w:rPr>
-        <w:t>vé</w:t>
-      </w:r>
-      <w:r>
-        <w:rPr>
-          <w:rFonts w:eastAsia="Times New Roman"/>
-          <w:b/>
-          <w:bCs/>
-          <w:sz w:val="24"/>
-          <w:szCs w:val="24"/>
-        </w:rPr>
-        <w:t xml:space="preserve"> → </w:t>
-      </w:r>
-      <w:r>
-        <w:rPr>
-          <w:rFonts w:eastAsia="Times New Roman"/>
-          <w:bCs/>
-          <w:sz w:val="24"/>
-          <w:szCs w:val="24"/>
-        </w:rPr>
-        <w:t>Chọn</w:t>
-      </w:r>
-      <w:r>
-        <w:rPr>
-          <w:rFonts w:eastAsia="Times New Roman"/>
-          <w:b/>
-          <w:bCs/>
-          <w:sz w:val="24"/>
-          <w:szCs w:val="24"/>
-        </w:rPr>
-        <w:t xml:space="preserve"> </w:t>
-      </w:r>
-      <w:r>
-        <w:rPr>
-          <w:rFonts w:eastAsia="Times New Roman"/>
-          <w:bCs/>
-          <w:sz w:val="24"/>
-          <w:szCs w:val="24"/>
-        </w:rPr>
-        <w:t>ghế</w:t>
-      </w:r>
-      <w:r>
-        <w:rPr>
-          <w:rFonts w:eastAsia="Times New Roman"/>
-          <w:b/>
-          <w:bCs/>
-          <w:sz w:val="24"/>
-          <w:szCs w:val="24"/>
-        </w:rPr>
-        <w:t xml:space="preserve"> → </w:t>
-      </w:r>
-      <w:r>
-        <w:rPr>
-          <w:rFonts w:eastAsia="Times New Roman"/>
-          <w:bCs/>
-          <w:sz w:val="24"/>
-          <w:szCs w:val="24"/>
-        </w:rPr>
-        <w:t>Thanh</w:t>
-      </w:r>
-      <w:r>
-        <w:rPr>
-          <w:rFonts w:eastAsia="Times New Roman"/>
-          <w:b/>
-          <w:bCs/>
-          <w:sz w:val="24"/>
-          <w:szCs w:val="24"/>
-        </w:rPr>
-        <w:t xml:space="preserve"> </w:t>
-      </w:r>
-      <w:r>
-        <w:rPr>
-          <w:rFonts w:eastAsia="Times New Roman"/>
-          <w:bCs/>
-          <w:sz w:val="24"/>
-          <w:szCs w:val="24"/>
-        </w:rPr>
-        <w:t>toán</w:t>
-      </w:r>
-      <w:r>
-        <w:rPr>
-          <w:rFonts w:eastAsia="Times New Roman"/>
-          <w:sz w:val="24"/>
-          <w:szCs w:val="24"/>
-        </w:rPr>
-        <w:t xml:space="preserve">, đồng thời tìm hiểu thêm về </w:t>
-      </w:r>
-      <w:r>
-        <w:rPr>
-          <w:rFonts w:eastAsia="Times New Roman"/>
-          <w:bCs/>
-          <w:sz w:val="24"/>
-          <w:szCs w:val="24"/>
-        </w:rPr>
-        <w:t>Nested</w:t>
-      </w:r>
-      <w:r>
-        <w:rPr>
-          <w:rFonts w:eastAsia="Times New Roman"/>
-          <w:b/>
-          <w:bCs/>
-          <w:sz w:val="24"/>
-          <w:szCs w:val="24"/>
-        </w:rPr>
-        <w:t xml:space="preserve"> </w:t>
-      </w:r>
-      <w:r>
-        <w:rPr>
-          <w:rFonts w:eastAsia="Times New Roman"/>
-          <w:bCs/>
-          <w:sz w:val="24"/>
-          <w:szCs w:val="24"/>
+          <w:rStyle w:val="Strong"/>
+          <w:b w:val="0"/>
         </w:rPr>
         <w:t>Routes</w:t>
       </w:r>
       <w:r>
+        <w:t xml:space="preserve"> thay vì khai báo Route thông thường? </w:t>
+      </w:r>
+    </w:p>
+    <w:p>
+      <w:pPr>
+        <w:numPr>
+          <w:ilvl w:val="0"/>
+          <w:numId w:val="17"/>
+        </w:numPr>
+        <w:spacing w:before="100" w:beforeAutospacing="1" w:after="100" w:afterAutospacing="1"/>
+      </w:pPr>
+      <w:r>
+        <w:lastRenderedPageBreak/>
+        <w:t xml:space="preserve">Nên tổ chức cấu trúc </w:t>
+      </w:r>
+      <w:proofErr w:type="gramStart"/>
+      <w:r>
+        <w:t>thư</w:t>
+      </w:r>
+      <w:proofErr w:type="gramEnd"/>
+      <w:r>
+        <w:t xml:space="preserve"> mục </w:t>
+      </w:r>
+      <w:r>
         <w:rPr>
-          <w:rFonts w:eastAsia="Times New Roman"/>
-          <w:sz w:val="24"/>
-          <w:szCs w:val="24"/>
+          <w:rStyle w:val="Strong"/>
+          <w:b w:val="0"/>
         </w:rPr>
+        <w:t>pages</w:t>
+      </w:r>
+      <w:r>
         <w:t xml:space="preserve"> và </w:t>
       </w:r>
       <w:r>
         <w:rPr>
-          <w:rFonts w:eastAsia="Times New Roman"/>
-          <w:bCs/>
-          <w:sz w:val="24"/>
-          <w:szCs w:val="24"/>
+          <w:rStyle w:val="Strong"/>
+          <w:b w:val="0"/>
         </w:rPr>
-        <w:t>Outlet</w:t>
-      </w:r>
-      <w:r>
-        <w:rPr>
-          <w:rFonts w:eastAsia="Times New Roman"/>
-          <w:sz w:val="24"/>
-          <w:szCs w:val="24"/>
-        </w:rPr>
-        <w:t xml:space="preserve"> để giảm việc lặp lại layout giữa các trang. </w:t>
-      </w:r>
-    </w:p>
-    <w:p>
-      <w:pPr>
-        <w:pStyle w:val="ListParagraph"/>
-        <w:ind w:left="720"/>
+        <w:t>routes</w:t>
+      </w:r>
+      <w:r>
+        <w:t xml:space="preserve"> như thế nào để dễ mở rộng dự án? </w:t>
+      </w:r>
+    </w:p>
+    <w:p>
+      <w:pPr>
+        <w:numPr>
+          <w:ilvl w:val="0"/>
+          <w:numId w:val="17"/>
+        </w:numPr>
+        <w:spacing w:before="100" w:beforeAutospacing="1" w:after="100" w:afterAutospacing="1"/>
+      </w:pPr>
+      <w:r>
+        <w:t xml:space="preserve">Trong dự án React có nhiều module, nên quản lý điều hướng và phân quyền người dùng </w:t>
+      </w:r>
+      <w:proofErr w:type="gramStart"/>
+      <w:r>
+        <w:t>theo</w:t>
+      </w:r>
+      <w:proofErr w:type="gramEnd"/>
+      <w:r>
+        <w:t xml:space="preserve"> cách nào để tối ưu và dễ bảo trì?</w:t>
+      </w:r>
+    </w:p>
+    <w:p>
+      <w:pPr>
         <w:rPr>
           <w:sz w:val="24"/>
           <w:szCs w:val="24"/>
@@ -7012,7 +5146,7 @@
         <w:sz w:val="20"/>
         <w:szCs w:val="20"/>
       </w:rPr>
-      <w:t>5</w:t>
+      <w:t>4</w:t>
     </w:r>
     <w:r>
       <w:rPr>
@@ -7344,6 +5478,453 @@
     </w:lvl>
   </w:abstractNum>
   <w:abstractNum w:abstractNumId="2">
+    <w:nsid w:val="1D866704"/>
+    <w:multiLevelType w:val="multilevel"/>
+    <w:tmpl w:val="B11CED14"/>
+    <w:lvl w:ilvl="0">
+      <w:start w:val="1"/>
+      <w:numFmt w:val="bullet"/>
+      <w:lvlText w:val=""/>
+      <w:lvlJc w:val="left"/>
+      <w:pPr>
+        <w:tabs>
+          <w:tab w:val="num" w:pos="720"/>
+        </w:tabs>
+        <w:ind w:left="720" w:hanging="360"/>
+      </w:pPr>
+      <w:rPr>
+        <w:rFonts w:ascii="Symbol" w:hAnsi="Symbol" w:hint="default"/>
+        <w:sz w:val="20"/>
+      </w:rPr>
+    </w:lvl>
+    <w:lvl w:ilvl="1" w:tentative="1">
+      <w:start w:val="1"/>
+      <w:numFmt w:val="bullet"/>
+      <w:lvlText w:val="o"/>
+      <w:lvlJc w:val="left"/>
+      <w:pPr>
+        <w:tabs>
+          <w:tab w:val="num" w:pos="1440"/>
+        </w:tabs>
+        <w:ind w:left="1440" w:hanging="360"/>
+      </w:pPr>
+      <w:rPr>
+        <w:rFonts w:ascii="Courier New" w:hAnsi="Courier New" w:hint="default"/>
+        <w:sz w:val="20"/>
+      </w:rPr>
+    </w:lvl>
+    <w:lvl w:ilvl="2" w:tentative="1">
+      <w:start w:val="1"/>
+      <w:numFmt w:val="bullet"/>
+      <w:lvlText w:val=""/>
+      <w:lvlJc w:val="left"/>
+      <w:pPr>
+        <w:tabs>
+          <w:tab w:val="num" w:pos="2160"/>
+        </w:tabs>
+        <w:ind w:left="2160" w:hanging="360"/>
+      </w:pPr>
+      <w:rPr>
+        <w:rFonts w:ascii="Wingdings" w:hAnsi="Wingdings" w:hint="default"/>
+        <w:sz w:val="20"/>
+      </w:rPr>
+    </w:lvl>
+    <w:lvl w:ilvl="3" w:tentative="1">
+      <w:start w:val="1"/>
+      <w:numFmt w:val="bullet"/>
+      <w:lvlText w:val=""/>
+      <w:lvlJc w:val="left"/>
+      <w:pPr>
+        <w:tabs>
+          <w:tab w:val="num" w:pos="2880"/>
+        </w:tabs>
+        <w:ind w:left="2880" w:hanging="360"/>
+      </w:pPr>
+      <w:rPr>
+        <w:rFonts w:ascii="Wingdings" w:hAnsi="Wingdings" w:hint="default"/>
+        <w:sz w:val="20"/>
+      </w:rPr>
+    </w:lvl>
+    <w:lvl w:ilvl="4" w:tentative="1">
+      <w:start w:val="1"/>
+      <w:numFmt w:val="bullet"/>
+      <w:lvlText w:val=""/>
+      <w:lvlJc w:val="left"/>
+      <w:pPr>
+        <w:tabs>
+          <w:tab w:val="num" w:pos="3600"/>
+        </w:tabs>
+        <w:ind w:left="3600" w:hanging="360"/>
+      </w:pPr>
+      <w:rPr>
+        <w:rFonts w:ascii="Wingdings" w:hAnsi="Wingdings" w:hint="default"/>
+        <w:sz w:val="20"/>
+      </w:rPr>
+    </w:lvl>
+    <w:lvl w:ilvl="5" w:tentative="1">
+      <w:start w:val="1"/>
+      <w:numFmt w:val="bullet"/>
+      <w:lvlText w:val=""/>
+      <w:lvlJc w:val="left"/>
+      <w:pPr>
+        <w:tabs>
+          <w:tab w:val="num" w:pos="4320"/>
+        </w:tabs>
+        <w:ind w:left="4320" w:hanging="360"/>
+      </w:pPr>
+      <w:rPr>
+        <w:rFonts w:ascii="Wingdings" w:hAnsi="Wingdings" w:hint="default"/>
+        <w:sz w:val="20"/>
+      </w:rPr>
+    </w:lvl>
+    <w:lvl w:ilvl="6" w:tentative="1">
+      <w:start w:val="1"/>
+      <w:numFmt w:val="bullet"/>
+      <w:lvlText w:val=""/>
+      <w:lvlJc w:val="left"/>
+      <w:pPr>
+        <w:tabs>
+          <w:tab w:val="num" w:pos="5040"/>
+        </w:tabs>
+        <w:ind w:left="5040" w:hanging="360"/>
+      </w:pPr>
+      <w:rPr>
+        <w:rFonts w:ascii="Wingdings" w:hAnsi="Wingdings" w:hint="default"/>
+        <w:sz w:val="20"/>
+      </w:rPr>
+    </w:lvl>
+    <w:lvl w:ilvl="7" w:tentative="1">
+      <w:start w:val="1"/>
+      <w:numFmt w:val="bullet"/>
+      <w:lvlText w:val=""/>
+      <w:lvlJc w:val="left"/>
+      <w:pPr>
+        <w:tabs>
+          <w:tab w:val="num" w:pos="5760"/>
+        </w:tabs>
+        <w:ind w:left="5760" w:hanging="360"/>
+      </w:pPr>
+      <w:rPr>
+        <w:rFonts w:ascii="Wingdings" w:hAnsi="Wingdings" w:hint="default"/>
+        <w:sz w:val="20"/>
+      </w:rPr>
+    </w:lvl>
+    <w:lvl w:ilvl="8" w:tentative="1">
+      <w:start w:val="1"/>
+      <w:numFmt w:val="bullet"/>
+      <w:lvlText w:val=""/>
+      <w:lvlJc w:val="left"/>
+      <w:pPr>
+        <w:tabs>
+          <w:tab w:val="num" w:pos="6480"/>
+        </w:tabs>
+        <w:ind w:left="6480" w:hanging="360"/>
+      </w:pPr>
+      <w:rPr>
+        <w:rFonts w:ascii="Wingdings" w:hAnsi="Wingdings" w:hint="default"/>
+        <w:sz w:val="20"/>
+      </w:rPr>
+    </w:lvl>
+  </w:abstractNum>
+  <w:abstractNum w:abstractNumId="3">
+    <w:nsid w:val="2CCB2C35"/>
+    <w:multiLevelType w:val="multilevel"/>
+    <w:tmpl w:val="30A24292"/>
+    <w:lvl w:ilvl="0">
+      <w:start w:val="1"/>
+      <w:numFmt w:val="bullet"/>
+      <w:lvlText w:val=""/>
+      <w:lvlJc w:val="left"/>
+      <w:pPr>
+        <w:tabs>
+          <w:tab w:val="num" w:pos="720"/>
+        </w:tabs>
+        <w:ind w:left="720" w:hanging="360"/>
+      </w:pPr>
+      <w:rPr>
+        <w:rFonts w:ascii="Symbol" w:hAnsi="Symbol" w:hint="default"/>
+        <w:sz w:val="20"/>
+      </w:rPr>
+    </w:lvl>
+    <w:lvl w:ilvl="1" w:tentative="1">
+      <w:start w:val="1"/>
+      <w:numFmt w:val="bullet"/>
+      <w:lvlText w:val="o"/>
+      <w:lvlJc w:val="left"/>
+      <w:pPr>
+        <w:tabs>
+          <w:tab w:val="num" w:pos="1440"/>
+        </w:tabs>
+        <w:ind w:left="1440" w:hanging="360"/>
+      </w:pPr>
+      <w:rPr>
+        <w:rFonts w:ascii="Courier New" w:hAnsi="Courier New" w:hint="default"/>
+        <w:sz w:val="20"/>
+      </w:rPr>
+    </w:lvl>
+    <w:lvl w:ilvl="2" w:tentative="1">
+      <w:start w:val="1"/>
+      <w:numFmt w:val="bullet"/>
+      <w:lvlText w:val=""/>
+      <w:lvlJc w:val="left"/>
+      <w:pPr>
+        <w:tabs>
+          <w:tab w:val="num" w:pos="2160"/>
+        </w:tabs>
+        <w:ind w:left="2160" w:hanging="360"/>
+      </w:pPr>
+      <w:rPr>
+        <w:rFonts w:ascii="Wingdings" w:hAnsi="Wingdings" w:hint="default"/>
+        <w:sz w:val="20"/>
+      </w:rPr>
+    </w:lvl>
+    <w:lvl w:ilvl="3" w:tentative="1">
+      <w:start w:val="1"/>
+      <w:numFmt w:val="bullet"/>
+      <w:lvlText w:val=""/>
+      <w:lvlJc w:val="left"/>
+      <w:pPr>
+        <w:tabs>
+          <w:tab w:val="num" w:pos="2880"/>
+        </w:tabs>
+        <w:ind w:left="2880" w:hanging="360"/>
+      </w:pPr>
+      <w:rPr>
+        <w:rFonts w:ascii="Wingdings" w:hAnsi="Wingdings" w:hint="default"/>
+        <w:sz w:val="20"/>
+      </w:rPr>
+    </w:lvl>
+    <w:lvl w:ilvl="4" w:tentative="1">
+      <w:start w:val="1"/>
+      <w:numFmt w:val="bullet"/>
+      <w:lvlText w:val=""/>
+      <w:lvlJc w:val="left"/>
+      <w:pPr>
+        <w:tabs>
+          <w:tab w:val="num" w:pos="3600"/>
+        </w:tabs>
+        <w:ind w:left="3600" w:hanging="360"/>
+      </w:pPr>
+      <w:rPr>
+        <w:rFonts w:ascii="Wingdings" w:hAnsi="Wingdings" w:hint="default"/>
+        <w:sz w:val="20"/>
+      </w:rPr>
+    </w:lvl>
+    <w:lvl w:ilvl="5" w:tentative="1">
+      <w:start w:val="1"/>
+      <w:numFmt w:val="bullet"/>
+      <w:lvlText w:val=""/>
+      <w:lvlJc w:val="left"/>
+      <w:pPr>
+        <w:tabs>
+          <w:tab w:val="num" w:pos="4320"/>
+        </w:tabs>
+        <w:ind w:left="4320" w:hanging="360"/>
+      </w:pPr>
+      <w:rPr>
+        <w:rFonts w:ascii="Wingdings" w:hAnsi="Wingdings" w:hint="default"/>
+        <w:sz w:val="20"/>
+      </w:rPr>
+    </w:lvl>
+    <w:lvl w:ilvl="6" w:tentative="1">
+      <w:start w:val="1"/>
+      <w:numFmt w:val="bullet"/>
+      <w:lvlText w:val=""/>
+      <w:lvlJc w:val="left"/>
+      <w:pPr>
+        <w:tabs>
+          <w:tab w:val="num" w:pos="5040"/>
+        </w:tabs>
+        <w:ind w:left="5040" w:hanging="360"/>
+      </w:pPr>
+      <w:rPr>
+        <w:rFonts w:ascii="Wingdings" w:hAnsi="Wingdings" w:hint="default"/>
+        <w:sz w:val="20"/>
+      </w:rPr>
+    </w:lvl>
+    <w:lvl w:ilvl="7" w:tentative="1">
+      <w:start w:val="1"/>
+      <w:numFmt w:val="bullet"/>
+      <w:lvlText w:val=""/>
+      <w:lvlJc w:val="left"/>
+      <w:pPr>
+        <w:tabs>
+          <w:tab w:val="num" w:pos="5760"/>
+        </w:tabs>
+        <w:ind w:left="5760" w:hanging="360"/>
+      </w:pPr>
+      <w:rPr>
+        <w:rFonts w:ascii="Wingdings" w:hAnsi="Wingdings" w:hint="default"/>
+        <w:sz w:val="20"/>
+      </w:rPr>
+    </w:lvl>
+    <w:lvl w:ilvl="8" w:tentative="1">
+      <w:start w:val="1"/>
+      <w:numFmt w:val="bullet"/>
+      <w:lvlText w:val=""/>
+      <w:lvlJc w:val="left"/>
+      <w:pPr>
+        <w:tabs>
+          <w:tab w:val="num" w:pos="6480"/>
+        </w:tabs>
+        <w:ind w:left="6480" w:hanging="360"/>
+      </w:pPr>
+      <w:rPr>
+        <w:rFonts w:ascii="Wingdings" w:hAnsi="Wingdings" w:hint="default"/>
+        <w:sz w:val="20"/>
+      </w:rPr>
+    </w:lvl>
+  </w:abstractNum>
+  <w:abstractNum w:abstractNumId="4">
+    <w:nsid w:val="2D473F4D"/>
+    <w:multiLevelType w:val="multilevel"/>
+    <w:tmpl w:val="3910707A"/>
+    <w:lvl w:ilvl="0">
+      <w:start w:val="1"/>
+      <w:numFmt w:val="bullet"/>
+      <w:lvlText w:val=""/>
+      <w:lvlJc w:val="left"/>
+      <w:pPr>
+        <w:tabs>
+          <w:tab w:val="num" w:pos="720"/>
+        </w:tabs>
+        <w:ind w:left="720" w:hanging="360"/>
+      </w:pPr>
+      <w:rPr>
+        <w:rFonts w:ascii="Symbol" w:hAnsi="Symbol" w:hint="default"/>
+        <w:sz w:val="20"/>
+      </w:rPr>
+    </w:lvl>
+    <w:lvl w:ilvl="1" w:tentative="1">
+      <w:start w:val="1"/>
+      <w:numFmt w:val="bullet"/>
+      <w:lvlText w:val="o"/>
+      <w:lvlJc w:val="left"/>
+      <w:pPr>
+        <w:tabs>
+          <w:tab w:val="num" w:pos="1440"/>
+        </w:tabs>
+        <w:ind w:left="1440" w:hanging="360"/>
+      </w:pPr>
+      <w:rPr>
+        <w:rFonts w:ascii="Courier New" w:hAnsi="Courier New" w:hint="default"/>
+        <w:sz w:val="20"/>
+      </w:rPr>
+    </w:lvl>
+    <w:lvl w:ilvl="2" w:tentative="1">
+      <w:start w:val="1"/>
+      <w:numFmt w:val="bullet"/>
+      <w:lvlText w:val=""/>
+      <w:lvlJc w:val="left"/>
+      <w:pPr>
+        <w:tabs>
+          <w:tab w:val="num" w:pos="2160"/>
+        </w:tabs>
+        <w:ind w:left="2160" w:hanging="360"/>
+      </w:pPr>
+      <w:rPr>
+        <w:rFonts w:ascii="Wingdings" w:hAnsi="Wingdings" w:hint="default"/>
+        <w:sz w:val="20"/>
+      </w:rPr>
+    </w:lvl>
+    <w:lvl w:ilvl="3" w:tentative="1">
+      <w:start w:val="1"/>
+      <w:numFmt w:val="bullet"/>
+      <w:lvlText w:val=""/>
+      <w:lvlJc w:val="left"/>
+      <w:pPr>
+        <w:tabs>
+          <w:tab w:val="num" w:pos="2880"/>
+        </w:tabs>
+        <w:ind w:left="2880" w:hanging="360"/>
+      </w:pPr>
+      <w:rPr>
+        <w:rFonts w:ascii="Wingdings" w:hAnsi="Wingdings" w:hint="default"/>
+        <w:sz w:val="20"/>
+      </w:rPr>
+    </w:lvl>
+    <w:lvl w:ilvl="4" w:tentative="1">
+      <w:start w:val="1"/>
+      <w:numFmt w:val="bullet"/>
+      <w:lvlText w:val=""/>
+      <w:lvlJc w:val="left"/>
+      <w:pPr>
+        <w:tabs>
+          <w:tab w:val="num" w:pos="3600"/>
+        </w:tabs>
+        <w:ind w:left="3600" w:hanging="360"/>
+      </w:pPr>
+      <w:rPr>
+        <w:rFonts w:ascii="Wingdings" w:hAnsi="Wingdings" w:hint="default"/>
+        <w:sz w:val="20"/>
+      </w:rPr>
+    </w:lvl>
+    <w:lvl w:ilvl="5" w:tentative="1">
+      <w:start w:val="1"/>
+      <w:numFmt w:val="bullet"/>
+      <w:lvlText w:val=""/>
+      <w:lvlJc w:val="left"/>
+      <w:pPr>
+        <w:tabs>
+          <w:tab w:val="num" w:pos="4320"/>
+        </w:tabs>
+        <w:ind w:left="4320" w:hanging="360"/>
+      </w:pPr>
+      <w:rPr>
+        <w:rFonts w:ascii="Wingdings" w:hAnsi="Wingdings" w:hint="default"/>
+        <w:sz w:val="20"/>
+      </w:rPr>
+    </w:lvl>
+    <w:lvl w:ilvl="6" w:tentative="1">
+      <w:start w:val="1"/>
+      <w:numFmt w:val="bullet"/>
+      <w:lvlText w:val=""/>
+      <w:lvlJc w:val="left"/>
+      <w:pPr>
+        <w:tabs>
+          <w:tab w:val="num" w:pos="5040"/>
+        </w:tabs>
+        <w:ind w:left="5040" w:hanging="360"/>
+      </w:pPr>
+      <w:rPr>
+        <w:rFonts w:ascii="Wingdings" w:hAnsi="Wingdings" w:hint="default"/>
+        <w:sz w:val="20"/>
+      </w:rPr>
+    </w:lvl>
+    <w:lvl w:ilvl="7" w:tentative="1">
+      <w:start w:val="1"/>
+      <w:numFmt w:val="bullet"/>
+      <w:lvlText w:val=""/>
+      <w:lvlJc w:val="left"/>
+      <w:pPr>
+        <w:tabs>
+          <w:tab w:val="num" w:pos="5760"/>
+        </w:tabs>
+        <w:ind w:left="5760" w:hanging="360"/>
+      </w:pPr>
+      <w:rPr>
+        <w:rFonts w:ascii="Wingdings" w:hAnsi="Wingdings" w:hint="default"/>
+        <w:sz w:val="20"/>
+      </w:rPr>
+    </w:lvl>
+    <w:lvl w:ilvl="8" w:tentative="1">
+      <w:start w:val="1"/>
+      <w:numFmt w:val="bullet"/>
+      <w:lvlText w:val=""/>
+      <w:lvlJc w:val="left"/>
+      <w:pPr>
+        <w:tabs>
+          <w:tab w:val="num" w:pos="6480"/>
+        </w:tabs>
+        <w:ind w:left="6480" w:hanging="360"/>
+      </w:pPr>
+      <w:rPr>
+        <w:rFonts w:ascii="Wingdings" w:hAnsi="Wingdings" w:hint="default"/>
+        <w:sz w:val="20"/>
+      </w:rPr>
+    </w:lvl>
+  </w:abstractNum>
+  <w:abstractNum w:abstractNumId="5">
     <w:nsid w:val="3621615B"/>
     <w:multiLevelType w:val="hybridMultilevel"/>
     <w:tmpl w:val="5D0ABEC8"/>
@@ -7455,7 +6036,7 @@
       </w:rPr>
     </w:lvl>
   </w:abstractNum>
-  <w:abstractNum w:abstractNumId="3">
+  <w:abstractNum w:abstractNumId="6">
     <w:nsid w:val="3A132A09"/>
     <w:multiLevelType w:val="hybridMultilevel"/>
     <w:tmpl w:val="A676A95E"/>
@@ -7541,7 +6122,156 @@
       </w:pPr>
     </w:lvl>
   </w:abstractNum>
-  <w:abstractNum w:abstractNumId="4">
+  <w:abstractNum w:abstractNumId="7">
+    <w:nsid w:val="3F943FFA"/>
+    <w:multiLevelType w:val="multilevel"/>
+    <w:tmpl w:val="1B3E5A2C"/>
+    <w:lvl w:ilvl="0">
+      <w:start w:val="1"/>
+      <w:numFmt w:val="bullet"/>
+      <w:lvlText w:val=""/>
+      <w:lvlJc w:val="left"/>
+      <w:pPr>
+        <w:tabs>
+          <w:tab w:val="num" w:pos="720"/>
+        </w:tabs>
+        <w:ind w:left="720" w:hanging="360"/>
+      </w:pPr>
+      <w:rPr>
+        <w:rFonts w:ascii="Symbol" w:hAnsi="Symbol" w:hint="default"/>
+        <w:sz w:val="20"/>
+      </w:rPr>
+    </w:lvl>
+    <w:lvl w:ilvl="1" w:tentative="1">
+      <w:start w:val="1"/>
+      <w:numFmt w:val="bullet"/>
+      <w:lvlText w:val="o"/>
+      <w:lvlJc w:val="left"/>
+      <w:pPr>
+        <w:tabs>
+          <w:tab w:val="num" w:pos="1440"/>
+        </w:tabs>
+        <w:ind w:left="1440" w:hanging="360"/>
+      </w:pPr>
+      <w:rPr>
+        <w:rFonts w:ascii="Courier New" w:hAnsi="Courier New" w:hint="default"/>
+        <w:sz w:val="20"/>
+      </w:rPr>
+    </w:lvl>
+    <w:lvl w:ilvl="2" w:tentative="1">
+      <w:start w:val="1"/>
+      <w:numFmt w:val="bullet"/>
+      <w:lvlText w:val=""/>
+      <w:lvlJc w:val="left"/>
+      <w:pPr>
+        <w:tabs>
+          <w:tab w:val="num" w:pos="2160"/>
+        </w:tabs>
+        <w:ind w:left="2160" w:hanging="360"/>
+      </w:pPr>
+      <w:rPr>
+        <w:rFonts w:ascii="Wingdings" w:hAnsi="Wingdings" w:hint="default"/>
+        <w:sz w:val="20"/>
+      </w:rPr>
+    </w:lvl>
+    <w:lvl w:ilvl="3" w:tentative="1">
+      <w:start w:val="1"/>
+      <w:numFmt w:val="bullet"/>
+      <w:lvlText w:val=""/>
+      <w:lvlJc w:val="left"/>
+      <w:pPr>
+        <w:tabs>
+          <w:tab w:val="num" w:pos="2880"/>
+        </w:tabs>
+        <w:ind w:left="2880" w:hanging="360"/>
+      </w:pPr>
+      <w:rPr>
+        <w:rFonts w:ascii="Wingdings" w:hAnsi="Wingdings" w:hint="default"/>
+        <w:sz w:val="20"/>
+      </w:rPr>
+    </w:lvl>
+    <w:lvl w:ilvl="4" w:tentative="1">
+      <w:start w:val="1"/>
+      <w:numFmt w:val="bullet"/>
+      <w:lvlText w:val=""/>
+      <w:lvlJc w:val="left"/>
+      <w:pPr>
+        <w:tabs>
+          <w:tab w:val="num" w:pos="3600"/>
+        </w:tabs>
+        <w:ind w:left="3600" w:hanging="360"/>
+      </w:pPr>
+      <w:rPr>
+        <w:rFonts w:ascii="Wingdings" w:hAnsi="Wingdings" w:hint="default"/>
+        <w:sz w:val="20"/>
+      </w:rPr>
+    </w:lvl>
+    <w:lvl w:ilvl="5" w:tentative="1">
+      <w:start w:val="1"/>
+      <w:numFmt w:val="bullet"/>
+      <w:lvlText w:val=""/>
+      <w:lvlJc w:val="left"/>
+      <w:pPr>
+        <w:tabs>
+          <w:tab w:val="num" w:pos="4320"/>
+        </w:tabs>
+        <w:ind w:left="4320" w:hanging="360"/>
+      </w:pPr>
+      <w:rPr>
+        <w:rFonts w:ascii="Wingdings" w:hAnsi="Wingdings" w:hint="default"/>
+        <w:sz w:val="20"/>
+      </w:rPr>
+    </w:lvl>
+    <w:lvl w:ilvl="6" w:tentative="1">
+      <w:start w:val="1"/>
+      <w:numFmt w:val="bullet"/>
+      <w:lvlText w:val=""/>
+      <w:lvlJc w:val="left"/>
+      <w:pPr>
+        <w:tabs>
+          <w:tab w:val="num" w:pos="5040"/>
+        </w:tabs>
+        <w:ind w:left="5040" w:hanging="360"/>
+      </w:pPr>
+      <w:rPr>
+        <w:rFonts w:ascii="Wingdings" w:hAnsi="Wingdings" w:hint="default"/>
+        <w:sz w:val="20"/>
+      </w:rPr>
+    </w:lvl>
+    <w:lvl w:ilvl="7" w:tentative="1">
+      <w:start w:val="1"/>
+      <w:numFmt w:val="bullet"/>
+      <w:lvlText w:val=""/>
+      <w:lvlJc w:val="left"/>
+      <w:pPr>
+        <w:tabs>
+          <w:tab w:val="num" w:pos="5760"/>
+        </w:tabs>
+        <w:ind w:left="5760" w:hanging="360"/>
+      </w:pPr>
+      <w:rPr>
+        <w:rFonts w:ascii="Wingdings" w:hAnsi="Wingdings" w:hint="default"/>
+        <w:sz w:val="20"/>
+      </w:rPr>
+    </w:lvl>
+    <w:lvl w:ilvl="8" w:tentative="1">
+      <w:start w:val="1"/>
+      <w:numFmt w:val="bullet"/>
+      <w:lvlText w:val=""/>
+      <w:lvlJc w:val="left"/>
+      <w:pPr>
+        <w:tabs>
+          <w:tab w:val="num" w:pos="6480"/>
+        </w:tabs>
+        <w:ind w:left="6480" w:hanging="360"/>
+      </w:pPr>
+      <w:rPr>
+        <w:rFonts w:ascii="Wingdings" w:hAnsi="Wingdings" w:hint="default"/>
+        <w:sz w:val="20"/>
+      </w:rPr>
+    </w:lvl>
+  </w:abstractNum>
+  <w:abstractNum w:abstractNumId="8">
     <w:nsid w:val="3FDD4A46"/>
     <w:multiLevelType w:val="multilevel"/>
     <w:tmpl w:val="24DED806"/>
@@ -7690,7 +6420,7 @@
       </w:rPr>
     </w:lvl>
   </w:abstractNum>
-  <w:abstractNum w:abstractNumId="5">
+  <w:abstractNum w:abstractNumId="9">
     <w:nsid w:val="438633F0"/>
     <w:multiLevelType w:val="hybridMultilevel"/>
     <w:tmpl w:val="6CFEA704"/>
@@ -7802,7 +6532,7 @@
       </w:rPr>
     </w:lvl>
   </w:abstractNum>
-  <w:abstractNum w:abstractNumId="6">
+  <w:abstractNum w:abstractNumId="10">
     <w:nsid w:val="4A846966"/>
     <w:multiLevelType w:val="hybridMultilevel"/>
     <w:tmpl w:val="839201B6"/>
@@ -7915,7 +6645,7 @@
       </w:rPr>
     </w:lvl>
   </w:abstractNum>
-  <w:abstractNum w:abstractNumId="7">
+  <w:abstractNum w:abstractNumId="11">
     <w:nsid w:val="51A152EB"/>
     <w:multiLevelType w:val="hybridMultilevel"/>
     <w:tmpl w:val="88582478"/>
@@ -7969,7 +6699,305 @@
       <w:lvlJc w:val="left"/>
     </w:lvl>
   </w:abstractNum>
-  <w:abstractNum w:abstractNumId="8">
+  <w:abstractNum w:abstractNumId="12">
+    <w:nsid w:val="58E8053E"/>
+    <w:multiLevelType w:val="multilevel"/>
+    <w:tmpl w:val="8EEA0B8C"/>
+    <w:lvl w:ilvl="0">
+      <w:start w:val="1"/>
+      <w:numFmt w:val="bullet"/>
+      <w:lvlText w:val=""/>
+      <w:lvlJc w:val="left"/>
+      <w:pPr>
+        <w:tabs>
+          <w:tab w:val="num" w:pos="720"/>
+        </w:tabs>
+        <w:ind w:left="720" w:hanging="360"/>
+      </w:pPr>
+      <w:rPr>
+        <w:rFonts w:ascii="Symbol" w:hAnsi="Symbol" w:hint="default"/>
+        <w:sz w:val="20"/>
+      </w:rPr>
+    </w:lvl>
+    <w:lvl w:ilvl="1" w:tentative="1">
+      <w:start w:val="1"/>
+      <w:numFmt w:val="bullet"/>
+      <w:lvlText w:val="o"/>
+      <w:lvlJc w:val="left"/>
+      <w:pPr>
+        <w:tabs>
+          <w:tab w:val="num" w:pos="1440"/>
+        </w:tabs>
+        <w:ind w:left="1440" w:hanging="360"/>
+      </w:pPr>
+      <w:rPr>
+        <w:rFonts w:ascii="Courier New" w:hAnsi="Courier New" w:hint="default"/>
+        <w:sz w:val="20"/>
+      </w:rPr>
+    </w:lvl>
+    <w:lvl w:ilvl="2" w:tentative="1">
+      <w:start w:val="1"/>
+      <w:numFmt w:val="bullet"/>
+      <w:lvlText w:val=""/>
+      <w:lvlJc w:val="left"/>
+      <w:pPr>
+        <w:tabs>
+          <w:tab w:val="num" w:pos="2160"/>
+        </w:tabs>
+        <w:ind w:left="2160" w:hanging="360"/>
+      </w:pPr>
+      <w:rPr>
+        <w:rFonts w:ascii="Wingdings" w:hAnsi="Wingdings" w:hint="default"/>
+        <w:sz w:val="20"/>
+      </w:rPr>
+    </w:lvl>
+    <w:lvl w:ilvl="3" w:tentative="1">
+      <w:start w:val="1"/>
+      <w:numFmt w:val="bullet"/>
+      <w:lvlText w:val=""/>
+      <w:lvlJc w:val="left"/>
+      <w:pPr>
+        <w:tabs>
+          <w:tab w:val="num" w:pos="2880"/>
+        </w:tabs>
+        <w:ind w:left="2880" w:hanging="360"/>
+      </w:pPr>
+      <w:rPr>
+        <w:rFonts w:ascii="Wingdings" w:hAnsi="Wingdings" w:hint="default"/>
+        <w:sz w:val="20"/>
+      </w:rPr>
+    </w:lvl>
+    <w:lvl w:ilvl="4" w:tentative="1">
+      <w:start w:val="1"/>
+      <w:numFmt w:val="bullet"/>
+      <w:lvlText w:val=""/>
+      <w:lvlJc w:val="left"/>
+      <w:pPr>
+        <w:tabs>
+          <w:tab w:val="num" w:pos="3600"/>
+        </w:tabs>
+        <w:ind w:left="3600" w:hanging="360"/>
+      </w:pPr>
+      <w:rPr>
+        <w:rFonts w:ascii="Wingdings" w:hAnsi="Wingdings" w:hint="default"/>
+        <w:sz w:val="20"/>
+      </w:rPr>
+    </w:lvl>
+    <w:lvl w:ilvl="5" w:tentative="1">
+      <w:start w:val="1"/>
+      <w:numFmt w:val="bullet"/>
+      <w:lvlText w:val=""/>
+      <w:lvlJc w:val="left"/>
+      <w:pPr>
+        <w:tabs>
+          <w:tab w:val="num" w:pos="4320"/>
+        </w:tabs>
+        <w:ind w:left="4320" w:hanging="360"/>
+      </w:pPr>
+      <w:rPr>
+        <w:rFonts w:ascii="Wingdings" w:hAnsi="Wingdings" w:hint="default"/>
+        <w:sz w:val="20"/>
+      </w:rPr>
+    </w:lvl>
+    <w:lvl w:ilvl="6" w:tentative="1">
+      <w:start w:val="1"/>
+      <w:numFmt w:val="bullet"/>
+      <w:lvlText w:val=""/>
+      <w:lvlJc w:val="left"/>
+      <w:pPr>
+        <w:tabs>
+          <w:tab w:val="num" w:pos="5040"/>
+        </w:tabs>
+        <w:ind w:left="5040" w:hanging="360"/>
+      </w:pPr>
+      <w:rPr>
+        <w:rFonts w:ascii="Wingdings" w:hAnsi="Wingdings" w:hint="default"/>
+        <w:sz w:val="20"/>
+      </w:rPr>
+    </w:lvl>
+    <w:lvl w:ilvl="7" w:tentative="1">
+      <w:start w:val="1"/>
+      <w:numFmt w:val="bullet"/>
+      <w:lvlText w:val=""/>
+      <w:lvlJc w:val="left"/>
+      <w:pPr>
+        <w:tabs>
+          <w:tab w:val="num" w:pos="5760"/>
+        </w:tabs>
+        <w:ind w:left="5760" w:hanging="360"/>
+      </w:pPr>
+      <w:rPr>
+        <w:rFonts w:ascii="Wingdings" w:hAnsi="Wingdings" w:hint="default"/>
+        <w:sz w:val="20"/>
+      </w:rPr>
+    </w:lvl>
+    <w:lvl w:ilvl="8" w:tentative="1">
+      <w:start w:val="1"/>
+      <w:numFmt w:val="bullet"/>
+      <w:lvlText w:val=""/>
+      <w:lvlJc w:val="left"/>
+      <w:pPr>
+        <w:tabs>
+          <w:tab w:val="num" w:pos="6480"/>
+        </w:tabs>
+        <w:ind w:left="6480" w:hanging="360"/>
+      </w:pPr>
+      <w:rPr>
+        <w:rFonts w:ascii="Wingdings" w:hAnsi="Wingdings" w:hint="default"/>
+        <w:sz w:val="20"/>
+      </w:rPr>
+    </w:lvl>
+  </w:abstractNum>
+  <w:abstractNum w:abstractNumId="13">
+    <w:nsid w:val="6D065150"/>
+    <w:multiLevelType w:val="multilevel"/>
+    <w:tmpl w:val="78A4CAB8"/>
+    <w:lvl w:ilvl="0">
+      <w:start w:val="1"/>
+      <w:numFmt w:val="bullet"/>
+      <w:lvlText w:val=""/>
+      <w:lvlJc w:val="left"/>
+      <w:pPr>
+        <w:tabs>
+          <w:tab w:val="num" w:pos="720"/>
+        </w:tabs>
+        <w:ind w:left="720" w:hanging="360"/>
+      </w:pPr>
+      <w:rPr>
+        <w:rFonts w:ascii="Symbol" w:hAnsi="Symbol" w:hint="default"/>
+        <w:sz w:val="20"/>
+      </w:rPr>
+    </w:lvl>
+    <w:lvl w:ilvl="1" w:tentative="1">
+      <w:start w:val="1"/>
+      <w:numFmt w:val="bullet"/>
+      <w:lvlText w:val="o"/>
+      <w:lvlJc w:val="left"/>
+      <w:pPr>
+        <w:tabs>
+          <w:tab w:val="num" w:pos="1440"/>
+        </w:tabs>
+        <w:ind w:left="1440" w:hanging="360"/>
+      </w:pPr>
+      <w:rPr>
+        <w:rFonts w:ascii="Courier New" w:hAnsi="Courier New" w:hint="default"/>
+        <w:sz w:val="20"/>
+      </w:rPr>
+    </w:lvl>
+    <w:lvl w:ilvl="2" w:tentative="1">
+      <w:start w:val="1"/>
+      <w:numFmt w:val="bullet"/>
+      <w:lvlText w:val=""/>
+      <w:lvlJc w:val="left"/>
+      <w:pPr>
+        <w:tabs>
+          <w:tab w:val="num" w:pos="2160"/>
+        </w:tabs>
+        <w:ind w:left="2160" w:hanging="360"/>
+      </w:pPr>
+      <w:rPr>
+        <w:rFonts w:ascii="Wingdings" w:hAnsi="Wingdings" w:hint="default"/>
+        <w:sz w:val="20"/>
+      </w:rPr>
+    </w:lvl>
+    <w:lvl w:ilvl="3" w:tentative="1">
+      <w:start w:val="1"/>
+      <w:numFmt w:val="bullet"/>
+      <w:lvlText w:val=""/>
+      <w:lvlJc w:val="left"/>
+      <w:pPr>
+        <w:tabs>
+          <w:tab w:val="num" w:pos="2880"/>
+        </w:tabs>
+        <w:ind w:left="2880" w:hanging="360"/>
+      </w:pPr>
+      <w:rPr>
+        <w:rFonts w:ascii="Wingdings" w:hAnsi="Wingdings" w:hint="default"/>
+        <w:sz w:val="20"/>
+      </w:rPr>
+    </w:lvl>
+    <w:lvl w:ilvl="4" w:tentative="1">
+      <w:start w:val="1"/>
+      <w:numFmt w:val="bullet"/>
+      <w:lvlText w:val=""/>
+      <w:lvlJc w:val="left"/>
+      <w:pPr>
+        <w:tabs>
+          <w:tab w:val="num" w:pos="3600"/>
+        </w:tabs>
+        <w:ind w:left="3600" w:hanging="360"/>
+      </w:pPr>
+      <w:rPr>
+        <w:rFonts w:ascii="Wingdings" w:hAnsi="Wingdings" w:hint="default"/>
+        <w:sz w:val="20"/>
+      </w:rPr>
+    </w:lvl>
+    <w:lvl w:ilvl="5" w:tentative="1">
+      <w:start w:val="1"/>
+      <w:numFmt w:val="bullet"/>
+      <w:lvlText w:val=""/>
+      <w:lvlJc w:val="left"/>
+      <w:pPr>
+        <w:tabs>
+          <w:tab w:val="num" w:pos="4320"/>
+        </w:tabs>
+        <w:ind w:left="4320" w:hanging="360"/>
+      </w:pPr>
+      <w:rPr>
+        <w:rFonts w:ascii="Wingdings" w:hAnsi="Wingdings" w:hint="default"/>
+        <w:sz w:val="20"/>
+      </w:rPr>
+    </w:lvl>
+    <w:lvl w:ilvl="6" w:tentative="1">
+      <w:start w:val="1"/>
+      <w:numFmt w:val="bullet"/>
+      <w:lvlText w:val=""/>
+      <w:lvlJc w:val="left"/>
+      <w:pPr>
+        <w:tabs>
+          <w:tab w:val="num" w:pos="5040"/>
+        </w:tabs>
+        <w:ind w:left="5040" w:hanging="360"/>
+      </w:pPr>
+      <w:rPr>
+        <w:rFonts w:ascii="Wingdings" w:hAnsi="Wingdings" w:hint="default"/>
+        <w:sz w:val="20"/>
+      </w:rPr>
+    </w:lvl>
+    <w:lvl w:ilvl="7" w:tentative="1">
+      <w:start w:val="1"/>
+      <w:numFmt w:val="bullet"/>
+      <w:lvlText w:val=""/>
+      <w:lvlJc w:val="left"/>
+      <w:pPr>
+        <w:tabs>
+          <w:tab w:val="num" w:pos="5760"/>
+        </w:tabs>
+        <w:ind w:left="5760" w:hanging="360"/>
+      </w:pPr>
+      <w:rPr>
+        <w:rFonts w:ascii="Wingdings" w:hAnsi="Wingdings" w:hint="default"/>
+        <w:sz w:val="20"/>
+      </w:rPr>
+    </w:lvl>
+    <w:lvl w:ilvl="8" w:tentative="1">
+      <w:start w:val="1"/>
+      <w:numFmt w:val="bullet"/>
+      <w:lvlText w:val=""/>
+      <w:lvlJc w:val="left"/>
+      <w:pPr>
+        <w:tabs>
+          <w:tab w:val="num" w:pos="6480"/>
+        </w:tabs>
+        <w:ind w:left="6480" w:hanging="360"/>
+      </w:pPr>
+      <w:rPr>
+        <w:rFonts w:ascii="Wingdings" w:hAnsi="Wingdings" w:hint="default"/>
+        <w:sz w:val="20"/>
+      </w:rPr>
+    </w:lvl>
+  </w:abstractNum>
+  <w:abstractNum w:abstractNumId="14">
     <w:nsid w:val="6FBB3A24"/>
     <w:multiLevelType w:val="hybridMultilevel"/>
     <w:tmpl w:val="55AAE738"/>
@@ -8023,7 +7051,7 @@
       <w:lvlJc w:val="left"/>
     </w:lvl>
   </w:abstractNum>
-  <w:abstractNum w:abstractNumId="9">
+  <w:abstractNum w:abstractNumId="15">
     <w:nsid w:val="74CC0AA1"/>
     <w:multiLevelType w:val="hybridMultilevel"/>
     <w:tmpl w:val="EC3099AC"/>
@@ -8136,7 +7164,7 @@
       </w:rPr>
     </w:lvl>
   </w:abstractNum>
-  <w:abstractNum w:abstractNumId="10">
+  <w:abstractNum w:abstractNumId="16">
     <w:nsid w:val="757E35EF"/>
     <w:multiLevelType w:val="multilevel"/>
     <w:tmpl w:val="BCCEBC14"/>
@@ -8286,19 +7314,19 @@
     </w:lvl>
   </w:abstractNum>
   <w:num w:numId="1">
-    <w:abstractNumId w:val="3"/>
+    <w:abstractNumId w:val="6"/>
     <w:lvlOverride w:ilvl="0">
       <w:startOverride w:val="1"/>
     </w:lvlOverride>
   </w:num>
   <w:num w:numId="2">
-    <w:abstractNumId w:val="7"/>
+    <w:abstractNumId w:val="11"/>
     <w:lvlOverride w:ilvl="0">
       <w:startOverride w:val="1"/>
     </w:lvlOverride>
   </w:num>
   <w:num w:numId="3">
-    <w:abstractNumId w:val="8"/>
+    <w:abstractNumId w:val="14"/>
     <w:lvlOverride w:ilvl="0">
       <w:startOverride w:val="1"/>
     </w:lvlOverride>
@@ -8310,22 +7338,40 @@
     <w:abstractNumId w:val="1"/>
   </w:num>
   <w:num w:numId="6">
+    <w:abstractNumId w:val="9"/>
+  </w:num>
+  <w:num w:numId="7">
     <w:abstractNumId w:val="5"/>
   </w:num>
-  <w:num w:numId="7">
+  <w:num w:numId="8">
+    <w:abstractNumId w:val="10"/>
+  </w:num>
+  <w:num w:numId="9">
+    <w:abstractNumId w:val="15"/>
+  </w:num>
+  <w:num w:numId="10">
+    <w:abstractNumId w:val="16"/>
+  </w:num>
+  <w:num w:numId="11">
+    <w:abstractNumId w:val="8"/>
+  </w:num>
+  <w:num w:numId="12">
+    <w:abstractNumId w:val="3"/>
+  </w:num>
+  <w:num w:numId="13">
+    <w:abstractNumId w:val="4"/>
+  </w:num>
+  <w:num w:numId="14">
+    <w:abstractNumId w:val="7"/>
+  </w:num>
+  <w:num w:numId="15">
     <w:abstractNumId w:val="2"/>
   </w:num>
-  <w:num w:numId="8">
-    <w:abstractNumId w:val="6"/>
+  <w:num w:numId="16">
+    <w:abstractNumId w:val="13"/>
   </w:num>
-  <w:num w:numId="9">
-    <w:abstractNumId w:val="9"/>
-  </w:num>
-  <w:num w:numId="10">
-    <w:abstractNumId w:val="10"/>
-  </w:num>
-  <w:num w:numId="11">
-    <w:abstractNumId w:val="4"/>
+  <w:num w:numId="17">
+    <w:abstractNumId w:val="12"/>
   </w:num>
 </w:numbering>
 </file>
@@ -8562,6 +7608,7 @@
   <w:style w:type="character" w:default="1" w:styleId="DefaultParagraphFont">
     <w:name w:val="Default Paragraph Font"/>
     <w:uiPriority w:val="1"/>
+    <w:semiHidden/>
     <w:unhideWhenUsed/>
   </w:style>
   <w:style w:type="table" w:default="1" w:styleId="TableNormal">
@@ -9003,6 +8050,7 @@
   <w:style w:type="character" w:default="1" w:styleId="DefaultParagraphFont">
     <w:name w:val="Default Paragraph Font"/>
     <w:uiPriority w:val="1"/>
+    <w:semiHidden/>
     <w:unhideWhenUsed/>
   </w:style>
   <w:style w:type="table" w:default="1" w:styleId="TableNormal">
